--- a/doc/Business Case.docx
+++ b/doc/Business Case.docx
@@ -2490,28 +2490,22 @@
     <w:p>
       <w:pPr>
         <w:ind w:left="360"/>
-        <w:rPr>
-          <w:color w:val="008000"/>
-        </w:rPr>
-      </w:pPr>
-      <w:r>
-        <w:rPr>
-          <w:color w:val="008000"/>
-        </w:rPr>
-        <w:t xml:space="preserve">This section should provide general information on the issues surrounding the business problem and the proposed project or initiative created to address it.  Usually, this section is completed last after all other sections of the business case have been written.  This is because the executive summary is exactly that, a summary of the detail that is provided in subsequent sections of the document. </w:t>
-      </w:r>
+      </w:pPr>
     </w:p>
     <w:p>
       <w:pPr>
         <w:ind w:left="360"/>
       </w:pPr>
-    </w:p>
-    <w:p>
-      <w:pPr>
-        <w:ind w:left="360"/>
-      </w:pPr>
-      <w:r>
-        <w:t>This business case outlines how the Web Platform (WP) Project will address current business concerns, the benefits of the project, and recommendations and justification of the project.  The business case also discusses detailed project goals, performance measures, assumptions, constraints, and alternative options.</w:t>
+      <w:r>
+        <w:t xml:space="preserve">This business case outlines how the Data Warehouse (DW) project will transfer real-time stock information from a Data Collection team to an </w:t>
+      </w:r>
+      <w:proofErr w:type="spellStart"/>
+      <w:r>
+        <w:t>XGBoost</w:t>
+      </w:r>
+      <w:proofErr w:type="spellEnd"/>
+      <w:r>
+        <w:t xml:space="preserve"> system, designed to predict future stock values. The business case also discusses project goals, performance statistics, assumptions, constraints, and alternative options.</w:t>
       </w:r>
     </w:p>
     <w:p>
@@ -2628,11 +2622,11 @@
         <w:ind w:left="810"/>
       </w:pPr>
       <w:r>
-        <w:t xml:space="preserve">Moving to a centralized web-based administrative platform will enable Smith Consulting to manage its employee payroll systems and administrative functions in a seamless and consolidated manner.  This technology migration will reduce overhead </w:t>
+        <w:t xml:space="preserve">Moving to a centralized web-based administrative platform will enable Smith Consulting to manage its employee payroll systems and administrative functions in a seamless and consolidated manner.  This technology migration will reduce overhead costs associated with the large workforce currently required to manage these tasks.  De-centralized employees will have more autonomy to manage their payroll elections, training, reporting, and various other administrative tasks.  The company will also benefit from more timely and accurate financial reporting as a result of our regional managers’ ability to enter and continuously update their financial metrics.  This real </w:t>
       </w:r>
       <w:r>
         <w:lastRenderedPageBreak/>
-        <w:t>costs associated with the large workforce currently required to manage these tasks.  De-centralized employees will have more autonomy to manage their payroll elections, training, reporting, and various other administrative tasks.  The company will also benefit from more timely and accurate financial reporting as a result of our regional managers’ ability to enter and continuously update their financial metrics.  This real time access reduces errors, improves cycle time, and is readily available to any authorized user.</w:t>
+        <w:t>time access reduces errors, improves cycle time, and is readily available to any authorized user.</w:t>
       </w:r>
     </w:p>
     <w:p>
@@ -2787,8 +2781,11 @@
         <w:ind w:left="810"/>
       </w:pPr>
       <w:r>
+        <w:t xml:space="preserve">The migration of payroll and other administrative functions from the legacy mainframe system to the web-based platform will result in greater efficiency with regards to company resources and business processes.  The WP Project is also aligned with corporate strategy and objectives since it uses technology to improve the way we do business.  While other alternatives and the status quo were analyzed, the WP Project was selected for proposal in this business case because it provides the best opportunity </w:t>
+      </w:r>
+      <w:r>
         <w:lastRenderedPageBreak/>
-        <w:t>The migration of payroll and other administrative functions from the legacy mainframe system to the web-based platform will result in greater efficiency with regards to company resources and business processes.  The WP Project is also aligned with corporate strategy and objectives since it uses technology to improve the way we do business.  While other alternatives and the status quo were analyzed, the WP Project was selected for proposal in this business case because it provides the best opportunity to realize benefits in an expedited manner while also allowing for the greatest improvement in efficiency and cost reduction.  Other alternatives assumed greater risk, provided less benefits, were too difficult to define, or were not suitably aligned with current corporate strategy and/or objectives.</w:t>
+        <w:t>to realize benefits in an expedited manner while also allowing for the greatest improvement in efficiency and cost reduction.  Other alternatives assumed greater risk, provided less benefits, were too difficult to define, or were not suitably aligned with current corporate strategy and/or objectives.</w:t>
       </w:r>
     </w:p>
     <w:p>
@@ -3257,19 +3254,7 @@
               <w:rPr>
                 <w:rFonts w:asciiTheme="minorHAnsi" w:hAnsiTheme="minorHAnsi"/>
               </w:rPr>
-              <w:t xml:space="preserve">Creates and completes project </w:t>
-            </w:r>
-            <w:r>
-              <w:rPr>
-                <w:rFonts w:asciiTheme="minorHAnsi" w:hAnsiTheme="minorHAnsi"/>
-              </w:rPr>
-              <w:t>requirements and</w:t>
-            </w:r>
-            <w:r>
-              <w:rPr>
-                <w:rFonts w:asciiTheme="minorHAnsi" w:hAnsiTheme="minorHAnsi"/>
-              </w:rPr>
-              <w:t xml:space="preserve"> fulfills the project features.</w:t>
+              <w:t>Creates and completes project requirements and fulfills the project features.</w:t>
             </w:r>
           </w:p>
         </w:tc>
@@ -3334,19 +3319,7 @@
               <w:rPr>
                 <w:rFonts w:asciiTheme="minorHAnsi" w:hAnsiTheme="minorHAnsi"/>
               </w:rPr>
-              <w:t xml:space="preserve">Creates and completes project </w:t>
-            </w:r>
-            <w:r>
-              <w:rPr>
-                <w:rFonts w:asciiTheme="minorHAnsi" w:hAnsiTheme="minorHAnsi"/>
-              </w:rPr>
-              <w:t>requirements and</w:t>
-            </w:r>
-            <w:r>
-              <w:rPr>
-                <w:rFonts w:asciiTheme="minorHAnsi" w:hAnsiTheme="minorHAnsi"/>
-              </w:rPr>
-              <w:t xml:space="preserve"> fulfills the project features.</w:t>
+              <w:t>Creates and completes project requirements and fulfills the project features.</w:t>
             </w:r>
           </w:p>
         </w:tc>
@@ -3440,7 +3413,6 @@
           <w:sz w:val="24"/>
           <w:szCs w:val="24"/>
         </w:rPr>
-        <w:lastRenderedPageBreak/>
         <w:t>Pro</w:t>
       </w:r>
       <w:bookmarkEnd w:id="6"/>
@@ -3478,7 +3450,11 @@
         <w:ind w:left="810"/>
       </w:pPr>
       <w:r>
-        <w:t>Since its inception, Smith Consulting has relied upon a mainframe system to manage payroll and other administrative employee functions.  As the number of employees grows, so does the burden placed upon headquarters to effectively manage the company’s administration at acceptable levels.  In the last two years Smith Consulting has hired 5 employees into overhead positions to help manage and run the day to day administration operations.  These positions provide little or no return on investment as they are not billable positions and only maintain the status quo; they do nothing to improve the management of the company’s administration.  Additionally, employees must currently call their regional managers to enter their work hours and raise any concerns regarding payroll and administrative tasks.  This places a large burden on managers who much balance these requirements with their day to day billable tasks.</w:t>
+        <w:t xml:space="preserve">Since its inception, Smith Consulting has relied upon a mainframe system to manage payroll and other administrative employee functions.  As the number of employees </w:t>
+      </w:r>
+      <w:r>
+        <w:lastRenderedPageBreak/>
+        <w:t>grows, so does the burden placed upon headquarters to effectively manage the company’s administration at acceptable levels.  In the last two years Smith Consulting has hired 5 employees into overhead positions to help manage and run the day to day administration operations.  These positions provide little or no return on investment as they are not billable positions and only maintain the status quo; they do nothing to improve the management of the company’s administration.  Additionally, employees must currently call their regional managers to enter their work hours and raise any concerns regarding payroll and administrative tasks.  This places a large burden on managers who much balance these requirements with their day to day billable tasks.</w:t>
       </w:r>
     </w:p>
     <w:p>
@@ -3572,23 +3548,20 @@
         <w:ind w:left="810"/>
       </w:pPr>
       <w:r>
-        <w:t xml:space="preserve">Roles and Responsibilities: in addition to the WP Project allowing greater autonomy to employees and less burden on managers, the manpower required to appropriately staff human resources and payroll departments will be reduced.  While we greatly </w:t>
-      </w:r>
+        <w:t>Roles and Responsibilities: in addition to the WP Project allowing greater autonomy to employees and less burden on managers, the manpower required to appropriately staff human resources and payroll departments will be reduced.  While we greatly value our employees, the reduction of non-billable overhead positions will directly reflect in our bottom line and provide an immediate return on our investment.  The new platform will be managed by the IT group and we do not anticipate any changes to IT staffing requirements.</w:t>
+      </w:r>
+    </w:p>
+    <w:p>
+      <w:pPr>
+        <w:ind w:left="810"/>
+      </w:pPr>
+    </w:p>
+    <w:p>
+      <w:pPr>
+        <w:ind w:left="810"/>
+      </w:pPr>
       <w:r>
         <w:lastRenderedPageBreak/>
-        <w:t>value our employees, the reduction of non-billable overhead positions will directly reflect in our bottom line and provide an immediate return on our investment.  The new platform will be managed by the IT group and we do not anticipate any changes to IT staffing requirements.</w:t>
-      </w:r>
-    </w:p>
-    <w:p>
-      <w:pPr>
-        <w:ind w:left="810"/>
-      </w:pPr>
-    </w:p>
-    <w:p>
-      <w:pPr>
-        <w:ind w:left="810"/>
-      </w:pPr>
-      <w:r>
         <w:t>Hardware/Software:  in addition to the software and licensing for the project, Smith Consulting will be required to purchase additional servers to accommodate the platform and its anticipated growth for the next 10 years.</w:t>
       </w:r>
     </w:p>
@@ -3756,29 +3729,26 @@
         <w:rPr>
           <w:color w:val="008000"/>
         </w:rPr>
-        <w:t xml:space="preserve">This section describes high-level information about the project to include a description, goals and objectives, performance criteria, assumptions, constraints, and milestones.  This section consolidates all project-specific information into one chapter and allows for an easy </w:t>
-      </w:r>
-      <w:r>
-        <w:rPr>
-          <w:color w:val="008000"/>
-        </w:rPr>
+        <w:t>This section describes high-level information about the project to include a description, goals and objectives, performance criteria, assumptions, constraints, and milestones.  This section consolidates all project-specific information into one chapter and allows for an easy understanding of the project since the baseline business problem, impacts, and recommendations have already been established.</w:t>
+      </w:r>
+    </w:p>
+    <w:p>
+      <w:pPr>
+        <w:rPr>
+          <w:color w:val="0033CC"/>
+        </w:rPr>
+      </w:pPr>
+    </w:p>
+    <w:p>
+      <w:pPr>
+        <w:ind w:left="360"/>
+      </w:pPr>
+      <w:r>
+        <w:t xml:space="preserve">The WP Project overview provides detail for how this project will address Smith Consulting’s business problem.  The overview consists of a project description, goals and objectives for the WP Project, project performance criteria, project assumptions, constraints, and major </w:t>
+      </w:r>
+      <w:r>
         <w:lastRenderedPageBreak/>
-        <w:t>understanding of the project since the baseline business problem, impacts, and recommendations have already been established.</w:t>
-      </w:r>
-    </w:p>
-    <w:p>
-      <w:pPr>
-        <w:rPr>
-          <w:color w:val="0033CC"/>
-        </w:rPr>
-      </w:pPr>
-    </w:p>
-    <w:p>
-      <w:pPr>
-        <w:ind w:left="360"/>
-      </w:pPr>
-      <w:r>
-        <w:t>The WP Project overview provides detail for how this project will address Smith Consulting’s business problem.  The overview consists of a project description, goals and objectives for the WP Project, project performance criteria, project assumptions, constraints, and major milestones.  As the project is approved and moves forward, each of these components will be expanded to include a greater level of detail in working toward the project plan.</w:t>
+        <w:t>milestones.  As the project is approved and moves forward, each of these components will be expanded to include a greater level of detail in working toward the project plan.</w:t>
       </w:r>
     </w:p>
     <w:p>
@@ -4107,6 +4077,7 @@
               <w:rPr>
                 <w:rFonts w:asciiTheme="minorHAnsi" w:hAnsiTheme="minorHAnsi"/>
               </w:rPr>
+              <w:lastRenderedPageBreak/>
               <w:t>Improve staff efficiency</w:t>
             </w:r>
           </w:p>
@@ -4653,7 +4624,6 @@
         <w:ind w:left="1080" w:hanging="270"/>
       </w:pPr>
       <w:r>
-        <w:lastRenderedPageBreak/>
         <w:t>All staff and employees will be trained accordingly in their respective data entry, timesheet, and reporting tasks on the new web-based system</w:t>
       </w:r>
     </w:p>
@@ -4678,6 +4648,7 @@
         <w:ind w:left="1080" w:hanging="270"/>
       </w:pPr>
       <w:r>
+        <w:lastRenderedPageBreak/>
         <w:t>Funding is available for purchasing hardware/software for web-based system</w:t>
       </w:r>
     </w:p>
@@ -4943,7 +4914,6 @@
                 <w:bCs/>
                 <w:sz w:val="16"/>
               </w:rPr>
-              <w:lastRenderedPageBreak/>
               <w:t xml:space="preserve">Milestones/Deliverables  </w:t>
             </w:r>
           </w:p>
@@ -5086,6 +5056,7 @@
               <w:rPr>
                 <w:rFonts w:asciiTheme="minorHAnsi" w:hAnsiTheme="minorHAnsi"/>
               </w:rPr>
+              <w:lastRenderedPageBreak/>
               <w:t>Project Kickoff</w:t>
             </w:r>
           </w:p>
@@ -5797,14 +5768,14 @@
         <w:rPr>
           <w:color w:val="008000"/>
         </w:rPr>
-        <w:t xml:space="preserve">Many consider this one of the most important parts of a business case as it is often the costs or savings a project yields which win final approval to go forward.  It is important to </w:t>
+        <w:t xml:space="preserve">Many consider this one of the most important parts of a business case as it is often the costs or savings a project yields which win final approval to go forward.  It is important to quantify the financial benefits of the project as much as possible in the business case.  This is usually done in the form of a cost benefit analysis.  The purpose of this is to illustrate the </w:t>
       </w:r>
       <w:r>
         <w:rPr>
           <w:color w:val="008000"/>
         </w:rPr>
         <w:lastRenderedPageBreak/>
-        <w:t>quantify the financial benefits of the project as much as possible in the business case.  This is usually done in the form of a cost benefit analysis.  The purpose of this is to illustrate the costs of the project and compare them with the benefits and savings to determine if the project is worth pursuing.</w:t>
+        <w:t>costs of the project and compare them with the benefits and savings to determine if the project is worth pursuing.</w:t>
       </w:r>
     </w:p>
     <w:p>

--- a/doc/Business Case.docx
+++ b/doc/Business Case.docx
@@ -91,11 +91,19 @@
           <w:rFonts w:eastAsia="Times New Roman" w:cs="Times New Roman"/>
         </w:rPr>
       </w:pPr>
+      <w:proofErr w:type="gramStart"/>
       <w:r>
         <w:rPr>
           <w:rFonts w:eastAsia="Times New Roman" w:cs="Times New Roman"/>
         </w:rPr>
-        <w:t>welcome your comments. Public distribution of this document is only permitted</w:t>
+        <w:t>welcome</w:t>
+      </w:r>
+      <w:proofErr w:type="gramEnd"/>
+      <w:r>
+        <w:rPr>
+          <w:rFonts w:eastAsia="Times New Roman" w:cs="Times New Roman"/>
+        </w:rPr>
+        <w:t xml:space="preserve"> your comments. Public distribution of this document is only permitted</w:t>
       </w:r>
     </w:p>
     <w:p>
@@ -2497,15 +2505,7 @@
         <w:ind w:left="360"/>
       </w:pPr>
       <w:r>
-        <w:t xml:space="preserve">This business case outlines how the Data Warehouse (DW) project will transfer real-time stock information from a Data Collection team to an </w:t>
-      </w:r>
-      <w:proofErr w:type="spellStart"/>
-      <w:r>
-        <w:t>XGBoost</w:t>
-      </w:r>
-      <w:proofErr w:type="spellEnd"/>
-      <w:r>
-        <w:t xml:space="preserve"> system, designed to predict future stock values. The business case also discusses project goals, performance statistics, assumptions, constraints, and alternative options.</w:t>
+        <w:t>This business case outlines how the Data Warehouse (DW) project will transfer real-time stock information from a Data Collection team to an XGBoost system, designed to predict future stock values. The business case also discusses project goals, performance statistics, assumptions, constraints, and alternative options.</w:t>
       </w:r>
     </w:p>
     <w:p>
@@ -2541,28 +2541,9 @@
     <w:p>
       <w:pPr>
         <w:ind w:left="810"/>
-        <w:rPr>
-          <w:color w:val="008000"/>
-        </w:rPr>
-      </w:pPr>
-      <w:r>
-        <w:rPr>
-          <w:color w:val="008000"/>
-        </w:rPr>
-        <w:t>This section should briefly describe the business problem that the proposed project will address.  This section should not describe how the problem will be addressed, only what the problem is.</w:t>
-      </w:r>
-    </w:p>
-    <w:p>
-      <w:pPr>
-        <w:ind w:left="810"/>
-      </w:pPr>
-    </w:p>
-    <w:p>
-      <w:pPr>
-        <w:ind w:left="810"/>
-      </w:pPr>
-      <w:r>
-        <w:t>Because of an expanding client base, Smith Consulting has moved to a de-centralized business model over the last 2 years.  As we continue to support more clients in more locations, the administration of our workforce has become more difficult.  Until now, many of our internal requirements such as reporting, payroll activities, and resource management have been done via legacy mainframe systems.  As our workforce expands in numbers and area, these legacy mainframe systems have become inadequate to effectively manage these administrative activities. This inadequacy is manifested in higher costs and increased employee turnover which we have seen over the last 12 months.  In order to more effectively manage our administration, reduce costs, and improve employee turnover, Smith Consulting must move to a web-based application as outlined in this business case for the WP Project.  By doing so, employees will assume a greater role in managing their administrative issues, have access to timesheets securely online, and the company can manage its administration from one central and common platform.</w:t>
+      </w:pPr>
+      <w:r>
+        <w:t>The XGBoost project requires a remotely accessible data warehouse service, that ingests real-time market data from the Data Collection team’s system and creates features and formats the data to be used for training in a XGBoost machine learning model. The data warehouse system must be hosted on a remote server, with high system security, to prevent historical data loss.</w:t>
       </w:r>
     </w:p>
     <w:p>
@@ -2622,11 +2603,23 @@
         <w:ind w:left="810"/>
       </w:pPr>
       <w:r>
-        <w:t xml:space="preserve">Moving to a centralized web-based administrative platform will enable Smith Consulting to manage its employee payroll systems and administrative functions in a seamless and consolidated manner.  This technology migration will reduce overhead costs associated with the large workforce currently required to manage these tasks.  De-centralized employees will have more autonomy to manage their payroll elections, training, reporting, and various other administrative tasks.  The company will also benefit from more timely and accurate financial reporting as a result of our regional managers’ ability to enter and continuously update their financial metrics.  This real </w:t>
-      </w:r>
-      <w:r>
-        <w:lastRenderedPageBreak/>
-        <w:t>time access reduces errors, improves cycle time, and is readily available to any authorized user.</w:t>
+        <w:t xml:space="preserve">Moving to a centralized web-based administrative platform will enable Smith Consulting to manage its employee payroll systems and administrative functions in a seamless and consolidated manner.  This </w:t>
+      </w:r>
+      <w:proofErr w:type="gramStart"/>
+      <w:r>
+        <w:t>technology</w:t>
+      </w:r>
+      <w:proofErr w:type="gramEnd"/>
+      <w:r>
+        <w:t xml:space="preserve"> migration will reduce overhead costs associated with the large workforce currently required to manage these tasks.  De-centralized employees will have more autonomy to manage their payroll elections, training, reporting, and various other administrative tasks.  The company will also benefit from more timely and accurate financial reporting </w:t>
+      </w:r>
+      <w:proofErr w:type="gramStart"/>
+      <w:r>
+        <w:t>as a result of</w:t>
+      </w:r>
+      <w:proofErr w:type="gramEnd"/>
+      <w:r>
+        <w:t xml:space="preserve"> our regional managers’ ability to enter and continuously update their financial metrics.  This real time access reduces errors, improves cycle time, and is readily available to any authorized user.</w:t>
       </w:r>
     </w:p>
     <w:p>
@@ -2670,7 +2663,21 @@
         <w:rPr>
           <w:color w:val="008000"/>
         </w:rPr>
-        <w:t>This section summarizes the approach for how the project will address the business problem.  This section should also describe how desirable results will be achieved by moving forward with the project.</w:t>
+        <w:t xml:space="preserve">This section summarizes the approach </w:t>
+      </w:r>
+      <w:proofErr w:type="gramStart"/>
+      <w:r>
+        <w:rPr>
+          <w:color w:val="008000"/>
+        </w:rPr>
+        <w:t>for</w:t>
+      </w:r>
+      <w:proofErr w:type="gramEnd"/>
+      <w:r>
+        <w:rPr>
+          <w:color w:val="008000"/>
+        </w:rPr>
+        <w:t xml:space="preserve"> how the project will address the business problem.  This section should also describe how desirable results will be achieved by moving forward with the project.</w:t>
       </w:r>
     </w:p>
     <w:p>
@@ -2683,7 +2690,19 @@
         <w:ind w:left="810"/>
       </w:pPr>
       <w:r>
-        <w:t>Various options and alternatives were analyzed to determine the best way to leverage technology to improve the business processes and reduce the overhead costs within Smith Consulting.  The approach described herein allows us to meet our corporate objectives of continuously improving efficiency, reducing costs, and capitalizing on technology.  The recommended WP Project will methodically migrate the data and functions of our current mainframe system to our new web-based platform in order to preserve data integrity and allow adequate time to train all employees and managers on their responsibilities and respective administrative functions.  The web-based platform is compatible with all other current IT systems and will improve the efficiency and accuracy of reporting throughout the company.  Some of the ways that this technology will achieve its desired results are:</w:t>
+        <w:t xml:space="preserve">Various options and alternatives were analyzed to determine the best way to leverage technology to improve the business processes and reduce the overhead costs within Smith Consulting.  The approach described herein allows us to meet our corporate objectives of continuously improving efficiency, reducing costs, and capitalizing on technology.  The recommended WP Project will methodically migrate the data and </w:t>
+      </w:r>
+      <w:r>
+        <w:lastRenderedPageBreak/>
+        <w:t xml:space="preserve">functions of our current mainframe system to our new web-based platform </w:t>
+      </w:r>
+      <w:proofErr w:type="gramStart"/>
+      <w:r>
+        <w:t>in order to</w:t>
+      </w:r>
+      <w:proofErr w:type="gramEnd"/>
+      <w:r>
+        <w:t xml:space="preserve"> preserve data integrity and allow adequate time to train all employees and managers on their responsibilities and respective administrative functions.  The web-based platform is compatible with all other current IT systems and will improve the efficiency and accuracy of reporting throughout the company.  Some of the ways that this technology will achieve its desired results are:</w:t>
       </w:r>
     </w:p>
     <w:p>
@@ -2700,7 +2719,15 @@
         <w:ind w:left="1080" w:hanging="270"/>
       </w:pPr>
       <w:r>
-        <w:t>Employees will be able to enter and edit their timesheet data at any time from any location instead of phoning their data to their regional manager for entry into the mainframe system</w:t>
+        <w:t xml:space="preserve">Employees will be able to enter and edit their </w:t>
+      </w:r>
+      <w:proofErr w:type="gramStart"/>
+      <w:r>
+        <w:t>timesheet</w:t>
+      </w:r>
+      <w:proofErr w:type="gramEnd"/>
+      <w:r>
+        <w:t xml:space="preserve"> data at any time from any location instead of phoning their data to their regional manager for entry into the mainframe system</w:t>
       </w:r>
     </w:p>
     <w:p>
@@ -2712,7 +2739,15 @@
         <w:ind w:left="1080" w:hanging="270"/>
       </w:pPr>
       <w:r>
-        <w:t>Timesheet and payroll data will be immediately accessible for quality control and reporting purposes which will reduce the need for staff in non-billable positions to gather, analyze and compile data</w:t>
+        <w:t xml:space="preserve">Timesheet and payroll data will be immediately accessible for quality control and reporting </w:t>
+      </w:r>
+      <w:proofErr w:type="gramStart"/>
+      <w:r>
+        <w:t>purposes</w:t>
+      </w:r>
+      <w:proofErr w:type="gramEnd"/>
+      <w:r>
+        <w:t xml:space="preserve"> which will reduce the need for staff in non-billable positions to gather, analyze and compile data</w:t>
       </w:r>
     </w:p>
     <w:p>
@@ -2781,11 +2816,7 @@
         <w:ind w:left="810"/>
       </w:pPr>
       <w:r>
-        <w:t xml:space="preserve">The migration of payroll and other administrative functions from the legacy mainframe system to the web-based platform will result in greater efficiency with regards to company resources and business processes.  The WP Project is also aligned with corporate strategy and objectives since it uses technology to improve the way we do business.  While other alternatives and the status quo were analyzed, the WP Project was selected for proposal in this business case because it provides the best opportunity </w:t>
-      </w:r>
-      <w:r>
-        <w:lastRenderedPageBreak/>
-        <w:t>to realize benefits in an expedited manner while also allowing for the greatest improvement in efficiency and cost reduction.  Other alternatives assumed greater risk, provided less benefits, were too difficult to define, or were not suitably aligned with current corporate strategy and/or objectives.</w:t>
+        <w:t>The migration of payroll and other administrative functions from the legacy mainframe system to the web-based platform will result in greater efficiency with regards to company resources and business processes.  The WP Project is also aligned with corporate strategy and objectives since it uses technology to improve the way we do business.  While other alternatives and the status quo were analyzed, the WP Project was selected for proposal in this business case because it provides the best opportunity to realize benefits in an expedited manner while also allowing for the greatest improvement in efficiency and cost reduction.  Other alternatives assumed greater risk, provided less benefits, were too difficult to define, or were not suitably aligned with current corporate strategy and/or objectives.</w:t>
       </w:r>
     </w:p>
     <w:p>
@@ -2877,6 +2908,7 @@
           <w:sz w:val="28"/>
           <w:szCs w:val="28"/>
         </w:rPr>
+        <w:lastRenderedPageBreak/>
         <w:t>Business Case Analysis Team</w:t>
       </w:r>
       <w:bookmarkEnd w:id="5"/>
@@ -3450,19 +3482,59 @@
         <w:ind w:left="810"/>
       </w:pPr>
       <w:r>
-        <w:t xml:space="preserve">Since its inception, Smith Consulting has relied upon a mainframe system to manage payroll and other administrative employee functions.  As the number of employees </w:t>
+        <w:t xml:space="preserve">Since its inception, Smith Consulting has relied upon a mainframe system to manage payroll and other administrative employee functions.  As the number of employees grows, so does the burden placed upon headquarters to effectively manage the company’s administration at acceptable levels.  In the last two years Smith Consulting has hired 5 employees into overhead positions to help manage and run the </w:t>
+      </w:r>
+      <w:proofErr w:type="gramStart"/>
+      <w:r>
+        <w:t>day to day</w:t>
+      </w:r>
+      <w:proofErr w:type="gramEnd"/>
+      <w:r>
+        <w:t xml:space="preserve"> administration operations.  These positions provide little or no return on investment as they are not billable positions and only maintain the status quo; they do nothing to improve the management of the company’s administration.  Additionally, employees </w:t>
+      </w:r>
+      <w:proofErr w:type="gramStart"/>
+      <w:r>
+        <w:t>must currently</w:t>
+      </w:r>
+      <w:proofErr w:type="gramEnd"/>
+      <w:r>
+        <w:t xml:space="preserve"> call their regional managers to enter their work hours and raise any concerns regarding payroll and administrative tasks.  This places a large burden on managers who much balance these requirements with their </w:t>
+      </w:r>
+      <w:proofErr w:type="gramStart"/>
+      <w:r>
+        <w:t>day to day</w:t>
+      </w:r>
+      <w:proofErr w:type="gramEnd"/>
+      <w:r>
+        <w:t xml:space="preserve"> billable tasks.</w:t>
+      </w:r>
+    </w:p>
+    <w:p>
+      <w:pPr>
+        <w:ind w:left="810"/>
+      </w:pPr>
+      <w:r>
+        <w:t xml:space="preserve">Reporting is another problem area associated with the legacy mainframe system.  All weekly and monthly financial reports must be generated </w:t>
+      </w:r>
+      <w:proofErr w:type="gramStart"/>
+      <w:r>
+        <w:t>manually</w:t>
+      </w:r>
+      <w:proofErr w:type="gramEnd"/>
+      <w:r>
+        <w:t xml:space="preserve"> which allows for a </w:t>
       </w:r>
       <w:r>
         <w:lastRenderedPageBreak/>
-        <w:t>grows, so does the burden placed upon headquarters to effectively manage the company’s administration at acceptable levels.  In the last two years Smith Consulting has hired 5 employees into overhead positions to help manage and run the day to day administration operations.  These positions provide little or no return on investment as they are not billable positions and only maintain the status quo; they do nothing to improve the management of the company’s administration.  Additionally, employees must currently call their regional managers to enter their work hours and raise any concerns regarding payroll and administrative tasks.  This places a large burden on managers who much balance these requirements with their day to day billable tasks.</w:t>
-      </w:r>
-    </w:p>
-    <w:p>
-      <w:pPr>
-        <w:ind w:left="810"/>
-      </w:pPr>
-      <w:r>
-        <w:t>Reporting is another problem area associated with the legacy mainframe system.  All weekly and monthly financial reports must be generated manually which allows for a high probability of error and require significant amounts of time.  These manual tasks further add to the burden and expense of the company.</w:t>
+        <w:t xml:space="preserve">high probability of error and </w:t>
+      </w:r>
+      <w:proofErr w:type="gramStart"/>
+      <w:r>
+        <w:t>require</w:t>
+      </w:r>
+      <w:proofErr w:type="gramEnd"/>
+      <w:r>
+        <w:t xml:space="preserve"> significant amounts of time.  These manual tasks further add to the burden and expense of the company.</w:t>
       </w:r>
     </w:p>
     <w:p>
@@ -3506,7 +3578,21 @@
         <w:rPr>
           <w:color w:val="008000"/>
         </w:rPr>
-        <w:t>This section describes how the proposed project will modify or affect the organizational processes, tools, hardware, and/or software.  It should also explain any new roles which would be created or how existing roles may change as a result of the project.</w:t>
+        <w:t xml:space="preserve">This section describes how the proposed project will modify or affect the organizational processes, tools, hardware, and/or software.  It should also explain any new roles which would be created or how existing roles may change </w:t>
+      </w:r>
+      <w:proofErr w:type="gramStart"/>
+      <w:r>
+        <w:rPr>
+          <w:color w:val="008000"/>
+        </w:rPr>
+        <w:t>as a result of</w:t>
+      </w:r>
+      <w:proofErr w:type="gramEnd"/>
+      <w:r>
+        <w:rPr>
+          <w:color w:val="008000"/>
+        </w:rPr>
+        <w:t xml:space="preserve"> the project.</w:t>
       </w:r>
     </w:p>
     <w:p>
@@ -3519,7 +3605,15 @@
         <w:ind w:left="810"/>
       </w:pPr>
       <w:r>
-        <w:t>The WP Project will impact Smith Consulting in several ways.  The following provides a high-level explanation of how the organization, tools, processes, and roles and responsibilities will be affected as a result of the WP Project implementation:</w:t>
+        <w:t xml:space="preserve">The WP Project will impact Smith Consulting in several ways.  The following provides a high-level explanation of how the organization, tools, processes, and roles and responsibilities will be affected </w:t>
+      </w:r>
+      <w:proofErr w:type="gramStart"/>
+      <w:r>
+        <w:t>as a result of</w:t>
+      </w:r>
+      <w:proofErr w:type="gramEnd"/>
+      <w:r>
+        <w:t xml:space="preserve"> the WP Project implementation:</w:t>
       </w:r>
     </w:p>
     <w:p>
@@ -3548,7 +3642,23 @@
         <w:ind w:left="810"/>
       </w:pPr>
       <w:r>
-        <w:t>Roles and Responsibilities: in addition to the WP Project allowing greater autonomy to employees and less burden on managers, the manpower required to appropriately staff human resources and payroll departments will be reduced.  While we greatly value our employees, the reduction of non-billable overhead positions will directly reflect in our bottom line and provide an immediate return on our investment.  The new platform will be managed by the IT group and we do not anticipate any changes to IT staffing requirements.</w:t>
+        <w:t xml:space="preserve">Roles and Responsibilities: in addition to the WP Project allowing greater autonomy to employees and less burden on managers, the manpower required to appropriately staff human resources and payroll departments will be reduced.  While we greatly value our employees, the reduction of non-billable overhead positions will directly </w:t>
+      </w:r>
+      <w:proofErr w:type="gramStart"/>
+      <w:r>
+        <w:t>reflect in</w:t>
+      </w:r>
+      <w:proofErr w:type="gramEnd"/>
+      <w:r>
+        <w:t xml:space="preserve"> our bottom line and provide an immediate return on our investment.  The new platform will be managed by the IT </w:t>
+      </w:r>
+      <w:proofErr w:type="gramStart"/>
+      <w:r>
+        <w:t>group</w:t>
+      </w:r>
+      <w:proofErr w:type="gramEnd"/>
+      <w:r>
+        <w:t xml:space="preserve"> and we do not anticipate any changes to IT staffing requirements.</w:t>
       </w:r>
     </w:p>
     <w:p>
@@ -3561,7 +3671,6 @@
         <w:ind w:left="810"/>
       </w:pPr>
       <w:r>
-        <w:lastRenderedPageBreak/>
         <w:t>Hardware/Software:  in addition to the software and licensing for the project, Smith Consulting will be required to purchase additional servers to accommodate the platform and its anticipated growth for the next 10 years.</w:t>
       </w:r>
     </w:p>
@@ -3606,7 +3715,21 @@
         <w:rPr>
           <w:color w:val="008000"/>
         </w:rPr>
-        <w:t xml:space="preserve">This section provides a high-level overview of how the new technology will be implemented and how data from the legacy technology will be migrated.  This section should also explain any outstanding technical requirements and obstacles which need to be addressed.  </w:t>
+        <w:t xml:space="preserve">This section provides a high-level overview of how the new technology will be implemented and how data from the legacy technology will </w:t>
+      </w:r>
+      <w:proofErr w:type="gramStart"/>
+      <w:r>
+        <w:rPr>
+          <w:color w:val="008000"/>
+        </w:rPr>
+        <w:t>be migrated</w:t>
+      </w:r>
+      <w:proofErr w:type="gramEnd"/>
+      <w:r>
+        <w:rPr>
+          <w:color w:val="008000"/>
+        </w:rPr>
+        <w:t xml:space="preserve">.  This section should also explain any outstanding technical requirements and obstacles which need to be addressed.  </w:t>
       </w:r>
     </w:p>
     <w:p>
@@ -3621,8 +3744,25 @@
       <w:pPr>
         <w:ind w:left="810"/>
       </w:pPr>
-      <w:r>
-        <w:t>In order to effectively migrate existing data from our legacy platform to the new Web-based platform, a phased approach has been developed which will result in minimal/no disruption to day to day operations, administration, and payroll activities.  The following is a high-level overview of the phased approach:</w:t>
+      <w:proofErr w:type="gramStart"/>
+      <w:r>
+        <w:t>In order to</w:t>
+      </w:r>
+      <w:proofErr w:type="gramEnd"/>
+      <w:r>
+        <w:t xml:space="preserve"> effectively migrate existing data from our legacy platform to the new Web-based platform, a phased approach has been developed which will result in minimal/no </w:t>
+      </w:r>
+      <w:r>
+        <w:lastRenderedPageBreak/>
+        <w:t xml:space="preserve">disruption to </w:t>
+      </w:r>
+      <w:proofErr w:type="gramStart"/>
+      <w:r>
+        <w:t>day to day</w:t>
+      </w:r>
+      <w:proofErr w:type="gramEnd"/>
+      <w:r>
+        <w:t xml:space="preserve"> operations, administration, and payroll activities.  The following is a high-level overview of the phased approach:</w:t>
       </w:r>
     </w:p>
     <w:p/>
@@ -3631,7 +3771,23 @@
         <w:ind w:left="810"/>
       </w:pPr>
       <w:r>
-        <w:t>Phase I:  Hardware/Software will be purchased and the WP system will be created in the web-based environment and tested by the IT development group.</w:t>
+        <w:t xml:space="preserve">Phase I:  Hardware/Software will be </w:t>
+      </w:r>
+      <w:proofErr w:type="gramStart"/>
+      <w:r>
+        <w:t>purchased</w:t>
+      </w:r>
+      <w:proofErr w:type="gramEnd"/>
+      <w:r>
+        <w:t xml:space="preserve"> and the WP system will be created in </w:t>
+      </w:r>
+      <w:proofErr w:type="gramStart"/>
+      <w:r>
+        <w:t>the</w:t>
+      </w:r>
+      <w:proofErr w:type="gramEnd"/>
+      <w:r>
+        <w:t xml:space="preserve"> web-based environment and tested by the IT development group.</w:t>
       </w:r>
     </w:p>
     <w:p>
@@ -3644,7 +3800,23 @@
         <w:ind w:left="810"/>
       </w:pPr>
       <w:r>
-        <w:t>Phase II:  IT group will stand up a temporary legacy platform in the technology lab to be used for day to day operations for payroll and administration activities.  This will be used as a backup system and also to archive all data from the company mainframe.</w:t>
+        <w:t xml:space="preserve">Phase II:  IT group will stand up a temporary legacy platform in the technology lab to be used for </w:t>
+      </w:r>
+      <w:proofErr w:type="gramStart"/>
+      <w:r>
+        <w:t>day to day</w:t>
+      </w:r>
+      <w:proofErr w:type="gramEnd"/>
+      <w:r>
+        <w:t xml:space="preserve"> operations for payroll and administration activities.  This will be used as a backup system </w:t>
+      </w:r>
+      <w:proofErr w:type="gramStart"/>
+      <w:r>
+        <w:t>and also</w:t>
+      </w:r>
+      <w:proofErr w:type="gramEnd"/>
+      <w:r>
+        <w:t xml:space="preserve"> to archive all data from the company mainframe.</w:t>
       </w:r>
     </w:p>
     <w:p>
@@ -3683,7 +3855,15 @@
         <w:ind w:left="810"/>
       </w:pPr>
       <w:r>
-        <w:t>Phase V: The web-based platform will go live and the legacy mainframe system will be archived and stood down.</w:t>
+        <w:t xml:space="preserve">Phase V: The web-based platform will go </w:t>
+      </w:r>
+      <w:proofErr w:type="gramStart"/>
+      <w:r>
+        <w:t>live</w:t>
+      </w:r>
+      <w:proofErr w:type="gramEnd"/>
+      <w:r>
+        <w:t xml:space="preserve"> and the legacy mainframe system will be archived and stood down.</w:t>
       </w:r>
     </w:p>
     <w:p>
@@ -3744,11 +3924,7 @@
         <w:ind w:left="360"/>
       </w:pPr>
       <w:r>
-        <w:t xml:space="preserve">The WP Project overview provides detail for how this project will address Smith Consulting’s business problem.  The overview consists of a project description, goals and objectives for the WP Project, project performance criteria, project assumptions, constraints, and major </w:t>
-      </w:r>
-      <w:r>
-        <w:lastRenderedPageBreak/>
-        <w:t>milestones.  As the project is approved and moves forward, each of these components will be expanded to include a greater level of detail in working toward the project plan.</w:t>
+        <w:t>The WP Project overview provides detail for how this project will address Smith Consulting’s business problem.  The overview consists of a project description, goals and objectives for the WP Project, project performance criteria, project assumptions, constraints, and major milestones.  As the project is approved and moves forward, each of these components will be expanded to include a greater level of detail in working toward the project plan.</w:t>
       </w:r>
     </w:p>
     <w:p>
@@ -3804,7 +3980,35 @@
         <w:rPr>
           <w:color w:val="008000"/>
         </w:rPr>
-        <w:t>This section describes the approach the project will use to address the business problem(s).  This includes what the project will consist of, a general description of how it will be executed, and the purpose of it.</w:t>
+        <w:t xml:space="preserve">This section describes the approach the project will use to address the business </w:t>
+      </w:r>
+      <w:proofErr w:type="gramStart"/>
+      <w:r>
+        <w:rPr>
+          <w:color w:val="008000"/>
+        </w:rPr>
+        <w:t>problem(s)</w:t>
+      </w:r>
+      <w:proofErr w:type="gramEnd"/>
+      <w:r>
+        <w:rPr>
+          <w:color w:val="008000"/>
+        </w:rPr>
+        <w:t xml:space="preserve">.  This includes what the project will consist </w:t>
+      </w:r>
+      <w:proofErr w:type="gramStart"/>
+      <w:r>
+        <w:rPr>
+          <w:color w:val="008000"/>
+        </w:rPr>
+        <w:t>of,</w:t>
+      </w:r>
+      <w:proofErr w:type="gramEnd"/>
+      <w:r>
+        <w:rPr>
+          <w:color w:val="008000"/>
+        </w:rPr>
+        <w:t xml:space="preserve"> a general description of how it will be executed, and the purpose of it.</w:t>
       </w:r>
     </w:p>
     <w:p>
@@ -3817,7 +4021,11 @@
         <w:ind w:left="810"/>
       </w:pPr>
       <w:r>
-        <w:t xml:space="preserve">The WP Project will review and analyze several potential products to replace Smith Consulting’s legacy payroll and administration mainframe system with a web-based platform.  This will be done by determining and selecting a product which adequately replaces our existing system and still allows for growth for the next 10 years.  Once selected, the project will replace our existing system in a phased implementation approach and be completed once the new system is operational and the legacy system is archived and no longer in use.  </w:t>
+        <w:t xml:space="preserve">The WP Project will review and analyze several potential products to replace Smith Consulting’s legacy payroll and administration mainframe system with a web-based platform.  This will be done by determining and selecting a product which adequately replaces our existing system and still allows for growth for the next 10 years.  Once </w:t>
+      </w:r>
+      <w:r>
+        <w:lastRenderedPageBreak/>
+        <w:t xml:space="preserve">selected, the project will replace our existing system in a phased implementation approach and be completed once the new system is operational and the legacy system is archived and no longer in use.  </w:t>
       </w:r>
     </w:p>
     <w:p>
@@ -3830,7 +4038,23 @@
         <w:ind w:left="810"/>
       </w:pPr>
       <w:r>
-        <w:t xml:space="preserve">This project will result in greater efficiency of day to day payroll and administrative operations and reporting, significantly lower overhead costs, and reduced turnover as a result of providing employees with greater autonomy and flexibility.  Additionally, managers will once again be focused on billable tasks instead of utilizing a significant portion of their time on non-billable administrative tasks.  </w:t>
+        <w:t xml:space="preserve">This project will result in greater efficiency of </w:t>
+      </w:r>
+      <w:proofErr w:type="gramStart"/>
+      <w:r>
+        <w:t>day to day</w:t>
+      </w:r>
+      <w:proofErr w:type="gramEnd"/>
+      <w:r>
+        <w:t xml:space="preserve"> payroll and administrative operations and reporting, significantly lower overhead costs, and reduced turnover </w:t>
+      </w:r>
+      <w:proofErr w:type="gramStart"/>
+      <w:r>
+        <w:t>as a result of</w:t>
+      </w:r>
+      <w:proofErr w:type="gramEnd"/>
+      <w:r>
+        <w:t xml:space="preserve"> providing employees with greater autonomy and flexibility.  Additionally, managers will once again be focused on billable tasks instead of utilizing a significant portion of their time on non-billable administrative tasks.  </w:t>
       </w:r>
     </w:p>
     <w:p>
@@ -3843,7 +4067,15 @@
         <w:ind w:left="810"/>
       </w:pPr>
       <w:r>
-        <w:t xml:space="preserve">Smith Consulting will issue a Request for Information in order to determine which products are immediately available to meet our business needs.  Once the product is acquired, all implementation and data population will be conducted with internal resources.  </w:t>
+        <w:t xml:space="preserve">Smith Consulting will issue a Request for Information </w:t>
+      </w:r>
+      <w:proofErr w:type="gramStart"/>
+      <w:r>
+        <w:t>in order to</w:t>
+      </w:r>
+      <w:proofErr w:type="gramEnd"/>
+      <w:r>
+        <w:t xml:space="preserve"> determine which products are immediately available to meet our business needs.  Once the product is acquired, all implementation and data population will be conducted with internal resources.  </w:t>
       </w:r>
     </w:p>
     <w:p>
@@ -4048,7 +4280,21 @@
               <w:rPr>
                 <w:rFonts w:asciiTheme="minorHAnsi" w:hAnsiTheme="minorHAnsi"/>
               </w:rPr>
-              <w:t>Web based tool will allow real-time and accurate reporting of all payroll and administrative metrics</w:t>
+              <w:t xml:space="preserve">Web based </w:t>
+            </w:r>
+            <w:proofErr w:type="gramStart"/>
+            <w:r>
+              <w:rPr>
+                <w:rFonts w:asciiTheme="minorHAnsi" w:hAnsiTheme="minorHAnsi"/>
+              </w:rPr>
+              <w:t>tool</w:t>
+            </w:r>
+            <w:proofErr w:type="gramEnd"/>
+            <w:r>
+              <w:rPr>
+                <w:rFonts w:asciiTheme="minorHAnsi" w:hAnsiTheme="minorHAnsi"/>
+              </w:rPr>
+              <w:t xml:space="preserve"> will allow real-time and accurate reporting of all payroll and administrative metrics</w:t>
             </w:r>
           </w:p>
         </w:tc>
@@ -4077,7 +4323,6 @@
               <w:rPr>
                 <w:rFonts w:asciiTheme="minorHAnsi" w:hAnsiTheme="minorHAnsi"/>
               </w:rPr>
-              <w:lastRenderedPageBreak/>
               <w:t>Improve staff efficiency</w:t>
             </w:r>
           </w:p>
@@ -4648,9 +4893,13 @@
         <w:ind w:left="1080" w:hanging="270"/>
       </w:pPr>
       <w:r>
-        <w:lastRenderedPageBreak/>
-        <w:t>Funding is available for purchasing hardware/software for web-based system</w:t>
-      </w:r>
+        <w:t xml:space="preserve">Funding is available for purchasing hardware/software for web-based </w:t>
+      </w:r>
+      <w:proofErr w:type="gramStart"/>
+      <w:r>
+        <w:t>system</w:t>
+      </w:r>
+      <w:proofErr w:type="gramEnd"/>
     </w:p>
     <w:p>
       <w:pPr>
@@ -4753,6 +5002,7 @@
         <w:ind w:left="1080" w:hanging="270"/>
       </w:pPr>
       <w:r>
+        <w:lastRenderedPageBreak/>
         <w:t>There are limited IT resources available to support the WP Project and other, ongoing, IT initiatives.</w:t>
       </w:r>
     </w:p>
@@ -4823,7 +5073,35 @@
         <w:rPr>
           <w:color w:val="008000"/>
         </w:rPr>
-        <w:t xml:space="preserve">This section lists the major project milestones and their target completion dates. Since this is the business case, these milestones and target dates are general and in no way final.  It is important to note that as the project planning moves forward, a base-lined schedule including all milestones will be completed. </w:t>
+        <w:t xml:space="preserve">This section lists the major project milestones and their target completion dates. Since this is </w:t>
+      </w:r>
+      <w:proofErr w:type="gramStart"/>
+      <w:r>
+        <w:rPr>
+          <w:color w:val="008000"/>
+        </w:rPr>
+        <w:t>the business</w:t>
+      </w:r>
+      <w:proofErr w:type="gramEnd"/>
+      <w:r>
+        <w:rPr>
+          <w:color w:val="008000"/>
+        </w:rPr>
+        <w:t xml:space="preserve"> case, these milestones and target dates are general and in no way final.  It is important to note that as the project planning moves forward, a base-</w:t>
+      </w:r>
+      <w:proofErr w:type="gramStart"/>
+      <w:r>
+        <w:rPr>
+          <w:color w:val="008000"/>
+        </w:rPr>
+        <w:t>lined</w:t>
+      </w:r>
+      <w:proofErr w:type="gramEnd"/>
+      <w:r>
+        <w:rPr>
+          <w:color w:val="008000"/>
+        </w:rPr>
+        <w:t xml:space="preserve"> schedule including all milestones will be completed. </w:t>
       </w:r>
     </w:p>
     <w:p>
@@ -5056,7 +5334,6 @@
               <w:rPr>
                 <w:rFonts w:asciiTheme="minorHAnsi" w:hAnsiTheme="minorHAnsi"/>
               </w:rPr>
-              <w:lastRenderedPageBreak/>
               <w:t>Project Kickoff</w:t>
             </w:r>
           </w:p>
@@ -5399,7 +5676,28 @@
         <w:rPr>
           <w:color w:val="008000"/>
         </w:rPr>
-        <w:t xml:space="preserve">All projects should support the organization’s strategy and strategic plans in order to add value and maintain executive and organizational support.  This section provides an overview of the organizational strategic plans that are related to the project.  This includes the strategic plan, what the plan calls for, and how the project supports the strategic plan.  </w:t>
+        <w:t xml:space="preserve">All projects should support the organization’s strategy and strategic plans </w:t>
+      </w:r>
+      <w:proofErr w:type="gramStart"/>
+      <w:r>
+        <w:rPr>
+          <w:color w:val="008000"/>
+        </w:rPr>
+        <w:t>in order to</w:t>
+      </w:r>
+      <w:proofErr w:type="gramEnd"/>
+      <w:r>
+        <w:rPr>
+          <w:color w:val="008000"/>
+        </w:rPr>
+        <w:t xml:space="preserve"> add value and maintain executive and organizational support.  This section provides an overview </w:t>
+      </w:r>
+      <w:r>
+        <w:rPr>
+          <w:color w:val="008000"/>
+        </w:rPr>
+        <w:lastRenderedPageBreak/>
+        <w:t xml:space="preserve">of the organizational strategic plans that are related to the project.  This includes the strategic plan, what the plan calls for, and how the project supports the strategic plan.  </w:t>
       </w:r>
     </w:p>
     <w:p>
@@ -5768,14 +6066,21 @@
         <w:rPr>
           <w:color w:val="008000"/>
         </w:rPr>
-        <w:t xml:space="preserve">Many consider this one of the most important parts of a business case as it is often the costs or savings a project yields which win final approval to go forward.  It is important to quantify the financial benefits of the project as much as possible in the business case.  This is usually done in the form of a cost benefit analysis.  The purpose of this is to illustrate the </w:t>
-      </w:r>
+        <w:t xml:space="preserve">Many consider this one of the most important parts of a business case as it is often the costs or savings </w:t>
+      </w:r>
+      <w:proofErr w:type="gramStart"/>
       <w:r>
         <w:rPr>
           <w:color w:val="008000"/>
         </w:rPr>
-        <w:lastRenderedPageBreak/>
-        <w:t>costs of the project and compare them with the benefits and savings to determine if the project is worth pursuing.</w:t>
+        <w:t>a project</w:t>
+      </w:r>
+      <w:proofErr w:type="gramEnd"/>
+      <w:r>
+        <w:rPr>
+          <w:color w:val="008000"/>
+        </w:rPr>
+        <w:t xml:space="preserve"> yields which win final approval to go forward.  It is important to quantify the financial benefits of the project as much as possible in the business case.  This is usually done in the form of a cost benefit analysis.  The purpose of this is to illustrate the costs of the project and compare them with the benefits and savings to determine if the project is worth pursuing.</w:t>
       </w:r>
     </w:p>
     <w:p>
@@ -5934,7 +6239,27 @@
                 <w:bCs/>
                 <w:sz w:val="16"/>
               </w:rPr>
-              <w:t>First year costs (- indicates anticipated savings)</w:t>
+              <w:t xml:space="preserve">First year costs (- </w:t>
+            </w:r>
+            <w:proofErr w:type="gramStart"/>
+            <w:r>
+              <w:rPr>
+                <w:rFonts w:asciiTheme="minorHAnsi" w:hAnsiTheme="minorHAnsi"/>
+                <w:b/>
+                <w:bCs/>
+                <w:sz w:val="16"/>
+              </w:rPr>
+              <w:t>indicates</w:t>
+            </w:r>
+            <w:proofErr w:type="gramEnd"/>
+            <w:r>
+              <w:rPr>
+                <w:rFonts w:asciiTheme="minorHAnsi" w:hAnsiTheme="minorHAnsi"/>
+                <w:b/>
+                <w:bCs/>
+                <w:sz w:val="16"/>
+              </w:rPr>
+              <w:t xml:space="preserve"> anticipated savings)</w:t>
             </w:r>
           </w:p>
         </w:tc>
@@ -6045,6 +6370,7 @@
               <w:rPr>
                 <w:rFonts w:asciiTheme="minorHAnsi" w:hAnsiTheme="minorHAnsi"/>
               </w:rPr>
+              <w:lastRenderedPageBreak/>
               <w:t>Software installation and training</w:t>
             </w:r>
           </w:p>
@@ -6085,7 +6411,21 @@
               <w:rPr>
                 <w:rFonts w:asciiTheme="minorHAnsi" w:hAnsiTheme="minorHAnsi"/>
               </w:rPr>
-              <w:t>Cost for IT group to install new software and for the training group to train all employees</w:t>
+              <w:t xml:space="preserve">Cost for IT </w:t>
+            </w:r>
+            <w:proofErr w:type="gramStart"/>
+            <w:r>
+              <w:rPr>
+                <w:rFonts w:asciiTheme="minorHAnsi" w:hAnsiTheme="minorHAnsi"/>
+              </w:rPr>
+              <w:t>group</w:t>
+            </w:r>
+            <w:proofErr w:type="gramEnd"/>
+            <w:r>
+              <w:rPr>
+                <w:rFonts w:asciiTheme="minorHAnsi" w:hAnsiTheme="minorHAnsi"/>
+              </w:rPr>
+              <w:t xml:space="preserve"> to install new software and for the training group to train all employees</w:t>
             </w:r>
           </w:p>
         </w:tc>
@@ -6257,21 +6597,7 @@
               <w:rPr>
                 <w:rFonts w:asciiTheme="minorHAnsi" w:hAnsiTheme="minorHAnsi"/>
               </w:rPr>
-              <w:t>18 regional managers currently average 16 hours per week non-billable time.  It is anticipated that this number will be reduced to no more than 2 hours per week. At an average of $36.00 per hour this results in ($36.00 x 14 hours/</w:t>
-            </w:r>
-            <w:proofErr w:type="spellStart"/>
-            <w:r>
-              <w:rPr>
-                <w:rFonts w:asciiTheme="minorHAnsi" w:hAnsiTheme="minorHAnsi"/>
-              </w:rPr>
-              <w:t>wk</w:t>
-            </w:r>
-            <w:proofErr w:type="spellEnd"/>
-            <w:r>
-              <w:rPr>
-                <w:rFonts w:asciiTheme="minorHAnsi" w:hAnsiTheme="minorHAnsi"/>
-              </w:rPr>
-              <w:t xml:space="preserve"> reduced non-billable time x 18 managers) $9072.00 increased revenue per week.</w:t>
+              <w:t>18 regional managers currently average 16 hours per week non-billable time.  It is anticipated that this number will be reduced to no more than 2 hours per week. At an average of $36.00 per hour this results in ($36.00 x 14 hours/wk reduced non-billable time x 18 managers) $9072.00 increased revenue per week.</w:t>
             </w:r>
           </w:p>
         </w:tc>
@@ -6357,7 +6683,21 @@
               <w:rPr>
                 <w:rFonts w:asciiTheme="minorHAnsi" w:hAnsiTheme="minorHAnsi"/>
               </w:rPr>
-              <w:t>Less frequent use of IT resources working on non-value added tasks results in approximately $42,000 savings per year.</w:t>
+              <w:t>Less frequent use of IT resources working on non-</w:t>
+            </w:r>
+            <w:proofErr w:type="gramStart"/>
+            <w:r>
+              <w:rPr>
+                <w:rFonts w:asciiTheme="minorHAnsi" w:hAnsiTheme="minorHAnsi"/>
+              </w:rPr>
+              <w:t>value added</w:t>
+            </w:r>
+            <w:proofErr w:type="gramEnd"/>
+            <w:r>
+              <w:rPr>
+                <w:rFonts w:asciiTheme="minorHAnsi" w:hAnsiTheme="minorHAnsi"/>
+              </w:rPr>
+              <w:t xml:space="preserve"> tasks results in approximately $42,000 savings per year.</w:t>
             </w:r>
           </w:p>
         </w:tc>
@@ -6452,7 +6792,35 @@
               <w:rPr>
                 <w:rFonts w:asciiTheme="minorHAnsi" w:hAnsiTheme="minorHAnsi"/>
               </w:rPr>
-              <w:t>Savings in cost to out-process exiting employee and recruit, hire, and train new employees is approximately $50,000 in the first year.</w:t>
+              <w:t xml:space="preserve">Savings </w:t>
+            </w:r>
+            <w:proofErr w:type="gramStart"/>
+            <w:r>
+              <w:rPr>
+                <w:rFonts w:asciiTheme="minorHAnsi" w:hAnsiTheme="minorHAnsi"/>
+              </w:rPr>
+              <w:t>in cost</w:t>
+            </w:r>
+            <w:proofErr w:type="gramEnd"/>
+            <w:r>
+              <w:rPr>
+                <w:rFonts w:asciiTheme="minorHAnsi" w:hAnsiTheme="minorHAnsi"/>
+              </w:rPr>
+              <w:t xml:space="preserve"> to out-process exiting </w:t>
+            </w:r>
+            <w:proofErr w:type="gramStart"/>
+            <w:r>
+              <w:rPr>
+                <w:rFonts w:asciiTheme="minorHAnsi" w:hAnsiTheme="minorHAnsi"/>
+              </w:rPr>
+              <w:t>employee</w:t>
+            </w:r>
+            <w:proofErr w:type="gramEnd"/>
+            <w:r>
+              <w:rPr>
+                <w:rFonts w:asciiTheme="minorHAnsi" w:hAnsiTheme="minorHAnsi"/>
+              </w:rPr>
+              <w:t xml:space="preserve"> and recruit, hire, and train new employees is approximately $50,000 in the first year.</w:t>
             </w:r>
           </w:p>
         </w:tc>
@@ -6572,7 +6940,15 @@
         <w:ind w:left="360"/>
       </w:pPr>
       <w:r>
-        <w:t>Based on the cost benefit analysis above we see that by authorizing the WP Project, Smith Consulting will save $247,239.00 in the first year alone.  This represents a significant improvement in our operating costs and is a clear indicator of the benefit this project will have on the company.</w:t>
+        <w:t xml:space="preserve">Based on the cost benefit analysis above we see that by authorizing the WP Project, Smith Consulting will save $247,239.00 in the first year alone.  This represents a significant improvement in our operating costs and is a clear indicator of the benefit this project will have </w:t>
+      </w:r>
+      <w:proofErr w:type="gramStart"/>
+      <w:r>
+        <w:t>on</w:t>
+      </w:r>
+      <w:proofErr w:type="gramEnd"/>
+      <w:r>
+        <w:t xml:space="preserve"> the company.</w:t>
       </w:r>
     </w:p>
     <w:p/>
@@ -6599,7 +6975,6 @@
           <w:sz w:val="28"/>
           <w:szCs w:val="28"/>
         </w:rPr>
-        <w:lastRenderedPageBreak/>
         <w:t>Alternatives Analysis</w:t>
       </w:r>
       <w:bookmarkEnd w:id="21"/>
@@ -6615,7 +6990,63 @@
         <w:rPr>
           <w:color w:val="008000"/>
         </w:rPr>
-        <w:t>All business problems may be addressed by any number of alternative projects.  While the business case is the result of having selected one such option, a brief summary of considered alternatives should also be included—one of which should be the status quo, or doing nothing.  The reasons for not selecting the alternatives should also be included.</w:t>
+        <w:t xml:space="preserve">All business problems may be addressed by any number of alternative projects.  While the business case is the result of having selected one such option, </w:t>
+      </w:r>
+      <w:proofErr w:type="gramStart"/>
+      <w:r>
+        <w:rPr>
+          <w:color w:val="008000"/>
+        </w:rPr>
+        <w:t>a brief summary</w:t>
+      </w:r>
+      <w:proofErr w:type="gramEnd"/>
+      <w:r>
+        <w:rPr>
+          <w:color w:val="008000"/>
+        </w:rPr>
+        <w:t xml:space="preserve"> of </w:t>
+      </w:r>
+      <w:proofErr w:type="gramStart"/>
+      <w:r>
+        <w:rPr>
+          <w:color w:val="008000"/>
+        </w:rPr>
+        <w:t>considered alternatives</w:t>
+      </w:r>
+      <w:proofErr w:type="gramEnd"/>
+      <w:r>
+        <w:rPr>
+          <w:color w:val="008000"/>
+        </w:rPr>
+        <w:t xml:space="preserve"> should also be </w:t>
+      </w:r>
+      <w:proofErr w:type="gramStart"/>
+      <w:r>
+        <w:rPr>
+          <w:color w:val="008000"/>
+        </w:rPr>
+        <w:t>included—</w:t>
+      </w:r>
+      <w:proofErr w:type="gramEnd"/>
+      <w:r>
+        <w:rPr>
+          <w:color w:val="008000"/>
+        </w:rPr>
+        <w:t xml:space="preserve">one of which should be the </w:t>
+      </w:r>
+      <w:proofErr w:type="gramStart"/>
+      <w:r>
+        <w:rPr>
+          <w:color w:val="008000"/>
+        </w:rPr>
+        <w:t>status quo, or</w:t>
+      </w:r>
+      <w:proofErr w:type="gramEnd"/>
+      <w:r>
+        <w:rPr>
+          <w:color w:val="008000"/>
+        </w:rPr>
+        <w:t xml:space="preserve"> doing nothing.  The reasons for not selecting the alternatives should also be included.</w:t>
       </w:r>
     </w:p>
     <w:p>
@@ -6628,7 +7059,15 @@
         <w:ind w:left="360"/>
       </w:pPr>
       <w:r>
-        <w:t>The following alternative options have been considered to address the business problem.  These alternatives were not selected for a number of reasons which are also explained below.</w:t>
+        <w:t xml:space="preserve">The following alternative options have been considered to address the business problem.  These alternatives were not selected for </w:t>
+      </w:r>
+      <w:proofErr w:type="gramStart"/>
+      <w:r>
+        <w:t>a number of</w:t>
+      </w:r>
+      <w:proofErr w:type="gramEnd"/>
+      <w:r>
+        <w:t xml:space="preserve"> reasons which are also explained below.</w:t>
       </w:r>
     </w:p>
     <w:p>
@@ -6689,6 +7128,7 @@
                 <w:bCs/>
                 <w:sz w:val="16"/>
               </w:rPr>
+              <w:lastRenderedPageBreak/>
               <w:t>No Project (Status Quo)</w:t>
             </w:r>
           </w:p>
@@ -6763,7 +7203,21 @@
               <w:rPr>
                 <w:rFonts w:asciiTheme="minorHAnsi" w:hAnsiTheme="minorHAnsi"/>
               </w:rPr>
-              <w:t>Unnecessary expenditure of funds for increased staffing levels</w:t>
+              <w:t xml:space="preserve">Unnecessary expenditure of funds </w:t>
+            </w:r>
+            <w:proofErr w:type="gramStart"/>
+            <w:r>
+              <w:rPr>
+                <w:rFonts w:asciiTheme="minorHAnsi" w:hAnsiTheme="minorHAnsi"/>
+              </w:rPr>
+              <w:t>for</w:t>
+            </w:r>
+            <w:proofErr w:type="gramEnd"/>
+            <w:r>
+              <w:rPr>
+                <w:rFonts w:asciiTheme="minorHAnsi" w:hAnsiTheme="minorHAnsi"/>
+              </w:rPr>
+              <w:t xml:space="preserve"> increased staffing levels</w:t>
             </w:r>
           </w:p>
           <w:p>
@@ -7177,7 +7631,21 @@
         <w:rPr>
           <w:color w:val="008000"/>
         </w:rPr>
-        <w:t>The business case is a document with which approval is granted or denied to move forward with the creation of a project.  Therefore, the document should receive approval or disapproval from its executive review board</w:t>
+        <w:t xml:space="preserve">The business case is a document with which approval is granted or denied </w:t>
+      </w:r>
+      <w:proofErr w:type="gramStart"/>
+      <w:r>
+        <w:rPr>
+          <w:color w:val="008000"/>
+        </w:rPr>
+        <w:t>to move</w:t>
+      </w:r>
+      <w:proofErr w:type="gramEnd"/>
+      <w:r>
+        <w:rPr>
+          <w:color w:val="008000"/>
+        </w:rPr>
+        <w:t xml:space="preserve"> forward with the creation of a project.  Therefore, the document should receive approval or disapproval from its executive review board</w:t>
       </w:r>
     </w:p>
     <w:p>
@@ -7190,7 +7658,23 @@
         <w:ind w:left="360"/>
       </w:pPr>
       <w:r>
-        <w:t>The signatures of the people below indicate an understanding in the purpose and content of this document by those signing it.  By signing this document you indicate that you approve of the proposed project outlined in this business case and that the next steps may be taken to create a formal project in accordance with the details outlined herein.</w:t>
+        <w:t xml:space="preserve">The signatures of the people below indicate an understanding </w:t>
+      </w:r>
+      <w:proofErr w:type="gramStart"/>
+      <w:r>
+        <w:t>in</w:t>
+      </w:r>
+      <w:proofErr w:type="gramEnd"/>
+      <w:r>
+        <w:t xml:space="preserve"> the purpose and content of this document by those signing it.  By signing this </w:t>
+      </w:r>
+      <w:proofErr w:type="gramStart"/>
+      <w:r>
+        <w:t>document</w:t>
+      </w:r>
+      <w:proofErr w:type="gramEnd"/>
+      <w:r>
+        <w:t xml:space="preserve"> you indicate that you approve of the proposed project outlined in this business case and that the next steps may be taken to create a formal project in accordance with the details outlined herein.</w:t>
       </w:r>
     </w:p>
     <w:p>
@@ -7363,7 +7847,6 @@
               <w:rPr>
                 <w:rFonts w:asciiTheme="minorHAnsi" w:hAnsiTheme="minorHAnsi"/>
               </w:rPr>
-              <w:lastRenderedPageBreak/>
               <w:t>Black, J.</w:t>
             </w:r>
           </w:p>
@@ -9364,7 +9847,6 @@
     <w:next w:val="Normal"/>
     <w:link w:val="Heading2Char"/>
     <w:uiPriority w:val="9"/>
-    <w:semiHidden/>
     <w:unhideWhenUsed/>
     <w:qFormat/>
     <w:rsid w:val="00FC22B8"/>
@@ -9540,7 +10022,6 @@
     <w:basedOn w:val="DefaultParagraphFont"/>
     <w:link w:val="Heading2"/>
     <w:uiPriority w:val="9"/>
-    <w:semiHidden/>
     <w:rsid w:val="00FC22B8"/>
     <w:rPr>
       <w:rFonts w:asciiTheme="majorHAnsi" w:eastAsiaTheme="majorEastAsia" w:hAnsiTheme="majorHAnsi" w:cstheme="majorBidi"/>

--- a/doc/Business Case.docx
+++ b/doc/Business Case.docx
@@ -2505,7 +2505,15 @@
         <w:ind w:left="360"/>
       </w:pPr>
       <w:r>
-        <w:t>This business case outlines how the Data Warehouse (DW) project will transfer real-time stock information from a Data Collection team to an XGBoost system, designed to predict future stock values. The business case also discusses project goals, performance statistics, assumptions, constraints, and alternative options.</w:t>
+        <w:t xml:space="preserve">This business case outlines how the Data Warehouse (DW) project will transfer real-time stock information from a Data Collection team to an </w:t>
+      </w:r>
+      <w:proofErr w:type="spellStart"/>
+      <w:r>
+        <w:t>XGBoost</w:t>
+      </w:r>
+      <w:proofErr w:type="spellEnd"/>
+      <w:r>
+        <w:t xml:space="preserve"> system, designed to predict future stock values. The business case also discusses project goals, performance statistics, assumptions, constraints, and alternative options.</w:t>
       </w:r>
     </w:p>
     <w:p>
@@ -2543,7 +2551,23 @@
         <w:ind w:left="810"/>
       </w:pPr>
       <w:r>
-        <w:t>The XGBoost project requires a remotely accessible data warehouse service, that ingests real-time market data from the Data Collection team’s system and creates features and formats the data to be used for training in a XGBoost machine learning model. The data warehouse system must be hosted on a remote server, with high system security, to prevent historical data loss.</w:t>
+        <w:t xml:space="preserve">The </w:t>
+      </w:r>
+      <w:proofErr w:type="spellStart"/>
+      <w:r>
+        <w:t>XGBoost</w:t>
+      </w:r>
+      <w:proofErr w:type="spellEnd"/>
+      <w:r>
+        <w:t xml:space="preserve"> project requires a remotely accessible data warehouse service, that ingests real-time market data from the Data Collection team’s system and creates features and formats the data to be used for training in a </w:t>
+      </w:r>
+      <w:proofErr w:type="spellStart"/>
+      <w:r>
+        <w:t>XGBoost</w:t>
+      </w:r>
+      <w:proofErr w:type="spellEnd"/>
+      <w:r>
+        <w:t xml:space="preserve"> machine learning model. The data warehouse system must be hosted on a remote server, with high system security, to prevent historical data loss.</w:t>
       </w:r>
     </w:p>
     <w:p>
@@ -2579,54 +2603,20 @@
     <w:p>
       <w:pPr>
         <w:ind w:left="810"/>
-        <w:rPr>
-          <w:color w:val="008000"/>
-        </w:rPr>
-      </w:pPr>
-      <w:r>
-        <w:rPr>
-          <w:color w:val="008000"/>
-        </w:rPr>
-        <w:t>This section should describe the anticipated outcome if the proposed project or initiative is implemented.  It should include how the project will benefit the business and describe what the end state of the project should be.</w:t>
-      </w:r>
-    </w:p>
-    <w:p>
-      <w:pPr>
-        <w:ind w:left="810"/>
-        <w:rPr>
-          <w:color w:val="0070C0"/>
-        </w:rPr>
-      </w:pPr>
-    </w:p>
-    <w:p>
-      <w:pPr>
-        <w:ind w:left="810"/>
-      </w:pPr>
-      <w:r>
-        <w:t xml:space="preserve">Moving to a centralized web-based administrative platform will enable Smith Consulting to manage its employee payroll systems and administrative functions in a seamless and consolidated manner.  This </w:t>
-      </w:r>
-      <w:proofErr w:type="gramStart"/>
-      <w:r>
-        <w:t>technology</w:t>
-      </w:r>
-      <w:proofErr w:type="gramEnd"/>
-      <w:r>
-        <w:t xml:space="preserve"> migration will reduce overhead costs associated with the large workforce currently required to manage these tasks.  De-centralized employees will have more autonomy to manage their payroll elections, training, reporting, and various other administrative tasks.  The company will also benefit from more timely and accurate financial reporting </w:t>
-      </w:r>
-      <w:proofErr w:type="gramStart"/>
-      <w:r>
-        <w:t>as a result of</w:t>
-      </w:r>
-      <w:proofErr w:type="gramEnd"/>
-      <w:r>
-        <w:t xml:space="preserve"> our regional managers’ ability to enter and continuously update their financial metrics.  This real time access reduces errors, improves cycle time, and is readily available to any authorized user.</w:t>
-      </w:r>
-    </w:p>
-    <w:p>
-      <w:pPr>
-        <w:ind w:left="810"/>
-      </w:pPr>
-    </w:p>
+      </w:pPr>
+      <w:r>
+        <w:t xml:space="preserve">The project will deliver a centralized ingestion pipeline on an Oracle Linux 8 VM. The end state is a fully automated system that validates OHLCV (Open, High, Low, Close, Volume) data and stores it in a PostgreSQL 16 database. This provides the </w:t>
+      </w:r>
+      <w:proofErr w:type="spellStart"/>
+      <w:r>
+        <w:t>XGBoost</w:t>
+      </w:r>
+      <w:proofErr w:type="spellEnd"/>
+      <w:r>
+        <w:t xml:space="preserve"> system with a "source of truth" for training models to predict future stock values.</w:t>
+      </w:r>
+    </w:p>
+    <w:p/>
     <w:p>
       <w:pPr>
         <w:pStyle w:val="Heading2"/>
@@ -2641,243 +2631,39 @@
           <w:szCs w:val="24"/>
         </w:rPr>
       </w:pPr>
-      <w:bookmarkStart w:id="3" w:name="_Toc332112081"/>
+      <w:bookmarkStart w:id="3" w:name="_Toc332112082"/>
       <w:r>
         <w:rPr>
           <w:rFonts w:asciiTheme="minorHAnsi" w:hAnsiTheme="minorHAnsi"/>
           <w:sz w:val="24"/>
           <w:szCs w:val="24"/>
         </w:rPr>
-        <w:t>Recommendation</w:t>
+        <w:t>Justification</w:t>
       </w:r>
       <w:bookmarkEnd w:id="3"/>
     </w:p>
     <w:p>
       <w:pPr>
         <w:ind w:left="810"/>
-        <w:rPr>
-          <w:color w:val="008000"/>
-        </w:rPr>
-      </w:pPr>
-      <w:r>
-        <w:rPr>
-          <w:color w:val="008000"/>
-        </w:rPr>
-        <w:t xml:space="preserve">This section summarizes the approach </w:t>
+      </w:pPr>
+      <w:r>
+        <w:t xml:space="preserve">This project is essential for </w:t>
       </w:r>
       <w:proofErr w:type="gramStart"/>
       <w:r>
-        <w:rPr>
-          <w:color w:val="008000"/>
-        </w:rPr>
-        <w:t>for</w:t>
+        <w:t>environment</w:t>
       </w:r>
       <w:proofErr w:type="gramEnd"/>
       <w:r>
-        <w:rPr>
-          <w:color w:val="008000"/>
-        </w:rPr>
-        <w:t xml:space="preserve"> how the project will address the business problem.  This section should also describe how desirable results will be achieved by moving forward with the project.</w:t>
-      </w:r>
-    </w:p>
-    <w:p>
-      <w:pPr>
-        <w:ind w:left="810"/>
-      </w:pPr>
-    </w:p>
-    <w:p>
-      <w:pPr>
-        <w:ind w:left="810"/>
-      </w:pPr>
-      <w:r>
-        <w:t xml:space="preserve">Various options and alternatives were analyzed to determine the best way to leverage technology to improve the business processes and reduce the overhead costs within Smith Consulting.  The approach described herein allows us to meet our corporate objectives of continuously improving efficiency, reducing costs, and capitalizing on technology.  The recommended WP Project will methodically migrate the data and </w:t>
-      </w:r>
-      <w:r>
-        <w:lastRenderedPageBreak/>
-        <w:t xml:space="preserve">functions of our current mainframe system to our new web-based platform </w:t>
-      </w:r>
-      <w:proofErr w:type="gramStart"/>
-      <w:r>
-        <w:t>in order to</w:t>
-      </w:r>
-      <w:proofErr w:type="gramEnd"/>
-      <w:r>
-        <w:t xml:space="preserve"> preserve data integrity and allow adequate time to train all employees and managers on their responsibilities and respective administrative functions.  The web-based platform is compatible with all other current IT systems and will improve the efficiency and accuracy of reporting throughout the company.  Some of the ways that this technology will achieve its desired results are:</w:t>
-      </w:r>
-    </w:p>
-    <w:p>
-      <w:pPr>
-        <w:ind w:left="1080" w:hanging="270"/>
-      </w:pPr>
-    </w:p>
-    <w:p>
-      <w:pPr>
-        <w:numPr>
-          <w:ilvl w:val="0"/>
-          <w:numId w:val="5"/>
-        </w:numPr>
-        <w:ind w:left="1080" w:hanging="270"/>
-      </w:pPr>
-      <w:r>
-        <w:t xml:space="preserve">Employees will be able to enter and edit their </w:t>
-      </w:r>
-      <w:proofErr w:type="gramStart"/>
-      <w:r>
-        <w:t>timesheet</w:t>
-      </w:r>
-      <w:proofErr w:type="gramEnd"/>
-      <w:r>
-        <w:t xml:space="preserve"> data at any time from any location instead of phoning their data to their regional manager for entry into the mainframe system</w:t>
-      </w:r>
-    </w:p>
-    <w:p>
-      <w:pPr>
-        <w:numPr>
-          <w:ilvl w:val="0"/>
-          <w:numId w:val="5"/>
-        </w:numPr>
-        <w:ind w:left="1080" w:hanging="270"/>
-      </w:pPr>
-      <w:r>
-        <w:t xml:space="preserve">Timesheet and payroll data will be immediately accessible for quality control and reporting </w:t>
-      </w:r>
-      <w:proofErr w:type="gramStart"/>
-      <w:r>
-        <w:t>purposes</w:t>
-      </w:r>
-      <w:proofErr w:type="gramEnd"/>
-      <w:r>
-        <w:t xml:space="preserve"> which will reduce the need for staff in non-billable positions to gather, analyze and compile data</w:t>
-      </w:r>
-    </w:p>
-    <w:p>
-      <w:pPr>
-        <w:numPr>
-          <w:ilvl w:val="0"/>
-          <w:numId w:val="5"/>
-        </w:numPr>
-        <w:ind w:left="1080" w:hanging="270"/>
-      </w:pPr>
-      <w:r>
-        <w:t>Employees will have the ability to register for training which reduces the burden on managers and training staff</w:t>
-      </w:r>
-    </w:p>
-    <w:p>
-      <w:pPr>
-        <w:ind w:left="810"/>
-      </w:pPr>
-    </w:p>
-    <w:p>
-      <w:pPr>
-        <w:pStyle w:val="Heading2"/>
-        <w:numPr>
-          <w:ilvl w:val="1"/>
-          <w:numId w:val="4"/>
-        </w:numPr>
-        <w:spacing w:before="0" w:line="240" w:lineRule="atLeast"/>
-        <w:rPr>
-          <w:rFonts w:asciiTheme="minorHAnsi" w:hAnsiTheme="minorHAnsi"/>
-          <w:sz w:val="24"/>
-          <w:szCs w:val="24"/>
-        </w:rPr>
-      </w:pPr>
-      <w:bookmarkStart w:id="4" w:name="_Toc332112082"/>
-      <w:r>
-        <w:rPr>
-          <w:rFonts w:asciiTheme="minorHAnsi" w:hAnsiTheme="minorHAnsi"/>
-          <w:sz w:val="24"/>
-          <w:szCs w:val="24"/>
-        </w:rPr>
-        <w:t>Justification</w:t>
-      </w:r>
-      <w:bookmarkEnd w:id="4"/>
-    </w:p>
-    <w:p>
-      <w:pPr>
-        <w:ind w:left="810"/>
-        <w:rPr>
-          <w:color w:val="008000"/>
-        </w:rPr>
-      </w:pPr>
-      <w:r>
-        <w:rPr>
-          <w:color w:val="008000"/>
-        </w:rPr>
-        <w:t>This section justifies why the recommended project should be implemented and why it was selected over other alternatives.  Where applicable, quantitative support should be provided and the impact of not implementing the project should also be stated.</w:t>
-      </w:r>
-    </w:p>
-    <w:p>
-      <w:pPr>
-        <w:ind w:left="810"/>
-      </w:pPr>
-    </w:p>
-    <w:p>
-      <w:pPr>
-        <w:ind w:left="810"/>
-      </w:pPr>
-      <w:r>
-        <w:t>The migration of payroll and other administrative functions from the legacy mainframe system to the web-based platform will result in greater efficiency with regards to company resources and business processes.  The WP Project is also aligned with corporate strategy and objectives since it uses technology to improve the way we do business.  While other alternatives and the status quo were analyzed, the WP Project was selected for proposal in this business case because it provides the best opportunity to realize benefits in an expedited manner while also allowing for the greatest improvement in efficiency and cost reduction.  Other alternatives assumed greater risk, provided less benefits, were too difficult to define, or were not suitably aligned with current corporate strategy and/or objectives.</w:t>
-      </w:r>
-    </w:p>
-    <w:p>
-      <w:pPr>
-        <w:ind w:left="810"/>
-      </w:pPr>
-      <w:r>
-        <w:t>Initial estimates for the WP Project are:</w:t>
-      </w:r>
-    </w:p>
-    <w:p>
-      <w:pPr>
-        <w:ind w:left="810"/>
-      </w:pPr>
-    </w:p>
-    <w:p>
-      <w:pPr>
-        <w:numPr>
-          <w:ilvl w:val="0"/>
-          <w:numId w:val="5"/>
-        </w:numPr>
-        <w:ind w:left="1080" w:hanging="270"/>
-      </w:pPr>
-      <w:r>
-        <w:t>15% reduction in overhead costs in the first 12 months</w:t>
-      </w:r>
-    </w:p>
-    <w:p>
-      <w:pPr>
-        <w:numPr>
-          <w:ilvl w:val="0"/>
-          <w:numId w:val="5"/>
-        </w:numPr>
-        <w:ind w:left="1080" w:hanging="270"/>
-      </w:pPr>
-      <w:r>
-        <w:t>10% decrease in employee turnover in the first 12 months</w:t>
-      </w:r>
-    </w:p>
-    <w:p>
-      <w:pPr>
-        <w:numPr>
-          <w:ilvl w:val="0"/>
-          <w:numId w:val="5"/>
-        </w:numPr>
-        <w:ind w:left="1080" w:hanging="270"/>
-      </w:pPr>
-      <w:r>
-        <w:t>50% immediate decrease in time to generate weekly and monthly financial reports</w:t>
-      </w:r>
-    </w:p>
-    <w:p>
-      <w:pPr>
-        <w:numPr>
-          <w:ilvl w:val="0"/>
-          <w:numId w:val="5"/>
-        </w:numPr>
-        <w:ind w:left="1080" w:hanging="270"/>
-      </w:pPr>
-      <w:r>
-        <w:t>25% immediate decrease in the amount of time it takes to resolve payroll issues</w:t>
+        <w:t xml:space="preserve"> isolation (Development, Test, and Production) and data integrity. By implementing </w:t>
+      </w:r>
+      <w:proofErr w:type="spellStart"/>
+      <w:r>
+        <w:t>pgBackRest</w:t>
+      </w:r>
+      <w:proofErr w:type="spellEnd"/>
+      <w:r>
+        <w:t xml:space="preserve"> and a Raspberry Pi off-site backup, the team mitigates the risk of total data loss in the school lab environment.</w:t>
       </w:r>
     </w:p>
     <w:p>
@@ -2900,7 +2686,7 @@
           <w:szCs w:val="28"/>
         </w:rPr>
       </w:pPr>
-      <w:bookmarkStart w:id="5" w:name="_Toc332112083"/>
+      <w:bookmarkStart w:id="4" w:name="_Toc332112083"/>
       <w:r>
         <w:rPr>
           <w:rFonts w:asciiTheme="minorHAnsi" w:hAnsiTheme="minorHAnsi"/>
@@ -2908,16 +2694,15 @@
           <w:sz w:val="28"/>
           <w:szCs w:val="28"/>
         </w:rPr>
-        <w:lastRenderedPageBreak/>
         <w:t>Business Case Analysis Team</w:t>
       </w:r>
-      <w:bookmarkEnd w:id="5"/>
+      <w:bookmarkEnd w:id="4"/>
     </w:p>
     <w:p>
       <w:pPr>
         <w:ind w:left="360"/>
       </w:pPr>
-      <w:bookmarkStart w:id="6" w:name="_Toc261333351"/>
+      <w:bookmarkStart w:id="5" w:name="_Toc261333351"/>
     </w:p>
     <w:p>
       <w:pPr>
@@ -3221,7 +3006,7 @@
               <w:rPr>
                 <w:rFonts w:asciiTheme="minorHAnsi" w:hAnsiTheme="minorHAnsi"/>
               </w:rPr>
-              <w:t>Creates and completes project requirements and fulfills the project features.</w:t>
+              <w:t>Completes project requirements</w:t>
             </w:r>
           </w:p>
         </w:tc>
@@ -3241,7 +3026,7 @@
               <w:rPr>
                 <w:rFonts w:asciiTheme="minorHAnsi" w:hAnsiTheme="minorHAnsi"/>
               </w:rPr>
-              <w:t>Jim Jones, Process Team Lead</w:t>
+              <w:t>Daemon Lewis</w:t>
             </w:r>
           </w:p>
         </w:tc>
@@ -3286,7 +3071,7 @@
               <w:rPr>
                 <w:rFonts w:asciiTheme="minorHAnsi" w:hAnsiTheme="minorHAnsi"/>
               </w:rPr>
-              <w:t>Creates and completes project requirements and fulfills the project features.</w:t>
+              <w:t>Completes project requirements</w:t>
             </w:r>
           </w:p>
         </w:tc>
@@ -3306,89 +3091,14 @@
               <w:rPr>
                 <w:rFonts w:asciiTheme="minorHAnsi" w:hAnsiTheme="minorHAnsi"/>
               </w:rPr>
-              <w:t>Steve Smith, Project Manager</w:t>
+              <w:t>John Cortez</w:t>
             </w:r>
           </w:p>
         </w:tc>
       </w:tr>
-      <w:tr>
-        <w:trPr>
-          <w:cantSplit/>
-        </w:trPr>
-        <w:tc>
-          <w:tcPr>
-            <w:tcW w:w="2340" w:type="dxa"/>
-            <w:vAlign w:val="center"/>
-          </w:tcPr>
-          <w:p>
-            <w:pPr>
-              <w:pStyle w:val="TableText"/>
-              <w:rPr>
-                <w:rFonts w:asciiTheme="minorHAnsi" w:hAnsiTheme="minorHAnsi"/>
-              </w:rPr>
-            </w:pPr>
-            <w:r>
-              <w:rPr>
-                <w:rFonts w:asciiTheme="minorHAnsi" w:hAnsiTheme="minorHAnsi"/>
-              </w:rPr>
-              <w:t>Programmer</w:t>
-            </w:r>
-          </w:p>
-        </w:tc>
-        <w:tc>
-          <w:tcPr>
-            <w:tcW w:w="3420" w:type="dxa"/>
-            <w:vAlign w:val="center"/>
-          </w:tcPr>
-          <w:p>
-            <w:pPr>
-              <w:pStyle w:val="TableText"/>
-              <w:rPr>
-                <w:rFonts w:asciiTheme="minorHAnsi" w:hAnsiTheme="minorHAnsi"/>
-              </w:rPr>
-            </w:pPr>
-            <w:r>
-              <w:rPr>
-                <w:rFonts w:asciiTheme="minorHAnsi" w:hAnsiTheme="minorHAnsi"/>
-              </w:rPr>
-              <w:t>Creates and completes project requirements and fulfills the project features.</w:t>
-            </w:r>
-          </w:p>
-        </w:tc>
-        <w:tc>
-          <w:tcPr>
-            <w:tcW w:w="3060" w:type="dxa"/>
-            <w:vAlign w:val="center"/>
-          </w:tcPr>
-          <w:p>
-            <w:pPr>
-              <w:pStyle w:val="TableText"/>
-              <w:rPr>
-                <w:rFonts w:asciiTheme="minorHAnsi" w:hAnsiTheme="minorHAnsi"/>
-              </w:rPr>
-            </w:pPr>
-            <w:r>
-              <w:rPr>
-                <w:rFonts w:asciiTheme="minorHAnsi" w:hAnsiTheme="minorHAnsi"/>
-              </w:rPr>
-              <w:t>Amy White, Software Group Lead</w:t>
-            </w:r>
-          </w:p>
-        </w:tc>
-      </w:tr>
+      <w:bookmarkEnd w:id="5"/>
     </w:tbl>
-    <w:p>
-      <w:pPr>
-        <w:pStyle w:val="Heading2"/>
-        <w:spacing w:before="240"/>
-        <w:ind w:left="187"/>
-        <w:rPr>
-          <w:rFonts w:asciiTheme="minorHAnsi" w:hAnsiTheme="minorHAnsi"/>
-          <w:sz w:val="24"/>
-          <w:szCs w:val="24"/>
-        </w:rPr>
-      </w:pPr>
-    </w:p>
+    <w:p/>
     <w:p>
       <w:pPr>
         <w:pStyle w:val="Heading1"/>
@@ -3404,7 +3114,7 @@
           <w:szCs w:val="28"/>
         </w:rPr>
       </w:pPr>
-      <w:bookmarkStart w:id="7" w:name="_Toc332112084"/>
+      <w:bookmarkStart w:id="6" w:name="_Toc332112088"/>
       <w:r>
         <w:rPr>
           <w:rFonts w:asciiTheme="minorHAnsi" w:hAnsiTheme="minorHAnsi"/>
@@ -3412,15 +3122,15 @@
           <w:sz w:val="28"/>
           <w:szCs w:val="28"/>
         </w:rPr>
-        <w:t>Problem Definition</w:t>
-      </w:r>
-      <w:bookmarkEnd w:id="7"/>
-    </w:p>
-    <w:p>
-      <w:pPr>
-        <w:ind w:left="360"/>
-        <w:rPr>
-          <w:b/>
+        <w:lastRenderedPageBreak/>
+        <w:t>Project Overview</w:t>
+      </w:r>
+      <w:bookmarkEnd w:id="6"/>
+    </w:p>
+    <w:p>
+      <w:pPr>
+        <w:rPr>
+          <w:color w:val="0033CC"/>
         </w:rPr>
       </w:pPr>
     </w:p>
@@ -3438,103 +3148,41 @@
           <w:szCs w:val="24"/>
         </w:rPr>
       </w:pPr>
-      <w:bookmarkStart w:id="8" w:name="_Toc332112085"/>
+      <w:bookmarkStart w:id="7" w:name="_Toc261333355"/>
+      <w:bookmarkStart w:id="8" w:name="_Toc332112089"/>
       <w:r>
         <w:rPr>
           <w:rFonts w:asciiTheme="minorHAnsi" w:hAnsiTheme="minorHAnsi"/>
           <w:sz w:val="24"/>
           <w:szCs w:val="24"/>
         </w:rPr>
-        <w:t>Pro</w:t>
-      </w:r>
-      <w:bookmarkEnd w:id="6"/>
+        <w:t xml:space="preserve">Project </w:t>
+      </w:r>
+      <w:bookmarkEnd w:id="7"/>
       <w:r>
         <w:rPr>
           <w:rFonts w:asciiTheme="minorHAnsi" w:hAnsiTheme="minorHAnsi"/>
           <w:sz w:val="24"/>
           <w:szCs w:val="24"/>
         </w:rPr>
-        <w:t>blem Statement</w:t>
+        <w:t>Description</w:t>
       </w:r>
       <w:bookmarkEnd w:id="8"/>
     </w:p>
     <w:p>
       <w:pPr>
         <w:ind w:left="810"/>
-        <w:rPr>
-          <w:color w:val="008000"/>
-        </w:rPr>
-      </w:pPr>
-      <w:r>
-        <w:rPr>
-          <w:color w:val="008000"/>
-        </w:rPr>
-        <w:t>This section describes the business problem that this project was created to address.  The problem may be process, technology, or product/service oriented.  This section should not include any discussion related to the solution.</w:t>
-      </w:r>
-    </w:p>
-    <w:p>
-      <w:pPr>
-        <w:ind w:left="360"/>
-      </w:pPr>
-    </w:p>
-    <w:p>
-      <w:pPr>
-        <w:ind w:left="810"/>
-      </w:pPr>
-      <w:r>
-        <w:t xml:space="preserve">Since its inception, Smith Consulting has relied upon a mainframe system to manage payroll and other administrative employee functions.  As the number of employees grows, so does the burden placed upon headquarters to effectively manage the company’s administration at acceptable levels.  In the last two years Smith Consulting has hired 5 employees into overhead positions to help manage and run the </w:t>
-      </w:r>
-      <w:proofErr w:type="gramStart"/>
-      <w:r>
-        <w:t>day to day</w:t>
-      </w:r>
-      <w:proofErr w:type="gramEnd"/>
-      <w:r>
-        <w:t xml:space="preserve"> administration operations.  These positions provide little or no return on investment as they are not billable positions and only maintain the status quo; they do nothing to improve the management of the company’s administration.  Additionally, employees </w:t>
-      </w:r>
-      <w:proofErr w:type="gramStart"/>
-      <w:r>
-        <w:t>must currently</w:t>
-      </w:r>
-      <w:proofErr w:type="gramEnd"/>
-      <w:r>
-        <w:t xml:space="preserve"> call their regional managers to enter their work hours and raise any concerns regarding payroll and administrative tasks.  This places a large burden on managers who much balance these requirements with their </w:t>
-      </w:r>
-      <w:proofErr w:type="gramStart"/>
-      <w:r>
-        <w:t>day to day</w:t>
-      </w:r>
-      <w:proofErr w:type="gramEnd"/>
-      <w:r>
-        <w:t xml:space="preserve"> billable tasks.</w:t>
-      </w:r>
-    </w:p>
-    <w:p>
-      <w:pPr>
-        <w:ind w:left="810"/>
-      </w:pPr>
-      <w:r>
-        <w:t xml:space="preserve">Reporting is another problem area associated with the legacy mainframe system.  All weekly and monthly financial reports must be generated </w:t>
-      </w:r>
-      <w:proofErr w:type="gramStart"/>
-      <w:r>
-        <w:t>manually</w:t>
-      </w:r>
-      <w:proofErr w:type="gramEnd"/>
-      <w:r>
-        <w:t xml:space="preserve"> which allows for a </w:t>
-      </w:r>
-      <w:r>
-        <w:lastRenderedPageBreak/>
-        <w:t xml:space="preserve">high probability of error and </w:t>
-      </w:r>
-      <w:proofErr w:type="gramStart"/>
-      <w:r>
-        <w:t>require</w:t>
-      </w:r>
-      <w:proofErr w:type="gramEnd"/>
-      <w:r>
-        <w:t xml:space="preserve"> significant amounts of time.  These manual tasks further add to the burden and expense of the company.</w:t>
+      </w:pPr>
+      <w:r>
+        <w:t xml:space="preserve">The project involves a </w:t>
+      </w:r>
+      <w:proofErr w:type="spellStart"/>
+      <w:r>
+        <w:t>FastAPI</w:t>
+      </w:r>
+      <w:proofErr w:type="spellEnd"/>
+      <w:r>
+        <w:t>-based ingestion service that processes POST requests from the Data Collection team. It utilizes a PostgreSQL 16 backend with a Star Schema (Fact/Dimension tables) to organize financial data and economic proxies.</w:t>
       </w:r>
     </w:p>
     <w:p>
@@ -3556,128 +3204,76 @@
           <w:szCs w:val="24"/>
         </w:rPr>
       </w:pPr>
-      <w:bookmarkStart w:id="9" w:name="_Toc332112086"/>
+      <w:bookmarkStart w:id="9" w:name="_Toc332112090"/>
       <w:r>
         <w:rPr>
           <w:rFonts w:asciiTheme="minorHAnsi" w:hAnsiTheme="minorHAnsi"/>
           <w:sz w:val="24"/>
           <w:szCs w:val="24"/>
         </w:rPr>
-        <w:t>Organizational Impact</w:t>
+        <w:t>Goals and Objectives</w:t>
       </w:r>
       <w:bookmarkEnd w:id="9"/>
     </w:p>
     <w:p>
       <w:pPr>
-        <w:ind w:left="810"/>
-        <w:rPr>
-          <w:color w:val="008000"/>
-        </w:rPr>
-      </w:pPr>
-      <w:r>
-        <w:rPr>
-          <w:color w:val="008000"/>
-        </w:rPr>
-        <w:t xml:space="preserve">This section describes how the proposed project will modify or affect the organizational processes, tools, hardware, and/or software.  It should also explain any new roles which would be created or how existing roles may change </w:t>
-      </w:r>
-      <w:proofErr w:type="gramStart"/>
-      <w:r>
-        <w:rPr>
-          <w:color w:val="008000"/>
-        </w:rPr>
-        <w:t>as a result of</w:t>
-      </w:r>
-      <w:proofErr w:type="gramEnd"/>
-      <w:r>
-        <w:rPr>
-          <w:color w:val="008000"/>
-        </w:rPr>
-        <w:t xml:space="preserve"> the project.</w:t>
-      </w:r>
-    </w:p>
-    <w:p>
-      <w:pPr>
-        <w:ind w:left="360"/>
-      </w:pPr>
-    </w:p>
-    <w:p>
-      <w:pPr>
-        <w:ind w:left="810"/>
-      </w:pPr>
-      <w:r>
-        <w:t xml:space="preserve">The WP Project will impact Smith Consulting in several ways.  The following provides a high-level explanation of how the organization, tools, processes, and roles and responsibilities will be affected </w:t>
-      </w:r>
-      <w:proofErr w:type="gramStart"/>
-      <w:r>
-        <w:t>as a result of</w:t>
-      </w:r>
-      <w:proofErr w:type="gramEnd"/>
-      <w:r>
-        <w:t xml:space="preserve"> the WP Project implementation:</w:t>
-      </w:r>
-    </w:p>
-    <w:p>
-      <w:pPr>
-        <w:ind w:left="810"/>
-      </w:pPr>
-      <w:r>
-        <w:t>Tools:  the existing legacy administration platform will be phased out completely as the WP Project is stood up and becomes operational.  This will require training employees on the WP tools and their use in support of other organizational tools.</w:t>
-      </w:r>
-    </w:p>
-    <w:p>
-      <w:pPr>
-        <w:ind w:left="810"/>
-      </w:pPr>
-    </w:p>
-    <w:p>
-      <w:pPr>
-        <w:ind w:left="810"/>
-      </w:pPr>
-      <w:r>
-        <w:t xml:space="preserve">Processes:  with the WP Project comes more efficient and streamlined administrative and payroll processes.  This improved efficiency will lessen the burden on managers and provide autonomy to employees in managing their administrative and payroll tasks and actions.  </w:t>
-      </w:r>
-    </w:p>
-    <w:p>
-      <w:pPr>
-        <w:ind w:left="810"/>
-      </w:pPr>
-      <w:r>
-        <w:t xml:space="preserve">Roles and Responsibilities: in addition to the WP Project allowing greater autonomy to employees and less burden on managers, the manpower required to appropriately staff human resources and payroll departments will be reduced.  While we greatly value our employees, the reduction of non-billable overhead positions will directly </w:t>
-      </w:r>
-      <w:proofErr w:type="gramStart"/>
-      <w:r>
-        <w:t>reflect in</w:t>
-      </w:r>
-      <w:proofErr w:type="gramEnd"/>
-      <w:r>
-        <w:t xml:space="preserve"> our bottom line and provide an immediate return on our investment.  The new platform will be managed by the IT </w:t>
-      </w:r>
-      <w:proofErr w:type="gramStart"/>
-      <w:r>
-        <w:t>group</w:t>
-      </w:r>
-      <w:proofErr w:type="gramEnd"/>
-      <w:r>
-        <w:t xml:space="preserve"> and we do not anticipate any changes to IT staffing requirements.</w:t>
-      </w:r>
-    </w:p>
-    <w:p>
-      <w:pPr>
-        <w:ind w:left="810"/>
-      </w:pPr>
-    </w:p>
-    <w:p>
-      <w:pPr>
-        <w:ind w:left="810"/>
-      </w:pPr>
-      <w:r>
-        <w:t>Hardware/Software:  in addition to the software and licensing for the project, Smith Consulting will be required to purchase additional servers to accommodate the platform and its anticipated growth for the next 10 years.</w:t>
-      </w:r>
-    </w:p>
-    <w:p>
-      <w:pPr>
-        <w:ind w:left="810"/>
-      </w:pPr>
+        <w:pStyle w:val="ListParagraph"/>
+        <w:numPr>
+          <w:ilvl w:val="0"/>
+          <w:numId w:val="10"/>
+        </w:numPr>
+      </w:pPr>
+      <w:r>
+        <w:t>Reliable Ingestion: Ingest and store market data reliably from external sources.</w:t>
+      </w:r>
+    </w:p>
+    <w:p>
+      <w:pPr>
+        <w:pStyle w:val="ListParagraph"/>
+        <w:numPr>
+          <w:ilvl w:val="0"/>
+          <w:numId w:val="10"/>
+        </w:numPr>
+      </w:pPr>
+      <w:r>
+        <w:t>Data Transformation: Transform raw data into pre-calculated features for ML queries.</w:t>
+      </w:r>
+    </w:p>
+    <w:p>
+      <w:pPr>
+        <w:pStyle w:val="ListParagraph"/>
+        <w:numPr>
+          <w:ilvl w:val="0"/>
+          <w:numId w:val="10"/>
+        </w:numPr>
+      </w:pPr>
+      <w:r>
+        <w:t>Resilience: Automate local and off-site backups with Point-In-Time Recovery (PITR).</w:t>
+      </w:r>
+    </w:p>
+    <w:p>
+      <w:pPr>
+        <w:pStyle w:val="ListParagraph"/>
+        <w:numPr>
+          <w:ilvl w:val="0"/>
+          <w:numId w:val="10"/>
+        </w:numPr>
+      </w:pPr>
+      <w:r>
+        <w:t>Security: Maintain secure remote access via OpenVPN and SSH keys.</w:t>
+      </w:r>
+    </w:p>
+    <w:p>
+      <w:pPr>
+        <w:pStyle w:val="Heading2"/>
+        <w:spacing w:before="0" w:line="240" w:lineRule="atLeast"/>
+        <w:rPr>
+          <w:rFonts w:asciiTheme="minorHAnsi" w:hAnsiTheme="minorHAnsi"/>
+          <w:sz w:val="24"/>
+          <w:szCs w:val="24"/>
+        </w:rPr>
+      </w:pPr>
+      <w:bookmarkStart w:id="10" w:name="_Toc332112092"/>
     </w:p>
     <w:p>
       <w:pPr>
@@ -3693,182 +3289,164 @@
           <w:szCs w:val="24"/>
         </w:rPr>
       </w:pPr>
-      <w:bookmarkStart w:id="10" w:name="_Toc332112087"/>
       <w:r>
         <w:rPr>
           <w:rFonts w:asciiTheme="minorHAnsi" w:hAnsiTheme="minorHAnsi"/>
           <w:sz w:val="24"/>
           <w:szCs w:val="24"/>
         </w:rPr>
-        <w:t>Technology Migration</w:t>
+        <w:t>Project Assumptions</w:t>
       </w:r>
       <w:bookmarkEnd w:id="10"/>
     </w:p>
     <w:p>
       <w:pPr>
+        <w:tabs>
+          <w:tab w:val="left" w:pos="90"/>
+        </w:tabs>
+        <w:ind w:left="540"/>
+      </w:pPr>
+      <w:r>
+        <w:t>The following preliminary assumptions have been identified for the Data Warehousing Project to ensure successful delivery and operational stability:</w:t>
+      </w:r>
+    </w:p>
+    <w:p>
+      <w:pPr>
+        <w:tabs>
+          <w:tab w:val="left" w:pos="90"/>
+        </w:tabs>
+        <w:ind w:left="540"/>
+      </w:pPr>
+    </w:p>
+    <w:p>
+      <w:pPr>
+        <w:pStyle w:val="ListParagraph"/>
+        <w:numPr>
+          <w:ilvl w:val="0"/>
+          <w:numId w:val="10"/>
+        </w:numPr>
+        <w:tabs>
+          <w:tab w:val="left" w:pos="90"/>
+        </w:tabs>
+      </w:pPr>
+      <w:r>
+        <w:t xml:space="preserve">Training and Competency: All project staff and maintainers are assumed to be trained in their respective tasks, including data entry, </w:t>
+      </w:r>
+      <w:proofErr w:type="spellStart"/>
+      <w:r>
+        <w:t>FastAPI</w:t>
+      </w:r>
+      <w:proofErr w:type="spellEnd"/>
+      <w:r>
+        <w:t xml:space="preserve"> management, and PostgreSQL reporting.</w:t>
+      </w:r>
+    </w:p>
+    <w:p>
+      <w:pPr>
+        <w:pStyle w:val="ListParagraph"/>
+        <w:numPr>
+          <w:ilvl w:val="0"/>
+          <w:numId w:val="10"/>
+        </w:numPr>
+        <w:tabs>
+          <w:tab w:val="left" w:pos="90"/>
+        </w:tabs>
+      </w:pPr>
+      <w:r>
+        <w:t>Funding Availability: It is assumed that necessary funding is secured for the procurement of required hardware (such as the Raspberry Pi 5 and 2TB storage) and any software licensing.</w:t>
+      </w:r>
+    </w:p>
+    <w:p>
+      <w:pPr>
+        <w:pStyle w:val="ListParagraph"/>
+        <w:numPr>
+          <w:ilvl w:val="0"/>
+          <w:numId w:val="10"/>
+        </w:numPr>
+        <w:tabs>
+          <w:tab w:val="left" w:pos="90"/>
+        </w:tabs>
+      </w:pPr>
+      <w:r>
+        <w:t>Infrastructure Support: Department heads and lab technicians will provide the necessary network and infrastructure support, particularly regarding VPN configurations and subnet adjustments.</w:t>
+      </w:r>
+    </w:p>
+    <w:p>
+      <w:pPr>
+        <w:pStyle w:val="ListParagraph"/>
+        <w:numPr>
+          <w:ilvl w:val="0"/>
+          <w:numId w:val="10"/>
+        </w:numPr>
+        <w:tabs>
+          <w:tab w:val="left" w:pos="90"/>
+        </w:tabs>
+      </w:pPr>
+      <w:r>
+        <w:t>Executive Backing: The project operates under the assumption of continued executive-level support and approval from the project sponsors.</w:t>
+      </w:r>
+    </w:p>
+    <w:p>
+      <w:pPr>
+        <w:pStyle w:val="ListParagraph"/>
+        <w:numPr>
+          <w:ilvl w:val="0"/>
+          <w:numId w:val="10"/>
+        </w:numPr>
+        <w:tabs>
+          <w:tab w:val="left" w:pos="90"/>
+        </w:tabs>
+      </w:pPr>
+      <w:r>
+        <w:t xml:space="preserve">Data Consistency: It is assumed that the Data Collection team will provide a consistent "source of truth" for OHLCV data that matches the validation logic within the </w:t>
+      </w:r>
+      <w:proofErr w:type="spellStart"/>
+      <w:r>
+        <w:t>FastAPI</w:t>
+      </w:r>
+      <w:proofErr w:type="spellEnd"/>
+      <w:r>
+        <w:t xml:space="preserve"> ingestion services.</w:t>
+      </w:r>
+    </w:p>
+    <w:p>
+      <w:pPr>
+        <w:pStyle w:val="ListParagraph"/>
+        <w:numPr>
+          <w:ilvl w:val="0"/>
+          <w:numId w:val="10"/>
+        </w:numPr>
+        <w:tabs>
+          <w:tab w:val="left" w:pos="90"/>
+        </w:tabs>
+      </w:pPr>
+      <w:r>
+        <w:t>Connectivity: The off-site backup strategy assumes a persistent and reliable OpenVPN connection between the Oracle Linux VM and the Raspberry Pi.</w:t>
+      </w:r>
+    </w:p>
+    <w:p>
+      <w:pPr>
         <w:ind w:left="810"/>
+      </w:pPr>
+    </w:p>
+    <w:p>
+      <w:pPr>
+        <w:ind w:left="810"/>
+      </w:pPr>
+    </w:p>
+    <w:p>
+      <w:pPr>
         <w:rPr>
           <w:color w:val="008000"/>
         </w:rPr>
       </w:pPr>
-      <w:r>
-        <w:rPr>
-          <w:color w:val="008000"/>
-        </w:rPr>
-        <w:t xml:space="preserve">This section provides a high-level overview of how the new technology will be implemented and how data from the legacy technology will </w:t>
-      </w:r>
-      <w:proofErr w:type="gramStart"/>
-      <w:r>
-        <w:rPr>
-          <w:color w:val="008000"/>
-        </w:rPr>
-        <w:t>be migrated</w:t>
-      </w:r>
-      <w:proofErr w:type="gramEnd"/>
-      <w:r>
-        <w:rPr>
-          <w:color w:val="008000"/>
-        </w:rPr>
-        <w:t xml:space="preserve">.  This section should also explain any outstanding technical requirements and obstacles which need to be addressed.  </w:t>
-      </w:r>
-    </w:p>
-    <w:p>
-      <w:pPr>
+    </w:p>
+    <w:p>
+      <w:pPr>
+        <w:tabs>
+          <w:tab w:val="left" w:pos="90"/>
+        </w:tabs>
         <w:ind w:left="180"/>
-        <w:rPr>
-          <w:color w:val="0000FF"/>
-        </w:rPr>
-      </w:pPr>
-    </w:p>
-    <w:p>
-      <w:pPr>
-        <w:ind w:left="810"/>
-      </w:pPr>
-      <w:proofErr w:type="gramStart"/>
-      <w:r>
-        <w:t>In order to</w:t>
-      </w:r>
-      <w:proofErr w:type="gramEnd"/>
-      <w:r>
-        <w:t xml:space="preserve"> effectively migrate existing data from our legacy platform to the new Web-based platform, a phased approach has been developed which will result in minimal/no </w:t>
-      </w:r>
-      <w:r>
-        <w:lastRenderedPageBreak/>
-        <w:t xml:space="preserve">disruption to </w:t>
-      </w:r>
-      <w:proofErr w:type="gramStart"/>
-      <w:r>
-        <w:t>day to day</w:t>
-      </w:r>
-      <w:proofErr w:type="gramEnd"/>
-      <w:r>
-        <w:t xml:space="preserve"> operations, administration, and payroll activities.  The following is a high-level overview of the phased approach:</w:t>
-      </w:r>
-    </w:p>
-    <w:p/>
-    <w:p>
-      <w:pPr>
-        <w:ind w:left="810"/>
-      </w:pPr>
-      <w:r>
-        <w:t xml:space="preserve">Phase I:  Hardware/Software will be </w:t>
-      </w:r>
-      <w:proofErr w:type="gramStart"/>
-      <w:r>
-        <w:t>purchased</w:t>
-      </w:r>
-      <w:proofErr w:type="gramEnd"/>
-      <w:r>
-        <w:t xml:space="preserve"> and the WP system will be created in </w:t>
-      </w:r>
-      <w:proofErr w:type="gramStart"/>
-      <w:r>
-        <w:t>the</w:t>
-      </w:r>
-      <w:proofErr w:type="gramEnd"/>
-      <w:r>
-        <w:t xml:space="preserve"> web-based environment and tested by the IT development group.</w:t>
-      </w:r>
-    </w:p>
-    <w:p>
-      <w:pPr>
-        <w:ind w:left="810"/>
-      </w:pPr>
-    </w:p>
-    <w:p>
-      <w:pPr>
-        <w:ind w:left="810"/>
-      </w:pPr>
-      <w:r>
-        <w:t xml:space="preserve">Phase II:  IT group will stand up a temporary legacy platform in the technology lab to be used for </w:t>
-      </w:r>
-      <w:proofErr w:type="gramStart"/>
-      <w:r>
-        <w:t>day to day</w:t>
-      </w:r>
-      <w:proofErr w:type="gramEnd"/>
-      <w:r>
-        <w:t xml:space="preserve"> operations for payroll and administration activities.  This will be used as a backup system </w:t>
-      </w:r>
-      <w:proofErr w:type="gramStart"/>
-      <w:r>
-        <w:t>and also</w:t>
-      </w:r>
-      <w:proofErr w:type="gramEnd"/>
-      <w:r>
-        <w:t xml:space="preserve"> to archive all data from the company mainframe.</w:t>
-      </w:r>
-    </w:p>
-    <w:p>
-      <w:pPr>
-        <w:ind w:left="810"/>
-      </w:pPr>
-    </w:p>
-    <w:p>
-      <w:pPr>
-        <w:ind w:left="810"/>
-      </w:pPr>
-      <w:r>
-        <w:t xml:space="preserve">Phase III:  The web-based platform will be populated with all current payroll and administrative data.  This must be done in conjunction with the end of a pay cycle.  </w:t>
-      </w:r>
-    </w:p>
-    <w:p>
-      <w:pPr>
-        <w:ind w:left="810"/>
-      </w:pPr>
-    </w:p>
-    <w:p>
-      <w:pPr>
-        <w:ind w:left="810"/>
-      </w:pPr>
-      <w:r>
-        <w:t>Phase IV:  All employees will receive training on the new web-based platform.</w:t>
-      </w:r>
-    </w:p>
-    <w:p>
-      <w:pPr>
-        <w:ind w:left="810"/>
-      </w:pPr>
-    </w:p>
-    <w:p>
-      <w:pPr>
-        <w:ind w:left="810"/>
-      </w:pPr>
-      <w:r>
-        <w:t xml:space="preserve">Phase V: The web-based platform will go </w:t>
-      </w:r>
-      <w:proofErr w:type="gramStart"/>
-      <w:r>
-        <w:t>live</w:t>
-      </w:r>
-      <w:proofErr w:type="gramEnd"/>
-      <w:r>
-        <w:t xml:space="preserve"> and the legacy mainframe system will be archived and stood down.</w:t>
-      </w:r>
-    </w:p>
-    <w:p>
-      <w:pPr>
-        <w:ind w:left="810"/>
       </w:pPr>
     </w:p>
     <w:p>
@@ -3886,7 +3464,7 @@
           <w:szCs w:val="28"/>
         </w:rPr>
       </w:pPr>
-      <w:bookmarkStart w:id="11" w:name="_Toc332112088"/>
+      <w:bookmarkStart w:id="11" w:name="_Toc332112095"/>
       <w:r>
         <w:rPr>
           <w:rFonts w:asciiTheme="minorHAnsi" w:hAnsiTheme="minorHAnsi"/>
@@ -3894,1833 +3472,19 @@
           <w:sz w:val="28"/>
           <w:szCs w:val="28"/>
         </w:rPr>
-        <w:t>Project Overview</w:t>
+        <w:lastRenderedPageBreak/>
+        <w:t>Strategic Alignment</w:t>
       </w:r>
       <w:bookmarkEnd w:id="11"/>
     </w:p>
     <w:p>
       <w:pPr>
         <w:ind w:left="360"/>
-        <w:rPr>
-          <w:color w:val="008000"/>
-        </w:rPr>
-      </w:pPr>
-      <w:r>
-        <w:rPr>
-          <w:color w:val="008000"/>
-        </w:rPr>
-        <w:t>This section describes high-level information about the project to include a description, goals and objectives, performance criteria, assumptions, constraints, and milestones.  This section consolidates all project-specific information into one chapter and allows for an easy understanding of the project since the baseline business problem, impacts, and recommendations have already been established.</w:t>
-      </w:r>
-    </w:p>
-    <w:p>
-      <w:pPr>
-        <w:rPr>
-          <w:color w:val="0033CC"/>
-        </w:rPr>
-      </w:pPr>
-    </w:p>
-    <w:p>
-      <w:pPr>
-        <w:ind w:left="360"/>
-      </w:pPr>
-      <w:r>
-        <w:t>The WP Project overview provides detail for how this project will address Smith Consulting’s business problem.  The overview consists of a project description, goals and objectives for the WP Project, project performance criteria, project assumptions, constraints, and major milestones.  As the project is approved and moves forward, each of these components will be expanded to include a greater level of detail in working toward the project plan.</w:t>
-      </w:r>
-    </w:p>
-    <w:p>
-      <w:pPr>
-        <w:rPr>
-          <w:color w:val="0033CC"/>
-        </w:rPr>
-      </w:pPr>
-    </w:p>
-    <w:p>
-      <w:pPr>
-        <w:pStyle w:val="Heading2"/>
-        <w:numPr>
-          <w:ilvl w:val="1"/>
-          <w:numId w:val="4"/>
-        </w:numPr>
-        <w:spacing w:before="0" w:line="240" w:lineRule="atLeast"/>
-        <w:rPr>
-          <w:rFonts w:asciiTheme="minorHAnsi" w:hAnsiTheme="minorHAnsi"/>
-          <w:sz w:val="24"/>
-          <w:szCs w:val="24"/>
-        </w:rPr>
-      </w:pPr>
-      <w:bookmarkStart w:id="12" w:name="_Toc261333355"/>
-      <w:bookmarkStart w:id="13" w:name="_Toc332112089"/>
-      <w:r>
-        <w:rPr>
-          <w:rFonts w:asciiTheme="minorHAnsi" w:hAnsiTheme="minorHAnsi"/>
-          <w:sz w:val="24"/>
-          <w:szCs w:val="24"/>
-        </w:rPr>
-        <w:t xml:space="preserve">Project </w:t>
-      </w:r>
-      <w:bookmarkEnd w:id="12"/>
-      <w:r>
-        <w:rPr>
-          <w:rFonts w:asciiTheme="minorHAnsi" w:hAnsiTheme="minorHAnsi"/>
-          <w:sz w:val="24"/>
-          <w:szCs w:val="24"/>
-        </w:rPr>
-        <w:t>Description</w:t>
-      </w:r>
-      <w:bookmarkEnd w:id="13"/>
-    </w:p>
-    <w:p>
-      <w:pPr>
-        <w:ind w:left="810"/>
-        <w:rPr>
-          <w:color w:val="008000"/>
-        </w:rPr>
-      </w:pPr>
-      <w:r>
-        <w:rPr>
-          <w:color w:val="008000"/>
-        </w:rPr>
-        <w:t xml:space="preserve">This section describes the approach the project will use to address the business </w:t>
-      </w:r>
-      <w:proofErr w:type="gramStart"/>
-      <w:r>
-        <w:rPr>
-          <w:color w:val="008000"/>
-        </w:rPr>
-        <w:t>problem(s)</w:t>
-      </w:r>
-      <w:proofErr w:type="gramEnd"/>
-      <w:r>
-        <w:rPr>
-          <w:color w:val="008000"/>
-        </w:rPr>
-        <w:t xml:space="preserve">.  This includes what the project will consist </w:t>
-      </w:r>
-      <w:proofErr w:type="gramStart"/>
-      <w:r>
-        <w:rPr>
-          <w:color w:val="008000"/>
-        </w:rPr>
-        <w:t>of,</w:t>
-      </w:r>
-      <w:proofErr w:type="gramEnd"/>
-      <w:r>
-        <w:rPr>
-          <w:color w:val="008000"/>
-        </w:rPr>
-        <w:t xml:space="preserve"> a general description of how it will be executed, and the purpose of it.</w:t>
-      </w:r>
-    </w:p>
-    <w:p>
-      <w:pPr>
-        <w:ind w:left="810"/>
-      </w:pPr>
-    </w:p>
-    <w:p>
-      <w:pPr>
-        <w:ind w:left="810"/>
-      </w:pPr>
-      <w:r>
-        <w:t xml:space="preserve">The WP Project will review and analyze several potential products to replace Smith Consulting’s legacy payroll and administration mainframe system with a web-based platform.  This will be done by determining and selecting a product which adequately replaces our existing system and still allows for growth for the next 10 years.  Once </w:t>
-      </w:r>
-      <w:r>
-        <w:lastRenderedPageBreak/>
-        <w:t xml:space="preserve">selected, the project will replace our existing system in a phased implementation approach and be completed once the new system is operational and the legacy system is archived and no longer in use.  </w:t>
-      </w:r>
-    </w:p>
-    <w:p>
-      <w:pPr>
-        <w:ind w:left="810"/>
-      </w:pPr>
-    </w:p>
-    <w:p>
-      <w:pPr>
-        <w:ind w:left="810"/>
-      </w:pPr>
-      <w:r>
-        <w:t xml:space="preserve">This project will result in greater efficiency of </w:t>
-      </w:r>
-      <w:proofErr w:type="gramStart"/>
-      <w:r>
-        <w:t>day to day</w:t>
-      </w:r>
-      <w:proofErr w:type="gramEnd"/>
-      <w:r>
-        <w:t xml:space="preserve"> payroll and administrative operations and reporting, significantly lower overhead costs, and reduced turnover </w:t>
-      </w:r>
-      <w:proofErr w:type="gramStart"/>
-      <w:r>
-        <w:t>as a result of</w:t>
-      </w:r>
-      <w:proofErr w:type="gramEnd"/>
-      <w:r>
-        <w:t xml:space="preserve"> providing employees with greater autonomy and flexibility.  Additionally, managers will once again be focused on billable tasks instead of utilizing a significant portion of their time on non-billable administrative tasks.  </w:t>
-      </w:r>
-    </w:p>
-    <w:p>
-      <w:pPr>
-        <w:ind w:left="810"/>
-      </w:pPr>
-    </w:p>
-    <w:p>
-      <w:pPr>
-        <w:ind w:left="810"/>
-      </w:pPr>
-      <w:r>
-        <w:t xml:space="preserve">Smith Consulting will issue a Request for Information </w:t>
-      </w:r>
-      <w:proofErr w:type="gramStart"/>
-      <w:r>
-        <w:t>in order to</w:t>
-      </w:r>
-      <w:proofErr w:type="gramEnd"/>
-      <w:r>
-        <w:t xml:space="preserve"> determine which products are immediately available to meet our business needs.  Once the product is acquired, all implementation and data population will be conducted with internal resources.  </w:t>
-      </w:r>
-    </w:p>
-    <w:p>
-      <w:pPr>
-        <w:ind w:left="810"/>
-      </w:pPr>
-    </w:p>
-    <w:p>
-      <w:pPr>
-        <w:pStyle w:val="Heading2"/>
-        <w:numPr>
-          <w:ilvl w:val="1"/>
-          <w:numId w:val="4"/>
-        </w:numPr>
-        <w:spacing w:before="0" w:line="240" w:lineRule="atLeast"/>
-        <w:rPr>
-          <w:rFonts w:asciiTheme="minorHAnsi" w:hAnsiTheme="minorHAnsi"/>
-          <w:sz w:val="24"/>
-          <w:szCs w:val="24"/>
-        </w:rPr>
-      </w:pPr>
-      <w:bookmarkStart w:id="14" w:name="_Toc332112090"/>
-      <w:r>
-        <w:rPr>
-          <w:rFonts w:asciiTheme="minorHAnsi" w:hAnsiTheme="minorHAnsi"/>
-          <w:sz w:val="24"/>
-          <w:szCs w:val="24"/>
-        </w:rPr>
-        <w:t>Goals and Objectives</w:t>
-      </w:r>
-      <w:bookmarkEnd w:id="14"/>
-    </w:p>
-    <w:p>
-      <w:pPr>
-        <w:ind w:left="810"/>
-        <w:rPr>
-          <w:color w:val="008000"/>
-        </w:rPr>
-      </w:pPr>
-      <w:r>
-        <w:rPr>
-          <w:color w:val="008000"/>
-        </w:rPr>
-        <w:t xml:space="preserve">This section lists the business goals and objectives which are supported by the project and how the project will address them. </w:t>
-      </w:r>
-    </w:p>
-    <w:p>
-      <w:pPr>
-        <w:ind w:left="810"/>
-      </w:pPr>
-    </w:p>
-    <w:p>
-      <w:pPr>
-        <w:ind w:left="810"/>
-      </w:pPr>
-      <w:r>
-        <w:t>The WP Project directly supports several of the corporate goals and objectives established by Smith Consulting.  The following table lists the business goals and objectives that the WP Project supports and how it supports them:</w:t>
-      </w:r>
-    </w:p>
-    <w:p>
-      <w:pPr>
-        <w:ind w:left="810"/>
       </w:pPr>
     </w:p>
     <w:tbl>
       <w:tblPr>
-        <w:tblW w:w="8460" w:type="dxa"/>
-        <w:tblInd w:w="882" w:type="dxa"/>
-        <w:tblBorders>
-          <w:top w:val="single" w:sz="6" w:space="0" w:color="999999"/>
-          <w:left w:val="single" w:sz="6" w:space="0" w:color="999999"/>
-          <w:bottom w:val="single" w:sz="6" w:space="0" w:color="999999"/>
-          <w:right w:val="single" w:sz="6" w:space="0" w:color="999999"/>
-          <w:insideH w:val="single" w:sz="6" w:space="0" w:color="999999"/>
-          <w:insideV w:val="single" w:sz="6" w:space="0" w:color="999999"/>
-        </w:tblBorders>
-        <w:tblLayout w:type="fixed"/>
-        <w:tblCellMar>
-          <w:top w:w="72" w:type="dxa"/>
-          <w:left w:w="72" w:type="dxa"/>
-          <w:bottom w:w="72" w:type="dxa"/>
-          <w:right w:w="72" w:type="dxa"/>
-        </w:tblCellMar>
-        <w:tblLook w:val="0000" w:firstRow="0" w:lastRow="0" w:firstColumn="0" w:lastColumn="0" w:noHBand="0" w:noVBand="0"/>
-      </w:tblPr>
-      <w:tblGrid>
-        <w:gridCol w:w="2790"/>
-        <w:gridCol w:w="5670"/>
-      </w:tblGrid>
-      <w:tr>
-        <w:trPr>
-          <w:cantSplit/>
-          <w:tblHeader/>
-        </w:trPr>
-        <w:tc>
-          <w:tcPr>
-            <w:tcW w:w="2790" w:type="dxa"/>
-            <w:shd w:val="clear" w:color="auto" w:fill="E6E6E6"/>
-            <w:vAlign w:val="center"/>
-          </w:tcPr>
-          <w:p>
-            <w:pPr>
-              <w:pStyle w:val="TableText"/>
-              <w:tabs>
-                <w:tab w:val="left" w:pos="0"/>
-              </w:tabs>
-              <w:rPr>
-                <w:rFonts w:asciiTheme="minorHAnsi" w:hAnsiTheme="minorHAnsi"/>
-                <w:b/>
-                <w:bCs/>
-                <w:sz w:val="16"/>
-              </w:rPr>
-            </w:pPr>
-            <w:r>
-              <w:rPr>
-                <w:rFonts w:asciiTheme="minorHAnsi" w:hAnsiTheme="minorHAnsi"/>
-                <w:b/>
-                <w:bCs/>
-                <w:sz w:val="16"/>
-              </w:rPr>
-              <w:t>Business Goal/Objective</w:t>
-            </w:r>
-          </w:p>
-        </w:tc>
-        <w:tc>
-          <w:tcPr>
-            <w:tcW w:w="5670" w:type="dxa"/>
-            <w:shd w:val="clear" w:color="auto" w:fill="E6E6E6"/>
-            <w:vAlign w:val="center"/>
-          </w:tcPr>
-          <w:p>
-            <w:pPr>
-              <w:pStyle w:val="TableText"/>
-              <w:tabs>
-                <w:tab w:val="left" w:pos="90"/>
-              </w:tabs>
-              <w:rPr>
-                <w:rFonts w:asciiTheme="minorHAnsi" w:hAnsiTheme="minorHAnsi"/>
-                <w:b/>
-                <w:bCs/>
-                <w:sz w:val="16"/>
-              </w:rPr>
-            </w:pPr>
-            <w:r>
-              <w:rPr>
-                <w:rFonts w:asciiTheme="minorHAnsi" w:hAnsiTheme="minorHAnsi"/>
-                <w:b/>
-                <w:bCs/>
-                <w:sz w:val="16"/>
-              </w:rPr>
-              <w:t>Description</w:t>
-            </w:r>
-          </w:p>
-        </w:tc>
-      </w:tr>
-      <w:tr>
-        <w:trPr>
-          <w:cantSplit/>
-        </w:trPr>
-        <w:tc>
-          <w:tcPr>
-            <w:tcW w:w="2790" w:type="dxa"/>
-            <w:vAlign w:val="center"/>
-          </w:tcPr>
-          <w:p>
-            <w:pPr>
-              <w:pStyle w:val="TableText"/>
-              <w:tabs>
-                <w:tab w:val="left" w:pos="-252"/>
-                <w:tab w:val="left" w:pos="-162"/>
-                <w:tab w:val="left" w:pos="0"/>
-              </w:tabs>
-              <w:ind w:left="18" w:right="108"/>
-              <w:rPr>
-                <w:rFonts w:asciiTheme="minorHAnsi" w:hAnsiTheme="minorHAnsi"/>
-              </w:rPr>
-            </w:pPr>
-            <w:r>
-              <w:rPr>
-                <w:rFonts w:asciiTheme="minorHAnsi" w:hAnsiTheme="minorHAnsi"/>
-              </w:rPr>
-              <w:t>Timely and accurate reporting</w:t>
-            </w:r>
-          </w:p>
-        </w:tc>
-        <w:tc>
-          <w:tcPr>
-            <w:tcW w:w="5670" w:type="dxa"/>
-            <w:vAlign w:val="center"/>
-          </w:tcPr>
-          <w:p>
-            <w:pPr>
-              <w:pStyle w:val="TableText"/>
-              <w:tabs>
-                <w:tab w:val="left" w:pos="90"/>
-              </w:tabs>
-              <w:rPr>
-                <w:rFonts w:asciiTheme="minorHAnsi" w:hAnsiTheme="minorHAnsi"/>
-              </w:rPr>
-            </w:pPr>
-            <w:r>
-              <w:rPr>
-                <w:rFonts w:asciiTheme="minorHAnsi" w:hAnsiTheme="minorHAnsi"/>
-              </w:rPr>
-              <w:t xml:space="preserve">Web based </w:t>
-            </w:r>
-            <w:proofErr w:type="gramStart"/>
-            <w:r>
-              <w:rPr>
-                <w:rFonts w:asciiTheme="minorHAnsi" w:hAnsiTheme="minorHAnsi"/>
-              </w:rPr>
-              <w:t>tool</w:t>
-            </w:r>
-            <w:proofErr w:type="gramEnd"/>
-            <w:r>
-              <w:rPr>
-                <w:rFonts w:asciiTheme="minorHAnsi" w:hAnsiTheme="minorHAnsi"/>
-              </w:rPr>
-              <w:t xml:space="preserve"> will allow real-time and accurate reporting of all payroll and administrative metrics</w:t>
-            </w:r>
-          </w:p>
-        </w:tc>
-      </w:tr>
-      <w:tr>
-        <w:trPr>
-          <w:cantSplit/>
-        </w:trPr>
-        <w:tc>
-          <w:tcPr>
-            <w:tcW w:w="2790" w:type="dxa"/>
-            <w:vAlign w:val="center"/>
-          </w:tcPr>
-          <w:p>
-            <w:pPr>
-              <w:pStyle w:val="TableText"/>
-              <w:tabs>
-                <w:tab w:val="left" w:pos="-522"/>
-                <w:tab w:val="left" w:pos="0"/>
-              </w:tabs>
-              <w:rPr>
-                <w:rFonts w:asciiTheme="minorHAnsi" w:hAnsiTheme="minorHAnsi"/>
-              </w:rPr>
-            </w:pPr>
-            <w:r>
-              <w:rPr>
-                <w:rFonts w:asciiTheme="minorHAnsi" w:hAnsiTheme="minorHAnsi"/>
-              </w:rPr>
-              <w:t>Improve staff efficiency</w:t>
-            </w:r>
-          </w:p>
-        </w:tc>
-        <w:tc>
-          <w:tcPr>
-            <w:tcW w:w="5670" w:type="dxa"/>
-            <w:vAlign w:val="center"/>
-          </w:tcPr>
-          <w:p>
-            <w:pPr>
-              <w:pStyle w:val="TableText"/>
-              <w:tabs>
-                <w:tab w:val="left" w:pos="90"/>
-              </w:tabs>
-              <w:rPr>
-                <w:rFonts w:asciiTheme="minorHAnsi" w:hAnsiTheme="minorHAnsi"/>
-              </w:rPr>
-            </w:pPr>
-            <w:r>
-              <w:rPr>
-                <w:rFonts w:asciiTheme="minorHAnsi" w:hAnsiTheme="minorHAnsi"/>
-              </w:rPr>
-              <w:t>Fewer HR and payroll staff required for managing these activities will improve efficiency</w:t>
-            </w:r>
-          </w:p>
-        </w:tc>
-      </w:tr>
-      <w:tr>
-        <w:trPr>
-          <w:cantSplit/>
-        </w:trPr>
-        <w:tc>
-          <w:tcPr>
-            <w:tcW w:w="2790" w:type="dxa"/>
-            <w:vAlign w:val="center"/>
-          </w:tcPr>
-          <w:p>
-            <w:pPr>
-              <w:pStyle w:val="TableText"/>
-              <w:tabs>
-                <w:tab w:val="left" w:pos="-522"/>
-                <w:tab w:val="left" w:pos="0"/>
-              </w:tabs>
-              <w:rPr>
-                <w:rFonts w:asciiTheme="minorHAnsi" w:hAnsiTheme="minorHAnsi"/>
-              </w:rPr>
-            </w:pPr>
-            <w:r>
-              <w:rPr>
-                <w:rFonts w:asciiTheme="minorHAnsi" w:hAnsiTheme="minorHAnsi"/>
-              </w:rPr>
-              <w:t>Reduce employee turnover</w:t>
-            </w:r>
-          </w:p>
-        </w:tc>
-        <w:tc>
-          <w:tcPr>
-            <w:tcW w:w="5670" w:type="dxa"/>
-            <w:vAlign w:val="center"/>
-          </w:tcPr>
-          <w:p>
-            <w:pPr>
-              <w:pStyle w:val="TableText"/>
-              <w:tabs>
-                <w:tab w:val="left" w:pos="90"/>
-              </w:tabs>
-              <w:rPr>
-                <w:rFonts w:asciiTheme="minorHAnsi" w:hAnsiTheme="minorHAnsi"/>
-              </w:rPr>
-            </w:pPr>
-            <w:r>
-              <w:rPr>
-                <w:rFonts w:asciiTheme="minorHAnsi" w:hAnsiTheme="minorHAnsi"/>
-              </w:rPr>
-              <w:t>Greater autonomy and flexibility will address employee concerns and allow managers to focus on billable tasks</w:t>
-            </w:r>
-          </w:p>
-        </w:tc>
-      </w:tr>
-      <w:tr>
-        <w:trPr>
-          <w:cantSplit/>
-        </w:trPr>
-        <w:tc>
-          <w:tcPr>
-            <w:tcW w:w="2790" w:type="dxa"/>
-            <w:vAlign w:val="center"/>
-          </w:tcPr>
-          <w:p>
-            <w:pPr>
-              <w:pStyle w:val="TableText"/>
-              <w:tabs>
-                <w:tab w:val="left" w:pos="-522"/>
-                <w:tab w:val="left" w:pos="0"/>
-              </w:tabs>
-              <w:rPr>
-                <w:rFonts w:asciiTheme="minorHAnsi" w:hAnsiTheme="minorHAnsi"/>
-              </w:rPr>
-            </w:pPr>
-            <w:r>
-              <w:rPr>
-                <w:rFonts w:asciiTheme="minorHAnsi" w:hAnsiTheme="minorHAnsi"/>
-              </w:rPr>
-              <w:t>Reduce overhead costs</w:t>
-            </w:r>
-          </w:p>
-        </w:tc>
-        <w:tc>
-          <w:tcPr>
-            <w:tcW w:w="5670" w:type="dxa"/>
-            <w:vAlign w:val="center"/>
-          </w:tcPr>
-          <w:p>
-            <w:pPr>
-              <w:pStyle w:val="TableText"/>
-              <w:tabs>
-                <w:tab w:val="left" w:pos="90"/>
-              </w:tabs>
-              <w:rPr>
-                <w:rFonts w:asciiTheme="minorHAnsi" w:hAnsiTheme="minorHAnsi"/>
-              </w:rPr>
-            </w:pPr>
-            <w:r>
-              <w:rPr>
-                <w:rFonts w:asciiTheme="minorHAnsi" w:hAnsiTheme="minorHAnsi"/>
-              </w:rPr>
-              <w:t>Fewer staff required will reduce the company’s overhead</w:t>
-            </w:r>
-          </w:p>
-        </w:tc>
-      </w:tr>
-    </w:tbl>
-    <w:p>
-      <w:pPr>
-        <w:tabs>
-          <w:tab w:val="left" w:pos="90"/>
-        </w:tabs>
-      </w:pPr>
-    </w:p>
-    <w:p>
-      <w:pPr>
-        <w:pStyle w:val="Heading2"/>
-        <w:numPr>
-          <w:ilvl w:val="1"/>
-          <w:numId w:val="4"/>
-        </w:numPr>
-        <w:spacing w:before="0" w:line="240" w:lineRule="atLeast"/>
-        <w:rPr>
-          <w:rFonts w:asciiTheme="minorHAnsi" w:hAnsiTheme="minorHAnsi"/>
-          <w:sz w:val="24"/>
-          <w:szCs w:val="24"/>
-        </w:rPr>
-      </w:pPr>
-      <w:bookmarkStart w:id="15" w:name="_Toc332112091"/>
-      <w:r>
-        <w:rPr>
-          <w:rFonts w:asciiTheme="minorHAnsi" w:hAnsiTheme="minorHAnsi"/>
-          <w:sz w:val="24"/>
-          <w:szCs w:val="24"/>
-        </w:rPr>
-        <w:t>Project Performance</w:t>
-      </w:r>
-      <w:bookmarkEnd w:id="15"/>
-    </w:p>
-    <w:p>
-      <w:pPr>
-        <w:ind w:left="810"/>
-        <w:rPr>
-          <w:color w:val="008000"/>
-        </w:rPr>
-      </w:pPr>
-      <w:r>
-        <w:rPr>
-          <w:color w:val="008000"/>
-        </w:rPr>
-        <w:t xml:space="preserve">This section describes the measures that will be used to gauge the project’s performance and outcomes as they relate to key resources, processes, or services.  </w:t>
-      </w:r>
-    </w:p>
-    <w:p>
-      <w:pPr>
-        <w:ind w:left="810"/>
-      </w:pPr>
-    </w:p>
-    <w:p>
-      <w:pPr>
-        <w:ind w:left="810"/>
-      </w:pPr>
-      <w:r>
-        <w:t>The following table lists the key resources, processes, or services and their anticipated business outcomes in measuring the performance of the project.  These performance measures will be quantified and further defined in the detailed project plan.</w:t>
-      </w:r>
-    </w:p>
-    <w:p>
-      <w:pPr>
-        <w:ind w:left="810"/>
-      </w:pPr>
-    </w:p>
-    <w:tbl>
-      <w:tblPr>
-        <w:tblW w:w="8460" w:type="dxa"/>
-        <w:tblInd w:w="882" w:type="dxa"/>
-        <w:tblBorders>
-          <w:top w:val="single" w:sz="6" w:space="0" w:color="999999"/>
-          <w:left w:val="single" w:sz="6" w:space="0" w:color="999999"/>
-          <w:bottom w:val="single" w:sz="6" w:space="0" w:color="999999"/>
-          <w:right w:val="single" w:sz="6" w:space="0" w:color="999999"/>
-          <w:insideH w:val="single" w:sz="6" w:space="0" w:color="999999"/>
-          <w:insideV w:val="single" w:sz="6" w:space="0" w:color="999999"/>
-        </w:tblBorders>
-        <w:tblLayout w:type="fixed"/>
-        <w:tblCellMar>
-          <w:top w:w="72" w:type="dxa"/>
-          <w:left w:w="72" w:type="dxa"/>
-          <w:bottom w:w="72" w:type="dxa"/>
-          <w:right w:w="72" w:type="dxa"/>
-        </w:tblCellMar>
-        <w:tblLook w:val="0000" w:firstRow="0" w:lastRow="0" w:firstColumn="0" w:lastColumn="0" w:noHBand="0" w:noVBand="0"/>
-      </w:tblPr>
-      <w:tblGrid>
-        <w:gridCol w:w="2555"/>
-        <w:gridCol w:w="5905"/>
-      </w:tblGrid>
-      <w:tr>
-        <w:trPr>
-          <w:cantSplit/>
-          <w:trHeight w:val="201"/>
-          <w:tblHeader/>
-        </w:trPr>
-        <w:tc>
-          <w:tcPr>
-            <w:tcW w:w="2555" w:type="dxa"/>
-            <w:shd w:val="clear" w:color="auto" w:fill="E6E6E6"/>
-            <w:vAlign w:val="center"/>
-          </w:tcPr>
-          <w:p>
-            <w:pPr>
-              <w:pStyle w:val="TableText"/>
-              <w:rPr>
-                <w:rFonts w:asciiTheme="minorHAnsi" w:hAnsiTheme="minorHAnsi"/>
-                <w:b/>
-                <w:bCs/>
-                <w:sz w:val="16"/>
-              </w:rPr>
-            </w:pPr>
-            <w:r>
-              <w:rPr>
-                <w:rFonts w:asciiTheme="minorHAnsi" w:hAnsiTheme="minorHAnsi"/>
-                <w:b/>
-                <w:bCs/>
-                <w:sz w:val="16"/>
-              </w:rPr>
-              <w:t>Key Resource/Process/Service</w:t>
-            </w:r>
-          </w:p>
-        </w:tc>
-        <w:tc>
-          <w:tcPr>
-            <w:tcW w:w="5905" w:type="dxa"/>
-            <w:shd w:val="clear" w:color="auto" w:fill="E6E6E6"/>
-            <w:vAlign w:val="center"/>
-          </w:tcPr>
-          <w:p>
-            <w:pPr>
-              <w:pStyle w:val="TableText"/>
-              <w:rPr>
-                <w:rFonts w:asciiTheme="minorHAnsi" w:hAnsiTheme="minorHAnsi"/>
-                <w:b/>
-                <w:bCs/>
-                <w:sz w:val="16"/>
-              </w:rPr>
-            </w:pPr>
-            <w:r>
-              <w:rPr>
-                <w:rFonts w:asciiTheme="minorHAnsi" w:hAnsiTheme="minorHAnsi"/>
-                <w:b/>
-                <w:bCs/>
-                <w:sz w:val="16"/>
-              </w:rPr>
-              <w:t>Performance Measure</w:t>
-            </w:r>
-          </w:p>
-        </w:tc>
-      </w:tr>
-      <w:tr>
-        <w:trPr>
-          <w:cantSplit/>
-          <w:trHeight w:val="604"/>
-        </w:trPr>
-        <w:tc>
-          <w:tcPr>
-            <w:tcW w:w="2555" w:type="dxa"/>
-            <w:vAlign w:val="center"/>
-          </w:tcPr>
-          <w:p>
-            <w:pPr>
-              <w:pStyle w:val="TableText"/>
-              <w:rPr>
-                <w:rFonts w:asciiTheme="minorHAnsi" w:hAnsiTheme="minorHAnsi"/>
-              </w:rPr>
-            </w:pPr>
-            <w:r>
-              <w:rPr>
-                <w:rFonts w:asciiTheme="minorHAnsi" w:hAnsiTheme="minorHAnsi"/>
-              </w:rPr>
-              <w:t>Reporting</w:t>
-            </w:r>
-          </w:p>
-        </w:tc>
-        <w:tc>
-          <w:tcPr>
-            <w:tcW w:w="5905" w:type="dxa"/>
-            <w:vAlign w:val="center"/>
-          </w:tcPr>
-          <w:p>
-            <w:pPr>
-              <w:pStyle w:val="TableText"/>
-              <w:rPr>
-                <w:rFonts w:asciiTheme="minorHAnsi" w:hAnsiTheme="minorHAnsi"/>
-              </w:rPr>
-            </w:pPr>
-            <w:r>
-              <w:rPr>
-                <w:rFonts w:asciiTheme="minorHAnsi" w:hAnsiTheme="minorHAnsi"/>
-              </w:rPr>
-              <w:t>The web-based system will reduce reporting discrepancies (duplicates and gaps) and require reconciliation every 6 months instead of monthly.</w:t>
-            </w:r>
-          </w:p>
-        </w:tc>
-      </w:tr>
-      <w:tr>
-        <w:trPr>
-          <w:cantSplit/>
-          <w:trHeight w:val="403"/>
-        </w:trPr>
-        <w:tc>
-          <w:tcPr>
-            <w:tcW w:w="2555" w:type="dxa"/>
-            <w:vAlign w:val="center"/>
-          </w:tcPr>
-          <w:p>
-            <w:pPr>
-              <w:pStyle w:val="TableText"/>
-              <w:rPr>
-                <w:rFonts w:asciiTheme="minorHAnsi" w:hAnsiTheme="minorHAnsi"/>
-              </w:rPr>
-            </w:pPr>
-            <w:r>
-              <w:rPr>
-                <w:rFonts w:asciiTheme="minorHAnsi" w:hAnsiTheme="minorHAnsi"/>
-              </w:rPr>
-              <w:t>Timesheet/Admin data entry</w:t>
-            </w:r>
-          </w:p>
-        </w:tc>
-        <w:tc>
-          <w:tcPr>
-            <w:tcW w:w="5905" w:type="dxa"/>
-            <w:vAlign w:val="center"/>
-          </w:tcPr>
-          <w:p>
-            <w:pPr>
-              <w:pStyle w:val="TableText"/>
-              <w:rPr>
-                <w:rFonts w:asciiTheme="minorHAnsi" w:hAnsiTheme="minorHAnsi"/>
-              </w:rPr>
-            </w:pPr>
-            <w:r>
-              <w:rPr>
-                <w:rFonts w:asciiTheme="minorHAnsi" w:hAnsiTheme="minorHAnsi"/>
-              </w:rPr>
-              <w:t xml:space="preserve">Eliminate managers’ non-billable work by allowing employees to enter their data directly.  </w:t>
-            </w:r>
-          </w:p>
-        </w:tc>
-      </w:tr>
-      <w:tr>
-        <w:trPr>
-          <w:cantSplit/>
-          <w:trHeight w:val="604"/>
-        </w:trPr>
-        <w:tc>
-          <w:tcPr>
-            <w:tcW w:w="2555" w:type="dxa"/>
-            <w:vAlign w:val="center"/>
-          </w:tcPr>
-          <w:p>
-            <w:pPr>
-              <w:pStyle w:val="TableText"/>
-              <w:rPr>
-                <w:rFonts w:asciiTheme="minorHAnsi" w:hAnsiTheme="minorHAnsi"/>
-              </w:rPr>
-            </w:pPr>
-            <w:r>
-              <w:rPr>
-                <w:rFonts w:asciiTheme="minorHAnsi" w:hAnsiTheme="minorHAnsi"/>
-              </w:rPr>
-              <w:t>Software and System Maintenance</w:t>
-            </w:r>
-          </w:p>
-        </w:tc>
-        <w:tc>
-          <w:tcPr>
-            <w:tcW w:w="5905" w:type="dxa"/>
-            <w:vAlign w:val="center"/>
-          </w:tcPr>
-          <w:p>
-            <w:pPr>
-              <w:pStyle w:val="TableText"/>
-              <w:rPr>
-                <w:rFonts w:asciiTheme="minorHAnsi" w:hAnsiTheme="minorHAnsi"/>
-              </w:rPr>
-            </w:pPr>
-            <w:r>
-              <w:rPr>
-                <w:rFonts w:asciiTheme="minorHAnsi" w:hAnsiTheme="minorHAnsi"/>
-              </w:rPr>
-              <w:t>Decrease in cost and staff requirements as system maintenance will be reduced from once every month to once every 6 months with the new system.</w:t>
-            </w:r>
-          </w:p>
-        </w:tc>
-      </w:tr>
-      <w:tr>
-        <w:trPr>
-          <w:cantSplit/>
-          <w:trHeight w:val="389"/>
-        </w:trPr>
-        <w:tc>
-          <w:tcPr>
-            <w:tcW w:w="2555" w:type="dxa"/>
-            <w:vAlign w:val="center"/>
-          </w:tcPr>
-          <w:p>
-            <w:pPr>
-              <w:pStyle w:val="TableText"/>
-              <w:rPr>
-                <w:rFonts w:asciiTheme="minorHAnsi" w:hAnsiTheme="minorHAnsi"/>
-              </w:rPr>
-            </w:pPr>
-            <w:r>
-              <w:rPr>
-                <w:rFonts w:asciiTheme="minorHAnsi" w:hAnsiTheme="minorHAnsi"/>
-              </w:rPr>
-              <w:t>Staff Resources</w:t>
-            </w:r>
-          </w:p>
-        </w:tc>
-        <w:tc>
-          <w:tcPr>
-            <w:tcW w:w="5905" w:type="dxa"/>
-            <w:vAlign w:val="center"/>
-          </w:tcPr>
-          <w:p>
-            <w:pPr>
-              <w:pStyle w:val="TableText"/>
-              <w:rPr>
-                <w:rFonts w:asciiTheme="minorHAnsi" w:hAnsiTheme="minorHAnsi"/>
-              </w:rPr>
-            </w:pPr>
-            <w:r>
-              <w:rPr>
-                <w:rFonts w:asciiTheme="minorHAnsi" w:hAnsiTheme="minorHAnsi"/>
-              </w:rPr>
-              <w:t>Elimination of 5 staff positions in HR and payroll which are no longer required as several functions will now be automated.</w:t>
-            </w:r>
-          </w:p>
-        </w:tc>
-      </w:tr>
-    </w:tbl>
-    <w:p>
-      <w:pPr>
-        <w:pStyle w:val="Heading2"/>
-        <w:spacing w:before="0" w:line="240" w:lineRule="atLeast"/>
-        <w:ind w:left="792"/>
-        <w:rPr>
-          <w:rFonts w:asciiTheme="minorHAnsi" w:hAnsiTheme="minorHAnsi"/>
-          <w:sz w:val="24"/>
-          <w:szCs w:val="24"/>
-        </w:rPr>
-      </w:pPr>
-      <w:bookmarkStart w:id="16" w:name="_Toc332112092"/>
-    </w:p>
-    <w:p>
-      <w:pPr>
-        <w:pStyle w:val="Heading2"/>
-        <w:numPr>
-          <w:ilvl w:val="1"/>
-          <w:numId w:val="4"/>
-        </w:numPr>
-        <w:spacing w:before="0" w:line="240" w:lineRule="atLeast"/>
-        <w:rPr>
-          <w:rFonts w:asciiTheme="minorHAnsi" w:hAnsiTheme="minorHAnsi"/>
-          <w:sz w:val="24"/>
-          <w:szCs w:val="24"/>
-        </w:rPr>
-      </w:pPr>
-      <w:r>
-        <w:rPr>
-          <w:rFonts w:asciiTheme="minorHAnsi" w:hAnsiTheme="minorHAnsi"/>
-          <w:sz w:val="24"/>
-          <w:szCs w:val="24"/>
-        </w:rPr>
-        <w:t>Project Assumptions</w:t>
-      </w:r>
-      <w:bookmarkEnd w:id="16"/>
-    </w:p>
-    <w:p>
-      <w:pPr>
-        <w:ind w:left="810"/>
-        <w:rPr>
-          <w:color w:val="008000"/>
-        </w:rPr>
-      </w:pPr>
-      <w:r>
-        <w:rPr>
-          <w:color w:val="008000"/>
-        </w:rPr>
-        <w:t>This section lists the preliminary assumptions for the proposed project.  As the project is selected and moves into detailed project planning, the list of assumptions will most likely grow as the project plan is developed.  However, for the business case there should be at least a preliminary list from which to build.</w:t>
-      </w:r>
-    </w:p>
-    <w:p>
-      <w:pPr>
-        <w:ind w:left="810"/>
-      </w:pPr>
-    </w:p>
-    <w:p>
-      <w:pPr>
-        <w:ind w:left="810"/>
-      </w:pPr>
-      <w:r>
-        <w:t>The following assumptions apply to the WP Project.  As project planning begins and more assumptions are identified, they will be added accordingly.</w:t>
-      </w:r>
-    </w:p>
-    <w:p>
-      <w:pPr>
-        <w:ind w:left="810"/>
-      </w:pPr>
-    </w:p>
-    <w:p>
-      <w:pPr>
-        <w:numPr>
-          <w:ilvl w:val="0"/>
-          <w:numId w:val="5"/>
-        </w:numPr>
-        <w:ind w:left="1080" w:hanging="270"/>
-      </w:pPr>
-      <w:r>
-        <w:t>All staff and employees will be trained accordingly in their respective data entry, timesheet, and reporting tasks on the new web-based system</w:t>
-      </w:r>
-    </w:p>
-    <w:p>
-      <w:pPr>
-        <w:numPr>
-          <w:ilvl w:val="0"/>
-          <w:numId w:val="5"/>
-        </w:numPr>
-        <w:ind w:left="1080" w:hanging="270"/>
-      </w:pPr>
-      <w:r>
-        <w:t>Funding is available for training</w:t>
-      </w:r>
-    </w:p>
-    <w:p>
-      <w:pPr>
-        <w:numPr>
-          <w:ilvl w:val="0"/>
-          <w:numId w:val="5"/>
-        </w:numPr>
-        <w:ind w:left="1080" w:hanging="270"/>
-      </w:pPr>
-      <w:r>
-        <w:t xml:space="preserve">Funding is available for purchasing hardware/software for web-based </w:t>
-      </w:r>
-      <w:proofErr w:type="gramStart"/>
-      <w:r>
-        <w:t>system</w:t>
-      </w:r>
-      <w:proofErr w:type="gramEnd"/>
-    </w:p>
-    <w:p>
-      <w:pPr>
-        <w:numPr>
-          <w:ilvl w:val="0"/>
-          <w:numId w:val="5"/>
-        </w:numPr>
-        <w:ind w:left="1080" w:hanging="270"/>
-      </w:pPr>
-      <w:r>
-        <w:t>All department heads will provide necessary support for successful project completion</w:t>
-      </w:r>
-    </w:p>
-    <w:p>
-      <w:pPr>
-        <w:numPr>
-          <w:ilvl w:val="0"/>
-          <w:numId w:val="5"/>
-        </w:numPr>
-        <w:ind w:left="1080" w:hanging="270"/>
-      </w:pPr>
-      <w:r>
-        <w:t>Project has executive-level support and backing</w:t>
-      </w:r>
-    </w:p>
-    <w:p>
-      <w:pPr>
-        <w:tabs>
-          <w:tab w:val="left" w:pos="90"/>
-        </w:tabs>
-        <w:ind w:left="540"/>
-      </w:pPr>
-    </w:p>
-    <w:p>
-      <w:pPr>
-        <w:pStyle w:val="Heading2"/>
-        <w:numPr>
-          <w:ilvl w:val="1"/>
-          <w:numId w:val="4"/>
-        </w:numPr>
-        <w:spacing w:before="0" w:line="240" w:lineRule="atLeast"/>
-        <w:rPr>
-          <w:rFonts w:asciiTheme="minorHAnsi" w:hAnsiTheme="minorHAnsi"/>
-          <w:sz w:val="24"/>
-          <w:szCs w:val="24"/>
-        </w:rPr>
-      </w:pPr>
-      <w:bookmarkStart w:id="17" w:name="_Toc332112093"/>
-      <w:r>
-        <w:rPr>
-          <w:rFonts w:asciiTheme="minorHAnsi" w:hAnsiTheme="minorHAnsi"/>
-          <w:sz w:val="24"/>
-          <w:szCs w:val="24"/>
-        </w:rPr>
-        <w:t>Project Constraints</w:t>
-      </w:r>
-      <w:bookmarkEnd w:id="17"/>
-    </w:p>
-    <w:p>
-      <w:pPr>
-        <w:ind w:left="810"/>
-        <w:rPr>
-          <w:color w:val="008000"/>
-        </w:rPr>
-      </w:pPr>
-      <w:r>
-        <w:rPr>
-          <w:color w:val="008000"/>
-        </w:rPr>
-        <w:t>This section lists the preliminary constraints for the proposed project.  As the project is selected and moves into detailed project planning, the list of constraints will most likely grow as the project plan is developed.  However, for the business case there should be at least a preliminary list from which to build.</w:t>
-      </w:r>
-    </w:p>
-    <w:p>
-      <w:pPr>
-        <w:tabs>
-          <w:tab w:val="left" w:pos="90"/>
-        </w:tabs>
-        <w:ind w:left="180"/>
-      </w:pPr>
-    </w:p>
-    <w:p>
-      <w:pPr>
-        <w:ind w:left="810"/>
-      </w:pPr>
-      <w:r>
-        <w:t>The following constraints apply to the WP Project.  As project planning begins and more constraints are identified, they will be added accordingly.</w:t>
-      </w:r>
-    </w:p>
-    <w:p>
-      <w:pPr>
-        <w:ind w:left="810"/>
-      </w:pPr>
-    </w:p>
-    <w:p>
-      <w:pPr>
-        <w:numPr>
-          <w:ilvl w:val="0"/>
-          <w:numId w:val="5"/>
-        </w:numPr>
-        <w:ind w:left="1080" w:hanging="270"/>
-      </w:pPr>
-      <w:r>
-        <w:lastRenderedPageBreak/>
-        <w:t>There are limited IT resources available to support the WP Project and other, ongoing, IT initiatives.</w:t>
-      </w:r>
-    </w:p>
-    <w:p>
-      <w:pPr>
-        <w:numPr>
-          <w:ilvl w:val="0"/>
-          <w:numId w:val="5"/>
-        </w:numPr>
-        <w:ind w:left="1080" w:hanging="270"/>
-      </w:pPr>
-      <w:r>
-        <w:t>There are a limited number of commercial off the shelf (COTS) products to support both payroll and administrative activities.</w:t>
-      </w:r>
-    </w:p>
-    <w:p>
-      <w:pPr>
-        <w:numPr>
-          <w:ilvl w:val="0"/>
-          <w:numId w:val="5"/>
-        </w:numPr>
-        <w:ind w:left="1080" w:hanging="270"/>
-      </w:pPr>
-      <w:r>
-        <w:t>As implementation will be done internally and not by the product developers or vendors, there will be limited support from the hardware/software providers.</w:t>
-      </w:r>
-    </w:p>
-    <w:p>
-      <w:pPr>
-        <w:tabs>
-          <w:tab w:val="left" w:pos="90"/>
-        </w:tabs>
-      </w:pPr>
-    </w:p>
-    <w:p>
-      <w:pPr>
-        <w:pStyle w:val="Heading2"/>
-        <w:numPr>
-          <w:ilvl w:val="1"/>
-          <w:numId w:val="4"/>
-        </w:numPr>
-        <w:spacing w:before="0" w:line="240" w:lineRule="atLeast"/>
-        <w:rPr>
-          <w:rFonts w:asciiTheme="minorHAnsi" w:hAnsiTheme="minorHAnsi"/>
-          <w:sz w:val="24"/>
-          <w:szCs w:val="24"/>
-        </w:rPr>
-      </w:pPr>
-      <w:bookmarkStart w:id="18" w:name="_Toc332112094"/>
-      <w:r>
-        <w:rPr>
-          <w:rFonts w:asciiTheme="minorHAnsi" w:hAnsiTheme="minorHAnsi"/>
-          <w:sz w:val="24"/>
-          <w:szCs w:val="24"/>
-        </w:rPr>
-        <w:t>Major Project Milestones</w:t>
-      </w:r>
-      <w:bookmarkEnd w:id="18"/>
-    </w:p>
-    <w:p>
-      <w:pPr>
-        <w:ind w:left="810"/>
-        <w:rPr>
-          <w:color w:val="008000"/>
-        </w:rPr>
-      </w:pPr>
-      <w:r>
-        <w:rPr>
-          <w:color w:val="008000"/>
-        </w:rPr>
-        <w:t xml:space="preserve">This section lists the major project milestones and their target completion dates. Since this is </w:t>
-      </w:r>
-      <w:proofErr w:type="gramStart"/>
-      <w:r>
-        <w:rPr>
-          <w:color w:val="008000"/>
-        </w:rPr>
-        <w:t>the business</w:t>
-      </w:r>
-      <w:proofErr w:type="gramEnd"/>
-      <w:r>
-        <w:rPr>
-          <w:color w:val="008000"/>
-        </w:rPr>
-        <w:t xml:space="preserve"> case, these milestones and target dates are general and in no way final.  It is important to note that as the project planning moves forward, a base-</w:t>
-      </w:r>
-      <w:proofErr w:type="gramStart"/>
-      <w:r>
-        <w:rPr>
-          <w:color w:val="008000"/>
-        </w:rPr>
-        <w:t>lined</w:t>
-      </w:r>
-      <w:proofErr w:type="gramEnd"/>
-      <w:r>
-        <w:rPr>
-          <w:color w:val="008000"/>
-        </w:rPr>
-        <w:t xml:space="preserve"> schedule including all milestones will be completed. </w:t>
-      </w:r>
-    </w:p>
-    <w:p>
-      <w:pPr>
-        <w:ind w:left="810"/>
-      </w:pPr>
-    </w:p>
-    <w:p>
-      <w:pPr>
-        <w:ind w:left="810"/>
-      </w:pPr>
-      <w:r>
-        <w:t>The following are the major project milestones identified at this time.  As the project planning moves forward and the schedule is developed, the milestones and their target completion dates will be modified, adjusted, and finalized as necessary to establish the baseline schedule.</w:t>
-      </w:r>
-    </w:p>
-    <w:p>
-      <w:pPr>
-        <w:ind w:left="810"/>
-      </w:pPr>
-    </w:p>
-    <w:p>
-      <w:pPr>
-        <w:ind w:left="810"/>
-      </w:pPr>
-    </w:p>
-    <w:p>
-      <w:pPr>
-        <w:ind w:left="810"/>
-      </w:pPr>
-    </w:p>
-    <w:p>
-      <w:pPr>
-        <w:rPr>
-          <w:color w:val="008000"/>
-        </w:rPr>
-      </w:pPr>
-    </w:p>
-    <w:tbl>
-      <w:tblPr>
-        <w:tblW w:w="8460" w:type="dxa"/>
-        <w:tblInd w:w="882" w:type="dxa"/>
-        <w:tblBorders>
-          <w:top w:val="single" w:sz="6" w:space="0" w:color="999999"/>
-          <w:left w:val="single" w:sz="6" w:space="0" w:color="999999"/>
-          <w:bottom w:val="single" w:sz="6" w:space="0" w:color="999999"/>
-          <w:right w:val="single" w:sz="6" w:space="0" w:color="999999"/>
-          <w:insideH w:val="single" w:sz="6" w:space="0" w:color="999999"/>
-          <w:insideV w:val="single" w:sz="6" w:space="0" w:color="999999"/>
-        </w:tblBorders>
-        <w:tblLayout w:type="fixed"/>
-        <w:tblCellMar>
-          <w:top w:w="72" w:type="dxa"/>
-          <w:left w:w="72" w:type="dxa"/>
-          <w:bottom w:w="72" w:type="dxa"/>
-          <w:right w:w="72" w:type="dxa"/>
-        </w:tblCellMar>
-        <w:tblLook w:val="0000" w:firstRow="0" w:lastRow="0" w:firstColumn="0" w:lastColumn="0" w:noHBand="0" w:noVBand="0"/>
-      </w:tblPr>
-      <w:tblGrid>
-        <w:gridCol w:w="6570"/>
-        <w:gridCol w:w="1890"/>
-      </w:tblGrid>
-      <w:tr>
-        <w:trPr>
-          <w:cantSplit/>
-          <w:tblHeader/>
-        </w:trPr>
-        <w:tc>
-          <w:tcPr>
-            <w:tcW w:w="6570" w:type="dxa"/>
-            <w:shd w:val="clear" w:color="auto" w:fill="E6E6E6"/>
-            <w:vAlign w:val="center"/>
-          </w:tcPr>
-          <w:p>
-            <w:pPr>
-              <w:pStyle w:val="TableText"/>
-              <w:rPr>
-                <w:rFonts w:asciiTheme="minorHAnsi" w:hAnsiTheme="minorHAnsi"/>
-                <w:b/>
-                <w:bCs/>
-                <w:sz w:val="16"/>
-              </w:rPr>
-            </w:pPr>
-            <w:r>
-              <w:rPr>
-                <w:rFonts w:asciiTheme="minorHAnsi" w:hAnsiTheme="minorHAnsi"/>
-                <w:b/>
-                <w:bCs/>
-                <w:sz w:val="16"/>
-              </w:rPr>
-              <w:t xml:space="preserve">Milestones/Deliverables  </w:t>
-            </w:r>
-          </w:p>
-        </w:tc>
-        <w:tc>
-          <w:tcPr>
-            <w:tcW w:w="1890" w:type="dxa"/>
-            <w:shd w:val="clear" w:color="auto" w:fill="E6E6E6"/>
-            <w:vAlign w:val="center"/>
-          </w:tcPr>
-          <w:p>
-            <w:pPr>
-              <w:pStyle w:val="TableText"/>
-              <w:rPr>
-                <w:rFonts w:asciiTheme="minorHAnsi" w:hAnsiTheme="minorHAnsi"/>
-                <w:b/>
-                <w:bCs/>
-                <w:sz w:val="16"/>
-              </w:rPr>
-            </w:pPr>
-            <w:r>
-              <w:rPr>
-                <w:rFonts w:asciiTheme="minorHAnsi" w:hAnsiTheme="minorHAnsi"/>
-                <w:b/>
-                <w:bCs/>
-                <w:sz w:val="16"/>
-              </w:rPr>
-              <w:t xml:space="preserve"> Target Date</w:t>
-            </w:r>
-          </w:p>
-        </w:tc>
-      </w:tr>
-      <w:tr>
-        <w:trPr>
-          <w:cantSplit/>
-        </w:trPr>
-        <w:tc>
-          <w:tcPr>
-            <w:tcW w:w="6570" w:type="dxa"/>
-            <w:vAlign w:val="center"/>
-          </w:tcPr>
-          <w:p>
-            <w:pPr>
-              <w:pStyle w:val="TableText"/>
-              <w:rPr>
-                <w:rFonts w:asciiTheme="minorHAnsi" w:hAnsiTheme="minorHAnsi"/>
-              </w:rPr>
-            </w:pPr>
-            <w:r>
-              <w:rPr>
-                <w:rFonts w:asciiTheme="minorHAnsi" w:hAnsiTheme="minorHAnsi"/>
-              </w:rPr>
-              <w:t>Project Charter</w:t>
-            </w:r>
-          </w:p>
-        </w:tc>
-        <w:tc>
-          <w:tcPr>
-            <w:tcW w:w="1890" w:type="dxa"/>
-            <w:vAlign w:val="center"/>
-          </w:tcPr>
-          <w:p>
-            <w:pPr>
-              <w:pStyle w:val="TableText"/>
-              <w:rPr>
-                <w:rFonts w:asciiTheme="minorHAnsi" w:hAnsiTheme="minorHAnsi"/>
-              </w:rPr>
-            </w:pPr>
-            <w:r>
-              <w:rPr>
-                <w:rFonts w:asciiTheme="minorHAnsi" w:hAnsiTheme="minorHAnsi"/>
-              </w:rPr>
-              <w:t>01/01/20xx</w:t>
-            </w:r>
-          </w:p>
-        </w:tc>
-      </w:tr>
-      <w:tr>
-        <w:trPr>
-          <w:cantSplit/>
-        </w:trPr>
-        <w:tc>
-          <w:tcPr>
-            <w:tcW w:w="6570" w:type="dxa"/>
-            <w:vAlign w:val="center"/>
-          </w:tcPr>
-          <w:p>
-            <w:pPr>
-              <w:pStyle w:val="TableText"/>
-              <w:rPr>
-                <w:rFonts w:asciiTheme="minorHAnsi" w:hAnsiTheme="minorHAnsi"/>
-              </w:rPr>
-            </w:pPr>
-            <w:r>
-              <w:rPr>
-                <w:rFonts w:asciiTheme="minorHAnsi" w:hAnsiTheme="minorHAnsi"/>
-              </w:rPr>
-              <w:t>Project Plan Review and Completion</w:t>
-            </w:r>
-          </w:p>
-        </w:tc>
-        <w:tc>
-          <w:tcPr>
-            <w:tcW w:w="1890" w:type="dxa"/>
-            <w:vAlign w:val="center"/>
-          </w:tcPr>
-          <w:p>
-            <w:pPr>
-              <w:pStyle w:val="TableText"/>
-              <w:rPr>
-                <w:rFonts w:asciiTheme="minorHAnsi" w:hAnsiTheme="minorHAnsi"/>
-              </w:rPr>
-            </w:pPr>
-            <w:r>
-              <w:rPr>
-                <w:rFonts w:asciiTheme="minorHAnsi" w:hAnsiTheme="minorHAnsi"/>
-              </w:rPr>
-              <w:t>03/01/20xx</w:t>
-            </w:r>
-          </w:p>
-        </w:tc>
-      </w:tr>
-      <w:tr>
-        <w:trPr>
-          <w:cantSplit/>
-        </w:trPr>
-        <w:tc>
-          <w:tcPr>
-            <w:tcW w:w="6570" w:type="dxa"/>
-            <w:vAlign w:val="center"/>
-          </w:tcPr>
-          <w:p>
-            <w:pPr>
-              <w:pStyle w:val="TableText"/>
-              <w:rPr>
-                <w:rFonts w:asciiTheme="minorHAnsi" w:hAnsiTheme="minorHAnsi"/>
-              </w:rPr>
-            </w:pPr>
-            <w:r>
-              <w:rPr>
-                <w:rFonts w:asciiTheme="minorHAnsi" w:hAnsiTheme="minorHAnsi"/>
-              </w:rPr>
-              <w:t>Project Kickoff</w:t>
-            </w:r>
-          </w:p>
-        </w:tc>
-        <w:tc>
-          <w:tcPr>
-            <w:tcW w:w="1890" w:type="dxa"/>
-            <w:vAlign w:val="center"/>
-          </w:tcPr>
-          <w:p>
-            <w:pPr>
-              <w:pStyle w:val="TableText"/>
-              <w:rPr>
-                <w:rFonts w:asciiTheme="minorHAnsi" w:hAnsiTheme="minorHAnsi"/>
-              </w:rPr>
-            </w:pPr>
-            <w:r>
-              <w:rPr>
-                <w:rFonts w:asciiTheme="minorHAnsi" w:hAnsiTheme="minorHAnsi"/>
-              </w:rPr>
-              <w:t>03/10/20xx</w:t>
-            </w:r>
-          </w:p>
-        </w:tc>
-      </w:tr>
-      <w:tr>
-        <w:trPr>
-          <w:cantSplit/>
-        </w:trPr>
-        <w:tc>
-          <w:tcPr>
-            <w:tcW w:w="6570" w:type="dxa"/>
-            <w:vAlign w:val="center"/>
-          </w:tcPr>
-          <w:p>
-            <w:pPr>
-              <w:pStyle w:val="TableText"/>
-              <w:rPr>
-                <w:rFonts w:asciiTheme="minorHAnsi" w:hAnsiTheme="minorHAnsi"/>
-              </w:rPr>
-            </w:pPr>
-            <w:r>
-              <w:rPr>
-                <w:rFonts w:asciiTheme="minorHAnsi" w:hAnsiTheme="minorHAnsi"/>
-              </w:rPr>
-              <w:t>Phase I Complete</w:t>
-            </w:r>
-          </w:p>
-        </w:tc>
-        <w:tc>
-          <w:tcPr>
-            <w:tcW w:w="1890" w:type="dxa"/>
-            <w:vAlign w:val="center"/>
-          </w:tcPr>
-          <w:p>
-            <w:pPr>
-              <w:pStyle w:val="TableText"/>
-              <w:rPr>
-                <w:rFonts w:asciiTheme="minorHAnsi" w:hAnsiTheme="minorHAnsi"/>
-              </w:rPr>
-            </w:pPr>
-            <w:r>
-              <w:rPr>
-                <w:rFonts w:asciiTheme="minorHAnsi" w:hAnsiTheme="minorHAnsi"/>
-              </w:rPr>
-              <w:t>04/15/20xx</w:t>
-            </w:r>
-          </w:p>
-        </w:tc>
-      </w:tr>
-      <w:tr>
-        <w:trPr>
-          <w:cantSplit/>
-        </w:trPr>
-        <w:tc>
-          <w:tcPr>
-            <w:tcW w:w="6570" w:type="dxa"/>
-            <w:vAlign w:val="center"/>
-          </w:tcPr>
-          <w:p>
-            <w:pPr>
-              <w:pStyle w:val="TableText"/>
-              <w:rPr>
-                <w:rFonts w:asciiTheme="minorHAnsi" w:hAnsiTheme="minorHAnsi"/>
-              </w:rPr>
-            </w:pPr>
-            <w:r>
-              <w:rPr>
-                <w:rFonts w:asciiTheme="minorHAnsi" w:hAnsiTheme="minorHAnsi"/>
-              </w:rPr>
-              <w:t>Phase II Complete</w:t>
-            </w:r>
-          </w:p>
-        </w:tc>
-        <w:tc>
-          <w:tcPr>
-            <w:tcW w:w="1890" w:type="dxa"/>
-            <w:vAlign w:val="center"/>
-          </w:tcPr>
-          <w:p>
-            <w:pPr>
-              <w:pStyle w:val="TableText"/>
-              <w:rPr>
-                <w:rFonts w:asciiTheme="minorHAnsi" w:hAnsiTheme="minorHAnsi"/>
-              </w:rPr>
-            </w:pPr>
-            <w:r>
-              <w:rPr>
-                <w:rFonts w:asciiTheme="minorHAnsi" w:hAnsiTheme="minorHAnsi"/>
-              </w:rPr>
-              <w:t>06/15/20xx</w:t>
-            </w:r>
-          </w:p>
-        </w:tc>
-      </w:tr>
-      <w:tr>
-        <w:trPr>
-          <w:cantSplit/>
-        </w:trPr>
-        <w:tc>
-          <w:tcPr>
-            <w:tcW w:w="6570" w:type="dxa"/>
-            <w:vAlign w:val="center"/>
-          </w:tcPr>
-          <w:p>
-            <w:pPr>
-              <w:pStyle w:val="TableText"/>
-              <w:rPr>
-                <w:rFonts w:asciiTheme="minorHAnsi" w:hAnsiTheme="minorHAnsi"/>
-              </w:rPr>
-            </w:pPr>
-            <w:r>
-              <w:rPr>
-                <w:rFonts w:asciiTheme="minorHAnsi" w:hAnsiTheme="minorHAnsi"/>
-              </w:rPr>
-              <w:t>Phase III Complete</w:t>
-            </w:r>
-          </w:p>
-        </w:tc>
-        <w:tc>
-          <w:tcPr>
-            <w:tcW w:w="1890" w:type="dxa"/>
-            <w:vAlign w:val="center"/>
-          </w:tcPr>
-          <w:p>
-            <w:pPr>
-              <w:pStyle w:val="TableText"/>
-              <w:rPr>
-                <w:rFonts w:asciiTheme="minorHAnsi" w:hAnsiTheme="minorHAnsi"/>
-              </w:rPr>
-            </w:pPr>
-            <w:r>
-              <w:rPr>
-                <w:rFonts w:asciiTheme="minorHAnsi" w:hAnsiTheme="minorHAnsi"/>
-              </w:rPr>
-              <w:t>08/15/20xx</w:t>
-            </w:r>
-          </w:p>
-        </w:tc>
-      </w:tr>
-      <w:tr>
-        <w:trPr>
-          <w:cantSplit/>
-        </w:trPr>
-        <w:tc>
-          <w:tcPr>
-            <w:tcW w:w="6570" w:type="dxa"/>
-            <w:vAlign w:val="center"/>
-          </w:tcPr>
-          <w:p>
-            <w:pPr>
-              <w:pStyle w:val="TableText"/>
-              <w:rPr>
-                <w:rFonts w:asciiTheme="minorHAnsi" w:hAnsiTheme="minorHAnsi"/>
-              </w:rPr>
-            </w:pPr>
-            <w:r>
-              <w:rPr>
-                <w:rFonts w:asciiTheme="minorHAnsi" w:hAnsiTheme="minorHAnsi"/>
-              </w:rPr>
-              <w:t>Phase IV Complete</w:t>
-            </w:r>
-          </w:p>
-        </w:tc>
-        <w:tc>
-          <w:tcPr>
-            <w:tcW w:w="1890" w:type="dxa"/>
-            <w:vAlign w:val="center"/>
-          </w:tcPr>
-          <w:p>
-            <w:pPr>
-              <w:pStyle w:val="TableText"/>
-              <w:rPr>
-                <w:rFonts w:asciiTheme="minorHAnsi" w:hAnsiTheme="minorHAnsi"/>
-              </w:rPr>
-            </w:pPr>
-            <w:r>
-              <w:rPr>
-                <w:rFonts w:asciiTheme="minorHAnsi" w:hAnsiTheme="minorHAnsi"/>
-              </w:rPr>
-              <w:t>10/15/20xx</w:t>
-            </w:r>
-          </w:p>
-        </w:tc>
-      </w:tr>
-      <w:tr>
-        <w:trPr>
-          <w:cantSplit/>
-        </w:trPr>
-        <w:tc>
-          <w:tcPr>
-            <w:tcW w:w="6570" w:type="dxa"/>
-            <w:vAlign w:val="center"/>
-          </w:tcPr>
-          <w:p>
-            <w:pPr>
-              <w:pStyle w:val="TableText"/>
-              <w:rPr>
-                <w:rFonts w:asciiTheme="minorHAnsi" w:hAnsiTheme="minorHAnsi"/>
-              </w:rPr>
-            </w:pPr>
-            <w:r>
-              <w:rPr>
-                <w:rFonts w:asciiTheme="minorHAnsi" w:hAnsiTheme="minorHAnsi"/>
-              </w:rPr>
-              <w:t>Phase V Complete</w:t>
-            </w:r>
-          </w:p>
-        </w:tc>
-        <w:tc>
-          <w:tcPr>
-            <w:tcW w:w="1890" w:type="dxa"/>
-            <w:vAlign w:val="center"/>
-          </w:tcPr>
-          <w:p>
-            <w:pPr>
-              <w:pStyle w:val="TableText"/>
-              <w:rPr>
-                <w:rFonts w:asciiTheme="minorHAnsi" w:hAnsiTheme="minorHAnsi"/>
-              </w:rPr>
-            </w:pPr>
-            <w:r>
-              <w:rPr>
-                <w:rFonts w:asciiTheme="minorHAnsi" w:hAnsiTheme="minorHAnsi"/>
-              </w:rPr>
-              <w:t>12/15/20xx</w:t>
-            </w:r>
-          </w:p>
-        </w:tc>
-      </w:tr>
-      <w:tr>
-        <w:trPr>
-          <w:cantSplit/>
-        </w:trPr>
-        <w:tc>
-          <w:tcPr>
-            <w:tcW w:w="6570" w:type="dxa"/>
-            <w:vAlign w:val="center"/>
-          </w:tcPr>
-          <w:p>
-            <w:pPr>
-              <w:pStyle w:val="TableText"/>
-              <w:rPr>
-                <w:rFonts w:asciiTheme="minorHAnsi" w:hAnsiTheme="minorHAnsi"/>
-              </w:rPr>
-            </w:pPr>
-            <w:r>
-              <w:rPr>
-                <w:rFonts w:asciiTheme="minorHAnsi" w:hAnsiTheme="minorHAnsi"/>
-              </w:rPr>
-              <w:t>Closeout/Project Completion</w:t>
-            </w:r>
-          </w:p>
-        </w:tc>
-        <w:tc>
-          <w:tcPr>
-            <w:tcW w:w="1890" w:type="dxa"/>
-            <w:vAlign w:val="center"/>
-          </w:tcPr>
-          <w:p>
-            <w:pPr>
-              <w:pStyle w:val="TableText"/>
-              <w:rPr>
-                <w:rFonts w:asciiTheme="minorHAnsi" w:hAnsiTheme="minorHAnsi"/>
-              </w:rPr>
-            </w:pPr>
-            <w:r>
-              <w:rPr>
-                <w:rFonts w:asciiTheme="minorHAnsi" w:hAnsiTheme="minorHAnsi"/>
-              </w:rPr>
-              <w:t>12/31/20xx</w:t>
-            </w:r>
-          </w:p>
-        </w:tc>
-      </w:tr>
-    </w:tbl>
-    <w:p>
-      <w:pPr>
-        <w:tabs>
-          <w:tab w:val="left" w:pos="90"/>
-        </w:tabs>
-        <w:ind w:left="180"/>
-      </w:pPr>
-    </w:p>
-    <w:p>
-      <w:pPr>
-        <w:pStyle w:val="Heading1"/>
-        <w:numPr>
-          <w:ilvl w:val="0"/>
-          <w:numId w:val="4"/>
-        </w:numPr>
-        <w:jc w:val="left"/>
-        <w:rPr>
-          <w:rFonts w:asciiTheme="minorHAnsi" w:hAnsiTheme="minorHAnsi"/>
-          <w:smallCaps/>
-          <w:sz w:val="28"/>
-          <w:szCs w:val="28"/>
-        </w:rPr>
-      </w:pPr>
-      <w:bookmarkStart w:id="19" w:name="_Toc332112095"/>
-      <w:r>
-        <w:rPr>
-          <w:rFonts w:asciiTheme="minorHAnsi" w:hAnsiTheme="minorHAnsi"/>
-          <w:smallCaps/>
-          <w:sz w:val="28"/>
-          <w:szCs w:val="28"/>
-        </w:rPr>
-        <w:t>Strategic Alignment</w:t>
-      </w:r>
-      <w:bookmarkEnd w:id="19"/>
-    </w:p>
-    <w:p>
-      <w:pPr>
-        <w:ind w:left="360"/>
-        <w:rPr>
-          <w:color w:val="008000"/>
-        </w:rPr>
-      </w:pPr>
-      <w:r>
-        <w:rPr>
-          <w:color w:val="008000"/>
-        </w:rPr>
-        <w:t xml:space="preserve">All projects should support the organization’s strategy and strategic plans </w:t>
-      </w:r>
-      <w:proofErr w:type="gramStart"/>
-      <w:r>
-        <w:rPr>
-          <w:color w:val="008000"/>
-        </w:rPr>
-        <w:t>in order to</w:t>
-      </w:r>
-      <w:proofErr w:type="gramEnd"/>
-      <w:r>
-        <w:rPr>
-          <w:color w:val="008000"/>
-        </w:rPr>
-        <w:t xml:space="preserve"> add value and maintain executive and organizational support.  This section provides an overview </w:t>
-      </w:r>
-      <w:r>
-        <w:rPr>
-          <w:color w:val="008000"/>
-        </w:rPr>
-        <w:lastRenderedPageBreak/>
-        <w:t xml:space="preserve">of the organizational strategic plans that are related to the project.  This includes the strategic plan, what the plan calls for, and how the project supports the strategic plan.  </w:t>
-      </w:r>
-    </w:p>
-    <w:p>
-      <w:pPr>
-        <w:ind w:left="360"/>
-      </w:pPr>
-    </w:p>
-    <w:p>
-      <w:pPr>
-        <w:ind w:left="360"/>
-      </w:pPr>
-      <w:r>
-        <w:t>The WP Project is in direct support of several of Smith Consulting’s Strategic Plans.  By directly supporting these strategic plans, this project will improve our business and help move the company forward to the next level of maturity.</w:t>
-      </w:r>
-    </w:p>
-    <w:p>
-      <w:pPr>
-        <w:ind w:left="360"/>
-      </w:pPr>
-    </w:p>
-    <w:tbl>
-      <w:tblPr>
-        <w:tblW w:w="8910" w:type="dxa"/>
+        <w:tblW w:w="6390" w:type="dxa"/>
         <w:tblInd w:w="432" w:type="dxa"/>
         <w:tblBorders>
           <w:top w:val="single" w:sz="6" w:space="0" w:color="999999"/>
@@ -5740,7 +3504,6 @@
         <w:tblLook w:val="0000" w:firstRow="0" w:lastRow="0" w:firstColumn="0" w:lastColumn="0" w:noHBand="0" w:noVBand="0"/>
       </w:tblPr>
       <w:tblGrid>
-        <w:gridCol w:w="2520"/>
         <w:gridCol w:w="2160"/>
         <w:gridCol w:w="4230"/>
       </w:tblGrid>
@@ -5749,33 +3512,6 @@
           <w:cantSplit/>
           <w:tblHeader/>
         </w:trPr>
-        <w:tc>
-          <w:tcPr>
-            <w:tcW w:w="2520" w:type="dxa"/>
-            <w:shd w:val="clear" w:color="auto" w:fill="E6E6E6"/>
-            <w:vAlign w:val="center"/>
-          </w:tcPr>
-          <w:p>
-            <w:pPr>
-              <w:pStyle w:val="TableText"/>
-              <w:rPr>
-                <w:rFonts w:asciiTheme="minorHAnsi" w:hAnsiTheme="minorHAnsi"/>
-                <w:b/>
-                <w:bCs/>
-                <w:sz w:val="16"/>
-              </w:rPr>
-            </w:pPr>
-            <w:r>
-              <w:rPr>
-                <w:rFonts w:asciiTheme="minorHAnsi" w:hAnsiTheme="minorHAnsi"/>
-                <w:b/>
-                <w:bCs/>
-                <w:sz w:val="16"/>
-              </w:rPr>
-              <w:t>Plan</w:t>
-            </w:r>
-          </w:p>
-        </w:tc>
         <w:tc>
           <w:tcPr>
             <w:tcW w:w="2160" w:type="dxa"/>
@@ -5837,7 +3573,7 @@
         </w:trPr>
         <w:tc>
           <w:tcPr>
-            <w:tcW w:w="2520" w:type="dxa"/>
+            <w:tcW w:w="2160" w:type="dxa"/>
             <w:vAlign w:val="center"/>
           </w:tcPr>
           <w:p>
@@ -5851,10 +3587,35 @@
               <w:rPr>
                 <w:rFonts w:asciiTheme="minorHAnsi" w:hAnsiTheme="minorHAnsi"/>
               </w:rPr>
-              <w:t>20xx Smith Consulting Strategic Plan for Information Management</w:t>
+              <w:t>Environment Isolation</w:t>
             </w:r>
           </w:p>
         </w:tc>
+        <w:tc>
+          <w:tcPr>
+            <w:tcW w:w="4230" w:type="dxa"/>
+            <w:vAlign w:val="center"/>
+          </w:tcPr>
+          <w:p>
+            <w:pPr>
+              <w:pStyle w:val="TableText"/>
+              <w:rPr>
+                <w:lang w:val="en-CA"/>
+              </w:rPr>
+            </w:pPr>
+            <w:r>
+              <w:rPr>
+                <w:lang w:val="en-CA"/>
+              </w:rPr>
+              <w:t>Separate prod, dev, and test databases ensure stability during updates.</w:t>
+            </w:r>
+          </w:p>
+        </w:tc>
+      </w:tr>
+      <w:tr>
+        <w:trPr>
+          <w:cantSplit/>
+        </w:trPr>
         <w:tc>
           <w:tcPr>
             <w:tcW w:w="2160" w:type="dxa"/>
@@ -5871,7 +3632,7 @@
               <w:rPr>
                 <w:rFonts w:asciiTheme="minorHAnsi" w:hAnsiTheme="minorHAnsi"/>
               </w:rPr>
-              <w:t>Improve record keeping and information management</w:t>
+              <w:t>Automated Recovery</w:t>
             </w:r>
           </w:p>
         </w:tc>
@@ -5884,14 +3645,22 @@
             <w:pPr>
               <w:pStyle w:val="TableText"/>
               <w:rPr>
-                <w:rFonts w:asciiTheme="minorHAnsi" w:hAnsiTheme="minorHAnsi"/>
+                <w:lang w:val="en-CA"/>
               </w:rPr>
             </w:pPr>
+            <w:proofErr w:type="spellStart"/>
             <w:r>
               <w:rPr>
-                <w:rFonts w:asciiTheme="minorHAnsi" w:hAnsiTheme="minorHAnsi"/>
+                <w:lang w:val="en-CA"/>
               </w:rPr>
-              <w:t>This project will allow for real-time information and data entry, increased information accuracy, and a consolidated repository for all payroll and administrative data</w:t>
+              <w:t>pgBackRest</w:t>
+            </w:r>
+            <w:proofErr w:type="spellEnd"/>
+            <w:r>
+              <w:rPr>
+                <w:lang w:val="en-CA"/>
+              </w:rPr>
+              <w:t xml:space="preserve"> manages WAL archiving and daily incremental backups.</w:t>
             </w:r>
           </w:p>
         </w:tc>
@@ -5900,26 +3669,6 @@
         <w:trPr>
           <w:cantSplit/>
         </w:trPr>
-        <w:tc>
-          <w:tcPr>
-            <w:tcW w:w="2520" w:type="dxa"/>
-            <w:vAlign w:val="center"/>
-          </w:tcPr>
-          <w:p>
-            <w:pPr>
-              <w:pStyle w:val="TableText"/>
-              <w:rPr>
-                <w:rFonts w:asciiTheme="minorHAnsi" w:hAnsiTheme="minorHAnsi"/>
-              </w:rPr>
-            </w:pPr>
-            <w:r>
-              <w:rPr>
-                <w:rFonts w:asciiTheme="minorHAnsi" w:hAnsiTheme="minorHAnsi"/>
-              </w:rPr>
-              <w:t>20xx Smith Consulting Strategic Plan for Information Management</w:t>
-            </w:r>
-          </w:p>
-        </w:tc>
         <w:tc>
           <w:tcPr>
             <w:tcW w:w="2160" w:type="dxa"/>
@@ -5936,7 +3685,7 @@
               <w:rPr>
                 <w:rFonts w:asciiTheme="minorHAnsi" w:hAnsiTheme="minorHAnsi"/>
               </w:rPr>
-              <w:t>Utilize new technology to support company and department missions more effectively</w:t>
+              <w:t>ML Readiness</w:t>
             </w:r>
           </w:p>
         </w:tc>
@@ -5949,79 +3698,28 @@
             <w:pPr>
               <w:pStyle w:val="TableText"/>
               <w:rPr>
-                <w:rFonts w:asciiTheme="minorHAnsi" w:hAnsiTheme="minorHAnsi"/>
+                <w:lang w:val="en-CA"/>
               </w:rPr>
             </w:pPr>
             <w:r>
               <w:rPr>
-                <w:rFonts w:asciiTheme="minorHAnsi" w:hAnsiTheme="minorHAnsi"/>
+                <w:lang w:val="en-CA"/>
               </w:rPr>
-              <w:t>New technology will allow many payroll and administrative functions to be automated reducing the levels of staff required to manage these systems</w:t>
+              <w:t xml:space="preserve">The </w:t>
             </w:r>
-          </w:p>
-        </w:tc>
-      </w:tr>
-      <w:tr>
-        <w:trPr>
-          <w:cantSplit/>
-        </w:trPr>
-        <w:tc>
-          <w:tcPr>
-            <w:tcW w:w="2520" w:type="dxa"/>
-            <w:vAlign w:val="center"/>
-          </w:tcPr>
-          <w:p>
-            <w:pPr>
-              <w:pStyle w:val="TableText"/>
-              <w:rPr>
-                <w:rFonts w:asciiTheme="minorHAnsi" w:hAnsiTheme="minorHAnsi"/>
-              </w:rPr>
-            </w:pPr>
+            <w:proofErr w:type="spellStart"/>
             <w:r>
               <w:rPr>
-                <w:rFonts w:asciiTheme="minorHAnsi" w:hAnsiTheme="minorHAnsi"/>
+                <w:lang w:val="en-CA"/>
               </w:rPr>
-              <w:t>20xx Smith Consulting Strategic Plan for Human Capital</w:t>
+              <w:t>fact_model_features</w:t>
             </w:r>
-          </w:p>
-        </w:tc>
-        <w:tc>
-          <w:tcPr>
-            <w:tcW w:w="2160" w:type="dxa"/>
-            <w:vAlign w:val="center"/>
-          </w:tcPr>
-          <w:p>
-            <w:pPr>
-              <w:pStyle w:val="TableText"/>
-              <w:rPr>
-                <w:rFonts w:asciiTheme="minorHAnsi" w:hAnsiTheme="minorHAnsi"/>
-              </w:rPr>
-            </w:pPr>
+            <w:proofErr w:type="spellEnd"/>
             <w:r>
               <w:rPr>
-                <w:rFonts w:asciiTheme="minorHAnsi" w:hAnsiTheme="minorHAnsi"/>
+                <w:lang w:val="en-CA"/>
               </w:rPr>
-              <w:t>Engage the workforce and improve employee retention</w:t>
-            </w:r>
-          </w:p>
-        </w:tc>
-        <w:tc>
-          <w:tcPr>
-            <w:tcW w:w="4230" w:type="dxa"/>
-            <w:vAlign w:val="center"/>
-          </w:tcPr>
-          <w:p>
-            <w:pPr>
-              <w:pStyle w:val="TableText"/>
-              <w:rPr>
-                <w:rFonts w:asciiTheme="minorHAnsi" w:hAnsiTheme="minorHAnsi"/>
-              </w:rPr>
-            </w:pPr>
-            <w:r>
-              <w:rPr>
-                <w:rFonts w:asciiTheme="minorHAnsi" w:hAnsiTheme="minorHAnsi"/>
-              </w:rPr>
-              <w:t>This project allows the employee to take an active role in managing his/her payroll and administrative elections</w:t>
+              <w:t xml:space="preserve"> table stores one-hot encoded temporal and sector data for immediate ML use</w:t>
             </w:r>
           </w:p>
         </w:tc>
@@ -6043,7 +3741,7 @@
           <w:szCs w:val="28"/>
         </w:rPr>
       </w:pPr>
-      <w:bookmarkStart w:id="20" w:name="_Toc332112096"/>
+      <w:bookmarkStart w:id="12" w:name="_Toc332112096"/>
       <w:r>
         <w:rPr>
           <w:rFonts w:asciiTheme="minorHAnsi" w:hAnsiTheme="minorHAnsi"/>
@@ -6053,1599 +3751,35 @@
         </w:rPr>
         <w:t>Cost Benefit Analysis</w:t>
       </w:r>
-      <w:bookmarkEnd w:id="20"/>
-    </w:p>
-    <w:p>
-      <w:pPr>
-        <w:ind w:left="360"/>
-        <w:rPr>
-          <w:color w:val="008000"/>
-        </w:rPr>
-      </w:pPr>
-      <w:r>
-        <w:rPr>
-          <w:color w:val="008000"/>
-        </w:rPr>
-        <w:t xml:space="preserve">Many consider this one of the most important parts of a business case as it is often the costs or savings </w:t>
-      </w:r>
-      <w:proofErr w:type="gramStart"/>
-      <w:r>
-        <w:rPr>
-          <w:color w:val="008000"/>
-        </w:rPr>
-        <w:t>a project</w:t>
-      </w:r>
-      <w:proofErr w:type="gramEnd"/>
-      <w:r>
-        <w:rPr>
-          <w:color w:val="008000"/>
-        </w:rPr>
-        <w:t xml:space="preserve"> yields which win final approval to go forward.  It is important to quantify the financial benefits of the project as much as possible in the business case.  This is usually done in the form of a cost benefit analysis.  The purpose of this is to illustrate the costs of the project and compare them with the benefits and savings to determine if the project is worth pursuing.</w:t>
-      </w:r>
-    </w:p>
-    <w:p>
-      <w:pPr>
-        <w:ind w:left="360"/>
-      </w:pPr>
-    </w:p>
-    <w:p>
-      <w:pPr>
-        <w:ind w:left="360"/>
-      </w:pPr>
-      <w:r>
-        <w:tab/>
-      </w:r>
-      <w:r>
-        <w:t>The following table captures the cost and savings actions associated with the WP Project, descriptions of these actions, and the costs or savings associated with them through the first year. At the bottom of the chart is the net savings for the first year of the project.</w:t>
-      </w:r>
-    </w:p>
-    <w:p>
-      <w:pPr>
-        <w:ind w:left="360"/>
-      </w:pPr>
-    </w:p>
-    <w:p/>
-    <w:tbl>
-      <w:tblPr>
-        <w:tblW w:w="9000" w:type="dxa"/>
-        <w:tblInd w:w="432" w:type="dxa"/>
-        <w:tblBorders>
-          <w:top w:val="single" w:sz="6" w:space="0" w:color="999999"/>
-          <w:left w:val="single" w:sz="6" w:space="0" w:color="999999"/>
-          <w:bottom w:val="single" w:sz="6" w:space="0" w:color="999999"/>
-          <w:right w:val="single" w:sz="6" w:space="0" w:color="999999"/>
-          <w:insideH w:val="single" w:sz="6" w:space="0" w:color="999999"/>
-          <w:insideV w:val="single" w:sz="6" w:space="0" w:color="999999"/>
-        </w:tblBorders>
-        <w:tblLayout w:type="fixed"/>
-        <w:tblCellMar>
-          <w:top w:w="72" w:type="dxa"/>
-          <w:left w:w="72" w:type="dxa"/>
-          <w:bottom w:w="72" w:type="dxa"/>
-          <w:right w:w="72" w:type="dxa"/>
-        </w:tblCellMar>
-        <w:tblLook w:val="0000" w:firstRow="0" w:lastRow="0" w:firstColumn="0" w:lastColumn="0" w:noHBand="0" w:noVBand="0"/>
-      </w:tblPr>
-      <w:tblGrid>
-        <w:gridCol w:w="2790"/>
-        <w:gridCol w:w="900"/>
-        <w:gridCol w:w="3960"/>
-        <w:gridCol w:w="1350"/>
-      </w:tblGrid>
-      <w:tr>
-        <w:trPr>
-          <w:cantSplit/>
-          <w:tblHeader/>
-        </w:trPr>
-        <w:tc>
-          <w:tcPr>
-            <w:tcW w:w="2790" w:type="dxa"/>
-            <w:shd w:val="clear" w:color="auto" w:fill="E6E6E6"/>
-            <w:vAlign w:val="center"/>
-          </w:tcPr>
-          <w:p>
-            <w:pPr>
-              <w:pStyle w:val="TableText"/>
-              <w:rPr>
-                <w:rFonts w:asciiTheme="minorHAnsi" w:hAnsiTheme="minorHAnsi"/>
-                <w:b/>
-                <w:bCs/>
-                <w:sz w:val="16"/>
-              </w:rPr>
-            </w:pPr>
-            <w:r>
-              <w:rPr>
-                <w:rFonts w:asciiTheme="minorHAnsi" w:hAnsiTheme="minorHAnsi"/>
-                <w:b/>
-                <w:bCs/>
-                <w:sz w:val="16"/>
-              </w:rPr>
-              <w:t>Action</w:t>
-            </w:r>
-          </w:p>
-        </w:tc>
-        <w:tc>
-          <w:tcPr>
-            <w:tcW w:w="900" w:type="dxa"/>
-            <w:shd w:val="clear" w:color="auto" w:fill="E6E6E6"/>
-          </w:tcPr>
-          <w:p>
-            <w:pPr>
-              <w:pStyle w:val="TableText"/>
-              <w:rPr>
-                <w:rFonts w:asciiTheme="minorHAnsi" w:hAnsiTheme="minorHAnsi"/>
-                <w:b/>
-                <w:bCs/>
-                <w:sz w:val="16"/>
-              </w:rPr>
-            </w:pPr>
-            <w:r>
-              <w:rPr>
-                <w:rFonts w:asciiTheme="minorHAnsi" w:hAnsiTheme="minorHAnsi"/>
-                <w:b/>
-                <w:bCs/>
-                <w:sz w:val="16"/>
-              </w:rPr>
-              <w:t>Action Type</w:t>
-            </w:r>
-          </w:p>
-        </w:tc>
-        <w:tc>
-          <w:tcPr>
-            <w:tcW w:w="3960" w:type="dxa"/>
-            <w:shd w:val="clear" w:color="auto" w:fill="E6E6E6"/>
-          </w:tcPr>
-          <w:p>
-            <w:pPr>
-              <w:pStyle w:val="TableText"/>
-              <w:rPr>
-                <w:rFonts w:asciiTheme="minorHAnsi" w:hAnsiTheme="minorHAnsi"/>
-                <w:b/>
-                <w:bCs/>
-                <w:sz w:val="16"/>
-              </w:rPr>
-            </w:pPr>
-            <w:r>
-              <w:rPr>
-                <w:rFonts w:asciiTheme="minorHAnsi" w:hAnsiTheme="minorHAnsi"/>
-                <w:b/>
-                <w:bCs/>
-                <w:sz w:val="16"/>
-              </w:rPr>
-              <w:t>Description</w:t>
-            </w:r>
-          </w:p>
-        </w:tc>
-        <w:tc>
-          <w:tcPr>
-            <w:tcW w:w="1350" w:type="dxa"/>
-            <w:shd w:val="clear" w:color="auto" w:fill="E6E6E6"/>
-            <w:vAlign w:val="center"/>
-          </w:tcPr>
-          <w:p>
-            <w:pPr>
-              <w:pStyle w:val="TableText"/>
-              <w:rPr>
-                <w:rFonts w:asciiTheme="minorHAnsi" w:hAnsiTheme="minorHAnsi"/>
-                <w:b/>
-                <w:bCs/>
-                <w:sz w:val="16"/>
-              </w:rPr>
-            </w:pPr>
-            <w:r>
-              <w:rPr>
-                <w:rFonts w:asciiTheme="minorHAnsi" w:hAnsiTheme="minorHAnsi"/>
-                <w:b/>
-                <w:bCs/>
-                <w:sz w:val="16"/>
-              </w:rPr>
-              <w:t xml:space="preserve">First year costs (- </w:t>
-            </w:r>
-            <w:proofErr w:type="gramStart"/>
-            <w:r>
-              <w:rPr>
-                <w:rFonts w:asciiTheme="minorHAnsi" w:hAnsiTheme="minorHAnsi"/>
-                <w:b/>
-                <w:bCs/>
-                <w:sz w:val="16"/>
-              </w:rPr>
-              <w:t>indicates</w:t>
-            </w:r>
-            <w:proofErr w:type="gramEnd"/>
-            <w:r>
-              <w:rPr>
-                <w:rFonts w:asciiTheme="minorHAnsi" w:hAnsiTheme="minorHAnsi"/>
-                <w:b/>
-                <w:bCs/>
-                <w:sz w:val="16"/>
-              </w:rPr>
-              <w:t xml:space="preserve"> anticipated savings)</w:t>
-            </w:r>
-          </w:p>
-        </w:tc>
-      </w:tr>
-      <w:tr>
-        <w:trPr>
-          <w:cantSplit/>
-        </w:trPr>
-        <w:tc>
-          <w:tcPr>
-            <w:tcW w:w="2790" w:type="dxa"/>
-            <w:vAlign w:val="center"/>
-          </w:tcPr>
-          <w:p>
-            <w:pPr>
-              <w:pStyle w:val="TableText"/>
-              <w:rPr>
-                <w:rFonts w:asciiTheme="minorHAnsi" w:hAnsiTheme="minorHAnsi"/>
-              </w:rPr>
-            </w:pPr>
-            <w:r>
-              <w:rPr>
-                <w:rFonts w:asciiTheme="minorHAnsi" w:hAnsiTheme="minorHAnsi"/>
-              </w:rPr>
-              <w:t>Purchase Web-based product and licenses</w:t>
-            </w:r>
-          </w:p>
-        </w:tc>
-        <w:tc>
-          <w:tcPr>
-            <w:tcW w:w="900" w:type="dxa"/>
-            <w:vAlign w:val="center"/>
-          </w:tcPr>
-          <w:p>
-            <w:pPr>
-              <w:pStyle w:val="TableText"/>
-              <w:rPr>
-                <w:rFonts w:asciiTheme="minorHAnsi" w:hAnsiTheme="minorHAnsi"/>
-              </w:rPr>
-            </w:pPr>
-            <w:r>
-              <w:rPr>
-                <w:rFonts w:asciiTheme="minorHAnsi" w:hAnsiTheme="minorHAnsi"/>
-              </w:rPr>
-              <w:t>Cost</w:t>
-            </w:r>
-          </w:p>
-        </w:tc>
-        <w:tc>
-          <w:tcPr>
-            <w:tcW w:w="3960" w:type="dxa"/>
-            <w:vAlign w:val="center"/>
-          </w:tcPr>
-          <w:p>
-            <w:pPr>
-              <w:pStyle w:val="TableText"/>
-              <w:rPr>
-                <w:rFonts w:asciiTheme="minorHAnsi" w:hAnsiTheme="minorHAnsi"/>
-              </w:rPr>
-            </w:pPr>
-            <w:r>
-              <w:rPr>
-                <w:rFonts w:asciiTheme="minorHAnsi" w:hAnsiTheme="minorHAnsi"/>
-              </w:rPr>
-              <w:t>Initial investment for WP Project</w:t>
-            </w:r>
-          </w:p>
-        </w:tc>
-        <w:tc>
-          <w:tcPr>
-            <w:tcW w:w="1350" w:type="dxa"/>
-            <w:vAlign w:val="center"/>
-          </w:tcPr>
-          <w:p>
-            <w:pPr>
-              <w:pStyle w:val="TableText"/>
-              <w:jc w:val="right"/>
-              <w:rPr>
-                <w:rFonts w:asciiTheme="minorHAnsi" w:hAnsiTheme="minorHAnsi"/>
-              </w:rPr>
-            </w:pPr>
-            <w:r>
-              <w:rPr>
-                <w:rFonts w:asciiTheme="minorHAnsi" w:hAnsiTheme="minorHAnsi"/>
-              </w:rPr>
-              <w:t>$400,000.00</w:t>
-            </w:r>
-          </w:p>
-        </w:tc>
-      </w:tr>
-      <w:tr>
-        <w:trPr>
-          <w:cantSplit/>
-        </w:trPr>
-        <w:tc>
-          <w:tcPr>
-            <w:tcW w:w="2790" w:type="dxa"/>
-            <w:vAlign w:val="center"/>
-          </w:tcPr>
-          <w:p>
-            <w:pPr>
-              <w:pStyle w:val="TableText"/>
-              <w:rPr>
-                <w:rFonts w:asciiTheme="minorHAnsi" w:hAnsiTheme="minorHAnsi"/>
-              </w:rPr>
-            </w:pPr>
-            <w:r>
-              <w:rPr>
-                <w:rFonts w:asciiTheme="minorHAnsi" w:hAnsiTheme="minorHAnsi"/>
-              </w:rPr>
-              <w:lastRenderedPageBreak/>
-              <w:t>Software installation and training</w:t>
-            </w:r>
-          </w:p>
-        </w:tc>
-        <w:tc>
-          <w:tcPr>
-            <w:tcW w:w="900" w:type="dxa"/>
-            <w:vAlign w:val="center"/>
-          </w:tcPr>
-          <w:p>
-            <w:pPr>
-              <w:pStyle w:val="TableText"/>
-              <w:rPr>
-                <w:rFonts w:asciiTheme="minorHAnsi" w:hAnsiTheme="minorHAnsi"/>
-              </w:rPr>
-            </w:pPr>
-            <w:r>
-              <w:rPr>
-                <w:rFonts w:asciiTheme="minorHAnsi" w:hAnsiTheme="minorHAnsi"/>
-              </w:rPr>
-              <w:t>Cost</w:t>
-            </w:r>
-          </w:p>
-        </w:tc>
-        <w:tc>
-          <w:tcPr>
-            <w:tcW w:w="3960" w:type="dxa"/>
-            <w:vAlign w:val="center"/>
-          </w:tcPr>
-          <w:p>
-            <w:pPr>
-              <w:pStyle w:val="TableText"/>
-              <w:rPr>
-                <w:rFonts w:asciiTheme="minorHAnsi" w:hAnsiTheme="minorHAnsi"/>
-              </w:rPr>
-            </w:pPr>
-            <w:r>
-              <w:rPr>
-                <w:rFonts w:asciiTheme="minorHAnsi" w:hAnsiTheme="minorHAnsi"/>
-              </w:rPr>
-              <w:t xml:space="preserve">Cost for IT </w:t>
-            </w:r>
-            <w:proofErr w:type="gramStart"/>
-            <w:r>
-              <w:rPr>
-                <w:rFonts w:asciiTheme="minorHAnsi" w:hAnsiTheme="minorHAnsi"/>
-              </w:rPr>
-              <w:t>group</w:t>
-            </w:r>
-            <w:proofErr w:type="gramEnd"/>
-            <w:r>
-              <w:rPr>
-                <w:rFonts w:asciiTheme="minorHAnsi" w:hAnsiTheme="minorHAnsi"/>
-              </w:rPr>
-              <w:t xml:space="preserve"> to install new software and for the training group to train all employees</w:t>
-            </w:r>
-          </w:p>
-        </w:tc>
-        <w:tc>
-          <w:tcPr>
-            <w:tcW w:w="1350" w:type="dxa"/>
-            <w:vAlign w:val="center"/>
-          </w:tcPr>
-          <w:p>
-            <w:pPr>
-              <w:pStyle w:val="TableText"/>
-              <w:jc w:val="right"/>
-              <w:rPr>
-                <w:rFonts w:asciiTheme="minorHAnsi" w:hAnsiTheme="minorHAnsi"/>
-              </w:rPr>
-            </w:pPr>
-            <w:r>
-              <w:rPr>
-                <w:rFonts w:asciiTheme="minorHAnsi" w:hAnsiTheme="minorHAnsi"/>
-              </w:rPr>
-              <w:t>$100,000.00</w:t>
-            </w:r>
-          </w:p>
-        </w:tc>
-      </w:tr>
-      <w:tr>
-        <w:trPr>
-          <w:cantSplit/>
-        </w:trPr>
-        <w:tc>
-          <w:tcPr>
-            <w:tcW w:w="2790" w:type="dxa"/>
-            <w:vAlign w:val="center"/>
-          </w:tcPr>
-          <w:p>
-            <w:pPr>
-              <w:pStyle w:val="TableText"/>
-              <w:rPr>
-                <w:rFonts w:asciiTheme="minorHAnsi" w:hAnsiTheme="minorHAnsi"/>
-              </w:rPr>
-            </w:pPr>
-            <w:r>
-              <w:rPr>
-                <w:rFonts w:asciiTheme="minorHAnsi" w:hAnsiTheme="minorHAnsi"/>
-              </w:rPr>
-              <w:t>Reduce HR and payroll staff by 5 employees</w:t>
-            </w:r>
-          </w:p>
-        </w:tc>
-        <w:tc>
-          <w:tcPr>
-            <w:tcW w:w="900" w:type="dxa"/>
-            <w:vAlign w:val="center"/>
-          </w:tcPr>
-          <w:p>
-            <w:pPr>
-              <w:pStyle w:val="TableText"/>
-              <w:rPr>
-                <w:rFonts w:asciiTheme="minorHAnsi" w:hAnsiTheme="minorHAnsi"/>
-              </w:rPr>
-            </w:pPr>
-            <w:r>
-              <w:rPr>
-                <w:rFonts w:asciiTheme="minorHAnsi" w:hAnsiTheme="minorHAnsi"/>
-              </w:rPr>
-              <w:t>Savings</w:t>
-            </w:r>
-          </w:p>
-        </w:tc>
-        <w:tc>
-          <w:tcPr>
-            <w:tcW w:w="3960" w:type="dxa"/>
-            <w:vAlign w:val="center"/>
-          </w:tcPr>
-          <w:p>
-            <w:pPr>
-              <w:pStyle w:val="TableText"/>
-              <w:rPr>
-                <w:rFonts w:asciiTheme="minorHAnsi" w:hAnsiTheme="minorHAnsi"/>
-              </w:rPr>
-            </w:pPr>
-            <w:r>
-              <w:rPr>
-                <w:rFonts w:asciiTheme="minorHAnsi" w:hAnsiTheme="minorHAnsi"/>
-              </w:rPr>
-              <w:t>An immediate reduction in overhead equal to the annual salary of 3 HR specialists and 2 payroll analysts.</w:t>
-            </w:r>
-          </w:p>
-        </w:tc>
-        <w:tc>
-          <w:tcPr>
-            <w:tcW w:w="1350" w:type="dxa"/>
-            <w:vAlign w:val="center"/>
-          </w:tcPr>
-          <w:p>
-            <w:pPr>
-              <w:pStyle w:val="TableText"/>
-              <w:jc w:val="right"/>
-              <w:rPr>
-                <w:rFonts w:asciiTheme="minorHAnsi" w:hAnsiTheme="minorHAnsi"/>
-              </w:rPr>
-            </w:pPr>
-            <w:r>
-              <w:rPr>
-                <w:rFonts w:asciiTheme="minorHAnsi" w:hAnsiTheme="minorHAnsi"/>
-              </w:rPr>
-              <w:t>-$183,495.00</w:t>
-            </w:r>
-          </w:p>
-        </w:tc>
-      </w:tr>
-      <w:tr>
-        <w:trPr>
-          <w:cantSplit/>
-        </w:trPr>
-        <w:tc>
-          <w:tcPr>
-            <w:tcW w:w="2790" w:type="dxa"/>
-            <w:vAlign w:val="center"/>
-          </w:tcPr>
-          <w:p>
-            <w:pPr>
-              <w:pStyle w:val="TableText"/>
-              <w:rPr>
-                <w:rFonts w:asciiTheme="minorHAnsi" w:hAnsiTheme="minorHAnsi"/>
-              </w:rPr>
-            </w:pPr>
-            <w:r>
-              <w:rPr>
-                <w:rFonts w:asciiTheme="minorHAnsi" w:hAnsiTheme="minorHAnsi"/>
-              </w:rPr>
-              <w:t>Managers no longer required to work non-billable payroll and administrative tasks</w:t>
-            </w:r>
-          </w:p>
-        </w:tc>
-        <w:tc>
-          <w:tcPr>
-            <w:tcW w:w="900" w:type="dxa"/>
-            <w:vAlign w:val="center"/>
-          </w:tcPr>
-          <w:p>
-            <w:pPr>
-              <w:pStyle w:val="TableText"/>
-              <w:rPr>
-                <w:rFonts w:asciiTheme="minorHAnsi" w:hAnsiTheme="minorHAnsi"/>
-              </w:rPr>
-            </w:pPr>
-            <w:r>
-              <w:rPr>
-                <w:rFonts w:asciiTheme="minorHAnsi" w:hAnsiTheme="minorHAnsi"/>
-              </w:rPr>
-              <w:t>Savings</w:t>
-            </w:r>
-          </w:p>
-        </w:tc>
-        <w:tc>
-          <w:tcPr>
-            <w:tcW w:w="3960" w:type="dxa"/>
-            <w:vAlign w:val="center"/>
-          </w:tcPr>
-          <w:p>
-            <w:pPr>
-              <w:pStyle w:val="TableText"/>
-              <w:rPr>
-                <w:rFonts w:asciiTheme="minorHAnsi" w:hAnsiTheme="minorHAnsi"/>
-              </w:rPr>
-            </w:pPr>
-            <w:r>
-              <w:rPr>
-                <w:rFonts w:asciiTheme="minorHAnsi" w:hAnsiTheme="minorHAnsi"/>
-              </w:rPr>
-              <w:t>18 regional managers currently average 16 hours per week non-billable time.  It is anticipated that this number will be reduced to no more than 2 hours per week. At an average of $36.00 per hour this results in ($36.00 x 14 hours/wk reduced non-billable time x 18 managers) $9072.00 increased revenue per week.</w:t>
-            </w:r>
-          </w:p>
-        </w:tc>
-        <w:tc>
-          <w:tcPr>
-            <w:tcW w:w="1350" w:type="dxa"/>
-            <w:vAlign w:val="center"/>
-          </w:tcPr>
-          <w:p>
-            <w:pPr>
-              <w:pStyle w:val="TableText"/>
-              <w:jc w:val="right"/>
-              <w:rPr>
-                <w:rFonts w:asciiTheme="minorHAnsi" w:hAnsiTheme="minorHAnsi"/>
-              </w:rPr>
-            </w:pPr>
-            <w:r>
-              <w:rPr>
-                <w:rFonts w:asciiTheme="minorHAnsi" w:hAnsiTheme="minorHAnsi"/>
-              </w:rPr>
-              <w:t>-$471,744.00</w:t>
-            </w:r>
-          </w:p>
-        </w:tc>
-      </w:tr>
-      <w:tr>
-        <w:trPr>
-          <w:cantSplit/>
-        </w:trPr>
-        <w:tc>
-          <w:tcPr>
-            <w:tcW w:w="2790" w:type="dxa"/>
-            <w:vAlign w:val="center"/>
-          </w:tcPr>
-          <w:p>
-            <w:pPr>
-              <w:pStyle w:val="TableText"/>
-              <w:rPr>
-                <w:rFonts w:asciiTheme="minorHAnsi" w:hAnsiTheme="minorHAnsi"/>
-              </w:rPr>
-            </w:pPr>
-            <w:r>
-              <w:rPr>
-                <w:rFonts w:asciiTheme="minorHAnsi" w:hAnsiTheme="minorHAnsi"/>
-              </w:rPr>
-              <w:t>System maintenance required every 6 months instead of monthly</w:t>
-            </w:r>
-          </w:p>
-        </w:tc>
-        <w:tc>
-          <w:tcPr>
-            <w:tcW w:w="900" w:type="dxa"/>
-            <w:vAlign w:val="center"/>
-          </w:tcPr>
-          <w:p>
-            <w:pPr>
-              <w:pStyle w:val="TableText"/>
-              <w:rPr>
-                <w:rFonts w:asciiTheme="minorHAnsi" w:hAnsiTheme="minorHAnsi"/>
-              </w:rPr>
-            </w:pPr>
-            <w:r>
-              <w:rPr>
-                <w:rFonts w:asciiTheme="minorHAnsi" w:hAnsiTheme="minorHAnsi"/>
-              </w:rPr>
-              <w:t>Savings</w:t>
-            </w:r>
-          </w:p>
-        </w:tc>
-        <w:tc>
-          <w:tcPr>
-            <w:tcW w:w="3960" w:type="dxa"/>
-            <w:vAlign w:val="center"/>
-          </w:tcPr>
-          <w:p>
-            <w:pPr>
-              <w:pStyle w:val="TableText"/>
-              <w:rPr>
-                <w:rFonts w:asciiTheme="minorHAnsi" w:hAnsiTheme="minorHAnsi"/>
-              </w:rPr>
-            </w:pPr>
-            <w:r>
-              <w:rPr>
-                <w:rFonts w:asciiTheme="minorHAnsi" w:hAnsiTheme="minorHAnsi"/>
-              </w:rPr>
-              <w:t>Less frequent use of IT resources working on non-</w:t>
-            </w:r>
-            <w:proofErr w:type="gramStart"/>
-            <w:r>
-              <w:rPr>
-                <w:rFonts w:asciiTheme="minorHAnsi" w:hAnsiTheme="minorHAnsi"/>
-              </w:rPr>
-              <w:t>value added</w:t>
-            </w:r>
-            <w:proofErr w:type="gramEnd"/>
-            <w:r>
-              <w:rPr>
-                <w:rFonts w:asciiTheme="minorHAnsi" w:hAnsiTheme="minorHAnsi"/>
-              </w:rPr>
-              <w:t xml:space="preserve"> tasks results in approximately $42,000 savings per year.</w:t>
-            </w:r>
-          </w:p>
-        </w:tc>
-        <w:tc>
-          <w:tcPr>
-            <w:tcW w:w="1350" w:type="dxa"/>
-            <w:vAlign w:val="center"/>
-          </w:tcPr>
-          <w:p>
-            <w:pPr>
-              <w:pStyle w:val="TableText"/>
-              <w:jc w:val="right"/>
-              <w:rPr>
-                <w:rFonts w:asciiTheme="minorHAnsi" w:hAnsiTheme="minorHAnsi"/>
-              </w:rPr>
-            </w:pPr>
-            <w:r>
-              <w:rPr>
-                <w:rFonts w:asciiTheme="minorHAnsi" w:hAnsiTheme="minorHAnsi"/>
-              </w:rPr>
-              <w:t>-$42,000</w:t>
-            </w:r>
-          </w:p>
-        </w:tc>
-      </w:tr>
-      <w:tr>
-        <w:trPr>
-          <w:cantSplit/>
-        </w:trPr>
-        <w:tc>
-          <w:tcPr>
-            <w:tcW w:w="2790" w:type="dxa"/>
-            <w:tcBorders>
-              <w:bottom w:val="single" w:sz="6" w:space="0" w:color="999999"/>
-            </w:tcBorders>
-            <w:vAlign w:val="center"/>
-          </w:tcPr>
-          <w:p>
-            <w:pPr>
-              <w:pStyle w:val="TableText"/>
-              <w:rPr>
-                <w:rFonts w:asciiTheme="minorHAnsi" w:hAnsiTheme="minorHAnsi"/>
-              </w:rPr>
-            </w:pPr>
-            <w:r>
-              <w:rPr>
-                <w:rFonts w:asciiTheme="minorHAnsi" w:hAnsiTheme="minorHAnsi"/>
-              </w:rPr>
-              <w:t>Reduce employee turnover by 10%</w:t>
-            </w:r>
-          </w:p>
-        </w:tc>
-        <w:tc>
-          <w:tcPr>
-            <w:tcW w:w="900" w:type="dxa"/>
-            <w:tcBorders>
-              <w:bottom w:val="single" w:sz="6" w:space="0" w:color="999999"/>
-            </w:tcBorders>
-            <w:vAlign w:val="center"/>
-          </w:tcPr>
-          <w:p>
-            <w:pPr>
-              <w:pStyle w:val="TableText"/>
-              <w:rPr>
-                <w:rFonts w:asciiTheme="minorHAnsi" w:hAnsiTheme="minorHAnsi"/>
-              </w:rPr>
-            </w:pPr>
-            <w:r>
-              <w:rPr>
-                <w:rFonts w:asciiTheme="minorHAnsi" w:hAnsiTheme="minorHAnsi"/>
-              </w:rPr>
-              <w:t>Savings</w:t>
-            </w:r>
-          </w:p>
-        </w:tc>
-        <w:tc>
-          <w:tcPr>
-            <w:tcW w:w="3960" w:type="dxa"/>
-            <w:tcBorders>
-              <w:bottom w:val="single" w:sz="6" w:space="0" w:color="999999"/>
-            </w:tcBorders>
-            <w:vAlign w:val="center"/>
-          </w:tcPr>
-          <w:p>
-            <w:pPr>
-              <w:pStyle w:val="TableText"/>
-              <w:rPr>
-                <w:rFonts w:asciiTheme="minorHAnsi" w:hAnsiTheme="minorHAnsi"/>
-              </w:rPr>
-            </w:pPr>
-            <w:r>
-              <w:rPr>
-                <w:rFonts w:asciiTheme="minorHAnsi" w:hAnsiTheme="minorHAnsi"/>
-              </w:rPr>
-              <w:t xml:space="preserve">Savings </w:t>
-            </w:r>
-            <w:proofErr w:type="gramStart"/>
-            <w:r>
-              <w:rPr>
-                <w:rFonts w:asciiTheme="minorHAnsi" w:hAnsiTheme="minorHAnsi"/>
-              </w:rPr>
-              <w:t>in cost</w:t>
-            </w:r>
-            <w:proofErr w:type="gramEnd"/>
-            <w:r>
-              <w:rPr>
-                <w:rFonts w:asciiTheme="minorHAnsi" w:hAnsiTheme="minorHAnsi"/>
-              </w:rPr>
-              <w:t xml:space="preserve"> to out-process exiting </w:t>
-            </w:r>
-            <w:proofErr w:type="gramStart"/>
-            <w:r>
-              <w:rPr>
-                <w:rFonts w:asciiTheme="minorHAnsi" w:hAnsiTheme="minorHAnsi"/>
-              </w:rPr>
-              <w:t>employee</w:t>
-            </w:r>
-            <w:proofErr w:type="gramEnd"/>
-            <w:r>
-              <w:rPr>
-                <w:rFonts w:asciiTheme="minorHAnsi" w:hAnsiTheme="minorHAnsi"/>
-              </w:rPr>
-              <w:t xml:space="preserve"> and recruit, hire, and train new employees is approximately $50,000 in the first year.</w:t>
-            </w:r>
-          </w:p>
-        </w:tc>
-        <w:tc>
-          <w:tcPr>
-            <w:tcW w:w="1350" w:type="dxa"/>
-            <w:tcBorders>
-              <w:bottom w:val="single" w:sz="6" w:space="0" w:color="999999"/>
-            </w:tcBorders>
-            <w:vAlign w:val="center"/>
-          </w:tcPr>
-          <w:p>
-            <w:pPr>
-              <w:pStyle w:val="TableText"/>
-              <w:jc w:val="right"/>
-              <w:rPr>
-                <w:rFonts w:asciiTheme="minorHAnsi" w:hAnsiTheme="minorHAnsi"/>
-              </w:rPr>
-            </w:pPr>
-            <w:r>
-              <w:rPr>
-                <w:rFonts w:asciiTheme="minorHAnsi" w:hAnsiTheme="minorHAnsi"/>
-              </w:rPr>
-              <w:t>-$50,000</w:t>
-            </w:r>
-          </w:p>
-        </w:tc>
-      </w:tr>
-      <w:tr>
-        <w:trPr>
-          <w:cantSplit/>
-        </w:trPr>
-        <w:tc>
-          <w:tcPr>
-            <w:tcW w:w="2790" w:type="dxa"/>
-            <w:shd w:val="clear" w:color="auto" w:fill="C0C0C0"/>
-            <w:vAlign w:val="center"/>
-          </w:tcPr>
-          <w:p>
-            <w:pPr>
-              <w:pStyle w:val="TableText"/>
-              <w:rPr>
-                <w:rFonts w:asciiTheme="minorHAnsi" w:hAnsiTheme="minorHAnsi"/>
-                <w:b/>
-              </w:rPr>
-            </w:pPr>
-            <w:r>
-              <w:rPr>
-                <w:rFonts w:asciiTheme="minorHAnsi" w:hAnsiTheme="minorHAnsi"/>
-                <w:b/>
-              </w:rPr>
-              <w:t>Net First Year Savings</w:t>
-            </w:r>
-          </w:p>
-        </w:tc>
-        <w:tc>
-          <w:tcPr>
-            <w:tcW w:w="900" w:type="dxa"/>
-            <w:shd w:val="clear" w:color="auto" w:fill="C0C0C0"/>
-          </w:tcPr>
-          <w:p>
-            <w:pPr>
-              <w:pStyle w:val="TableText"/>
-              <w:rPr>
-                <w:rFonts w:asciiTheme="minorHAnsi" w:hAnsiTheme="minorHAnsi"/>
-              </w:rPr>
-            </w:pPr>
-          </w:p>
-        </w:tc>
-        <w:tc>
-          <w:tcPr>
-            <w:tcW w:w="3960" w:type="dxa"/>
-            <w:shd w:val="clear" w:color="auto" w:fill="C0C0C0"/>
-          </w:tcPr>
-          <w:p>
-            <w:pPr>
-              <w:pStyle w:val="TableText"/>
-              <w:rPr>
-                <w:rFonts w:asciiTheme="minorHAnsi" w:hAnsiTheme="minorHAnsi"/>
-              </w:rPr>
-            </w:pPr>
-          </w:p>
-        </w:tc>
-        <w:tc>
-          <w:tcPr>
-            <w:tcW w:w="1350" w:type="dxa"/>
-            <w:shd w:val="clear" w:color="auto" w:fill="C0C0C0"/>
-            <w:vAlign w:val="center"/>
-          </w:tcPr>
-          <w:p>
-            <w:pPr>
-              <w:pStyle w:val="TableText"/>
-              <w:jc w:val="right"/>
-              <w:rPr>
-                <w:rFonts w:asciiTheme="minorHAnsi" w:hAnsiTheme="minorHAnsi"/>
-                <w:b/>
-              </w:rPr>
-            </w:pPr>
-            <w:r>
-              <w:rPr>
-                <w:rFonts w:asciiTheme="minorHAnsi" w:hAnsiTheme="minorHAnsi"/>
-                <w:b/>
-              </w:rPr>
-              <w:t>$247,239.00</w:t>
-            </w:r>
-          </w:p>
-        </w:tc>
-      </w:tr>
-    </w:tbl>
-    <w:p>
-      <w:pPr>
-        <w:ind w:left="360"/>
-      </w:pPr>
-    </w:p>
-    <w:p>
-      <w:pPr>
-        <w:ind w:left="360"/>
-      </w:pPr>
-      <w:r>
-        <w:t xml:space="preserve">Based on the cost benefit analysis above we see that by authorizing the WP Project, Smith Consulting will save $247,239.00 in the first year alone.  This represents a significant improvement in our operating costs and is a clear indicator of the benefit this project will have </w:t>
-      </w:r>
-      <w:proofErr w:type="gramStart"/>
-      <w:r>
-        <w:t>on</w:t>
-      </w:r>
-      <w:proofErr w:type="gramEnd"/>
-      <w:r>
-        <w:t xml:space="preserve"> the company.</w:t>
-      </w:r>
-    </w:p>
-    <w:p/>
-    <w:p>
-      <w:pPr>
-        <w:pStyle w:val="Heading1"/>
-        <w:numPr>
-          <w:ilvl w:val="0"/>
-          <w:numId w:val="4"/>
-        </w:numPr>
-        <w:jc w:val="left"/>
+      <w:bookmarkEnd w:id="12"/>
+      <w:r>
         <w:rPr>
           <w:rFonts w:asciiTheme="minorHAnsi" w:hAnsiTheme="minorHAnsi"/>
           <w:smallCaps/>
           <w:sz w:val="28"/>
           <w:szCs w:val="28"/>
         </w:rPr>
-      </w:pPr>
-      <w:bookmarkStart w:id="21" w:name="_Toc332112097"/>
-      <w:r>
-        <w:rPr>
-          <w:rFonts w:asciiTheme="minorHAnsi" w:hAnsiTheme="minorHAnsi"/>
-          <w:smallCaps/>
-          <w:sz w:val="28"/>
-          <w:szCs w:val="28"/>
-        </w:rPr>
-        <w:t>Alternatives Analysis</w:t>
-      </w:r>
-      <w:bookmarkEnd w:id="21"/>
-    </w:p>
-    <w:p>
-      <w:pPr>
-        <w:ind w:left="360"/>
-        <w:rPr>
-          <w:color w:val="008000"/>
-        </w:rPr>
-      </w:pPr>
-      <w:r>
-        <w:rPr>
-          <w:color w:val="008000"/>
-        </w:rPr>
-        <w:t xml:space="preserve">All business problems may be addressed by any number of alternative projects.  While the business case is the result of having selected one such option, </w:t>
-      </w:r>
-      <w:proofErr w:type="gramStart"/>
-      <w:r>
-        <w:rPr>
-          <w:color w:val="008000"/>
-        </w:rPr>
-        <w:t>a brief summary</w:t>
-      </w:r>
-      <w:proofErr w:type="gramEnd"/>
-      <w:r>
-        <w:rPr>
-          <w:color w:val="008000"/>
-        </w:rPr>
-        <w:t xml:space="preserve"> of </w:t>
-      </w:r>
-      <w:proofErr w:type="gramStart"/>
-      <w:r>
-        <w:rPr>
-          <w:color w:val="008000"/>
-        </w:rPr>
-        <w:t>considered alternatives</w:t>
-      </w:r>
-      <w:proofErr w:type="gramEnd"/>
-      <w:r>
-        <w:rPr>
-          <w:color w:val="008000"/>
-        </w:rPr>
-        <w:t xml:space="preserve"> should also be </w:t>
-      </w:r>
-      <w:proofErr w:type="gramStart"/>
-      <w:r>
-        <w:rPr>
-          <w:color w:val="008000"/>
-        </w:rPr>
-        <w:t>included—</w:t>
-      </w:r>
-      <w:proofErr w:type="gramEnd"/>
-      <w:r>
-        <w:rPr>
-          <w:color w:val="008000"/>
-        </w:rPr>
-        <w:t xml:space="preserve">one of which should be the </w:t>
-      </w:r>
-      <w:proofErr w:type="gramStart"/>
-      <w:r>
-        <w:rPr>
-          <w:color w:val="008000"/>
-        </w:rPr>
-        <w:t>status quo, or</w:t>
-      </w:r>
-      <w:proofErr w:type="gramEnd"/>
-      <w:r>
-        <w:rPr>
-          <w:color w:val="008000"/>
-        </w:rPr>
-        <w:t xml:space="preserve"> doing nothing.  The reasons for not selecting the alternatives should also be included.</w:t>
-      </w:r>
-    </w:p>
-    <w:p>
-      <w:pPr>
-        <w:ind w:left="360"/>
-      </w:pPr>
-    </w:p>
-    <w:p>
-      <w:pPr>
-        <w:ind w:left="360"/>
-      </w:pPr>
-      <w:r>
-        <w:t xml:space="preserve">The following alternative options have been considered to address the business problem.  These alternatives were not selected for </w:t>
-      </w:r>
-      <w:proofErr w:type="gramStart"/>
-      <w:r>
-        <w:t>a number of</w:t>
-      </w:r>
-      <w:proofErr w:type="gramEnd"/>
-      <w:r>
-        <w:t xml:space="preserve"> reasons which are also explained below.</w:t>
-      </w:r>
-    </w:p>
-    <w:p>
-      <w:pPr>
-        <w:ind w:left="360"/>
-      </w:pPr>
-    </w:p>
-    <w:tbl>
-      <w:tblPr>
-        <w:tblW w:w="8910" w:type="dxa"/>
-        <w:tblInd w:w="432" w:type="dxa"/>
-        <w:tblBorders>
-          <w:top w:val="single" w:sz="6" w:space="0" w:color="999999"/>
-          <w:left w:val="single" w:sz="6" w:space="0" w:color="999999"/>
-          <w:bottom w:val="single" w:sz="6" w:space="0" w:color="999999"/>
-          <w:right w:val="single" w:sz="6" w:space="0" w:color="999999"/>
-          <w:insideH w:val="single" w:sz="6" w:space="0" w:color="999999"/>
-          <w:insideV w:val="single" w:sz="6" w:space="0" w:color="999999"/>
-        </w:tblBorders>
-        <w:tblLayout w:type="fixed"/>
-        <w:tblCellMar>
-          <w:top w:w="72" w:type="dxa"/>
-          <w:left w:w="72" w:type="dxa"/>
-          <w:bottom w:w="72" w:type="dxa"/>
-          <w:right w:w="72" w:type="dxa"/>
-        </w:tblCellMar>
-        <w:tblLook w:val="0000" w:firstRow="0" w:lastRow="0" w:firstColumn="0" w:lastColumn="0" w:noHBand="0" w:noVBand="0"/>
-      </w:tblPr>
-      <w:tblGrid>
-        <w:gridCol w:w="4320"/>
-        <w:gridCol w:w="4590"/>
-      </w:tblGrid>
-      <w:tr>
-        <w:trPr>
-          <w:cantSplit/>
-          <w:tblHeader/>
-        </w:trPr>
-        <w:tc>
-          <w:tcPr>
-            <w:tcW w:w="4320" w:type="dxa"/>
-            <w:shd w:val="clear" w:color="auto" w:fill="E6E6E6"/>
-            <w:vAlign w:val="center"/>
-          </w:tcPr>
-          <w:p>
-            <w:pPr>
-              <w:pStyle w:val="TableText"/>
-              <w:rPr>
-                <w:rFonts w:asciiTheme="minorHAnsi" w:hAnsiTheme="minorHAnsi"/>
-                <w:b/>
-                <w:bCs/>
-                <w:sz w:val="16"/>
-              </w:rPr>
-            </w:pPr>
-            <w:r>
-              <w:rPr>
-                <w:rFonts w:asciiTheme="minorHAnsi" w:hAnsiTheme="minorHAnsi"/>
-                <w:b/>
-                <w:bCs/>
-                <w:sz w:val="16"/>
-              </w:rPr>
-              <w:lastRenderedPageBreak/>
-              <w:t>No Project (Status Quo)</w:t>
-            </w:r>
-          </w:p>
-        </w:tc>
-        <w:tc>
-          <w:tcPr>
-            <w:tcW w:w="4590" w:type="dxa"/>
-            <w:shd w:val="clear" w:color="auto" w:fill="E6E6E6"/>
-            <w:vAlign w:val="center"/>
-          </w:tcPr>
-          <w:p>
-            <w:pPr>
-              <w:pStyle w:val="TableText"/>
-              <w:rPr>
-                <w:rFonts w:asciiTheme="minorHAnsi" w:hAnsiTheme="minorHAnsi"/>
-                <w:b/>
-                <w:bCs/>
-                <w:sz w:val="16"/>
-              </w:rPr>
-            </w:pPr>
-            <w:r>
-              <w:rPr>
-                <w:rFonts w:asciiTheme="minorHAnsi" w:hAnsiTheme="minorHAnsi"/>
-                <w:b/>
-                <w:bCs/>
-                <w:sz w:val="16"/>
-              </w:rPr>
-              <w:t>Reasons For Not Selecting Alternative</w:t>
-            </w:r>
-          </w:p>
-        </w:tc>
-      </w:tr>
-      <w:tr>
-        <w:trPr>
-          <w:cantSplit/>
-        </w:trPr>
-        <w:tc>
-          <w:tcPr>
-            <w:tcW w:w="4320" w:type="dxa"/>
-          </w:tcPr>
-          <w:p>
-            <w:pPr>
-              <w:pStyle w:val="TableText"/>
-              <w:rPr>
-                <w:rFonts w:asciiTheme="minorHAnsi" w:hAnsiTheme="minorHAnsi"/>
-              </w:rPr>
-            </w:pPr>
-            <w:r>
-              <w:rPr>
-                <w:rFonts w:asciiTheme="minorHAnsi" w:hAnsiTheme="minorHAnsi"/>
-              </w:rPr>
-              <w:t>Keep the mainframe legacy system in place</w:t>
-            </w:r>
-          </w:p>
-        </w:tc>
-        <w:tc>
-          <w:tcPr>
-            <w:tcW w:w="4590" w:type="dxa"/>
-          </w:tcPr>
-          <w:p>
-            <w:pPr>
-              <w:pStyle w:val="TableText"/>
-              <w:numPr>
-                <w:ilvl w:val="0"/>
-                <w:numId w:val="6"/>
-              </w:numPr>
-              <w:rPr>
-                <w:rFonts w:asciiTheme="minorHAnsi" w:hAnsiTheme="minorHAnsi"/>
-              </w:rPr>
-            </w:pPr>
-            <w:r>
-              <w:rPr>
-                <w:rFonts w:asciiTheme="minorHAnsi" w:hAnsiTheme="minorHAnsi"/>
-              </w:rPr>
-              <w:t xml:space="preserve">Unnecessary expenditure of funds </w:t>
-            </w:r>
-            <w:proofErr w:type="gramStart"/>
-            <w:r>
-              <w:rPr>
-                <w:rFonts w:asciiTheme="minorHAnsi" w:hAnsiTheme="minorHAnsi"/>
-              </w:rPr>
-              <w:t>for</w:t>
-            </w:r>
-            <w:proofErr w:type="gramEnd"/>
-            <w:r>
-              <w:rPr>
-                <w:rFonts w:asciiTheme="minorHAnsi" w:hAnsiTheme="minorHAnsi"/>
-              </w:rPr>
-              <w:t xml:space="preserve"> increased staffing levels</w:t>
-            </w:r>
-          </w:p>
-          <w:p>
-            <w:pPr>
-              <w:pStyle w:val="TableText"/>
-              <w:numPr>
-                <w:ilvl w:val="0"/>
-                <w:numId w:val="6"/>
-              </w:numPr>
-              <w:rPr>
-                <w:rFonts w:asciiTheme="minorHAnsi" w:hAnsiTheme="minorHAnsi"/>
-              </w:rPr>
-            </w:pPr>
-            <w:r>
-              <w:rPr>
-                <w:rFonts w:asciiTheme="minorHAnsi" w:hAnsiTheme="minorHAnsi"/>
-              </w:rPr>
-              <w:t>Continued occurrence of a high number of data errors</w:t>
-            </w:r>
-          </w:p>
-          <w:p>
-            <w:pPr>
-              <w:pStyle w:val="TableText"/>
-              <w:numPr>
-                <w:ilvl w:val="0"/>
-                <w:numId w:val="6"/>
-              </w:numPr>
-              <w:rPr>
-                <w:rFonts w:asciiTheme="minorHAnsi" w:hAnsiTheme="minorHAnsi"/>
-              </w:rPr>
-            </w:pPr>
-            <w:r>
-              <w:rPr>
-                <w:rFonts w:asciiTheme="minorHAnsi" w:hAnsiTheme="minorHAnsi"/>
-              </w:rPr>
-              <w:t>Poor and untimely reporting</w:t>
-            </w:r>
-          </w:p>
-          <w:p>
-            <w:pPr>
-              <w:pStyle w:val="TableText"/>
-              <w:numPr>
-                <w:ilvl w:val="0"/>
-                <w:numId w:val="6"/>
-              </w:numPr>
-              <w:rPr>
-                <w:rFonts w:asciiTheme="minorHAnsi" w:hAnsiTheme="minorHAnsi"/>
-              </w:rPr>
-            </w:pPr>
-            <w:r>
-              <w:rPr>
-                <w:rFonts w:asciiTheme="minorHAnsi" w:hAnsiTheme="minorHAnsi"/>
-              </w:rPr>
-              <w:t>Lack of automation</w:t>
-            </w:r>
-          </w:p>
-        </w:tc>
-      </w:tr>
-      <w:tr>
-        <w:trPr>
-          <w:cantSplit/>
-        </w:trPr>
-        <w:tc>
-          <w:tcPr>
-            <w:tcW w:w="4320" w:type="dxa"/>
-            <w:shd w:val="clear" w:color="auto" w:fill="E6E6E6"/>
-            <w:vAlign w:val="center"/>
-          </w:tcPr>
-          <w:p>
-            <w:pPr>
-              <w:pStyle w:val="TableText"/>
-              <w:rPr>
-                <w:rFonts w:asciiTheme="minorHAnsi" w:hAnsiTheme="minorHAnsi"/>
-                <w:b/>
-                <w:bCs/>
-                <w:sz w:val="16"/>
-              </w:rPr>
-            </w:pPr>
-            <w:r>
-              <w:rPr>
-                <w:rFonts w:asciiTheme="minorHAnsi" w:hAnsiTheme="minorHAnsi"/>
-                <w:b/>
-                <w:bCs/>
-                <w:sz w:val="16"/>
-              </w:rPr>
-              <w:t>Alternative Option</w:t>
-            </w:r>
-          </w:p>
-        </w:tc>
-        <w:tc>
-          <w:tcPr>
-            <w:tcW w:w="4590" w:type="dxa"/>
-            <w:shd w:val="clear" w:color="auto" w:fill="E6E6E6"/>
-            <w:vAlign w:val="center"/>
-          </w:tcPr>
-          <w:p>
-            <w:pPr>
-              <w:pStyle w:val="TableText"/>
-              <w:rPr>
-                <w:rFonts w:asciiTheme="minorHAnsi" w:hAnsiTheme="minorHAnsi"/>
-                <w:b/>
-                <w:bCs/>
-                <w:sz w:val="16"/>
-              </w:rPr>
-            </w:pPr>
-            <w:r>
-              <w:rPr>
-                <w:rFonts w:asciiTheme="minorHAnsi" w:hAnsiTheme="minorHAnsi"/>
-                <w:b/>
-                <w:bCs/>
-                <w:sz w:val="16"/>
-              </w:rPr>
-              <w:t>Reasons For Not Selecting Alternative</w:t>
-            </w:r>
-          </w:p>
-        </w:tc>
-      </w:tr>
-      <w:tr>
-        <w:trPr>
-          <w:cantSplit/>
-        </w:trPr>
-        <w:tc>
-          <w:tcPr>
-            <w:tcW w:w="4320" w:type="dxa"/>
-            <w:tcBorders>
-              <w:bottom w:val="single" w:sz="6" w:space="0" w:color="999999"/>
-            </w:tcBorders>
-          </w:tcPr>
-          <w:p>
-            <w:pPr>
-              <w:pStyle w:val="TableText"/>
-              <w:rPr>
-                <w:rFonts w:asciiTheme="minorHAnsi" w:hAnsiTheme="minorHAnsi"/>
-              </w:rPr>
-            </w:pPr>
-            <w:r>
-              <w:rPr>
-                <w:rFonts w:asciiTheme="minorHAnsi" w:hAnsiTheme="minorHAnsi"/>
-              </w:rPr>
-              <w:t>Outsource the implementation of a web-based platform</w:t>
-            </w:r>
-          </w:p>
-        </w:tc>
-        <w:tc>
-          <w:tcPr>
-            <w:tcW w:w="4590" w:type="dxa"/>
-            <w:tcBorders>
-              <w:bottom w:val="single" w:sz="6" w:space="0" w:color="999999"/>
-            </w:tcBorders>
-          </w:tcPr>
-          <w:p>
-            <w:pPr>
-              <w:pStyle w:val="TableText"/>
-              <w:numPr>
-                <w:ilvl w:val="0"/>
-                <w:numId w:val="7"/>
-              </w:numPr>
-              <w:rPr>
-                <w:rFonts w:asciiTheme="minorHAnsi" w:hAnsiTheme="minorHAnsi"/>
-              </w:rPr>
-            </w:pPr>
-            <w:r>
-              <w:rPr>
-                <w:rFonts w:asciiTheme="minorHAnsi" w:hAnsiTheme="minorHAnsi"/>
-              </w:rPr>
-              <w:t>Significantly higher cost</w:t>
-            </w:r>
-          </w:p>
-          <w:p>
-            <w:pPr>
-              <w:pStyle w:val="TableText"/>
-              <w:numPr>
-                <w:ilvl w:val="0"/>
-                <w:numId w:val="7"/>
-              </w:numPr>
-              <w:rPr>
-                <w:rFonts w:asciiTheme="minorHAnsi" w:hAnsiTheme="minorHAnsi"/>
-              </w:rPr>
-            </w:pPr>
-            <w:r>
-              <w:rPr>
-                <w:rFonts w:asciiTheme="minorHAnsi" w:hAnsiTheme="minorHAnsi"/>
-              </w:rPr>
-              <w:t>Expertise already exists in house</w:t>
-            </w:r>
-          </w:p>
-          <w:p>
-            <w:pPr>
-              <w:pStyle w:val="TableText"/>
-              <w:numPr>
-                <w:ilvl w:val="0"/>
-                <w:numId w:val="7"/>
-              </w:numPr>
-              <w:rPr>
-                <w:rFonts w:asciiTheme="minorHAnsi" w:hAnsiTheme="minorHAnsi"/>
-              </w:rPr>
-            </w:pPr>
-            <w:r>
-              <w:rPr>
-                <w:rFonts w:asciiTheme="minorHAnsi" w:hAnsiTheme="minorHAnsi"/>
-              </w:rPr>
-              <w:t>Vendor’s lack of familiarity with our internal requirements</w:t>
-            </w:r>
-          </w:p>
-        </w:tc>
-      </w:tr>
-      <w:tr>
-        <w:trPr>
-          <w:cantSplit/>
-        </w:trPr>
-        <w:tc>
-          <w:tcPr>
-            <w:tcW w:w="4320" w:type="dxa"/>
-            <w:tcBorders>
-              <w:top w:val="single" w:sz="6" w:space="0" w:color="999999"/>
-              <w:left w:val="single" w:sz="6" w:space="0" w:color="999999"/>
-              <w:bottom w:val="single" w:sz="6" w:space="0" w:color="999999"/>
-              <w:right w:val="single" w:sz="6" w:space="0" w:color="999999"/>
-            </w:tcBorders>
-            <w:shd w:val="clear" w:color="auto" w:fill="E6E6E6"/>
-          </w:tcPr>
-          <w:p>
-            <w:pPr>
-              <w:pStyle w:val="TableText"/>
-              <w:rPr>
-                <w:rFonts w:asciiTheme="minorHAnsi" w:hAnsiTheme="minorHAnsi"/>
-                <w:b/>
-                <w:sz w:val="16"/>
-                <w:szCs w:val="16"/>
-              </w:rPr>
-            </w:pPr>
-            <w:r>
-              <w:rPr>
-                <w:rFonts w:asciiTheme="minorHAnsi" w:hAnsiTheme="minorHAnsi"/>
-                <w:b/>
-                <w:sz w:val="16"/>
-                <w:szCs w:val="16"/>
-              </w:rPr>
-              <w:t>Alternative Option</w:t>
-            </w:r>
-          </w:p>
-        </w:tc>
-        <w:tc>
-          <w:tcPr>
-            <w:tcW w:w="4590" w:type="dxa"/>
-            <w:tcBorders>
-              <w:top w:val="single" w:sz="6" w:space="0" w:color="999999"/>
-              <w:left w:val="single" w:sz="6" w:space="0" w:color="999999"/>
-              <w:bottom w:val="single" w:sz="6" w:space="0" w:color="999999"/>
-              <w:right w:val="single" w:sz="6" w:space="0" w:color="999999"/>
-            </w:tcBorders>
-            <w:shd w:val="clear" w:color="auto" w:fill="E6E6E6"/>
-          </w:tcPr>
-          <w:p>
-            <w:pPr>
-              <w:pStyle w:val="TableText"/>
-              <w:rPr>
-                <w:rFonts w:asciiTheme="minorHAnsi" w:hAnsiTheme="minorHAnsi"/>
-                <w:b/>
-                <w:sz w:val="16"/>
-                <w:szCs w:val="16"/>
-              </w:rPr>
-            </w:pPr>
-            <w:r>
-              <w:rPr>
-                <w:rFonts w:asciiTheme="minorHAnsi" w:hAnsiTheme="minorHAnsi"/>
-                <w:b/>
-                <w:sz w:val="16"/>
-                <w:szCs w:val="16"/>
-              </w:rPr>
-              <w:t>Reasons For Not Selecting Alternative</w:t>
-            </w:r>
-          </w:p>
-        </w:tc>
-      </w:tr>
-      <w:tr>
-        <w:trPr>
-          <w:cantSplit/>
-        </w:trPr>
-        <w:tc>
-          <w:tcPr>
-            <w:tcW w:w="4320" w:type="dxa"/>
-            <w:tcBorders>
-              <w:top w:val="single" w:sz="6" w:space="0" w:color="999999"/>
-              <w:left w:val="single" w:sz="6" w:space="0" w:color="999999"/>
-              <w:bottom w:val="single" w:sz="6" w:space="0" w:color="999999"/>
-              <w:right w:val="single" w:sz="6" w:space="0" w:color="999999"/>
-            </w:tcBorders>
-          </w:tcPr>
-          <w:p>
-            <w:pPr>
-              <w:pStyle w:val="TableText"/>
-              <w:rPr>
-                <w:rFonts w:asciiTheme="minorHAnsi" w:hAnsiTheme="minorHAnsi"/>
-              </w:rPr>
-            </w:pPr>
-            <w:r>
-              <w:rPr>
-                <w:rFonts w:asciiTheme="minorHAnsi" w:hAnsiTheme="minorHAnsi"/>
-              </w:rPr>
-              <w:t>Develop software internally</w:t>
-            </w:r>
-          </w:p>
-        </w:tc>
-        <w:tc>
-          <w:tcPr>
-            <w:tcW w:w="4590" w:type="dxa"/>
-            <w:tcBorders>
-              <w:top w:val="single" w:sz="6" w:space="0" w:color="999999"/>
-              <w:left w:val="single" w:sz="6" w:space="0" w:color="999999"/>
-              <w:bottom w:val="single" w:sz="6" w:space="0" w:color="999999"/>
-              <w:right w:val="single" w:sz="6" w:space="0" w:color="999999"/>
-            </w:tcBorders>
-          </w:tcPr>
-          <w:p>
-            <w:pPr>
-              <w:pStyle w:val="TableText"/>
-              <w:numPr>
-                <w:ilvl w:val="0"/>
-                <w:numId w:val="8"/>
-              </w:numPr>
-              <w:rPr>
-                <w:rFonts w:asciiTheme="minorHAnsi" w:hAnsiTheme="minorHAnsi"/>
-              </w:rPr>
-            </w:pPr>
-            <w:r>
-              <w:rPr>
-                <w:rFonts w:asciiTheme="minorHAnsi" w:hAnsiTheme="minorHAnsi"/>
-              </w:rPr>
-              <w:t>Lack of qualified resources</w:t>
-            </w:r>
-          </w:p>
-          <w:p>
-            <w:pPr>
-              <w:pStyle w:val="TableText"/>
-              <w:numPr>
-                <w:ilvl w:val="0"/>
-                <w:numId w:val="8"/>
-              </w:numPr>
-              <w:rPr>
-                <w:rFonts w:asciiTheme="minorHAnsi" w:hAnsiTheme="minorHAnsi"/>
-              </w:rPr>
-            </w:pPr>
-            <w:r>
-              <w:rPr>
-                <w:rFonts w:asciiTheme="minorHAnsi" w:hAnsiTheme="minorHAnsi"/>
-              </w:rPr>
-              <w:t>Significant cost associated with software design</w:t>
-            </w:r>
-          </w:p>
-          <w:p>
-            <w:pPr>
-              <w:pStyle w:val="TableText"/>
-              <w:numPr>
-                <w:ilvl w:val="0"/>
-                <w:numId w:val="8"/>
-              </w:numPr>
-              <w:rPr>
-                <w:rFonts w:asciiTheme="minorHAnsi" w:hAnsiTheme="minorHAnsi"/>
-              </w:rPr>
-            </w:pPr>
-            <w:r>
-              <w:rPr>
-                <w:rFonts w:asciiTheme="minorHAnsi" w:hAnsiTheme="minorHAnsi"/>
-              </w:rPr>
-              <w:t>Timeframe required is too long</w:t>
-            </w:r>
-          </w:p>
-        </w:tc>
-      </w:tr>
-    </w:tbl>
-    <w:p>
-      <w:pPr>
-        <w:ind w:left="360"/>
-      </w:pPr>
-    </w:p>
-    <w:p>
-      <w:pPr>
-        <w:pStyle w:val="Heading1"/>
+        <w:t xml:space="preserve"> / Alternatives Analysis</w:t>
+      </w:r>
+    </w:p>
+    <w:p>
+      <w:pPr>
+        <w:pStyle w:val="ListParagraph"/>
         <w:numPr>
           <w:ilvl w:val="0"/>
-          <w:numId w:val="4"/>
+          <w:numId w:val="10"/>
         </w:numPr>
-        <w:jc w:val="left"/>
-        <w:rPr>
-          <w:rFonts w:asciiTheme="minorHAnsi" w:hAnsiTheme="minorHAnsi"/>
-          <w:smallCaps/>
-          <w:sz w:val="28"/>
-          <w:szCs w:val="28"/>
-        </w:rPr>
-      </w:pPr>
-      <w:bookmarkStart w:id="22" w:name="_Toc332112098"/>
-      <w:r>
-        <w:rPr>
-          <w:rFonts w:asciiTheme="minorHAnsi" w:hAnsiTheme="minorHAnsi"/>
-          <w:smallCaps/>
-          <w:sz w:val="28"/>
-          <w:szCs w:val="28"/>
-        </w:rPr>
-        <w:t>Approvals</w:t>
-      </w:r>
-      <w:bookmarkEnd w:id="22"/>
-    </w:p>
-    <w:p>
-      <w:pPr>
-        <w:rPr>
-          <w:color w:val="008000"/>
-        </w:rPr>
-      </w:pPr>
-      <w:r>
-        <w:rPr>
-          <w:color w:val="008000"/>
-        </w:rPr>
-        <w:t xml:space="preserve">The business case is a document with which approval is granted or denied </w:t>
-      </w:r>
-      <w:proofErr w:type="gramStart"/>
-      <w:r>
-        <w:rPr>
-          <w:color w:val="008000"/>
-        </w:rPr>
-        <w:t>to move</w:t>
-      </w:r>
-      <w:proofErr w:type="gramEnd"/>
-      <w:r>
-        <w:rPr>
-          <w:color w:val="008000"/>
-        </w:rPr>
-        <w:t xml:space="preserve"> forward with the creation of a project.  Therefore, the document should receive approval or disapproval from its executive review board</w:t>
+      </w:pPr>
+      <w:r>
+        <w:t xml:space="preserve">Status Quo: Doing nothing results in a high risk of data loss and lacks the structured formatting required for </w:t>
+      </w:r>
+      <w:proofErr w:type="spellStart"/>
+      <w:r>
+        <w:t>XGBoost</w:t>
+      </w:r>
+      <w:proofErr w:type="spellEnd"/>
+      <w:r>
+        <w:t xml:space="preserve"> training.</w:t>
       </w:r>
     </w:p>
     <w:p>
@@ -7655,358 +3789,19 @@
     </w:p>
     <w:p>
       <w:pPr>
-        <w:ind w:left="360"/>
-      </w:pPr>
-      <w:r>
-        <w:t xml:space="preserve">The signatures of the people below indicate an understanding </w:t>
-      </w:r>
-      <w:proofErr w:type="gramStart"/>
-      <w:r>
-        <w:t>in</w:t>
-      </w:r>
-      <w:proofErr w:type="gramEnd"/>
-      <w:r>
-        <w:t xml:space="preserve"> the purpose and content of this document by those signing it.  By signing this </w:t>
-      </w:r>
-      <w:proofErr w:type="gramStart"/>
-      <w:r>
-        <w:t>document</w:t>
-      </w:r>
-      <w:proofErr w:type="gramEnd"/>
-      <w:r>
-        <w:t xml:space="preserve"> you indicate that you approve of the proposed project outlined in this business case and that the next steps may be taken to create a formal project in accordance with the details outlined herein.</w:t>
-      </w:r>
-    </w:p>
-    <w:p>
-      <w:pPr>
-        <w:ind w:left="360"/>
-      </w:pPr>
-    </w:p>
-    <w:p>
-      <w:pPr>
-        <w:ind w:left="360"/>
-      </w:pPr>
-    </w:p>
-    <w:tbl>
-      <w:tblPr>
-        <w:tblW w:w="8460" w:type="dxa"/>
-        <w:jc w:val="center"/>
-        <w:tblBorders>
-          <w:top w:val="single" w:sz="6" w:space="0" w:color="999999"/>
-          <w:left w:val="single" w:sz="6" w:space="0" w:color="999999"/>
-          <w:bottom w:val="single" w:sz="6" w:space="0" w:color="999999"/>
-          <w:right w:val="single" w:sz="6" w:space="0" w:color="999999"/>
-          <w:insideH w:val="single" w:sz="6" w:space="0" w:color="999999"/>
-          <w:insideV w:val="single" w:sz="6" w:space="0" w:color="999999"/>
-        </w:tblBorders>
-        <w:tblLayout w:type="fixed"/>
-        <w:tblCellMar>
-          <w:top w:w="72" w:type="dxa"/>
-          <w:left w:w="72" w:type="dxa"/>
-          <w:bottom w:w="72" w:type="dxa"/>
-          <w:right w:w="72" w:type="dxa"/>
-        </w:tblCellMar>
-        <w:tblLook w:val="0000" w:firstRow="0" w:lastRow="0" w:firstColumn="0" w:lastColumn="0" w:noHBand="0" w:noVBand="0"/>
-      </w:tblPr>
-      <w:tblGrid>
-        <w:gridCol w:w="1620"/>
-        <w:gridCol w:w="2340"/>
-        <w:gridCol w:w="3420"/>
-        <w:gridCol w:w="1080"/>
-      </w:tblGrid>
-      <w:tr>
-        <w:trPr>
-          <w:jc w:val="center"/>
-        </w:trPr>
-        <w:tc>
-          <w:tcPr>
-            <w:tcW w:w="1620" w:type="dxa"/>
-            <w:shd w:val="clear" w:color="auto" w:fill="E6E6E6"/>
-            <w:vAlign w:val="center"/>
-          </w:tcPr>
-          <w:p>
-            <w:pPr>
-              <w:pStyle w:val="TableText"/>
-              <w:rPr>
-                <w:rFonts w:asciiTheme="minorHAnsi" w:hAnsiTheme="minorHAnsi"/>
-                <w:b/>
-                <w:bCs/>
-                <w:sz w:val="16"/>
-              </w:rPr>
-            </w:pPr>
-            <w:r>
-              <w:rPr>
-                <w:rFonts w:asciiTheme="minorHAnsi" w:hAnsiTheme="minorHAnsi"/>
-                <w:b/>
-                <w:bCs/>
-                <w:sz w:val="16"/>
-              </w:rPr>
-              <w:t>Approver Name</w:t>
-            </w:r>
-          </w:p>
-        </w:tc>
-        <w:tc>
-          <w:tcPr>
-            <w:tcW w:w="2340" w:type="dxa"/>
-            <w:shd w:val="clear" w:color="auto" w:fill="E6E6E6"/>
-            <w:vAlign w:val="center"/>
-          </w:tcPr>
-          <w:p>
-            <w:pPr>
-              <w:pStyle w:val="TableText"/>
-              <w:rPr>
-                <w:rFonts w:asciiTheme="minorHAnsi" w:hAnsiTheme="minorHAnsi"/>
-                <w:b/>
-                <w:bCs/>
-                <w:sz w:val="16"/>
-              </w:rPr>
-            </w:pPr>
-            <w:r>
-              <w:rPr>
-                <w:rFonts w:asciiTheme="minorHAnsi" w:hAnsiTheme="minorHAnsi"/>
-                <w:b/>
-                <w:bCs/>
-                <w:sz w:val="16"/>
-              </w:rPr>
-              <w:t xml:space="preserve">Title </w:t>
-            </w:r>
-          </w:p>
-        </w:tc>
-        <w:tc>
-          <w:tcPr>
-            <w:tcW w:w="3420" w:type="dxa"/>
-            <w:shd w:val="clear" w:color="auto" w:fill="E6E6E6"/>
-            <w:vAlign w:val="center"/>
-          </w:tcPr>
-          <w:p>
-            <w:pPr>
-              <w:pStyle w:val="TableText"/>
-              <w:rPr>
-                <w:rFonts w:asciiTheme="minorHAnsi" w:hAnsiTheme="minorHAnsi"/>
-                <w:b/>
-                <w:bCs/>
-                <w:sz w:val="16"/>
-              </w:rPr>
-            </w:pPr>
-            <w:r>
-              <w:rPr>
-                <w:rFonts w:asciiTheme="minorHAnsi" w:hAnsiTheme="minorHAnsi"/>
-                <w:b/>
-                <w:bCs/>
-                <w:sz w:val="16"/>
-              </w:rPr>
-              <w:t>Signature</w:t>
-            </w:r>
-          </w:p>
-        </w:tc>
-        <w:tc>
-          <w:tcPr>
-            <w:tcW w:w="1080" w:type="dxa"/>
-            <w:shd w:val="clear" w:color="auto" w:fill="E6E6E6"/>
-            <w:vAlign w:val="center"/>
-          </w:tcPr>
-          <w:p>
-            <w:pPr>
-              <w:pStyle w:val="TableText"/>
-              <w:rPr>
-                <w:rFonts w:asciiTheme="minorHAnsi" w:hAnsiTheme="minorHAnsi"/>
-                <w:b/>
-                <w:bCs/>
-                <w:sz w:val="16"/>
-              </w:rPr>
-            </w:pPr>
-            <w:r>
-              <w:rPr>
-                <w:rFonts w:asciiTheme="minorHAnsi" w:hAnsiTheme="minorHAnsi"/>
-                <w:b/>
-                <w:bCs/>
-                <w:sz w:val="16"/>
-              </w:rPr>
-              <w:t>Date</w:t>
-            </w:r>
-          </w:p>
-        </w:tc>
-      </w:tr>
-      <w:tr>
-        <w:trPr>
-          <w:jc w:val="center"/>
-        </w:trPr>
-        <w:tc>
-          <w:tcPr>
-            <w:tcW w:w="1620" w:type="dxa"/>
-            <w:vAlign w:val="center"/>
-          </w:tcPr>
-          <w:p>
-            <w:pPr>
-              <w:pStyle w:val="TableText"/>
-              <w:rPr>
-                <w:rFonts w:asciiTheme="minorHAnsi" w:hAnsiTheme="minorHAnsi"/>
-              </w:rPr>
-            </w:pPr>
-            <w:r>
-              <w:rPr>
-                <w:rFonts w:asciiTheme="minorHAnsi" w:hAnsiTheme="minorHAnsi"/>
-              </w:rPr>
-              <w:t>Black, J.</w:t>
-            </w:r>
-          </w:p>
-        </w:tc>
-        <w:tc>
-          <w:tcPr>
-            <w:tcW w:w="2340" w:type="dxa"/>
-            <w:vAlign w:val="center"/>
-          </w:tcPr>
-          <w:p>
-            <w:pPr>
-              <w:pStyle w:val="TableText"/>
-              <w:rPr>
-                <w:rFonts w:asciiTheme="minorHAnsi" w:hAnsiTheme="minorHAnsi"/>
-              </w:rPr>
-            </w:pPr>
-            <w:r>
-              <w:rPr>
-                <w:rFonts w:asciiTheme="minorHAnsi" w:hAnsiTheme="minorHAnsi"/>
-              </w:rPr>
-              <w:t>President and COO</w:t>
-            </w:r>
-          </w:p>
-        </w:tc>
-        <w:tc>
-          <w:tcPr>
-            <w:tcW w:w="3420" w:type="dxa"/>
-            <w:vAlign w:val="center"/>
-          </w:tcPr>
-          <w:p>
-            <w:pPr>
-              <w:pStyle w:val="TableText"/>
-              <w:rPr>
-                <w:rFonts w:asciiTheme="minorHAnsi" w:hAnsiTheme="minorHAnsi"/>
-              </w:rPr>
-            </w:pPr>
-          </w:p>
-        </w:tc>
-        <w:tc>
-          <w:tcPr>
-            <w:tcW w:w="1080" w:type="dxa"/>
-            <w:vAlign w:val="center"/>
-          </w:tcPr>
-          <w:p>
-            <w:pPr>
-              <w:pStyle w:val="TableText"/>
-              <w:rPr>
-                <w:rFonts w:asciiTheme="minorHAnsi" w:hAnsiTheme="minorHAnsi"/>
-              </w:rPr>
-            </w:pPr>
-          </w:p>
-        </w:tc>
-      </w:tr>
-      <w:tr>
-        <w:trPr>
-          <w:jc w:val="center"/>
-        </w:trPr>
-        <w:tc>
-          <w:tcPr>
-            <w:tcW w:w="1620" w:type="dxa"/>
-            <w:vAlign w:val="center"/>
-          </w:tcPr>
-          <w:p>
-            <w:pPr>
-              <w:pStyle w:val="TableText"/>
-              <w:rPr>
-                <w:rFonts w:asciiTheme="minorHAnsi" w:hAnsiTheme="minorHAnsi"/>
-              </w:rPr>
-            </w:pPr>
-            <w:r>
-              <w:rPr>
-                <w:rFonts w:asciiTheme="minorHAnsi" w:hAnsiTheme="minorHAnsi"/>
-              </w:rPr>
-              <w:t>Brown, A.</w:t>
-            </w:r>
-          </w:p>
-        </w:tc>
-        <w:tc>
-          <w:tcPr>
-            <w:tcW w:w="2340" w:type="dxa"/>
-            <w:vAlign w:val="center"/>
-          </w:tcPr>
-          <w:p>
-            <w:pPr>
-              <w:pStyle w:val="TableText"/>
-              <w:rPr>
-                <w:rFonts w:asciiTheme="minorHAnsi" w:hAnsiTheme="minorHAnsi"/>
-              </w:rPr>
-            </w:pPr>
-            <w:r>
-              <w:rPr>
-                <w:rFonts w:asciiTheme="minorHAnsi" w:hAnsiTheme="minorHAnsi"/>
-              </w:rPr>
-              <w:t>Executive VP</w:t>
-            </w:r>
-          </w:p>
-        </w:tc>
-        <w:tc>
-          <w:tcPr>
-            <w:tcW w:w="3420" w:type="dxa"/>
-            <w:vAlign w:val="center"/>
-          </w:tcPr>
-          <w:p>
-            <w:pPr>
-              <w:pStyle w:val="TableText"/>
-              <w:rPr>
-                <w:rFonts w:asciiTheme="minorHAnsi" w:hAnsiTheme="minorHAnsi"/>
-              </w:rPr>
-            </w:pPr>
-          </w:p>
-        </w:tc>
-        <w:tc>
-          <w:tcPr>
-            <w:tcW w:w="1080" w:type="dxa"/>
-            <w:vAlign w:val="center"/>
-          </w:tcPr>
-          <w:p>
-            <w:pPr>
-              <w:pStyle w:val="TableText"/>
-              <w:rPr>
-                <w:rFonts w:asciiTheme="minorHAnsi" w:hAnsiTheme="minorHAnsi"/>
-              </w:rPr>
-            </w:pPr>
-          </w:p>
-        </w:tc>
-      </w:tr>
-    </w:tbl>
-    <w:p>
-      <w:r>
-        <w:rPr>
-          <w:b/>
-          <w:smallCaps/>
-          <w:sz w:val="28"/>
-          <w:szCs w:val="28"/>
-        </w:rPr>
-        <w:t xml:space="preserve"> </w:t>
-      </w:r>
-    </w:p>
-    <w:p/>
-    <w:p>
-      <w:r>
-        <w:t xml:space="preserve">This free Business Case Template is brought to you by </w:t>
-      </w:r>
-      <w:hyperlink r:id="rId8" w:history="1">
-        <w:r>
-          <w:rPr>
-            <w:rStyle w:val="Hyperlink"/>
-          </w:rPr>
-          <w:t>www.ProjectManagementDocs.com</w:t>
-        </w:r>
-      </w:hyperlink>
-    </w:p>
-    <w:p>
-      <w:pPr>
-        <w:ind w:left="360"/>
-      </w:pPr>
+        <w:pStyle w:val="ListParagraph"/>
+        <w:numPr>
+          <w:ilvl w:val="0"/>
+          <w:numId w:val="10"/>
+        </w:numPr>
+      </w:pPr>
+      <w:r>
+        <w:t>Internal Development: Selected because expertise exists in-house and allows for custom integration with the Raspberry Pi off-site storage solution.</w:t>
+      </w:r>
     </w:p>
     <w:sectPr>
-      <w:headerReference w:type="default" r:id="rId9"/>
-      <w:footerReference w:type="default" r:id="rId10"/>
+      <w:headerReference w:type="default" r:id="rId8"/>
+      <w:footerReference w:type="default" r:id="rId9"/>
       <w:pgSz w:w="12240" w:h="15840"/>
       <w:pgMar w:top="2601" w:right="1440" w:bottom="1440" w:left="1440" w:header="720" w:footer="720" w:gutter="0"/>
       <w:cols w:space="720"/>
@@ -8757,6 +4552,119 @@
     </w:lvl>
   </w:abstractNum>
   <w:abstractNum w:abstractNumId="3" w15:restartNumberingAfterBreak="0">
+    <w:nsid w:val="365813C4"/>
+    <w:multiLevelType w:val="hybridMultilevel"/>
+    <w:tmpl w:val="CAF23B4A"/>
+    <w:lvl w:ilvl="0" w:tplc="CAFE08E6">
+      <w:start w:val="1"/>
+      <w:numFmt w:val="bullet"/>
+      <w:lvlText w:val=""/>
+      <w:lvlJc w:val="left"/>
+      <w:pPr>
+        <w:ind w:left="1080" w:hanging="360"/>
+      </w:pPr>
+      <w:rPr>
+        <w:rFonts w:ascii="Symbol" w:eastAsiaTheme="minorHAnsi" w:hAnsi="Symbol" w:cstheme="minorBidi" w:hint="default"/>
+      </w:rPr>
+    </w:lvl>
+    <w:lvl w:ilvl="1" w:tplc="10090003" w:tentative="1">
+      <w:start w:val="1"/>
+      <w:numFmt w:val="bullet"/>
+      <w:lvlText w:val="o"/>
+      <w:lvlJc w:val="left"/>
+      <w:pPr>
+        <w:ind w:left="1800" w:hanging="360"/>
+      </w:pPr>
+      <w:rPr>
+        <w:rFonts w:ascii="Courier New" w:hAnsi="Courier New" w:cs="Courier New" w:hint="default"/>
+      </w:rPr>
+    </w:lvl>
+    <w:lvl w:ilvl="2" w:tplc="10090005" w:tentative="1">
+      <w:start w:val="1"/>
+      <w:numFmt w:val="bullet"/>
+      <w:lvlText w:val=""/>
+      <w:lvlJc w:val="left"/>
+      <w:pPr>
+        <w:ind w:left="2520" w:hanging="360"/>
+      </w:pPr>
+      <w:rPr>
+        <w:rFonts w:ascii="Wingdings" w:hAnsi="Wingdings" w:hint="default"/>
+      </w:rPr>
+    </w:lvl>
+    <w:lvl w:ilvl="3" w:tplc="10090001" w:tentative="1">
+      <w:start w:val="1"/>
+      <w:numFmt w:val="bullet"/>
+      <w:lvlText w:val=""/>
+      <w:lvlJc w:val="left"/>
+      <w:pPr>
+        <w:ind w:left="3240" w:hanging="360"/>
+      </w:pPr>
+      <w:rPr>
+        <w:rFonts w:ascii="Symbol" w:hAnsi="Symbol" w:hint="default"/>
+      </w:rPr>
+    </w:lvl>
+    <w:lvl w:ilvl="4" w:tplc="10090003" w:tentative="1">
+      <w:start w:val="1"/>
+      <w:numFmt w:val="bullet"/>
+      <w:lvlText w:val="o"/>
+      <w:lvlJc w:val="left"/>
+      <w:pPr>
+        <w:ind w:left="3960" w:hanging="360"/>
+      </w:pPr>
+      <w:rPr>
+        <w:rFonts w:ascii="Courier New" w:hAnsi="Courier New" w:cs="Courier New" w:hint="default"/>
+      </w:rPr>
+    </w:lvl>
+    <w:lvl w:ilvl="5" w:tplc="10090005" w:tentative="1">
+      <w:start w:val="1"/>
+      <w:numFmt w:val="bullet"/>
+      <w:lvlText w:val=""/>
+      <w:lvlJc w:val="left"/>
+      <w:pPr>
+        <w:ind w:left="4680" w:hanging="360"/>
+      </w:pPr>
+      <w:rPr>
+        <w:rFonts w:ascii="Wingdings" w:hAnsi="Wingdings" w:hint="default"/>
+      </w:rPr>
+    </w:lvl>
+    <w:lvl w:ilvl="6" w:tplc="10090001" w:tentative="1">
+      <w:start w:val="1"/>
+      <w:numFmt w:val="bullet"/>
+      <w:lvlText w:val=""/>
+      <w:lvlJc w:val="left"/>
+      <w:pPr>
+        <w:ind w:left="5400" w:hanging="360"/>
+      </w:pPr>
+      <w:rPr>
+        <w:rFonts w:ascii="Symbol" w:hAnsi="Symbol" w:hint="default"/>
+      </w:rPr>
+    </w:lvl>
+    <w:lvl w:ilvl="7" w:tplc="10090003" w:tentative="1">
+      <w:start w:val="1"/>
+      <w:numFmt w:val="bullet"/>
+      <w:lvlText w:val="o"/>
+      <w:lvlJc w:val="left"/>
+      <w:pPr>
+        <w:ind w:left="6120" w:hanging="360"/>
+      </w:pPr>
+      <w:rPr>
+        <w:rFonts w:ascii="Courier New" w:hAnsi="Courier New" w:cs="Courier New" w:hint="default"/>
+      </w:rPr>
+    </w:lvl>
+    <w:lvl w:ilvl="8" w:tplc="10090005" w:tentative="1">
+      <w:start w:val="1"/>
+      <w:numFmt w:val="bullet"/>
+      <w:lvlText w:val=""/>
+      <w:lvlJc w:val="left"/>
+      <w:pPr>
+        <w:ind w:left="6840" w:hanging="360"/>
+      </w:pPr>
+      <w:rPr>
+        <w:rFonts w:ascii="Wingdings" w:hAnsi="Wingdings" w:hint="default"/>
+      </w:rPr>
+    </w:lvl>
+  </w:abstractNum>
+  <w:abstractNum w:abstractNumId="4" w15:restartNumberingAfterBreak="0">
     <w:nsid w:val="39802399"/>
     <w:multiLevelType w:val="hybridMultilevel"/>
     <w:tmpl w:val="A5182CEE"/>
@@ -8896,7 +4804,120 @@
       </w:rPr>
     </w:lvl>
   </w:abstractNum>
-  <w:abstractNum w:abstractNumId="4" w15:restartNumberingAfterBreak="0">
+  <w:abstractNum w:abstractNumId="5" w15:restartNumberingAfterBreak="0">
+    <w:nsid w:val="4FCF7CCF"/>
+    <w:multiLevelType w:val="hybridMultilevel"/>
+    <w:tmpl w:val="D940F8AE"/>
+    <w:lvl w:ilvl="0" w:tplc="0E2611BC">
+      <w:start w:val="1"/>
+      <w:numFmt w:val="bullet"/>
+      <w:lvlText w:val=""/>
+      <w:lvlJc w:val="left"/>
+      <w:pPr>
+        <w:ind w:left="1170" w:hanging="360"/>
+      </w:pPr>
+      <w:rPr>
+        <w:rFonts w:ascii="Symbol" w:eastAsiaTheme="minorHAnsi" w:hAnsi="Symbol" w:cstheme="minorBidi" w:hint="default"/>
+      </w:rPr>
+    </w:lvl>
+    <w:lvl w:ilvl="1" w:tplc="10090003" w:tentative="1">
+      <w:start w:val="1"/>
+      <w:numFmt w:val="bullet"/>
+      <w:lvlText w:val="o"/>
+      <w:lvlJc w:val="left"/>
+      <w:pPr>
+        <w:ind w:left="1890" w:hanging="360"/>
+      </w:pPr>
+      <w:rPr>
+        <w:rFonts w:ascii="Courier New" w:hAnsi="Courier New" w:cs="Courier New" w:hint="default"/>
+      </w:rPr>
+    </w:lvl>
+    <w:lvl w:ilvl="2" w:tplc="10090005" w:tentative="1">
+      <w:start w:val="1"/>
+      <w:numFmt w:val="bullet"/>
+      <w:lvlText w:val=""/>
+      <w:lvlJc w:val="left"/>
+      <w:pPr>
+        <w:ind w:left="2610" w:hanging="360"/>
+      </w:pPr>
+      <w:rPr>
+        <w:rFonts w:ascii="Wingdings" w:hAnsi="Wingdings" w:hint="default"/>
+      </w:rPr>
+    </w:lvl>
+    <w:lvl w:ilvl="3" w:tplc="10090001" w:tentative="1">
+      <w:start w:val="1"/>
+      <w:numFmt w:val="bullet"/>
+      <w:lvlText w:val=""/>
+      <w:lvlJc w:val="left"/>
+      <w:pPr>
+        <w:ind w:left="3330" w:hanging="360"/>
+      </w:pPr>
+      <w:rPr>
+        <w:rFonts w:ascii="Symbol" w:hAnsi="Symbol" w:hint="default"/>
+      </w:rPr>
+    </w:lvl>
+    <w:lvl w:ilvl="4" w:tplc="10090003" w:tentative="1">
+      <w:start w:val="1"/>
+      <w:numFmt w:val="bullet"/>
+      <w:lvlText w:val="o"/>
+      <w:lvlJc w:val="left"/>
+      <w:pPr>
+        <w:ind w:left="4050" w:hanging="360"/>
+      </w:pPr>
+      <w:rPr>
+        <w:rFonts w:ascii="Courier New" w:hAnsi="Courier New" w:cs="Courier New" w:hint="default"/>
+      </w:rPr>
+    </w:lvl>
+    <w:lvl w:ilvl="5" w:tplc="10090005" w:tentative="1">
+      <w:start w:val="1"/>
+      <w:numFmt w:val="bullet"/>
+      <w:lvlText w:val=""/>
+      <w:lvlJc w:val="left"/>
+      <w:pPr>
+        <w:ind w:left="4770" w:hanging="360"/>
+      </w:pPr>
+      <w:rPr>
+        <w:rFonts w:ascii="Wingdings" w:hAnsi="Wingdings" w:hint="default"/>
+      </w:rPr>
+    </w:lvl>
+    <w:lvl w:ilvl="6" w:tplc="10090001" w:tentative="1">
+      <w:start w:val="1"/>
+      <w:numFmt w:val="bullet"/>
+      <w:lvlText w:val=""/>
+      <w:lvlJc w:val="left"/>
+      <w:pPr>
+        <w:ind w:left="5490" w:hanging="360"/>
+      </w:pPr>
+      <w:rPr>
+        <w:rFonts w:ascii="Symbol" w:hAnsi="Symbol" w:hint="default"/>
+      </w:rPr>
+    </w:lvl>
+    <w:lvl w:ilvl="7" w:tplc="10090003" w:tentative="1">
+      <w:start w:val="1"/>
+      <w:numFmt w:val="bullet"/>
+      <w:lvlText w:val="o"/>
+      <w:lvlJc w:val="left"/>
+      <w:pPr>
+        <w:ind w:left="6210" w:hanging="360"/>
+      </w:pPr>
+      <w:rPr>
+        <w:rFonts w:ascii="Courier New" w:hAnsi="Courier New" w:cs="Courier New" w:hint="default"/>
+      </w:rPr>
+    </w:lvl>
+    <w:lvl w:ilvl="8" w:tplc="10090005" w:tentative="1">
+      <w:start w:val="1"/>
+      <w:numFmt w:val="bullet"/>
+      <w:lvlText w:val=""/>
+      <w:lvlJc w:val="left"/>
+      <w:pPr>
+        <w:ind w:left="6930" w:hanging="360"/>
+      </w:pPr>
+      <w:rPr>
+        <w:rFonts w:ascii="Wingdings" w:hAnsi="Wingdings" w:hint="default"/>
+      </w:rPr>
+    </w:lvl>
+  </w:abstractNum>
+  <w:abstractNum w:abstractNumId="6" w15:restartNumberingAfterBreak="0">
     <w:nsid w:val="50F34315"/>
     <w:multiLevelType w:val="multilevel"/>
     <w:tmpl w:val="0409001F"/>
@@ -8982,7 +5003,7 @@
       </w:pPr>
     </w:lvl>
   </w:abstractNum>
-  <w:abstractNum w:abstractNumId="5" w15:restartNumberingAfterBreak="0">
+  <w:abstractNum w:abstractNumId="7" w15:restartNumberingAfterBreak="0">
     <w:nsid w:val="57B750AC"/>
     <w:multiLevelType w:val="hybridMultilevel"/>
     <w:tmpl w:val="3B6CF1C0"/>
@@ -9122,7 +5143,7 @@
       </w:rPr>
     </w:lvl>
   </w:abstractNum>
-  <w:abstractNum w:abstractNumId="6" w15:restartNumberingAfterBreak="0">
+  <w:abstractNum w:abstractNumId="8" w15:restartNumberingAfterBreak="0">
     <w:nsid w:val="6A8C51ED"/>
     <w:multiLevelType w:val="hybridMultilevel"/>
     <w:tmpl w:val="860CD99E"/>
@@ -9262,7 +5283,7 @@
       </w:rPr>
     </w:lvl>
   </w:abstractNum>
-  <w:abstractNum w:abstractNumId="7" w15:restartNumberingAfterBreak="0">
+  <w:abstractNum w:abstractNumId="9" w15:restartNumberingAfterBreak="0">
     <w:nsid w:val="7EF41D28"/>
     <w:multiLevelType w:val="hybridMultilevel"/>
     <w:tmpl w:val="783277A0"/>
@@ -9406,25 +5427,31 @@
     <w:abstractNumId w:val="0"/>
   </w:num>
   <w:num w:numId="2" w16cid:durableId="407534782">
-    <w:abstractNumId w:val="5"/>
+    <w:abstractNumId w:val="7"/>
   </w:num>
   <w:num w:numId="3" w16cid:durableId="1474761199">
     <w:abstractNumId w:val="1"/>
   </w:num>
   <w:num w:numId="4" w16cid:durableId="2022735398">
-    <w:abstractNumId w:val="4"/>
+    <w:abstractNumId w:val="6"/>
   </w:num>
   <w:num w:numId="5" w16cid:durableId="2085567559">
     <w:abstractNumId w:val="2"/>
   </w:num>
   <w:num w:numId="6" w16cid:durableId="2085911948">
-    <w:abstractNumId w:val="3"/>
+    <w:abstractNumId w:val="4"/>
   </w:num>
   <w:num w:numId="7" w16cid:durableId="213928977">
-    <w:abstractNumId w:val="6"/>
+    <w:abstractNumId w:val="8"/>
   </w:num>
   <w:num w:numId="8" w16cid:durableId="1112361872">
-    <w:abstractNumId w:val="7"/>
+    <w:abstractNumId w:val="9"/>
+  </w:num>
+  <w:num w:numId="9" w16cid:durableId="389038554">
+    <w:abstractNumId w:val="5"/>
+  </w:num>
+  <w:num w:numId="10" w16cid:durableId="1297251285">
+    <w:abstractNumId w:val="3"/>
   </w:num>
 </w:numbering>
 </file>
@@ -9866,7 +5893,6 @@
   <w:style w:type="character" w:default="1" w:styleId="DefaultParagraphFont">
     <w:name w:val="Default Paragraph Font"/>
     <w:uiPriority w:val="1"/>
-    <w:semiHidden/>
     <w:unhideWhenUsed/>
   </w:style>
   <w:style w:type="table" w:default="1" w:styleId="TableNormal">
@@ -10041,6 +6067,17 @@
       <w:rFonts w:ascii="Arial" w:eastAsia="Times New Roman" w:hAnsi="Arial" w:cs="Times New Roman"/>
       <w:sz w:val="18"/>
     </w:rPr>
+  </w:style>
+  <w:style w:type="paragraph" w:styleId="ListParagraph">
+    <w:name w:val="List Paragraph"/>
+    <w:basedOn w:val="Normal"/>
+    <w:uiPriority w:val="34"/>
+    <w:qFormat/>
+    <w:rsid w:val="00BA3630"/>
+    <w:pPr>
+      <w:ind w:left="720"/>
+      <w:contextualSpacing/>
+    </w:pPr>
   </w:style>
 </w:styles>
 </file>

--- a/doc/Business Case.docx
+++ b/doc/Business Case.docx
@@ -11,131 +11,6 @@
           <w:smallCaps/>
         </w:rPr>
       </w:pPr>
-    </w:p>
-    <w:p>
-      <w:pPr>
-        <w:jc w:val="center"/>
-        <w:rPr>
-          <w:rFonts w:eastAsia="Times New Roman" w:cs="Times New Roman"/>
-          <w:b/>
-          <w:smallCaps/>
-          <w:sz w:val="36"/>
-          <w:szCs w:val="36"/>
-        </w:rPr>
-      </w:pPr>
-      <w:r>
-        <w:rPr>
-          <w:rFonts w:eastAsia="Times New Roman" w:cs="Times New Roman"/>
-          <w:b/>
-          <w:smallCaps/>
-          <w:sz w:val="36"/>
-          <w:szCs w:val="36"/>
-        </w:rPr>
-        <w:t>Business Case</w:t>
-      </w:r>
-      <w:r>
-        <w:rPr>
-          <w:rFonts w:eastAsia="Times New Roman" w:cs="Times New Roman"/>
-          <w:b/>
-          <w:smallCaps/>
-          <w:sz w:val="36"/>
-          <w:szCs w:val="36"/>
-        </w:rPr>
-        <w:t xml:space="preserve"> Template</w:t>
-      </w:r>
-    </w:p>
-    <w:p>
-      <w:pPr>
-        <w:jc w:val="center"/>
-        <w:rPr>
-          <w:rFonts w:eastAsia="Times New Roman" w:cs="Times New Roman"/>
-        </w:rPr>
-      </w:pPr>
-      <w:r>
-        <w:rPr>
-          <w:rFonts w:eastAsia="Times New Roman" w:cs="Times New Roman"/>
-        </w:rPr>
-        <w:t xml:space="preserve">This </w:t>
-      </w:r>
-      <w:r>
-        <w:rPr>
-          <w:rFonts w:eastAsia="Times New Roman" w:cs="Times New Roman"/>
-        </w:rPr>
-        <w:t>Business Case</w:t>
-      </w:r>
-      <w:r>
-        <w:rPr>
-          <w:rFonts w:eastAsia="Times New Roman" w:cs="Times New Roman"/>
-        </w:rPr>
-        <w:t xml:space="preserve"> Template is free for you to copy and use on your project </w:t>
-      </w:r>
-    </w:p>
-    <w:p>
-      <w:pPr>
-        <w:jc w:val="center"/>
-        <w:rPr>
-          <w:rFonts w:eastAsia="Times New Roman" w:cs="Times New Roman"/>
-        </w:rPr>
-      </w:pPr>
-      <w:r>
-        <w:rPr>
-          <w:rFonts w:eastAsia="Times New Roman" w:cs="Times New Roman"/>
-        </w:rPr>
-        <w:t>and within your organization. We hope that you find this template useful and</w:t>
-      </w:r>
-    </w:p>
-    <w:p>
-      <w:pPr>
-        <w:jc w:val="center"/>
-        <w:rPr>
-          <w:rFonts w:eastAsia="Times New Roman" w:cs="Times New Roman"/>
-        </w:rPr>
-      </w:pPr>
-      <w:proofErr w:type="gramStart"/>
-      <w:r>
-        <w:rPr>
-          <w:rFonts w:eastAsia="Times New Roman" w:cs="Times New Roman"/>
-        </w:rPr>
-        <w:t>welcome</w:t>
-      </w:r>
-      <w:proofErr w:type="gramEnd"/>
-      <w:r>
-        <w:rPr>
-          <w:rFonts w:eastAsia="Times New Roman" w:cs="Times New Roman"/>
-        </w:rPr>
-        <w:t xml:space="preserve"> your comments. Public distribution of this document is only permitted</w:t>
-      </w:r>
-    </w:p>
-    <w:p>
-      <w:pPr>
-        <w:jc w:val="center"/>
-        <w:rPr>
-          <w:rFonts w:eastAsia="Times New Roman" w:cs="Times New Roman"/>
-        </w:rPr>
-      </w:pPr>
-      <w:r>
-        <w:rPr>
-          <w:rFonts w:eastAsia="Times New Roman" w:cs="Times New Roman"/>
-        </w:rPr>
-        <w:t>from the Project Management Docs official website at:</w:t>
-      </w:r>
-    </w:p>
-    <w:p>
-      <w:pPr>
-        <w:jc w:val="center"/>
-        <w:rPr>
-          <w:rFonts w:eastAsia="Times New Roman" w:cs="Times New Roman"/>
-        </w:rPr>
-      </w:pPr>
-      <w:hyperlink r:id="rId7" w:history="1">
-        <w:r>
-          <w:rPr>
-            <w:rStyle w:val="Hyperlink"/>
-            <w:rFonts w:eastAsia="Times New Roman" w:cs="Times New Roman"/>
-          </w:rPr>
-          <w:t>ProjectManagementDocs.com</w:t>
-        </w:r>
-      </w:hyperlink>
     </w:p>
     <w:p>
       <w:pPr>
@@ -341,15 +216,16 @@
       <w:pPr>
         <w:pStyle w:val="TOC1"/>
         <w:tabs>
-          <w:tab w:val="left" w:pos="660"/>
+          <w:tab w:val="left" w:pos="480"/>
           <w:tab w:val="right" w:leader="dot" w:pos="9350"/>
         </w:tabs>
         <w:rPr>
-          <w:rFonts w:asciiTheme="minorHAnsi" w:eastAsia="SimSun" w:hAnsiTheme="minorHAnsi"/>
+          <w:rFonts w:asciiTheme="minorHAnsi" w:eastAsiaTheme="minorEastAsia" w:hAnsiTheme="minorHAnsi" w:cstheme="minorBidi"/>
           <w:noProof/>
-          <w:sz w:val="22"/>
-          <w:szCs w:val="22"/>
-          <w:lang w:eastAsia="zh-CN"/>
+          <w:kern w:val="2"/>
+          <w:szCs w:val="24"/>
+          <w:lang w:val="en-CA" w:eastAsia="en-CA"/>
+          <w14:ligatures w14:val="standardContextual"/>
         </w:rPr>
       </w:pPr>
       <w:r>
@@ -370,11 +246,10 @@
         </w:rPr>
         <w:fldChar w:fldCharType="separate"/>
       </w:r>
-      <w:hyperlink w:anchor="_Toc332112078" w:history="1">
+      <w:hyperlink w:anchor="_Toc224909757" w:history="1">
         <w:r>
           <w:rPr>
             <w:rStyle w:val="Hyperlink"/>
-            <w:rFonts w:asciiTheme="minorHAnsi" w:hAnsiTheme="minorHAnsi"/>
             <w:smallCaps/>
             <w:noProof/>
           </w:rPr>
@@ -382,18 +257,18 @@
         </w:r>
         <w:r>
           <w:rPr>
-            <w:rFonts w:asciiTheme="minorHAnsi" w:eastAsia="SimSun" w:hAnsiTheme="minorHAnsi"/>
-            <w:noProof/>
-            <w:sz w:val="22"/>
-            <w:szCs w:val="22"/>
-            <w:lang w:eastAsia="zh-CN"/>
+            <w:rFonts w:asciiTheme="minorHAnsi" w:eastAsiaTheme="minorEastAsia" w:hAnsiTheme="minorHAnsi" w:cstheme="minorBidi"/>
+            <w:noProof/>
+            <w:kern w:val="2"/>
+            <w:szCs w:val="24"/>
+            <w:lang w:val="en-CA" w:eastAsia="en-CA"/>
+            <w14:ligatures w14:val="standardContextual"/>
           </w:rPr>
           <w:tab/>
         </w:r>
         <w:r>
           <w:rPr>
             <w:rStyle w:val="Hyperlink"/>
-            <w:rFonts w:asciiTheme="minorHAnsi" w:hAnsiTheme="minorHAnsi"/>
             <w:smallCaps/>
             <w:noProof/>
           </w:rPr>
@@ -401,7 +276,6 @@
         </w:r>
         <w:r>
           <w:rPr>
-            <w:rFonts w:asciiTheme="minorHAnsi" w:hAnsiTheme="minorHAnsi"/>
             <w:noProof/>
             <w:webHidden/>
           </w:rPr>
@@ -409,7 +283,6 @@
         </w:r>
         <w:r>
           <w:rPr>
-            <w:rFonts w:asciiTheme="minorHAnsi" w:hAnsiTheme="minorHAnsi"/>
             <w:noProof/>
             <w:webHidden/>
           </w:rPr>
@@ -417,22 +290,19 @@
         </w:r>
         <w:r>
           <w:rPr>
-            <w:rFonts w:asciiTheme="minorHAnsi" w:hAnsiTheme="minorHAnsi"/>
-            <w:noProof/>
-            <w:webHidden/>
-          </w:rPr>
-          <w:instrText xml:space="preserve"> PAGEREF _Toc332112078 \h </w:instrText>
-        </w:r>
-        <w:r>
-          <w:rPr>
-            <w:rFonts w:asciiTheme="minorHAnsi" w:hAnsiTheme="minorHAnsi"/>
-            <w:noProof/>
-            <w:webHidden/>
-          </w:rPr>
-        </w:r>
-        <w:r>
-          <w:rPr>
-            <w:rFonts w:asciiTheme="minorHAnsi" w:hAnsiTheme="minorHAnsi"/>
+            <w:noProof/>
+            <w:webHidden/>
+          </w:rPr>
+          <w:instrText xml:space="preserve"> PAGEREF _Toc224909757 \h </w:instrText>
+        </w:r>
+        <w:r>
+          <w:rPr>
+            <w:noProof/>
+            <w:webHidden/>
+          </w:rPr>
+        </w:r>
+        <w:r>
+          <w:rPr>
             <w:noProof/>
             <w:webHidden/>
           </w:rPr>
@@ -440,7 +310,6 @@
         </w:r>
         <w:r>
           <w:rPr>
-            <w:rFonts w:asciiTheme="minorHAnsi" w:hAnsiTheme="minorHAnsi"/>
             <w:noProof/>
             <w:webHidden/>
           </w:rPr>
@@ -448,7 +317,6 @@
         </w:r>
         <w:r>
           <w:rPr>
-            <w:rFonts w:asciiTheme="minorHAnsi" w:hAnsiTheme="minorHAnsi"/>
             <w:noProof/>
             <w:webHidden/>
           </w:rPr>
@@ -460,47 +328,48 @@
       <w:pPr>
         <w:pStyle w:val="TOC2"/>
         <w:tabs>
-          <w:tab w:val="left" w:pos="880"/>
+          <w:tab w:val="left" w:pos="960"/>
           <w:tab w:val="right" w:leader="dot" w:pos="9350"/>
         </w:tabs>
         <w:rPr>
-          <w:rFonts w:asciiTheme="minorHAnsi" w:eastAsia="SimSun" w:hAnsiTheme="minorHAnsi"/>
+          <w:rFonts w:asciiTheme="minorHAnsi" w:eastAsiaTheme="minorEastAsia" w:hAnsiTheme="minorHAnsi" w:cstheme="minorBidi"/>
           <w:noProof/>
-          <w:sz w:val="22"/>
-          <w:szCs w:val="22"/>
-          <w:lang w:eastAsia="zh-CN"/>
-        </w:rPr>
-      </w:pPr>
-      <w:hyperlink w:anchor="_Toc332112079" w:history="1">
+          <w:kern w:val="2"/>
+          <w:sz w:val="24"/>
+          <w:szCs w:val="24"/>
+          <w:lang w:val="en-CA" w:eastAsia="en-CA"/>
+          <w14:ligatures w14:val="standardContextual"/>
+        </w:rPr>
+      </w:pPr>
+      <w:hyperlink w:anchor="_Toc224909758" w:history="1">
         <w:r>
           <w:rPr>
             <w:rStyle w:val="Hyperlink"/>
-            <w:rFonts w:asciiTheme="minorHAnsi" w:hAnsiTheme="minorHAnsi"/>
             <w:noProof/>
           </w:rPr>
           <w:t>1.1.</w:t>
         </w:r>
         <w:r>
           <w:rPr>
-            <w:rFonts w:asciiTheme="minorHAnsi" w:eastAsia="SimSun" w:hAnsiTheme="minorHAnsi"/>
-            <w:noProof/>
-            <w:sz w:val="22"/>
-            <w:szCs w:val="22"/>
-            <w:lang w:eastAsia="zh-CN"/>
+            <w:rFonts w:asciiTheme="minorHAnsi" w:eastAsiaTheme="minorEastAsia" w:hAnsiTheme="minorHAnsi" w:cstheme="minorBidi"/>
+            <w:noProof/>
+            <w:kern w:val="2"/>
+            <w:sz w:val="24"/>
+            <w:szCs w:val="24"/>
+            <w:lang w:val="en-CA" w:eastAsia="en-CA"/>
+            <w14:ligatures w14:val="standardContextual"/>
           </w:rPr>
           <w:tab/>
         </w:r>
         <w:r>
           <w:rPr>
             <w:rStyle w:val="Hyperlink"/>
-            <w:rFonts w:asciiTheme="minorHAnsi" w:hAnsiTheme="minorHAnsi"/>
             <w:noProof/>
           </w:rPr>
           <w:t>Issue</w:t>
         </w:r>
         <w:r>
           <w:rPr>
-            <w:rFonts w:asciiTheme="minorHAnsi" w:hAnsiTheme="minorHAnsi"/>
             <w:noProof/>
             <w:webHidden/>
           </w:rPr>
@@ -508,7 +377,6 @@
         </w:r>
         <w:r>
           <w:rPr>
-            <w:rFonts w:asciiTheme="minorHAnsi" w:hAnsiTheme="minorHAnsi"/>
             <w:noProof/>
             <w:webHidden/>
           </w:rPr>
@@ -516,22 +384,19 @@
         </w:r>
         <w:r>
           <w:rPr>
-            <w:rFonts w:asciiTheme="minorHAnsi" w:hAnsiTheme="minorHAnsi"/>
-            <w:noProof/>
-            <w:webHidden/>
-          </w:rPr>
-          <w:instrText xml:space="preserve"> PAGEREF _Toc332112079 \h </w:instrText>
-        </w:r>
-        <w:r>
-          <w:rPr>
-            <w:rFonts w:asciiTheme="minorHAnsi" w:hAnsiTheme="minorHAnsi"/>
-            <w:noProof/>
-            <w:webHidden/>
-          </w:rPr>
-        </w:r>
-        <w:r>
-          <w:rPr>
-            <w:rFonts w:asciiTheme="minorHAnsi" w:hAnsiTheme="minorHAnsi"/>
+            <w:noProof/>
+            <w:webHidden/>
+          </w:rPr>
+          <w:instrText xml:space="preserve"> PAGEREF _Toc224909758 \h </w:instrText>
+        </w:r>
+        <w:r>
+          <w:rPr>
+            <w:noProof/>
+            <w:webHidden/>
+          </w:rPr>
+        </w:r>
+        <w:r>
+          <w:rPr>
             <w:noProof/>
             <w:webHidden/>
           </w:rPr>
@@ -539,7 +404,6 @@
         </w:r>
         <w:r>
           <w:rPr>
-            <w:rFonts w:asciiTheme="minorHAnsi" w:hAnsiTheme="minorHAnsi"/>
             <w:noProof/>
             <w:webHidden/>
           </w:rPr>
@@ -547,7 +411,6 @@
         </w:r>
         <w:r>
           <w:rPr>
-            <w:rFonts w:asciiTheme="minorHAnsi" w:hAnsiTheme="minorHAnsi"/>
             <w:noProof/>
             <w:webHidden/>
           </w:rPr>
@@ -559,47 +422,48 @@
       <w:pPr>
         <w:pStyle w:val="TOC2"/>
         <w:tabs>
-          <w:tab w:val="left" w:pos="880"/>
+          <w:tab w:val="left" w:pos="960"/>
           <w:tab w:val="right" w:leader="dot" w:pos="9350"/>
         </w:tabs>
         <w:rPr>
-          <w:rFonts w:asciiTheme="minorHAnsi" w:eastAsia="SimSun" w:hAnsiTheme="minorHAnsi"/>
+          <w:rFonts w:asciiTheme="minorHAnsi" w:eastAsiaTheme="minorEastAsia" w:hAnsiTheme="minorHAnsi" w:cstheme="minorBidi"/>
           <w:noProof/>
-          <w:sz w:val="22"/>
-          <w:szCs w:val="22"/>
-          <w:lang w:eastAsia="zh-CN"/>
-        </w:rPr>
-      </w:pPr>
-      <w:hyperlink w:anchor="_Toc332112080" w:history="1">
+          <w:kern w:val="2"/>
+          <w:sz w:val="24"/>
+          <w:szCs w:val="24"/>
+          <w:lang w:val="en-CA" w:eastAsia="en-CA"/>
+          <w14:ligatures w14:val="standardContextual"/>
+        </w:rPr>
+      </w:pPr>
+      <w:hyperlink w:anchor="_Toc224909759" w:history="1">
         <w:r>
           <w:rPr>
             <w:rStyle w:val="Hyperlink"/>
-            <w:rFonts w:asciiTheme="minorHAnsi" w:hAnsiTheme="minorHAnsi"/>
             <w:noProof/>
           </w:rPr>
           <w:t>1.2.</w:t>
         </w:r>
         <w:r>
           <w:rPr>
-            <w:rFonts w:asciiTheme="minorHAnsi" w:eastAsia="SimSun" w:hAnsiTheme="minorHAnsi"/>
-            <w:noProof/>
-            <w:sz w:val="22"/>
-            <w:szCs w:val="22"/>
-            <w:lang w:eastAsia="zh-CN"/>
+            <w:rFonts w:asciiTheme="minorHAnsi" w:eastAsiaTheme="minorEastAsia" w:hAnsiTheme="minorHAnsi" w:cstheme="minorBidi"/>
+            <w:noProof/>
+            <w:kern w:val="2"/>
+            <w:sz w:val="24"/>
+            <w:szCs w:val="24"/>
+            <w:lang w:val="en-CA" w:eastAsia="en-CA"/>
+            <w14:ligatures w14:val="standardContextual"/>
           </w:rPr>
           <w:tab/>
         </w:r>
         <w:r>
           <w:rPr>
             <w:rStyle w:val="Hyperlink"/>
-            <w:rFonts w:asciiTheme="minorHAnsi" w:hAnsiTheme="minorHAnsi"/>
             <w:noProof/>
           </w:rPr>
           <w:t>Anticipated Outcomes</w:t>
         </w:r>
         <w:r>
           <w:rPr>
-            <w:rFonts w:asciiTheme="minorHAnsi" w:hAnsiTheme="minorHAnsi"/>
             <w:noProof/>
             <w:webHidden/>
           </w:rPr>
@@ -607,7 +471,6 @@
         </w:r>
         <w:r>
           <w:rPr>
-            <w:rFonts w:asciiTheme="minorHAnsi" w:hAnsiTheme="minorHAnsi"/>
             <w:noProof/>
             <w:webHidden/>
           </w:rPr>
@@ -615,22 +478,19 @@
         </w:r>
         <w:r>
           <w:rPr>
-            <w:rFonts w:asciiTheme="minorHAnsi" w:hAnsiTheme="minorHAnsi"/>
-            <w:noProof/>
-            <w:webHidden/>
-          </w:rPr>
-          <w:instrText xml:space="preserve"> PAGEREF _Toc332112080 \h </w:instrText>
-        </w:r>
-        <w:r>
-          <w:rPr>
-            <w:rFonts w:asciiTheme="minorHAnsi" w:hAnsiTheme="minorHAnsi"/>
-            <w:noProof/>
-            <w:webHidden/>
-          </w:rPr>
-        </w:r>
-        <w:r>
-          <w:rPr>
-            <w:rFonts w:asciiTheme="minorHAnsi" w:hAnsiTheme="minorHAnsi"/>
+            <w:noProof/>
+            <w:webHidden/>
+          </w:rPr>
+          <w:instrText xml:space="preserve"> PAGEREF _Toc224909759 \h </w:instrText>
+        </w:r>
+        <w:r>
+          <w:rPr>
+            <w:noProof/>
+            <w:webHidden/>
+          </w:rPr>
+        </w:r>
+        <w:r>
+          <w:rPr>
             <w:noProof/>
             <w:webHidden/>
           </w:rPr>
@@ -638,7 +498,6 @@
         </w:r>
         <w:r>
           <w:rPr>
-            <w:rFonts w:asciiTheme="minorHAnsi" w:hAnsiTheme="minorHAnsi"/>
             <w:noProof/>
             <w:webHidden/>
           </w:rPr>
@@ -646,7 +505,6 @@
         </w:r>
         <w:r>
           <w:rPr>
-            <w:rFonts w:asciiTheme="minorHAnsi" w:hAnsiTheme="minorHAnsi"/>
             <w:noProof/>
             <w:webHidden/>
           </w:rPr>
@@ -658,47 +516,48 @@
       <w:pPr>
         <w:pStyle w:val="TOC2"/>
         <w:tabs>
-          <w:tab w:val="left" w:pos="880"/>
+          <w:tab w:val="left" w:pos="960"/>
           <w:tab w:val="right" w:leader="dot" w:pos="9350"/>
         </w:tabs>
         <w:rPr>
-          <w:rFonts w:asciiTheme="minorHAnsi" w:eastAsia="SimSun" w:hAnsiTheme="minorHAnsi"/>
+          <w:rFonts w:asciiTheme="minorHAnsi" w:eastAsiaTheme="minorEastAsia" w:hAnsiTheme="minorHAnsi" w:cstheme="minorBidi"/>
           <w:noProof/>
-          <w:sz w:val="22"/>
-          <w:szCs w:val="22"/>
-          <w:lang w:eastAsia="zh-CN"/>
-        </w:rPr>
-      </w:pPr>
-      <w:hyperlink w:anchor="_Toc332112081" w:history="1">
+          <w:kern w:val="2"/>
+          <w:sz w:val="24"/>
+          <w:szCs w:val="24"/>
+          <w:lang w:val="en-CA" w:eastAsia="en-CA"/>
+          <w14:ligatures w14:val="standardContextual"/>
+        </w:rPr>
+      </w:pPr>
+      <w:hyperlink w:anchor="_Toc224909760" w:history="1">
         <w:r>
           <w:rPr>
             <w:rStyle w:val="Hyperlink"/>
-            <w:rFonts w:asciiTheme="minorHAnsi" w:hAnsiTheme="minorHAnsi"/>
             <w:noProof/>
           </w:rPr>
           <w:t>1.3.</w:t>
         </w:r>
         <w:r>
           <w:rPr>
-            <w:rFonts w:asciiTheme="minorHAnsi" w:eastAsia="SimSun" w:hAnsiTheme="minorHAnsi"/>
-            <w:noProof/>
-            <w:sz w:val="22"/>
-            <w:szCs w:val="22"/>
-            <w:lang w:eastAsia="zh-CN"/>
+            <w:rFonts w:asciiTheme="minorHAnsi" w:eastAsiaTheme="minorEastAsia" w:hAnsiTheme="minorHAnsi" w:cstheme="minorBidi"/>
+            <w:noProof/>
+            <w:kern w:val="2"/>
+            <w:sz w:val="24"/>
+            <w:szCs w:val="24"/>
+            <w:lang w:val="en-CA" w:eastAsia="en-CA"/>
+            <w14:ligatures w14:val="standardContextual"/>
           </w:rPr>
           <w:tab/>
         </w:r>
         <w:r>
           <w:rPr>
             <w:rStyle w:val="Hyperlink"/>
-            <w:rFonts w:asciiTheme="minorHAnsi" w:hAnsiTheme="minorHAnsi"/>
-            <w:noProof/>
-          </w:rPr>
-          <w:t>Recommendation</w:t>
-        </w:r>
-        <w:r>
-          <w:rPr>
-            <w:rFonts w:asciiTheme="minorHAnsi" w:hAnsiTheme="minorHAnsi"/>
+            <w:noProof/>
+          </w:rPr>
+          <w:t>Justification</w:t>
+        </w:r>
+        <w:r>
+          <w:rPr>
             <w:noProof/>
             <w:webHidden/>
           </w:rPr>
@@ -706,7 +565,6 @@
         </w:r>
         <w:r>
           <w:rPr>
-            <w:rFonts w:asciiTheme="minorHAnsi" w:hAnsiTheme="minorHAnsi"/>
             <w:noProof/>
             <w:webHidden/>
           </w:rPr>
@@ -714,22 +572,19 @@
         </w:r>
         <w:r>
           <w:rPr>
-            <w:rFonts w:asciiTheme="minorHAnsi" w:hAnsiTheme="minorHAnsi"/>
-            <w:noProof/>
-            <w:webHidden/>
-          </w:rPr>
-          <w:instrText xml:space="preserve"> PAGEREF _Toc332112081 \h </w:instrText>
-        </w:r>
-        <w:r>
-          <w:rPr>
-            <w:rFonts w:asciiTheme="minorHAnsi" w:hAnsiTheme="minorHAnsi"/>
-            <w:noProof/>
-            <w:webHidden/>
-          </w:rPr>
-        </w:r>
-        <w:r>
-          <w:rPr>
-            <w:rFonts w:asciiTheme="minorHAnsi" w:hAnsiTheme="minorHAnsi"/>
+            <w:noProof/>
+            <w:webHidden/>
+          </w:rPr>
+          <w:instrText xml:space="preserve"> PAGEREF _Toc224909760 \h </w:instrText>
+        </w:r>
+        <w:r>
+          <w:rPr>
+            <w:noProof/>
+            <w:webHidden/>
+          </w:rPr>
+        </w:r>
+        <w:r>
+          <w:rPr>
             <w:noProof/>
             <w:webHidden/>
           </w:rPr>
@@ -737,7 +592,194 @@
         </w:r>
         <w:r>
           <w:rPr>
-            <w:rFonts w:asciiTheme="minorHAnsi" w:hAnsiTheme="minorHAnsi"/>
+            <w:noProof/>
+            <w:webHidden/>
+          </w:rPr>
+          <w:t>3</w:t>
+        </w:r>
+        <w:r>
+          <w:rPr>
+            <w:noProof/>
+            <w:webHidden/>
+          </w:rPr>
+          <w:fldChar w:fldCharType="end"/>
+        </w:r>
+      </w:hyperlink>
+    </w:p>
+    <w:p>
+      <w:pPr>
+        <w:pStyle w:val="TOC1"/>
+        <w:tabs>
+          <w:tab w:val="left" w:pos="480"/>
+          <w:tab w:val="right" w:leader="dot" w:pos="9350"/>
+        </w:tabs>
+        <w:rPr>
+          <w:rFonts w:asciiTheme="minorHAnsi" w:eastAsiaTheme="minorEastAsia" w:hAnsiTheme="minorHAnsi" w:cstheme="minorBidi"/>
+          <w:noProof/>
+          <w:kern w:val="2"/>
+          <w:szCs w:val="24"/>
+          <w:lang w:val="en-CA" w:eastAsia="en-CA"/>
+          <w14:ligatures w14:val="standardContextual"/>
+        </w:rPr>
+      </w:pPr>
+      <w:hyperlink w:anchor="_Toc224909761" w:history="1">
+        <w:r>
+          <w:rPr>
+            <w:rStyle w:val="Hyperlink"/>
+            <w:smallCaps/>
+            <w:noProof/>
+          </w:rPr>
+          <w:t>2.</w:t>
+        </w:r>
+        <w:r>
+          <w:rPr>
+            <w:rFonts w:asciiTheme="minorHAnsi" w:eastAsiaTheme="minorEastAsia" w:hAnsiTheme="minorHAnsi" w:cstheme="minorBidi"/>
+            <w:noProof/>
+            <w:kern w:val="2"/>
+            <w:szCs w:val="24"/>
+            <w:lang w:val="en-CA" w:eastAsia="en-CA"/>
+            <w14:ligatures w14:val="standardContextual"/>
+          </w:rPr>
+          <w:tab/>
+        </w:r>
+        <w:r>
+          <w:rPr>
+            <w:rStyle w:val="Hyperlink"/>
+            <w:smallCaps/>
+            <w:noProof/>
+          </w:rPr>
+          <w:t>Business Case Analysis Team</w:t>
+        </w:r>
+        <w:r>
+          <w:rPr>
+            <w:noProof/>
+            <w:webHidden/>
+          </w:rPr>
+          <w:tab/>
+        </w:r>
+        <w:r>
+          <w:rPr>
+            <w:noProof/>
+            <w:webHidden/>
+          </w:rPr>
+          <w:fldChar w:fldCharType="begin"/>
+        </w:r>
+        <w:r>
+          <w:rPr>
+            <w:noProof/>
+            <w:webHidden/>
+          </w:rPr>
+          <w:instrText xml:space="preserve"> PAGEREF _Toc224909761 \h </w:instrText>
+        </w:r>
+        <w:r>
+          <w:rPr>
+            <w:noProof/>
+            <w:webHidden/>
+          </w:rPr>
+        </w:r>
+        <w:r>
+          <w:rPr>
+            <w:noProof/>
+            <w:webHidden/>
+          </w:rPr>
+          <w:fldChar w:fldCharType="separate"/>
+        </w:r>
+        <w:r>
+          <w:rPr>
+            <w:noProof/>
+            <w:webHidden/>
+          </w:rPr>
+          <w:t>3</w:t>
+        </w:r>
+        <w:r>
+          <w:rPr>
+            <w:noProof/>
+            <w:webHidden/>
+          </w:rPr>
+          <w:fldChar w:fldCharType="end"/>
+        </w:r>
+      </w:hyperlink>
+    </w:p>
+    <w:p>
+      <w:pPr>
+        <w:pStyle w:val="TOC1"/>
+        <w:tabs>
+          <w:tab w:val="left" w:pos="480"/>
+          <w:tab w:val="right" w:leader="dot" w:pos="9350"/>
+        </w:tabs>
+        <w:rPr>
+          <w:rFonts w:asciiTheme="minorHAnsi" w:eastAsiaTheme="minorEastAsia" w:hAnsiTheme="minorHAnsi" w:cstheme="minorBidi"/>
+          <w:noProof/>
+          <w:kern w:val="2"/>
+          <w:szCs w:val="24"/>
+          <w:lang w:val="en-CA" w:eastAsia="en-CA"/>
+          <w14:ligatures w14:val="standardContextual"/>
+        </w:rPr>
+      </w:pPr>
+      <w:hyperlink w:anchor="_Toc224909762" w:history="1">
+        <w:r>
+          <w:rPr>
+            <w:rStyle w:val="Hyperlink"/>
+            <w:smallCaps/>
+            <w:noProof/>
+          </w:rPr>
+          <w:t>3.</w:t>
+        </w:r>
+        <w:r>
+          <w:rPr>
+            <w:rFonts w:asciiTheme="minorHAnsi" w:eastAsiaTheme="minorEastAsia" w:hAnsiTheme="minorHAnsi" w:cstheme="minorBidi"/>
+            <w:noProof/>
+            <w:kern w:val="2"/>
+            <w:szCs w:val="24"/>
+            <w:lang w:val="en-CA" w:eastAsia="en-CA"/>
+            <w14:ligatures w14:val="standardContextual"/>
+          </w:rPr>
+          <w:tab/>
+        </w:r>
+        <w:r>
+          <w:rPr>
+            <w:rStyle w:val="Hyperlink"/>
+            <w:smallCaps/>
+            <w:noProof/>
+          </w:rPr>
+          <w:t>Project Overview</w:t>
+        </w:r>
+        <w:r>
+          <w:rPr>
+            <w:noProof/>
+            <w:webHidden/>
+          </w:rPr>
+          <w:tab/>
+        </w:r>
+        <w:r>
+          <w:rPr>
+            <w:noProof/>
+            <w:webHidden/>
+          </w:rPr>
+          <w:fldChar w:fldCharType="begin"/>
+        </w:r>
+        <w:r>
+          <w:rPr>
+            <w:noProof/>
+            <w:webHidden/>
+          </w:rPr>
+          <w:instrText xml:space="preserve"> PAGEREF _Toc224909762 \h </w:instrText>
+        </w:r>
+        <w:r>
+          <w:rPr>
+            <w:noProof/>
+            <w:webHidden/>
+          </w:rPr>
+        </w:r>
+        <w:r>
+          <w:rPr>
+            <w:noProof/>
+            <w:webHidden/>
+          </w:rPr>
+          <w:fldChar w:fldCharType="separate"/>
+        </w:r>
+        <w:r>
+          <w:rPr>
             <w:noProof/>
             <w:webHidden/>
           </w:rPr>
@@ -745,7 +787,6 @@
         </w:r>
         <w:r>
           <w:rPr>
-            <w:rFonts w:asciiTheme="minorHAnsi" w:hAnsiTheme="minorHAnsi"/>
             <w:noProof/>
             <w:webHidden/>
           </w:rPr>
@@ -757,47 +798,48 @@
       <w:pPr>
         <w:pStyle w:val="TOC2"/>
         <w:tabs>
-          <w:tab w:val="left" w:pos="880"/>
+          <w:tab w:val="left" w:pos="960"/>
           <w:tab w:val="right" w:leader="dot" w:pos="9350"/>
         </w:tabs>
         <w:rPr>
-          <w:rFonts w:asciiTheme="minorHAnsi" w:eastAsia="SimSun" w:hAnsiTheme="minorHAnsi"/>
+          <w:rFonts w:asciiTheme="minorHAnsi" w:eastAsiaTheme="minorEastAsia" w:hAnsiTheme="minorHAnsi" w:cstheme="minorBidi"/>
           <w:noProof/>
-          <w:sz w:val="22"/>
-          <w:szCs w:val="22"/>
-          <w:lang w:eastAsia="zh-CN"/>
-        </w:rPr>
-      </w:pPr>
-      <w:hyperlink w:anchor="_Toc332112082" w:history="1">
+          <w:kern w:val="2"/>
+          <w:sz w:val="24"/>
+          <w:szCs w:val="24"/>
+          <w:lang w:val="en-CA" w:eastAsia="en-CA"/>
+          <w14:ligatures w14:val="standardContextual"/>
+        </w:rPr>
+      </w:pPr>
+      <w:hyperlink w:anchor="_Toc224909763" w:history="1">
         <w:r>
           <w:rPr>
             <w:rStyle w:val="Hyperlink"/>
-            <w:rFonts w:asciiTheme="minorHAnsi" w:hAnsiTheme="minorHAnsi"/>
-            <w:noProof/>
-          </w:rPr>
-          <w:t>1.4.</w:t>
-        </w:r>
-        <w:r>
-          <w:rPr>
-            <w:rFonts w:asciiTheme="minorHAnsi" w:eastAsia="SimSun" w:hAnsiTheme="minorHAnsi"/>
-            <w:noProof/>
-            <w:sz w:val="22"/>
-            <w:szCs w:val="22"/>
-            <w:lang w:eastAsia="zh-CN"/>
+            <w:noProof/>
+          </w:rPr>
+          <w:t>3.1.</w:t>
+        </w:r>
+        <w:r>
+          <w:rPr>
+            <w:rFonts w:asciiTheme="minorHAnsi" w:eastAsiaTheme="minorEastAsia" w:hAnsiTheme="minorHAnsi" w:cstheme="minorBidi"/>
+            <w:noProof/>
+            <w:kern w:val="2"/>
+            <w:sz w:val="24"/>
+            <w:szCs w:val="24"/>
+            <w:lang w:val="en-CA" w:eastAsia="en-CA"/>
+            <w14:ligatures w14:val="standardContextual"/>
           </w:rPr>
           <w:tab/>
         </w:r>
         <w:r>
           <w:rPr>
             <w:rStyle w:val="Hyperlink"/>
-            <w:rFonts w:asciiTheme="minorHAnsi" w:hAnsiTheme="minorHAnsi"/>
-            <w:noProof/>
-          </w:rPr>
-          <w:t>Justification</w:t>
-        </w:r>
-        <w:r>
-          <w:rPr>
-            <w:rFonts w:asciiTheme="minorHAnsi" w:hAnsiTheme="minorHAnsi"/>
+            <w:noProof/>
+          </w:rPr>
+          <w:t>Project Description</w:t>
+        </w:r>
+        <w:r>
+          <w:rPr>
             <w:noProof/>
             <w:webHidden/>
           </w:rPr>
@@ -805,7 +847,6 @@
         </w:r>
         <w:r>
           <w:rPr>
-            <w:rFonts w:asciiTheme="minorHAnsi" w:hAnsiTheme="minorHAnsi"/>
             <w:noProof/>
             <w:webHidden/>
           </w:rPr>
@@ -813,22 +854,19 @@
         </w:r>
         <w:r>
           <w:rPr>
-            <w:rFonts w:asciiTheme="minorHAnsi" w:hAnsiTheme="minorHAnsi"/>
-            <w:noProof/>
-            <w:webHidden/>
-          </w:rPr>
-          <w:instrText xml:space="preserve"> PAGEREF _Toc332112082 \h </w:instrText>
-        </w:r>
-        <w:r>
-          <w:rPr>
-            <w:rFonts w:asciiTheme="minorHAnsi" w:hAnsiTheme="minorHAnsi"/>
-            <w:noProof/>
-            <w:webHidden/>
-          </w:rPr>
-        </w:r>
-        <w:r>
-          <w:rPr>
-            <w:rFonts w:asciiTheme="minorHAnsi" w:hAnsiTheme="minorHAnsi"/>
+            <w:noProof/>
+            <w:webHidden/>
+          </w:rPr>
+          <w:instrText xml:space="preserve"> PAGEREF _Toc224909763 \h </w:instrText>
+        </w:r>
+        <w:r>
+          <w:rPr>
+            <w:noProof/>
+            <w:webHidden/>
+          </w:rPr>
+        </w:r>
+        <w:r>
+          <w:rPr>
             <w:noProof/>
             <w:webHidden/>
           </w:rPr>
@@ -836,7 +874,6 @@
         </w:r>
         <w:r>
           <w:rPr>
-            <w:rFonts w:asciiTheme="minorHAnsi" w:hAnsiTheme="minorHAnsi"/>
             <w:noProof/>
             <w:webHidden/>
           </w:rPr>
@@ -844,7 +881,6 @@
         </w:r>
         <w:r>
           <w:rPr>
-            <w:rFonts w:asciiTheme="minorHAnsi" w:hAnsiTheme="minorHAnsi"/>
             <w:noProof/>
             <w:webHidden/>
           </w:rPr>
@@ -854,51 +890,238 @@
     </w:p>
     <w:p>
       <w:pPr>
+        <w:pStyle w:val="TOC2"/>
+        <w:tabs>
+          <w:tab w:val="left" w:pos="960"/>
+          <w:tab w:val="right" w:leader="dot" w:pos="9350"/>
+        </w:tabs>
+        <w:rPr>
+          <w:rFonts w:asciiTheme="minorHAnsi" w:eastAsiaTheme="minorEastAsia" w:hAnsiTheme="minorHAnsi" w:cstheme="minorBidi"/>
+          <w:noProof/>
+          <w:kern w:val="2"/>
+          <w:sz w:val="24"/>
+          <w:szCs w:val="24"/>
+          <w:lang w:val="en-CA" w:eastAsia="en-CA"/>
+          <w14:ligatures w14:val="standardContextual"/>
+        </w:rPr>
+      </w:pPr>
+      <w:hyperlink w:anchor="_Toc224909764" w:history="1">
+        <w:r>
+          <w:rPr>
+            <w:rStyle w:val="Hyperlink"/>
+            <w:noProof/>
+          </w:rPr>
+          <w:t>3.2.</w:t>
+        </w:r>
+        <w:r>
+          <w:rPr>
+            <w:rFonts w:asciiTheme="minorHAnsi" w:eastAsiaTheme="minorEastAsia" w:hAnsiTheme="minorHAnsi" w:cstheme="minorBidi"/>
+            <w:noProof/>
+            <w:kern w:val="2"/>
+            <w:sz w:val="24"/>
+            <w:szCs w:val="24"/>
+            <w:lang w:val="en-CA" w:eastAsia="en-CA"/>
+            <w14:ligatures w14:val="standardContextual"/>
+          </w:rPr>
+          <w:tab/>
+        </w:r>
+        <w:r>
+          <w:rPr>
+            <w:rStyle w:val="Hyperlink"/>
+            <w:noProof/>
+          </w:rPr>
+          <w:t>Goals and Objectives</w:t>
+        </w:r>
+        <w:r>
+          <w:rPr>
+            <w:noProof/>
+            <w:webHidden/>
+          </w:rPr>
+          <w:tab/>
+        </w:r>
+        <w:r>
+          <w:rPr>
+            <w:noProof/>
+            <w:webHidden/>
+          </w:rPr>
+          <w:fldChar w:fldCharType="begin"/>
+        </w:r>
+        <w:r>
+          <w:rPr>
+            <w:noProof/>
+            <w:webHidden/>
+          </w:rPr>
+          <w:instrText xml:space="preserve"> PAGEREF _Toc224909764 \h </w:instrText>
+        </w:r>
+        <w:r>
+          <w:rPr>
+            <w:noProof/>
+            <w:webHidden/>
+          </w:rPr>
+        </w:r>
+        <w:r>
+          <w:rPr>
+            <w:noProof/>
+            <w:webHidden/>
+          </w:rPr>
+          <w:fldChar w:fldCharType="separate"/>
+        </w:r>
+        <w:r>
+          <w:rPr>
+            <w:noProof/>
+            <w:webHidden/>
+          </w:rPr>
+          <w:t>4</w:t>
+        </w:r>
+        <w:r>
+          <w:rPr>
+            <w:noProof/>
+            <w:webHidden/>
+          </w:rPr>
+          <w:fldChar w:fldCharType="end"/>
+        </w:r>
+      </w:hyperlink>
+    </w:p>
+    <w:p>
+      <w:pPr>
+        <w:pStyle w:val="TOC2"/>
+        <w:tabs>
+          <w:tab w:val="left" w:pos="960"/>
+          <w:tab w:val="right" w:leader="dot" w:pos="9350"/>
+        </w:tabs>
+        <w:rPr>
+          <w:rFonts w:asciiTheme="minorHAnsi" w:eastAsiaTheme="minorEastAsia" w:hAnsiTheme="minorHAnsi" w:cstheme="minorBidi"/>
+          <w:noProof/>
+          <w:kern w:val="2"/>
+          <w:sz w:val="24"/>
+          <w:szCs w:val="24"/>
+          <w:lang w:val="en-CA" w:eastAsia="en-CA"/>
+          <w14:ligatures w14:val="standardContextual"/>
+        </w:rPr>
+      </w:pPr>
+      <w:hyperlink w:anchor="_Toc224909765" w:history="1">
+        <w:r>
+          <w:rPr>
+            <w:rStyle w:val="Hyperlink"/>
+            <w:noProof/>
+          </w:rPr>
+          <w:t>3.3.</w:t>
+        </w:r>
+        <w:r>
+          <w:rPr>
+            <w:rFonts w:asciiTheme="minorHAnsi" w:eastAsiaTheme="minorEastAsia" w:hAnsiTheme="minorHAnsi" w:cstheme="minorBidi"/>
+            <w:noProof/>
+            <w:kern w:val="2"/>
+            <w:sz w:val="24"/>
+            <w:szCs w:val="24"/>
+            <w:lang w:val="en-CA" w:eastAsia="en-CA"/>
+            <w14:ligatures w14:val="standardContextual"/>
+          </w:rPr>
+          <w:tab/>
+        </w:r>
+        <w:r>
+          <w:rPr>
+            <w:rStyle w:val="Hyperlink"/>
+            <w:noProof/>
+          </w:rPr>
+          <w:t>Project Assumptions</w:t>
+        </w:r>
+        <w:r>
+          <w:rPr>
+            <w:noProof/>
+            <w:webHidden/>
+          </w:rPr>
+          <w:tab/>
+        </w:r>
+        <w:r>
+          <w:rPr>
+            <w:noProof/>
+            <w:webHidden/>
+          </w:rPr>
+          <w:fldChar w:fldCharType="begin"/>
+        </w:r>
+        <w:r>
+          <w:rPr>
+            <w:noProof/>
+            <w:webHidden/>
+          </w:rPr>
+          <w:instrText xml:space="preserve"> PAGEREF _Toc224909765 \h </w:instrText>
+        </w:r>
+        <w:r>
+          <w:rPr>
+            <w:noProof/>
+            <w:webHidden/>
+          </w:rPr>
+        </w:r>
+        <w:r>
+          <w:rPr>
+            <w:noProof/>
+            <w:webHidden/>
+          </w:rPr>
+          <w:fldChar w:fldCharType="separate"/>
+        </w:r>
+        <w:r>
+          <w:rPr>
+            <w:noProof/>
+            <w:webHidden/>
+          </w:rPr>
+          <w:t>4</w:t>
+        </w:r>
+        <w:r>
+          <w:rPr>
+            <w:noProof/>
+            <w:webHidden/>
+          </w:rPr>
+          <w:fldChar w:fldCharType="end"/>
+        </w:r>
+      </w:hyperlink>
+    </w:p>
+    <w:p>
+      <w:pPr>
         <w:pStyle w:val="TOC1"/>
         <w:tabs>
-          <w:tab w:val="left" w:pos="660"/>
+          <w:tab w:val="left" w:pos="480"/>
           <w:tab w:val="right" w:leader="dot" w:pos="9350"/>
         </w:tabs>
         <w:rPr>
-          <w:rFonts w:asciiTheme="minorHAnsi" w:eastAsia="SimSun" w:hAnsiTheme="minorHAnsi"/>
+          <w:rFonts w:asciiTheme="minorHAnsi" w:eastAsiaTheme="minorEastAsia" w:hAnsiTheme="minorHAnsi" w:cstheme="minorBidi"/>
           <w:noProof/>
-          <w:sz w:val="22"/>
-          <w:szCs w:val="22"/>
-          <w:lang w:eastAsia="zh-CN"/>
-        </w:rPr>
-      </w:pPr>
-      <w:hyperlink w:anchor="_Toc332112083" w:history="1">
+          <w:kern w:val="2"/>
+          <w:szCs w:val="24"/>
+          <w:lang w:val="en-CA" w:eastAsia="en-CA"/>
+          <w14:ligatures w14:val="standardContextual"/>
+        </w:rPr>
+      </w:pPr>
+      <w:hyperlink w:anchor="_Toc224909766" w:history="1">
         <w:r>
           <w:rPr>
             <w:rStyle w:val="Hyperlink"/>
-            <w:rFonts w:asciiTheme="minorHAnsi" w:hAnsiTheme="minorHAnsi"/>
             <w:smallCaps/>
             <w:noProof/>
           </w:rPr>
-          <w:t>2.</w:t>
-        </w:r>
-        <w:r>
-          <w:rPr>
-            <w:rFonts w:asciiTheme="minorHAnsi" w:eastAsia="SimSun" w:hAnsiTheme="minorHAnsi"/>
-            <w:noProof/>
-            <w:sz w:val="22"/>
-            <w:szCs w:val="22"/>
-            <w:lang w:eastAsia="zh-CN"/>
+          <w:t>4.</w:t>
+        </w:r>
+        <w:r>
+          <w:rPr>
+            <w:rFonts w:asciiTheme="minorHAnsi" w:eastAsiaTheme="minorEastAsia" w:hAnsiTheme="minorHAnsi" w:cstheme="minorBidi"/>
+            <w:noProof/>
+            <w:kern w:val="2"/>
+            <w:szCs w:val="24"/>
+            <w:lang w:val="en-CA" w:eastAsia="en-CA"/>
+            <w14:ligatures w14:val="standardContextual"/>
           </w:rPr>
           <w:tab/>
         </w:r>
         <w:r>
           <w:rPr>
             <w:rStyle w:val="Hyperlink"/>
-            <w:rFonts w:asciiTheme="minorHAnsi" w:hAnsiTheme="minorHAnsi"/>
             <w:smallCaps/>
             <w:noProof/>
           </w:rPr>
-          <w:t>Business Case Analysis Team</w:t>
-        </w:r>
-        <w:r>
-          <w:rPr>
-            <w:rFonts w:asciiTheme="minorHAnsi" w:hAnsiTheme="minorHAnsi"/>
+          <w:t>Strategic Alignment</w:t>
+        </w:r>
+        <w:r>
+          <w:rPr>
             <w:noProof/>
             <w:webHidden/>
           </w:rPr>
@@ -906,7 +1129,6 @@
         </w:r>
         <w:r>
           <w:rPr>
-            <w:rFonts w:asciiTheme="minorHAnsi" w:hAnsiTheme="minorHAnsi"/>
             <w:noProof/>
             <w:webHidden/>
           </w:rPr>
@@ -914,22 +1136,19 @@
         </w:r>
         <w:r>
           <w:rPr>
-            <w:rFonts w:asciiTheme="minorHAnsi" w:hAnsiTheme="minorHAnsi"/>
-            <w:noProof/>
-            <w:webHidden/>
-          </w:rPr>
-          <w:instrText xml:space="preserve"> PAGEREF _Toc332112083 \h </w:instrText>
-        </w:r>
-        <w:r>
-          <w:rPr>
-            <w:rFonts w:asciiTheme="minorHAnsi" w:hAnsiTheme="minorHAnsi"/>
-            <w:noProof/>
-            <w:webHidden/>
-          </w:rPr>
-        </w:r>
-        <w:r>
-          <w:rPr>
-            <w:rFonts w:asciiTheme="minorHAnsi" w:hAnsiTheme="minorHAnsi"/>
+            <w:noProof/>
+            <w:webHidden/>
+          </w:rPr>
+          <w:instrText xml:space="preserve"> PAGEREF _Toc224909766 \h </w:instrText>
+        </w:r>
+        <w:r>
+          <w:rPr>
+            <w:noProof/>
+            <w:webHidden/>
+          </w:rPr>
+        </w:r>
+        <w:r>
+          <w:rPr>
             <w:noProof/>
             <w:webHidden/>
           </w:rPr>
@@ -937,7 +1156,6 @@
         </w:r>
         <w:r>
           <w:rPr>
-            <w:rFonts w:asciiTheme="minorHAnsi" w:hAnsiTheme="minorHAnsi"/>
             <w:noProof/>
             <w:webHidden/>
           </w:rPr>
@@ -945,7 +1163,6 @@
         </w:r>
         <w:r>
           <w:rPr>
-            <w:rFonts w:asciiTheme="minorHAnsi" w:hAnsiTheme="minorHAnsi"/>
             <w:noProof/>
             <w:webHidden/>
           </w:rPr>
@@ -957,49 +1174,48 @@
       <w:pPr>
         <w:pStyle w:val="TOC1"/>
         <w:tabs>
-          <w:tab w:val="left" w:pos="660"/>
+          <w:tab w:val="left" w:pos="480"/>
           <w:tab w:val="right" w:leader="dot" w:pos="9350"/>
         </w:tabs>
         <w:rPr>
-          <w:rFonts w:asciiTheme="minorHAnsi" w:eastAsia="SimSun" w:hAnsiTheme="minorHAnsi"/>
+          <w:rFonts w:asciiTheme="minorHAnsi" w:eastAsiaTheme="minorEastAsia" w:hAnsiTheme="minorHAnsi" w:cstheme="minorBidi"/>
           <w:noProof/>
-          <w:sz w:val="22"/>
-          <w:szCs w:val="22"/>
-          <w:lang w:eastAsia="zh-CN"/>
-        </w:rPr>
-      </w:pPr>
-      <w:hyperlink w:anchor="_Toc332112084" w:history="1">
+          <w:kern w:val="2"/>
+          <w:szCs w:val="24"/>
+          <w:lang w:val="en-CA" w:eastAsia="en-CA"/>
+          <w14:ligatures w14:val="standardContextual"/>
+        </w:rPr>
+      </w:pPr>
+      <w:hyperlink w:anchor="_Toc224909767" w:history="1">
         <w:r>
           <w:rPr>
             <w:rStyle w:val="Hyperlink"/>
-            <w:rFonts w:asciiTheme="minorHAnsi" w:hAnsiTheme="minorHAnsi"/>
             <w:smallCaps/>
             <w:noProof/>
           </w:rPr>
-          <w:t>3.</w:t>
-        </w:r>
-        <w:r>
-          <w:rPr>
-            <w:rFonts w:asciiTheme="minorHAnsi" w:eastAsia="SimSun" w:hAnsiTheme="minorHAnsi"/>
-            <w:noProof/>
-            <w:sz w:val="22"/>
-            <w:szCs w:val="22"/>
-            <w:lang w:eastAsia="zh-CN"/>
+          <w:t>5.</w:t>
+        </w:r>
+        <w:r>
+          <w:rPr>
+            <w:rFonts w:asciiTheme="minorHAnsi" w:eastAsiaTheme="minorEastAsia" w:hAnsiTheme="minorHAnsi" w:cstheme="minorBidi"/>
+            <w:noProof/>
+            <w:kern w:val="2"/>
+            <w:szCs w:val="24"/>
+            <w:lang w:val="en-CA" w:eastAsia="en-CA"/>
+            <w14:ligatures w14:val="standardContextual"/>
           </w:rPr>
           <w:tab/>
         </w:r>
         <w:r>
           <w:rPr>
             <w:rStyle w:val="Hyperlink"/>
-            <w:rFonts w:asciiTheme="minorHAnsi" w:hAnsiTheme="minorHAnsi"/>
             <w:smallCaps/>
             <w:noProof/>
           </w:rPr>
-          <w:t>Problem Definition</w:t>
-        </w:r>
-        <w:r>
-          <w:rPr>
-            <w:rFonts w:asciiTheme="minorHAnsi" w:hAnsiTheme="minorHAnsi"/>
+          <w:t>Cost Benefit Analysis / Alternatives Analysis</w:t>
+        </w:r>
+        <w:r>
+          <w:rPr>
             <w:noProof/>
             <w:webHidden/>
           </w:rPr>
@@ -1007,7 +1223,6 @@
         </w:r>
         <w:r>
           <w:rPr>
-            <w:rFonts w:asciiTheme="minorHAnsi" w:hAnsiTheme="minorHAnsi"/>
             <w:noProof/>
             <w:webHidden/>
           </w:rPr>
@@ -1015,22 +1230,19 @@
         </w:r>
         <w:r>
           <w:rPr>
-            <w:rFonts w:asciiTheme="minorHAnsi" w:hAnsiTheme="minorHAnsi"/>
-            <w:noProof/>
-            <w:webHidden/>
-          </w:rPr>
-          <w:instrText xml:space="preserve"> PAGEREF _Toc332112084 \h </w:instrText>
-        </w:r>
-        <w:r>
-          <w:rPr>
-            <w:rFonts w:asciiTheme="minorHAnsi" w:hAnsiTheme="minorHAnsi"/>
-            <w:noProof/>
-            <w:webHidden/>
-          </w:rPr>
-        </w:r>
-        <w:r>
-          <w:rPr>
-            <w:rFonts w:asciiTheme="minorHAnsi" w:hAnsiTheme="minorHAnsi"/>
+            <w:noProof/>
+            <w:webHidden/>
+          </w:rPr>
+          <w:instrText xml:space="preserve"> PAGEREF _Toc224909767 \h </w:instrText>
+        </w:r>
+        <w:r>
+          <w:rPr>
+            <w:noProof/>
+            <w:webHidden/>
+          </w:rPr>
+        </w:r>
+        <w:r>
+          <w:rPr>
             <w:noProof/>
             <w:webHidden/>
           </w:rPr>
@@ -1038,7 +1250,6 @@
         </w:r>
         <w:r>
           <w:rPr>
-            <w:rFonts w:asciiTheme="minorHAnsi" w:hAnsiTheme="minorHAnsi"/>
             <w:noProof/>
             <w:webHidden/>
           </w:rPr>
@@ -1046,1403 +1257,6 @@
         </w:r>
         <w:r>
           <w:rPr>
-            <w:rFonts w:asciiTheme="minorHAnsi" w:hAnsiTheme="minorHAnsi"/>
-            <w:noProof/>
-            <w:webHidden/>
-          </w:rPr>
-          <w:fldChar w:fldCharType="end"/>
-        </w:r>
-      </w:hyperlink>
-    </w:p>
-    <w:p>
-      <w:pPr>
-        <w:pStyle w:val="TOC2"/>
-        <w:tabs>
-          <w:tab w:val="left" w:pos="880"/>
-          <w:tab w:val="right" w:leader="dot" w:pos="9350"/>
-        </w:tabs>
-        <w:rPr>
-          <w:rFonts w:asciiTheme="minorHAnsi" w:eastAsia="SimSun" w:hAnsiTheme="minorHAnsi"/>
-          <w:noProof/>
-          <w:sz w:val="22"/>
-          <w:szCs w:val="22"/>
-          <w:lang w:eastAsia="zh-CN"/>
-        </w:rPr>
-      </w:pPr>
-      <w:hyperlink w:anchor="_Toc332112085" w:history="1">
-        <w:r>
-          <w:rPr>
-            <w:rStyle w:val="Hyperlink"/>
-            <w:rFonts w:asciiTheme="minorHAnsi" w:hAnsiTheme="minorHAnsi"/>
-            <w:noProof/>
-          </w:rPr>
-          <w:t>3.1.</w:t>
-        </w:r>
-        <w:r>
-          <w:rPr>
-            <w:rFonts w:asciiTheme="minorHAnsi" w:eastAsia="SimSun" w:hAnsiTheme="minorHAnsi"/>
-            <w:noProof/>
-            <w:sz w:val="22"/>
-            <w:szCs w:val="22"/>
-            <w:lang w:eastAsia="zh-CN"/>
-          </w:rPr>
-          <w:tab/>
-        </w:r>
-        <w:r>
-          <w:rPr>
-            <w:rStyle w:val="Hyperlink"/>
-            <w:rFonts w:asciiTheme="minorHAnsi" w:hAnsiTheme="minorHAnsi"/>
-            <w:noProof/>
-          </w:rPr>
-          <w:t>Problem Statement</w:t>
-        </w:r>
-        <w:r>
-          <w:rPr>
-            <w:rFonts w:asciiTheme="minorHAnsi" w:hAnsiTheme="minorHAnsi"/>
-            <w:noProof/>
-            <w:webHidden/>
-          </w:rPr>
-          <w:tab/>
-        </w:r>
-        <w:r>
-          <w:rPr>
-            <w:rFonts w:asciiTheme="minorHAnsi" w:hAnsiTheme="minorHAnsi"/>
-            <w:noProof/>
-            <w:webHidden/>
-          </w:rPr>
-          <w:fldChar w:fldCharType="begin"/>
-        </w:r>
-        <w:r>
-          <w:rPr>
-            <w:rFonts w:asciiTheme="minorHAnsi" w:hAnsiTheme="minorHAnsi"/>
-            <w:noProof/>
-            <w:webHidden/>
-          </w:rPr>
-          <w:instrText xml:space="preserve"> PAGEREF _Toc332112085 \h </w:instrText>
-        </w:r>
-        <w:r>
-          <w:rPr>
-            <w:rFonts w:asciiTheme="minorHAnsi" w:hAnsiTheme="minorHAnsi"/>
-            <w:noProof/>
-            <w:webHidden/>
-          </w:rPr>
-        </w:r>
-        <w:r>
-          <w:rPr>
-            <w:rFonts w:asciiTheme="minorHAnsi" w:hAnsiTheme="minorHAnsi"/>
-            <w:noProof/>
-            <w:webHidden/>
-          </w:rPr>
-          <w:fldChar w:fldCharType="separate"/>
-        </w:r>
-        <w:r>
-          <w:rPr>
-            <w:rFonts w:asciiTheme="minorHAnsi" w:hAnsiTheme="minorHAnsi"/>
-            <w:noProof/>
-            <w:webHidden/>
-          </w:rPr>
-          <w:t>6</w:t>
-        </w:r>
-        <w:r>
-          <w:rPr>
-            <w:rFonts w:asciiTheme="minorHAnsi" w:hAnsiTheme="minorHAnsi"/>
-            <w:noProof/>
-            <w:webHidden/>
-          </w:rPr>
-          <w:fldChar w:fldCharType="end"/>
-        </w:r>
-      </w:hyperlink>
-    </w:p>
-    <w:p>
-      <w:pPr>
-        <w:pStyle w:val="TOC2"/>
-        <w:tabs>
-          <w:tab w:val="left" w:pos="880"/>
-          <w:tab w:val="right" w:leader="dot" w:pos="9350"/>
-        </w:tabs>
-        <w:rPr>
-          <w:rFonts w:asciiTheme="minorHAnsi" w:eastAsia="SimSun" w:hAnsiTheme="minorHAnsi"/>
-          <w:noProof/>
-          <w:sz w:val="22"/>
-          <w:szCs w:val="22"/>
-          <w:lang w:eastAsia="zh-CN"/>
-        </w:rPr>
-      </w:pPr>
-      <w:hyperlink w:anchor="_Toc332112086" w:history="1">
-        <w:r>
-          <w:rPr>
-            <w:rStyle w:val="Hyperlink"/>
-            <w:rFonts w:asciiTheme="minorHAnsi" w:hAnsiTheme="minorHAnsi"/>
-            <w:noProof/>
-          </w:rPr>
-          <w:t>3.2.</w:t>
-        </w:r>
-        <w:r>
-          <w:rPr>
-            <w:rFonts w:asciiTheme="minorHAnsi" w:eastAsia="SimSun" w:hAnsiTheme="minorHAnsi"/>
-            <w:noProof/>
-            <w:sz w:val="22"/>
-            <w:szCs w:val="22"/>
-            <w:lang w:eastAsia="zh-CN"/>
-          </w:rPr>
-          <w:tab/>
-        </w:r>
-        <w:r>
-          <w:rPr>
-            <w:rStyle w:val="Hyperlink"/>
-            <w:rFonts w:asciiTheme="minorHAnsi" w:hAnsiTheme="minorHAnsi"/>
-            <w:noProof/>
-          </w:rPr>
-          <w:t>Organizational Impact</w:t>
-        </w:r>
-        <w:r>
-          <w:rPr>
-            <w:rFonts w:asciiTheme="minorHAnsi" w:hAnsiTheme="minorHAnsi"/>
-            <w:noProof/>
-            <w:webHidden/>
-          </w:rPr>
-          <w:tab/>
-        </w:r>
-        <w:r>
-          <w:rPr>
-            <w:rFonts w:asciiTheme="minorHAnsi" w:hAnsiTheme="minorHAnsi"/>
-            <w:noProof/>
-            <w:webHidden/>
-          </w:rPr>
-          <w:fldChar w:fldCharType="begin"/>
-        </w:r>
-        <w:r>
-          <w:rPr>
-            <w:rFonts w:asciiTheme="minorHAnsi" w:hAnsiTheme="minorHAnsi"/>
-            <w:noProof/>
-            <w:webHidden/>
-          </w:rPr>
-          <w:instrText xml:space="preserve"> PAGEREF _Toc332112086 \h </w:instrText>
-        </w:r>
-        <w:r>
-          <w:rPr>
-            <w:rFonts w:asciiTheme="minorHAnsi" w:hAnsiTheme="minorHAnsi"/>
-            <w:noProof/>
-            <w:webHidden/>
-          </w:rPr>
-        </w:r>
-        <w:r>
-          <w:rPr>
-            <w:rFonts w:asciiTheme="minorHAnsi" w:hAnsiTheme="minorHAnsi"/>
-            <w:noProof/>
-            <w:webHidden/>
-          </w:rPr>
-          <w:fldChar w:fldCharType="separate"/>
-        </w:r>
-        <w:r>
-          <w:rPr>
-            <w:rFonts w:asciiTheme="minorHAnsi" w:hAnsiTheme="minorHAnsi"/>
-            <w:noProof/>
-            <w:webHidden/>
-          </w:rPr>
-          <w:t>6</w:t>
-        </w:r>
-        <w:r>
-          <w:rPr>
-            <w:rFonts w:asciiTheme="minorHAnsi" w:hAnsiTheme="minorHAnsi"/>
-            <w:noProof/>
-            <w:webHidden/>
-          </w:rPr>
-          <w:fldChar w:fldCharType="end"/>
-        </w:r>
-      </w:hyperlink>
-    </w:p>
-    <w:p>
-      <w:pPr>
-        <w:pStyle w:val="TOC2"/>
-        <w:tabs>
-          <w:tab w:val="left" w:pos="880"/>
-          <w:tab w:val="right" w:leader="dot" w:pos="9350"/>
-        </w:tabs>
-        <w:rPr>
-          <w:rFonts w:asciiTheme="minorHAnsi" w:eastAsia="SimSun" w:hAnsiTheme="minorHAnsi"/>
-          <w:noProof/>
-          <w:sz w:val="22"/>
-          <w:szCs w:val="22"/>
-          <w:lang w:eastAsia="zh-CN"/>
-        </w:rPr>
-      </w:pPr>
-      <w:hyperlink w:anchor="_Toc332112087" w:history="1">
-        <w:r>
-          <w:rPr>
-            <w:rStyle w:val="Hyperlink"/>
-            <w:rFonts w:asciiTheme="minorHAnsi" w:hAnsiTheme="minorHAnsi"/>
-            <w:noProof/>
-          </w:rPr>
-          <w:t>3.3.</w:t>
-        </w:r>
-        <w:r>
-          <w:rPr>
-            <w:rFonts w:asciiTheme="minorHAnsi" w:eastAsia="SimSun" w:hAnsiTheme="minorHAnsi"/>
-            <w:noProof/>
-            <w:sz w:val="22"/>
-            <w:szCs w:val="22"/>
-            <w:lang w:eastAsia="zh-CN"/>
-          </w:rPr>
-          <w:tab/>
-        </w:r>
-        <w:r>
-          <w:rPr>
-            <w:rStyle w:val="Hyperlink"/>
-            <w:rFonts w:asciiTheme="minorHAnsi" w:hAnsiTheme="minorHAnsi"/>
-            <w:noProof/>
-          </w:rPr>
-          <w:t>Technology Migration</w:t>
-        </w:r>
-        <w:r>
-          <w:rPr>
-            <w:rFonts w:asciiTheme="minorHAnsi" w:hAnsiTheme="minorHAnsi"/>
-            <w:noProof/>
-            <w:webHidden/>
-          </w:rPr>
-          <w:tab/>
-        </w:r>
-        <w:r>
-          <w:rPr>
-            <w:rFonts w:asciiTheme="minorHAnsi" w:hAnsiTheme="minorHAnsi"/>
-            <w:noProof/>
-            <w:webHidden/>
-          </w:rPr>
-          <w:fldChar w:fldCharType="begin"/>
-        </w:r>
-        <w:r>
-          <w:rPr>
-            <w:rFonts w:asciiTheme="minorHAnsi" w:hAnsiTheme="minorHAnsi"/>
-            <w:noProof/>
-            <w:webHidden/>
-          </w:rPr>
-          <w:instrText xml:space="preserve"> PAGEREF _Toc332112087 \h </w:instrText>
-        </w:r>
-        <w:r>
-          <w:rPr>
-            <w:rFonts w:asciiTheme="minorHAnsi" w:hAnsiTheme="minorHAnsi"/>
-            <w:noProof/>
-            <w:webHidden/>
-          </w:rPr>
-        </w:r>
-        <w:r>
-          <w:rPr>
-            <w:rFonts w:asciiTheme="minorHAnsi" w:hAnsiTheme="minorHAnsi"/>
-            <w:noProof/>
-            <w:webHidden/>
-          </w:rPr>
-          <w:fldChar w:fldCharType="separate"/>
-        </w:r>
-        <w:r>
-          <w:rPr>
-            <w:rFonts w:asciiTheme="minorHAnsi" w:hAnsiTheme="minorHAnsi"/>
-            <w:noProof/>
-            <w:webHidden/>
-          </w:rPr>
-          <w:t>7</w:t>
-        </w:r>
-        <w:r>
-          <w:rPr>
-            <w:rFonts w:asciiTheme="minorHAnsi" w:hAnsiTheme="minorHAnsi"/>
-            <w:noProof/>
-            <w:webHidden/>
-          </w:rPr>
-          <w:fldChar w:fldCharType="end"/>
-        </w:r>
-      </w:hyperlink>
-    </w:p>
-    <w:p>
-      <w:pPr>
-        <w:pStyle w:val="TOC1"/>
-        <w:tabs>
-          <w:tab w:val="left" w:pos="660"/>
-          <w:tab w:val="right" w:leader="dot" w:pos="9350"/>
-        </w:tabs>
-        <w:rPr>
-          <w:rFonts w:asciiTheme="minorHAnsi" w:eastAsia="SimSun" w:hAnsiTheme="minorHAnsi"/>
-          <w:noProof/>
-          <w:sz w:val="22"/>
-          <w:szCs w:val="22"/>
-          <w:lang w:eastAsia="zh-CN"/>
-        </w:rPr>
-      </w:pPr>
-      <w:hyperlink w:anchor="_Toc332112088" w:history="1">
-        <w:r>
-          <w:rPr>
-            <w:rStyle w:val="Hyperlink"/>
-            <w:rFonts w:asciiTheme="minorHAnsi" w:hAnsiTheme="minorHAnsi"/>
-            <w:smallCaps/>
-            <w:noProof/>
-          </w:rPr>
-          <w:t>4.</w:t>
-        </w:r>
-        <w:r>
-          <w:rPr>
-            <w:rFonts w:asciiTheme="minorHAnsi" w:eastAsia="SimSun" w:hAnsiTheme="minorHAnsi"/>
-            <w:noProof/>
-            <w:sz w:val="22"/>
-            <w:szCs w:val="22"/>
-            <w:lang w:eastAsia="zh-CN"/>
-          </w:rPr>
-          <w:tab/>
-        </w:r>
-        <w:r>
-          <w:rPr>
-            <w:rStyle w:val="Hyperlink"/>
-            <w:rFonts w:asciiTheme="minorHAnsi" w:hAnsiTheme="minorHAnsi"/>
-            <w:smallCaps/>
-            <w:noProof/>
-          </w:rPr>
-          <w:t>Project Overview</w:t>
-        </w:r>
-        <w:r>
-          <w:rPr>
-            <w:rFonts w:asciiTheme="minorHAnsi" w:hAnsiTheme="minorHAnsi"/>
-            <w:noProof/>
-            <w:webHidden/>
-          </w:rPr>
-          <w:tab/>
-        </w:r>
-        <w:r>
-          <w:rPr>
-            <w:rFonts w:asciiTheme="minorHAnsi" w:hAnsiTheme="minorHAnsi"/>
-            <w:noProof/>
-            <w:webHidden/>
-          </w:rPr>
-          <w:fldChar w:fldCharType="begin"/>
-        </w:r>
-        <w:r>
-          <w:rPr>
-            <w:rFonts w:asciiTheme="minorHAnsi" w:hAnsiTheme="minorHAnsi"/>
-            <w:noProof/>
-            <w:webHidden/>
-          </w:rPr>
-          <w:instrText xml:space="preserve"> PAGEREF _Toc332112088 \h </w:instrText>
-        </w:r>
-        <w:r>
-          <w:rPr>
-            <w:rFonts w:asciiTheme="minorHAnsi" w:hAnsiTheme="minorHAnsi"/>
-            <w:noProof/>
-            <w:webHidden/>
-          </w:rPr>
-        </w:r>
-        <w:r>
-          <w:rPr>
-            <w:rFonts w:asciiTheme="minorHAnsi" w:hAnsiTheme="minorHAnsi"/>
-            <w:noProof/>
-            <w:webHidden/>
-          </w:rPr>
-          <w:fldChar w:fldCharType="separate"/>
-        </w:r>
-        <w:r>
-          <w:rPr>
-            <w:rFonts w:asciiTheme="minorHAnsi" w:hAnsiTheme="minorHAnsi"/>
-            <w:noProof/>
-            <w:webHidden/>
-          </w:rPr>
-          <w:t>7</w:t>
-        </w:r>
-        <w:r>
-          <w:rPr>
-            <w:rFonts w:asciiTheme="minorHAnsi" w:hAnsiTheme="minorHAnsi"/>
-            <w:noProof/>
-            <w:webHidden/>
-          </w:rPr>
-          <w:fldChar w:fldCharType="end"/>
-        </w:r>
-      </w:hyperlink>
-    </w:p>
-    <w:p>
-      <w:pPr>
-        <w:pStyle w:val="TOC2"/>
-        <w:tabs>
-          <w:tab w:val="left" w:pos="880"/>
-          <w:tab w:val="right" w:leader="dot" w:pos="9350"/>
-        </w:tabs>
-        <w:rPr>
-          <w:rFonts w:asciiTheme="minorHAnsi" w:eastAsia="SimSun" w:hAnsiTheme="minorHAnsi"/>
-          <w:noProof/>
-          <w:sz w:val="22"/>
-          <w:szCs w:val="22"/>
-          <w:lang w:eastAsia="zh-CN"/>
-        </w:rPr>
-      </w:pPr>
-      <w:hyperlink w:anchor="_Toc332112089" w:history="1">
-        <w:r>
-          <w:rPr>
-            <w:rStyle w:val="Hyperlink"/>
-            <w:rFonts w:asciiTheme="minorHAnsi" w:hAnsiTheme="minorHAnsi"/>
-            <w:noProof/>
-          </w:rPr>
-          <w:t>4.1.</w:t>
-        </w:r>
-        <w:r>
-          <w:rPr>
-            <w:rFonts w:asciiTheme="minorHAnsi" w:eastAsia="SimSun" w:hAnsiTheme="minorHAnsi"/>
-            <w:noProof/>
-            <w:sz w:val="22"/>
-            <w:szCs w:val="22"/>
-            <w:lang w:eastAsia="zh-CN"/>
-          </w:rPr>
-          <w:tab/>
-        </w:r>
-        <w:r>
-          <w:rPr>
-            <w:rStyle w:val="Hyperlink"/>
-            <w:rFonts w:asciiTheme="minorHAnsi" w:hAnsiTheme="minorHAnsi"/>
-            <w:noProof/>
-          </w:rPr>
-          <w:t>Project Description</w:t>
-        </w:r>
-        <w:r>
-          <w:rPr>
-            <w:rFonts w:asciiTheme="minorHAnsi" w:hAnsiTheme="minorHAnsi"/>
-            <w:noProof/>
-            <w:webHidden/>
-          </w:rPr>
-          <w:tab/>
-        </w:r>
-        <w:r>
-          <w:rPr>
-            <w:rFonts w:asciiTheme="minorHAnsi" w:hAnsiTheme="minorHAnsi"/>
-            <w:noProof/>
-            <w:webHidden/>
-          </w:rPr>
-          <w:fldChar w:fldCharType="begin"/>
-        </w:r>
-        <w:r>
-          <w:rPr>
-            <w:rFonts w:asciiTheme="minorHAnsi" w:hAnsiTheme="minorHAnsi"/>
-            <w:noProof/>
-            <w:webHidden/>
-          </w:rPr>
-          <w:instrText xml:space="preserve"> PAGEREF _Toc332112089 \h </w:instrText>
-        </w:r>
-        <w:r>
-          <w:rPr>
-            <w:rFonts w:asciiTheme="minorHAnsi" w:hAnsiTheme="minorHAnsi"/>
-            <w:noProof/>
-            <w:webHidden/>
-          </w:rPr>
-        </w:r>
-        <w:r>
-          <w:rPr>
-            <w:rFonts w:asciiTheme="minorHAnsi" w:hAnsiTheme="minorHAnsi"/>
-            <w:noProof/>
-            <w:webHidden/>
-          </w:rPr>
-          <w:fldChar w:fldCharType="separate"/>
-        </w:r>
-        <w:r>
-          <w:rPr>
-            <w:rFonts w:asciiTheme="minorHAnsi" w:hAnsiTheme="minorHAnsi"/>
-            <w:noProof/>
-            <w:webHidden/>
-          </w:rPr>
-          <w:t>8</w:t>
-        </w:r>
-        <w:r>
-          <w:rPr>
-            <w:rFonts w:asciiTheme="minorHAnsi" w:hAnsiTheme="minorHAnsi"/>
-            <w:noProof/>
-            <w:webHidden/>
-          </w:rPr>
-          <w:fldChar w:fldCharType="end"/>
-        </w:r>
-      </w:hyperlink>
-    </w:p>
-    <w:p>
-      <w:pPr>
-        <w:pStyle w:val="TOC2"/>
-        <w:tabs>
-          <w:tab w:val="left" w:pos="880"/>
-          <w:tab w:val="right" w:leader="dot" w:pos="9350"/>
-        </w:tabs>
-        <w:rPr>
-          <w:rFonts w:asciiTheme="minorHAnsi" w:eastAsia="SimSun" w:hAnsiTheme="minorHAnsi"/>
-          <w:noProof/>
-          <w:sz w:val="22"/>
-          <w:szCs w:val="22"/>
-          <w:lang w:eastAsia="zh-CN"/>
-        </w:rPr>
-      </w:pPr>
-      <w:hyperlink w:anchor="_Toc332112090" w:history="1">
-        <w:r>
-          <w:rPr>
-            <w:rStyle w:val="Hyperlink"/>
-            <w:rFonts w:asciiTheme="minorHAnsi" w:hAnsiTheme="minorHAnsi"/>
-            <w:noProof/>
-          </w:rPr>
-          <w:t>4.2.</w:t>
-        </w:r>
-        <w:r>
-          <w:rPr>
-            <w:rFonts w:asciiTheme="minorHAnsi" w:eastAsia="SimSun" w:hAnsiTheme="minorHAnsi"/>
-            <w:noProof/>
-            <w:sz w:val="22"/>
-            <w:szCs w:val="22"/>
-            <w:lang w:eastAsia="zh-CN"/>
-          </w:rPr>
-          <w:tab/>
-        </w:r>
-        <w:r>
-          <w:rPr>
-            <w:rStyle w:val="Hyperlink"/>
-            <w:rFonts w:asciiTheme="minorHAnsi" w:hAnsiTheme="minorHAnsi"/>
-            <w:noProof/>
-          </w:rPr>
-          <w:t>Goals and Objectives</w:t>
-        </w:r>
-        <w:r>
-          <w:rPr>
-            <w:rFonts w:asciiTheme="minorHAnsi" w:hAnsiTheme="minorHAnsi"/>
-            <w:noProof/>
-            <w:webHidden/>
-          </w:rPr>
-          <w:tab/>
-        </w:r>
-        <w:r>
-          <w:rPr>
-            <w:rFonts w:asciiTheme="minorHAnsi" w:hAnsiTheme="minorHAnsi"/>
-            <w:noProof/>
-            <w:webHidden/>
-          </w:rPr>
-          <w:fldChar w:fldCharType="begin"/>
-        </w:r>
-        <w:r>
-          <w:rPr>
-            <w:rFonts w:asciiTheme="minorHAnsi" w:hAnsiTheme="minorHAnsi"/>
-            <w:noProof/>
-            <w:webHidden/>
-          </w:rPr>
-          <w:instrText xml:space="preserve"> PAGEREF _Toc332112090 \h </w:instrText>
-        </w:r>
-        <w:r>
-          <w:rPr>
-            <w:rFonts w:asciiTheme="minorHAnsi" w:hAnsiTheme="minorHAnsi"/>
-            <w:noProof/>
-            <w:webHidden/>
-          </w:rPr>
-        </w:r>
-        <w:r>
-          <w:rPr>
-            <w:rFonts w:asciiTheme="minorHAnsi" w:hAnsiTheme="minorHAnsi"/>
-            <w:noProof/>
-            <w:webHidden/>
-          </w:rPr>
-          <w:fldChar w:fldCharType="separate"/>
-        </w:r>
-        <w:r>
-          <w:rPr>
-            <w:rFonts w:asciiTheme="minorHAnsi" w:hAnsiTheme="minorHAnsi"/>
-            <w:noProof/>
-            <w:webHidden/>
-          </w:rPr>
-          <w:t>8</w:t>
-        </w:r>
-        <w:r>
-          <w:rPr>
-            <w:rFonts w:asciiTheme="minorHAnsi" w:hAnsiTheme="minorHAnsi"/>
-            <w:noProof/>
-            <w:webHidden/>
-          </w:rPr>
-          <w:fldChar w:fldCharType="end"/>
-        </w:r>
-      </w:hyperlink>
-    </w:p>
-    <w:p>
-      <w:pPr>
-        <w:pStyle w:val="TOC2"/>
-        <w:tabs>
-          <w:tab w:val="left" w:pos="880"/>
-          <w:tab w:val="right" w:leader="dot" w:pos="9350"/>
-        </w:tabs>
-        <w:rPr>
-          <w:rFonts w:asciiTheme="minorHAnsi" w:eastAsia="SimSun" w:hAnsiTheme="minorHAnsi"/>
-          <w:noProof/>
-          <w:sz w:val="22"/>
-          <w:szCs w:val="22"/>
-          <w:lang w:eastAsia="zh-CN"/>
-        </w:rPr>
-      </w:pPr>
-      <w:hyperlink w:anchor="_Toc332112091" w:history="1">
-        <w:r>
-          <w:rPr>
-            <w:rStyle w:val="Hyperlink"/>
-            <w:rFonts w:asciiTheme="minorHAnsi" w:hAnsiTheme="minorHAnsi"/>
-            <w:noProof/>
-          </w:rPr>
-          <w:t>4.3.</w:t>
-        </w:r>
-        <w:r>
-          <w:rPr>
-            <w:rFonts w:asciiTheme="minorHAnsi" w:eastAsia="SimSun" w:hAnsiTheme="minorHAnsi"/>
-            <w:noProof/>
-            <w:sz w:val="22"/>
-            <w:szCs w:val="22"/>
-            <w:lang w:eastAsia="zh-CN"/>
-          </w:rPr>
-          <w:tab/>
-        </w:r>
-        <w:r>
-          <w:rPr>
-            <w:rStyle w:val="Hyperlink"/>
-            <w:rFonts w:asciiTheme="minorHAnsi" w:hAnsiTheme="minorHAnsi"/>
-            <w:noProof/>
-          </w:rPr>
-          <w:t>Project Performance</w:t>
-        </w:r>
-        <w:r>
-          <w:rPr>
-            <w:rFonts w:asciiTheme="minorHAnsi" w:hAnsiTheme="minorHAnsi"/>
-            <w:noProof/>
-            <w:webHidden/>
-          </w:rPr>
-          <w:tab/>
-        </w:r>
-        <w:r>
-          <w:rPr>
-            <w:rFonts w:asciiTheme="minorHAnsi" w:hAnsiTheme="minorHAnsi"/>
-            <w:noProof/>
-            <w:webHidden/>
-          </w:rPr>
-          <w:fldChar w:fldCharType="begin"/>
-        </w:r>
-        <w:r>
-          <w:rPr>
-            <w:rFonts w:asciiTheme="minorHAnsi" w:hAnsiTheme="minorHAnsi"/>
-            <w:noProof/>
-            <w:webHidden/>
-          </w:rPr>
-          <w:instrText xml:space="preserve"> PAGEREF _Toc332112091 \h </w:instrText>
-        </w:r>
-        <w:r>
-          <w:rPr>
-            <w:rFonts w:asciiTheme="minorHAnsi" w:hAnsiTheme="minorHAnsi"/>
-            <w:noProof/>
-            <w:webHidden/>
-          </w:rPr>
-        </w:r>
-        <w:r>
-          <w:rPr>
-            <w:rFonts w:asciiTheme="minorHAnsi" w:hAnsiTheme="minorHAnsi"/>
-            <w:noProof/>
-            <w:webHidden/>
-          </w:rPr>
-          <w:fldChar w:fldCharType="separate"/>
-        </w:r>
-        <w:r>
-          <w:rPr>
-            <w:rFonts w:asciiTheme="minorHAnsi" w:hAnsiTheme="minorHAnsi"/>
-            <w:noProof/>
-            <w:webHidden/>
-          </w:rPr>
-          <w:t>9</w:t>
-        </w:r>
-        <w:r>
-          <w:rPr>
-            <w:rFonts w:asciiTheme="minorHAnsi" w:hAnsiTheme="minorHAnsi"/>
-            <w:noProof/>
-            <w:webHidden/>
-          </w:rPr>
-          <w:fldChar w:fldCharType="end"/>
-        </w:r>
-      </w:hyperlink>
-    </w:p>
-    <w:p>
-      <w:pPr>
-        <w:pStyle w:val="TOC2"/>
-        <w:tabs>
-          <w:tab w:val="left" w:pos="880"/>
-          <w:tab w:val="right" w:leader="dot" w:pos="9350"/>
-        </w:tabs>
-        <w:rPr>
-          <w:rFonts w:asciiTheme="minorHAnsi" w:eastAsia="SimSun" w:hAnsiTheme="minorHAnsi"/>
-          <w:noProof/>
-          <w:sz w:val="22"/>
-          <w:szCs w:val="22"/>
-          <w:lang w:eastAsia="zh-CN"/>
-        </w:rPr>
-      </w:pPr>
-      <w:hyperlink w:anchor="_Toc332112092" w:history="1">
-        <w:r>
-          <w:rPr>
-            <w:rStyle w:val="Hyperlink"/>
-            <w:rFonts w:asciiTheme="minorHAnsi" w:hAnsiTheme="minorHAnsi"/>
-            <w:noProof/>
-          </w:rPr>
-          <w:t>4.4.</w:t>
-        </w:r>
-        <w:r>
-          <w:rPr>
-            <w:rFonts w:asciiTheme="minorHAnsi" w:eastAsia="SimSun" w:hAnsiTheme="minorHAnsi"/>
-            <w:noProof/>
-            <w:sz w:val="22"/>
-            <w:szCs w:val="22"/>
-            <w:lang w:eastAsia="zh-CN"/>
-          </w:rPr>
-          <w:tab/>
-        </w:r>
-        <w:r>
-          <w:rPr>
-            <w:rStyle w:val="Hyperlink"/>
-            <w:rFonts w:asciiTheme="minorHAnsi" w:hAnsiTheme="minorHAnsi"/>
-            <w:noProof/>
-          </w:rPr>
-          <w:t>Project Assumptions</w:t>
-        </w:r>
-        <w:r>
-          <w:rPr>
-            <w:rFonts w:asciiTheme="minorHAnsi" w:hAnsiTheme="minorHAnsi"/>
-            <w:noProof/>
-            <w:webHidden/>
-          </w:rPr>
-          <w:tab/>
-        </w:r>
-        <w:r>
-          <w:rPr>
-            <w:rFonts w:asciiTheme="minorHAnsi" w:hAnsiTheme="minorHAnsi"/>
-            <w:noProof/>
-            <w:webHidden/>
-          </w:rPr>
-          <w:fldChar w:fldCharType="begin"/>
-        </w:r>
-        <w:r>
-          <w:rPr>
-            <w:rFonts w:asciiTheme="minorHAnsi" w:hAnsiTheme="minorHAnsi"/>
-            <w:noProof/>
-            <w:webHidden/>
-          </w:rPr>
-          <w:instrText xml:space="preserve"> PAGEREF _Toc332112092 \h </w:instrText>
-        </w:r>
-        <w:r>
-          <w:rPr>
-            <w:rFonts w:asciiTheme="minorHAnsi" w:hAnsiTheme="minorHAnsi"/>
-            <w:noProof/>
-            <w:webHidden/>
-          </w:rPr>
-        </w:r>
-        <w:r>
-          <w:rPr>
-            <w:rFonts w:asciiTheme="minorHAnsi" w:hAnsiTheme="minorHAnsi"/>
-            <w:noProof/>
-            <w:webHidden/>
-          </w:rPr>
-          <w:fldChar w:fldCharType="separate"/>
-        </w:r>
-        <w:r>
-          <w:rPr>
-            <w:rFonts w:asciiTheme="minorHAnsi" w:hAnsiTheme="minorHAnsi"/>
-            <w:noProof/>
-            <w:webHidden/>
-          </w:rPr>
-          <w:t>9</w:t>
-        </w:r>
-        <w:r>
-          <w:rPr>
-            <w:rFonts w:asciiTheme="minorHAnsi" w:hAnsiTheme="minorHAnsi"/>
-            <w:noProof/>
-            <w:webHidden/>
-          </w:rPr>
-          <w:fldChar w:fldCharType="end"/>
-        </w:r>
-      </w:hyperlink>
-    </w:p>
-    <w:p>
-      <w:pPr>
-        <w:pStyle w:val="TOC2"/>
-        <w:tabs>
-          <w:tab w:val="left" w:pos="880"/>
-          <w:tab w:val="right" w:leader="dot" w:pos="9350"/>
-        </w:tabs>
-        <w:rPr>
-          <w:rFonts w:asciiTheme="minorHAnsi" w:eastAsia="SimSun" w:hAnsiTheme="minorHAnsi"/>
-          <w:noProof/>
-          <w:sz w:val="22"/>
-          <w:szCs w:val="22"/>
-          <w:lang w:eastAsia="zh-CN"/>
-        </w:rPr>
-      </w:pPr>
-      <w:hyperlink w:anchor="_Toc332112093" w:history="1">
-        <w:r>
-          <w:rPr>
-            <w:rStyle w:val="Hyperlink"/>
-            <w:rFonts w:asciiTheme="minorHAnsi" w:hAnsiTheme="minorHAnsi"/>
-            <w:noProof/>
-          </w:rPr>
-          <w:t>4.5.</w:t>
-        </w:r>
-        <w:r>
-          <w:rPr>
-            <w:rFonts w:asciiTheme="minorHAnsi" w:eastAsia="SimSun" w:hAnsiTheme="minorHAnsi"/>
-            <w:noProof/>
-            <w:sz w:val="22"/>
-            <w:szCs w:val="22"/>
-            <w:lang w:eastAsia="zh-CN"/>
-          </w:rPr>
-          <w:tab/>
-        </w:r>
-        <w:r>
-          <w:rPr>
-            <w:rStyle w:val="Hyperlink"/>
-            <w:rFonts w:asciiTheme="minorHAnsi" w:hAnsiTheme="minorHAnsi"/>
-            <w:noProof/>
-          </w:rPr>
-          <w:t>Project Constraints</w:t>
-        </w:r>
-        <w:r>
-          <w:rPr>
-            <w:rFonts w:asciiTheme="minorHAnsi" w:hAnsiTheme="minorHAnsi"/>
-            <w:noProof/>
-            <w:webHidden/>
-          </w:rPr>
-          <w:tab/>
-        </w:r>
-        <w:r>
-          <w:rPr>
-            <w:rFonts w:asciiTheme="minorHAnsi" w:hAnsiTheme="minorHAnsi"/>
-            <w:noProof/>
-            <w:webHidden/>
-          </w:rPr>
-          <w:fldChar w:fldCharType="begin"/>
-        </w:r>
-        <w:r>
-          <w:rPr>
-            <w:rFonts w:asciiTheme="minorHAnsi" w:hAnsiTheme="minorHAnsi"/>
-            <w:noProof/>
-            <w:webHidden/>
-          </w:rPr>
-          <w:instrText xml:space="preserve"> PAGEREF _Toc332112093 \h </w:instrText>
-        </w:r>
-        <w:r>
-          <w:rPr>
-            <w:rFonts w:asciiTheme="minorHAnsi" w:hAnsiTheme="minorHAnsi"/>
-            <w:noProof/>
-            <w:webHidden/>
-          </w:rPr>
-        </w:r>
-        <w:r>
-          <w:rPr>
-            <w:rFonts w:asciiTheme="minorHAnsi" w:hAnsiTheme="minorHAnsi"/>
-            <w:noProof/>
-            <w:webHidden/>
-          </w:rPr>
-          <w:fldChar w:fldCharType="separate"/>
-        </w:r>
-        <w:r>
-          <w:rPr>
-            <w:rFonts w:asciiTheme="minorHAnsi" w:hAnsiTheme="minorHAnsi"/>
-            <w:noProof/>
-            <w:webHidden/>
-          </w:rPr>
-          <w:t>10</w:t>
-        </w:r>
-        <w:r>
-          <w:rPr>
-            <w:rFonts w:asciiTheme="minorHAnsi" w:hAnsiTheme="minorHAnsi"/>
-            <w:noProof/>
-            <w:webHidden/>
-          </w:rPr>
-          <w:fldChar w:fldCharType="end"/>
-        </w:r>
-      </w:hyperlink>
-    </w:p>
-    <w:p>
-      <w:pPr>
-        <w:pStyle w:val="TOC2"/>
-        <w:tabs>
-          <w:tab w:val="left" w:pos="880"/>
-          <w:tab w:val="right" w:leader="dot" w:pos="9350"/>
-        </w:tabs>
-        <w:rPr>
-          <w:rFonts w:asciiTheme="minorHAnsi" w:eastAsia="SimSun" w:hAnsiTheme="minorHAnsi"/>
-          <w:noProof/>
-          <w:sz w:val="22"/>
-          <w:szCs w:val="22"/>
-          <w:lang w:eastAsia="zh-CN"/>
-        </w:rPr>
-      </w:pPr>
-      <w:hyperlink w:anchor="_Toc332112094" w:history="1">
-        <w:r>
-          <w:rPr>
-            <w:rStyle w:val="Hyperlink"/>
-            <w:rFonts w:asciiTheme="minorHAnsi" w:hAnsiTheme="minorHAnsi"/>
-            <w:noProof/>
-          </w:rPr>
-          <w:t>4.6.</w:t>
-        </w:r>
-        <w:r>
-          <w:rPr>
-            <w:rFonts w:asciiTheme="minorHAnsi" w:eastAsia="SimSun" w:hAnsiTheme="minorHAnsi"/>
-            <w:noProof/>
-            <w:sz w:val="22"/>
-            <w:szCs w:val="22"/>
-            <w:lang w:eastAsia="zh-CN"/>
-          </w:rPr>
-          <w:tab/>
-        </w:r>
-        <w:r>
-          <w:rPr>
-            <w:rStyle w:val="Hyperlink"/>
-            <w:rFonts w:asciiTheme="minorHAnsi" w:hAnsiTheme="minorHAnsi"/>
-            <w:noProof/>
-          </w:rPr>
-          <w:t>Major Project Milestones</w:t>
-        </w:r>
-        <w:r>
-          <w:rPr>
-            <w:rFonts w:asciiTheme="minorHAnsi" w:hAnsiTheme="minorHAnsi"/>
-            <w:noProof/>
-            <w:webHidden/>
-          </w:rPr>
-          <w:tab/>
-        </w:r>
-        <w:r>
-          <w:rPr>
-            <w:rFonts w:asciiTheme="minorHAnsi" w:hAnsiTheme="minorHAnsi"/>
-            <w:noProof/>
-            <w:webHidden/>
-          </w:rPr>
-          <w:fldChar w:fldCharType="begin"/>
-        </w:r>
-        <w:r>
-          <w:rPr>
-            <w:rFonts w:asciiTheme="minorHAnsi" w:hAnsiTheme="minorHAnsi"/>
-            <w:noProof/>
-            <w:webHidden/>
-          </w:rPr>
-          <w:instrText xml:space="preserve"> PAGEREF _Toc332112094 \h </w:instrText>
-        </w:r>
-        <w:r>
-          <w:rPr>
-            <w:rFonts w:asciiTheme="minorHAnsi" w:hAnsiTheme="minorHAnsi"/>
-            <w:noProof/>
-            <w:webHidden/>
-          </w:rPr>
-        </w:r>
-        <w:r>
-          <w:rPr>
-            <w:rFonts w:asciiTheme="minorHAnsi" w:hAnsiTheme="minorHAnsi"/>
-            <w:noProof/>
-            <w:webHidden/>
-          </w:rPr>
-          <w:fldChar w:fldCharType="separate"/>
-        </w:r>
-        <w:r>
-          <w:rPr>
-            <w:rFonts w:asciiTheme="minorHAnsi" w:hAnsiTheme="minorHAnsi"/>
-            <w:noProof/>
-            <w:webHidden/>
-          </w:rPr>
-          <w:t>10</w:t>
-        </w:r>
-        <w:r>
-          <w:rPr>
-            <w:rFonts w:asciiTheme="minorHAnsi" w:hAnsiTheme="minorHAnsi"/>
-            <w:noProof/>
-            <w:webHidden/>
-          </w:rPr>
-          <w:fldChar w:fldCharType="end"/>
-        </w:r>
-      </w:hyperlink>
-    </w:p>
-    <w:p>
-      <w:pPr>
-        <w:pStyle w:val="TOC1"/>
-        <w:tabs>
-          <w:tab w:val="left" w:pos="660"/>
-          <w:tab w:val="right" w:leader="dot" w:pos="9350"/>
-        </w:tabs>
-        <w:rPr>
-          <w:rFonts w:asciiTheme="minorHAnsi" w:eastAsia="SimSun" w:hAnsiTheme="minorHAnsi"/>
-          <w:noProof/>
-          <w:sz w:val="22"/>
-          <w:szCs w:val="22"/>
-          <w:lang w:eastAsia="zh-CN"/>
-        </w:rPr>
-      </w:pPr>
-      <w:hyperlink w:anchor="_Toc332112095" w:history="1">
-        <w:r>
-          <w:rPr>
-            <w:rStyle w:val="Hyperlink"/>
-            <w:rFonts w:asciiTheme="minorHAnsi" w:hAnsiTheme="minorHAnsi"/>
-            <w:smallCaps/>
-            <w:noProof/>
-          </w:rPr>
-          <w:t>5.</w:t>
-        </w:r>
-        <w:r>
-          <w:rPr>
-            <w:rFonts w:asciiTheme="minorHAnsi" w:eastAsia="SimSun" w:hAnsiTheme="minorHAnsi"/>
-            <w:noProof/>
-            <w:sz w:val="22"/>
-            <w:szCs w:val="22"/>
-            <w:lang w:eastAsia="zh-CN"/>
-          </w:rPr>
-          <w:tab/>
-        </w:r>
-        <w:r>
-          <w:rPr>
-            <w:rStyle w:val="Hyperlink"/>
-            <w:rFonts w:asciiTheme="minorHAnsi" w:hAnsiTheme="minorHAnsi"/>
-            <w:smallCaps/>
-            <w:noProof/>
-          </w:rPr>
-          <w:t>Strategic Alignment</w:t>
-        </w:r>
-        <w:r>
-          <w:rPr>
-            <w:rFonts w:asciiTheme="minorHAnsi" w:hAnsiTheme="minorHAnsi"/>
-            <w:noProof/>
-            <w:webHidden/>
-          </w:rPr>
-          <w:tab/>
-        </w:r>
-        <w:r>
-          <w:rPr>
-            <w:rFonts w:asciiTheme="minorHAnsi" w:hAnsiTheme="minorHAnsi"/>
-            <w:noProof/>
-            <w:webHidden/>
-          </w:rPr>
-          <w:fldChar w:fldCharType="begin"/>
-        </w:r>
-        <w:r>
-          <w:rPr>
-            <w:rFonts w:asciiTheme="minorHAnsi" w:hAnsiTheme="minorHAnsi"/>
-            <w:noProof/>
-            <w:webHidden/>
-          </w:rPr>
-          <w:instrText xml:space="preserve"> PAGEREF _Toc332112095 \h </w:instrText>
-        </w:r>
-        <w:r>
-          <w:rPr>
-            <w:rFonts w:asciiTheme="minorHAnsi" w:hAnsiTheme="minorHAnsi"/>
-            <w:noProof/>
-            <w:webHidden/>
-          </w:rPr>
-        </w:r>
-        <w:r>
-          <w:rPr>
-            <w:rFonts w:asciiTheme="minorHAnsi" w:hAnsiTheme="minorHAnsi"/>
-            <w:noProof/>
-            <w:webHidden/>
-          </w:rPr>
-          <w:fldChar w:fldCharType="separate"/>
-        </w:r>
-        <w:r>
-          <w:rPr>
-            <w:rFonts w:asciiTheme="minorHAnsi" w:hAnsiTheme="minorHAnsi"/>
-            <w:noProof/>
-            <w:webHidden/>
-          </w:rPr>
-          <w:t>11</w:t>
-        </w:r>
-        <w:r>
-          <w:rPr>
-            <w:rFonts w:asciiTheme="minorHAnsi" w:hAnsiTheme="minorHAnsi"/>
-            <w:noProof/>
-            <w:webHidden/>
-          </w:rPr>
-          <w:fldChar w:fldCharType="end"/>
-        </w:r>
-      </w:hyperlink>
-    </w:p>
-    <w:p>
-      <w:pPr>
-        <w:pStyle w:val="TOC1"/>
-        <w:tabs>
-          <w:tab w:val="left" w:pos="660"/>
-          <w:tab w:val="right" w:leader="dot" w:pos="9350"/>
-        </w:tabs>
-        <w:rPr>
-          <w:rFonts w:asciiTheme="minorHAnsi" w:eastAsia="SimSun" w:hAnsiTheme="minorHAnsi"/>
-          <w:noProof/>
-          <w:sz w:val="22"/>
-          <w:szCs w:val="22"/>
-          <w:lang w:eastAsia="zh-CN"/>
-        </w:rPr>
-      </w:pPr>
-      <w:hyperlink w:anchor="_Toc332112096" w:history="1">
-        <w:r>
-          <w:rPr>
-            <w:rStyle w:val="Hyperlink"/>
-            <w:rFonts w:asciiTheme="minorHAnsi" w:hAnsiTheme="minorHAnsi"/>
-            <w:smallCaps/>
-            <w:noProof/>
-          </w:rPr>
-          <w:t>6.</w:t>
-        </w:r>
-        <w:r>
-          <w:rPr>
-            <w:rFonts w:asciiTheme="minorHAnsi" w:eastAsia="SimSun" w:hAnsiTheme="minorHAnsi"/>
-            <w:noProof/>
-            <w:sz w:val="22"/>
-            <w:szCs w:val="22"/>
-            <w:lang w:eastAsia="zh-CN"/>
-          </w:rPr>
-          <w:tab/>
-        </w:r>
-        <w:r>
-          <w:rPr>
-            <w:rStyle w:val="Hyperlink"/>
-            <w:rFonts w:asciiTheme="minorHAnsi" w:hAnsiTheme="minorHAnsi"/>
-            <w:smallCaps/>
-            <w:noProof/>
-          </w:rPr>
-          <w:t>Cost Benefit Analysis</w:t>
-        </w:r>
-        <w:r>
-          <w:rPr>
-            <w:rFonts w:asciiTheme="minorHAnsi" w:hAnsiTheme="minorHAnsi"/>
-            <w:noProof/>
-            <w:webHidden/>
-          </w:rPr>
-          <w:tab/>
-        </w:r>
-        <w:r>
-          <w:rPr>
-            <w:rFonts w:asciiTheme="minorHAnsi" w:hAnsiTheme="minorHAnsi"/>
-            <w:noProof/>
-            <w:webHidden/>
-          </w:rPr>
-          <w:fldChar w:fldCharType="begin"/>
-        </w:r>
-        <w:r>
-          <w:rPr>
-            <w:rFonts w:asciiTheme="minorHAnsi" w:hAnsiTheme="minorHAnsi"/>
-            <w:noProof/>
-            <w:webHidden/>
-          </w:rPr>
-          <w:instrText xml:space="preserve"> PAGEREF _Toc332112096 \h </w:instrText>
-        </w:r>
-        <w:r>
-          <w:rPr>
-            <w:rFonts w:asciiTheme="minorHAnsi" w:hAnsiTheme="minorHAnsi"/>
-            <w:noProof/>
-            <w:webHidden/>
-          </w:rPr>
-        </w:r>
-        <w:r>
-          <w:rPr>
-            <w:rFonts w:asciiTheme="minorHAnsi" w:hAnsiTheme="minorHAnsi"/>
-            <w:noProof/>
-            <w:webHidden/>
-          </w:rPr>
-          <w:fldChar w:fldCharType="separate"/>
-        </w:r>
-        <w:r>
-          <w:rPr>
-            <w:rFonts w:asciiTheme="minorHAnsi" w:hAnsiTheme="minorHAnsi"/>
-            <w:noProof/>
-            <w:webHidden/>
-          </w:rPr>
-          <w:t>11</w:t>
-        </w:r>
-        <w:r>
-          <w:rPr>
-            <w:rFonts w:asciiTheme="minorHAnsi" w:hAnsiTheme="minorHAnsi"/>
-            <w:noProof/>
-            <w:webHidden/>
-          </w:rPr>
-          <w:fldChar w:fldCharType="end"/>
-        </w:r>
-      </w:hyperlink>
-    </w:p>
-    <w:p>
-      <w:pPr>
-        <w:pStyle w:val="TOC1"/>
-        <w:tabs>
-          <w:tab w:val="left" w:pos="660"/>
-          <w:tab w:val="right" w:leader="dot" w:pos="9350"/>
-        </w:tabs>
-        <w:rPr>
-          <w:rFonts w:asciiTheme="minorHAnsi" w:eastAsia="SimSun" w:hAnsiTheme="minorHAnsi"/>
-          <w:noProof/>
-          <w:sz w:val="22"/>
-          <w:szCs w:val="22"/>
-          <w:lang w:eastAsia="zh-CN"/>
-        </w:rPr>
-      </w:pPr>
-      <w:hyperlink w:anchor="_Toc332112097" w:history="1">
-        <w:r>
-          <w:rPr>
-            <w:rStyle w:val="Hyperlink"/>
-            <w:rFonts w:asciiTheme="minorHAnsi" w:hAnsiTheme="minorHAnsi"/>
-            <w:smallCaps/>
-            <w:noProof/>
-          </w:rPr>
-          <w:t>7.</w:t>
-        </w:r>
-        <w:r>
-          <w:rPr>
-            <w:rFonts w:asciiTheme="minorHAnsi" w:eastAsia="SimSun" w:hAnsiTheme="minorHAnsi"/>
-            <w:noProof/>
-            <w:sz w:val="22"/>
-            <w:szCs w:val="22"/>
-            <w:lang w:eastAsia="zh-CN"/>
-          </w:rPr>
-          <w:tab/>
-        </w:r>
-        <w:r>
-          <w:rPr>
-            <w:rStyle w:val="Hyperlink"/>
-            <w:rFonts w:asciiTheme="minorHAnsi" w:hAnsiTheme="minorHAnsi"/>
-            <w:smallCaps/>
-            <w:noProof/>
-          </w:rPr>
-          <w:t>Alternatives Analysis</w:t>
-        </w:r>
-        <w:r>
-          <w:rPr>
-            <w:rFonts w:asciiTheme="minorHAnsi" w:hAnsiTheme="minorHAnsi"/>
-            <w:noProof/>
-            <w:webHidden/>
-          </w:rPr>
-          <w:tab/>
-        </w:r>
-        <w:r>
-          <w:rPr>
-            <w:rFonts w:asciiTheme="minorHAnsi" w:hAnsiTheme="minorHAnsi"/>
-            <w:noProof/>
-            <w:webHidden/>
-          </w:rPr>
-          <w:fldChar w:fldCharType="begin"/>
-        </w:r>
-        <w:r>
-          <w:rPr>
-            <w:rFonts w:asciiTheme="minorHAnsi" w:hAnsiTheme="minorHAnsi"/>
-            <w:noProof/>
-            <w:webHidden/>
-          </w:rPr>
-          <w:instrText xml:space="preserve"> PAGEREF _Toc332112097 \h </w:instrText>
-        </w:r>
-        <w:r>
-          <w:rPr>
-            <w:rFonts w:asciiTheme="minorHAnsi" w:hAnsiTheme="minorHAnsi"/>
-            <w:noProof/>
-            <w:webHidden/>
-          </w:rPr>
-        </w:r>
-        <w:r>
-          <w:rPr>
-            <w:rFonts w:asciiTheme="minorHAnsi" w:hAnsiTheme="minorHAnsi"/>
-            <w:noProof/>
-            <w:webHidden/>
-          </w:rPr>
-          <w:fldChar w:fldCharType="separate"/>
-        </w:r>
-        <w:r>
-          <w:rPr>
-            <w:rFonts w:asciiTheme="minorHAnsi" w:hAnsiTheme="minorHAnsi"/>
-            <w:noProof/>
-            <w:webHidden/>
-          </w:rPr>
-          <w:t>13</w:t>
-        </w:r>
-        <w:r>
-          <w:rPr>
-            <w:rFonts w:asciiTheme="minorHAnsi" w:hAnsiTheme="minorHAnsi"/>
-            <w:noProof/>
-            <w:webHidden/>
-          </w:rPr>
-          <w:fldChar w:fldCharType="end"/>
-        </w:r>
-      </w:hyperlink>
-    </w:p>
-    <w:p>
-      <w:pPr>
-        <w:pStyle w:val="TOC1"/>
-        <w:tabs>
-          <w:tab w:val="left" w:pos="660"/>
-          <w:tab w:val="right" w:leader="dot" w:pos="9350"/>
-        </w:tabs>
-        <w:rPr>
-          <w:rFonts w:asciiTheme="minorHAnsi" w:eastAsia="SimSun" w:hAnsiTheme="minorHAnsi"/>
-          <w:noProof/>
-          <w:sz w:val="22"/>
-          <w:szCs w:val="22"/>
-          <w:lang w:eastAsia="zh-CN"/>
-        </w:rPr>
-      </w:pPr>
-      <w:hyperlink w:anchor="_Toc332112098" w:history="1">
-        <w:r>
-          <w:rPr>
-            <w:rStyle w:val="Hyperlink"/>
-            <w:rFonts w:asciiTheme="minorHAnsi" w:hAnsiTheme="minorHAnsi"/>
-            <w:smallCaps/>
-            <w:noProof/>
-          </w:rPr>
-          <w:t>8.</w:t>
-        </w:r>
-        <w:r>
-          <w:rPr>
-            <w:rFonts w:asciiTheme="minorHAnsi" w:eastAsia="SimSun" w:hAnsiTheme="minorHAnsi"/>
-            <w:noProof/>
-            <w:sz w:val="22"/>
-            <w:szCs w:val="22"/>
-            <w:lang w:eastAsia="zh-CN"/>
-          </w:rPr>
-          <w:tab/>
-        </w:r>
-        <w:r>
-          <w:rPr>
-            <w:rStyle w:val="Hyperlink"/>
-            <w:rFonts w:asciiTheme="minorHAnsi" w:hAnsiTheme="minorHAnsi"/>
-            <w:smallCaps/>
-            <w:noProof/>
-          </w:rPr>
-          <w:t>Approvals</w:t>
-        </w:r>
-        <w:r>
-          <w:rPr>
-            <w:rFonts w:asciiTheme="minorHAnsi" w:hAnsiTheme="minorHAnsi"/>
-            <w:noProof/>
-            <w:webHidden/>
-          </w:rPr>
-          <w:tab/>
-        </w:r>
-        <w:r>
-          <w:rPr>
-            <w:rFonts w:asciiTheme="minorHAnsi" w:hAnsiTheme="minorHAnsi"/>
-            <w:noProof/>
-            <w:webHidden/>
-          </w:rPr>
-          <w:fldChar w:fldCharType="begin"/>
-        </w:r>
-        <w:r>
-          <w:rPr>
-            <w:rFonts w:asciiTheme="minorHAnsi" w:hAnsiTheme="minorHAnsi"/>
-            <w:noProof/>
-            <w:webHidden/>
-          </w:rPr>
-          <w:instrText xml:space="preserve"> PAGEREF _Toc332112098 \h </w:instrText>
-        </w:r>
-        <w:r>
-          <w:rPr>
-            <w:rFonts w:asciiTheme="minorHAnsi" w:hAnsiTheme="minorHAnsi"/>
-            <w:noProof/>
-            <w:webHidden/>
-          </w:rPr>
-        </w:r>
-        <w:r>
-          <w:rPr>
-            <w:rFonts w:asciiTheme="minorHAnsi" w:hAnsiTheme="minorHAnsi"/>
-            <w:noProof/>
-            <w:webHidden/>
-          </w:rPr>
-          <w:fldChar w:fldCharType="separate"/>
-        </w:r>
-        <w:r>
-          <w:rPr>
-            <w:rFonts w:asciiTheme="minorHAnsi" w:hAnsiTheme="minorHAnsi"/>
-            <w:noProof/>
-            <w:webHidden/>
-          </w:rPr>
-          <w:t>13</w:t>
-        </w:r>
-        <w:r>
-          <w:rPr>
-            <w:rFonts w:asciiTheme="minorHAnsi" w:hAnsiTheme="minorHAnsi"/>
             <w:noProof/>
             <w:webHidden/>
           </w:rPr>
@@ -2482,7 +1296,7 @@
         </w:rPr>
         <w:br w:type="page"/>
       </w:r>
-      <w:bookmarkStart w:id="0" w:name="_Toc332112078"/>
+      <w:bookmarkStart w:id="0" w:name="_Toc224909757"/>
       <w:r>
         <w:rPr>
           <w:rFonts w:asciiTheme="minorHAnsi" w:hAnsiTheme="minorHAnsi"/>
@@ -2535,7 +1349,7 @@
           <w:szCs w:val="24"/>
         </w:rPr>
       </w:pPr>
-      <w:bookmarkStart w:id="1" w:name="_Toc332112079"/>
+      <w:bookmarkStart w:id="1" w:name="_Toc224909758"/>
       <w:r>
         <w:rPr>
           <w:rFonts w:asciiTheme="minorHAnsi" w:hAnsiTheme="minorHAnsi"/>
@@ -2589,7 +1403,7 @@
           <w:szCs w:val="24"/>
         </w:rPr>
       </w:pPr>
-      <w:bookmarkStart w:id="2" w:name="_Toc332112080"/>
+      <w:bookmarkStart w:id="2" w:name="_Toc224909759"/>
       <w:r>
         <w:rPr>
           <w:rFonts w:asciiTheme="minorHAnsi" w:hAnsiTheme="minorHAnsi"/>
@@ -2631,7 +1445,7 @@
           <w:szCs w:val="24"/>
         </w:rPr>
       </w:pPr>
-      <w:bookmarkStart w:id="3" w:name="_Toc332112082"/>
+      <w:bookmarkStart w:id="3" w:name="_Toc224909760"/>
       <w:r>
         <w:rPr>
           <w:rFonts w:asciiTheme="minorHAnsi" w:hAnsiTheme="minorHAnsi"/>
@@ -2686,7 +1500,7 @@
           <w:szCs w:val="28"/>
         </w:rPr>
       </w:pPr>
-      <w:bookmarkStart w:id="4" w:name="_Toc332112083"/>
+      <w:bookmarkStart w:id="4" w:name="_Toc224909761"/>
       <w:r>
         <w:rPr>
           <w:rFonts w:asciiTheme="minorHAnsi" w:hAnsiTheme="minorHAnsi"/>
@@ -3026,6 +1840,71 @@
               <w:rPr>
                 <w:rFonts w:asciiTheme="minorHAnsi" w:hAnsiTheme="minorHAnsi"/>
               </w:rPr>
+              <w:t>Jackson Rosco</w:t>
+            </w:r>
+          </w:p>
+        </w:tc>
+      </w:tr>
+      <w:tr>
+        <w:trPr>
+          <w:cantSplit/>
+        </w:trPr>
+        <w:tc>
+          <w:tcPr>
+            <w:tcW w:w="2340" w:type="dxa"/>
+            <w:vAlign w:val="center"/>
+          </w:tcPr>
+          <w:p>
+            <w:pPr>
+              <w:pStyle w:val="TableText"/>
+              <w:rPr>
+                <w:rFonts w:asciiTheme="minorHAnsi" w:hAnsiTheme="minorHAnsi"/>
+              </w:rPr>
+            </w:pPr>
+            <w:r>
+              <w:rPr>
+                <w:rFonts w:asciiTheme="minorHAnsi" w:hAnsiTheme="minorHAnsi"/>
+              </w:rPr>
+              <w:t>Programmer</w:t>
+            </w:r>
+          </w:p>
+        </w:tc>
+        <w:tc>
+          <w:tcPr>
+            <w:tcW w:w="3420" w:type="dxa"/>
+            <w:vAlign w:val="center"/>
+          </w:tcPr>
+          <w:p>
+            <w:pPr>
+              <w:pStyle w:val="TableText"/>
+              <w:rPr>
+                <w:rFonts w:asciiTheme="minorHAnsi" w:hAnsiTheme="minorHAnsi"/>
+              </w:rPr>
+            </w:pPr>
+            <w:r>
+              <w:rPr>
+                <w:rFonts w:asciiTheme="minorHAnsi" w:hAnsiTheme="minorHAnsi"/>
+              </w:rPr>
+              <w:t>Completes project requirements</w:t>
+            </w:r>
+          </w:p>
+        </w:tc>
+        <w:tc>
+          <w:tcPr>
+            <w:tcW w:w="3060" w:type="dxa"/>
+            <w:vAlign w:val="center"/>
+          </w:tcPr>
+          <w:p>
+            <w:pPr>
+              <w:pStyle w:val="TableText"/>
+              <w:rPr>
+                <w:rFonts w:asciiTheme="minorHAnsi" w:hAnsiTheme="minorHAnsi"/>
+              </w:rPr>
+            </w:pPr>
+            <w:r>
+              <w:rPr>
+                <w:rFonts w:asciiTheme="minorHAnsi" w:hAnsiTheme="minorHAnsi"/>
+              </w:rPr>
               <w:t>Daemon Lewis</w:t>
             </w:r>
           </w:p>
@@ -3051,6 +1930,7 @@
               <w:rPr>
                 <w:rFonts w:asciiTheme="minorHAnsi" w:hAnsiTheme="minorHAnsi"/>
               </w:rPr>
+              <w:lastRenderedPageBreak/>
               <w:t>Programmer</w:t>
             </w:r>
           </w:p>
@@ -3114,7 +1994,7 @@
           <w:szCs w:val="28"/>
         </w:rPr>
       </w:pPr>
-      <w:bookmarkStart w:id="6" w:name="_Toc332112088"/>
+      <w:bookmarkStart w:id="6" w:name="_Toc224909762"/>
       <w:r>
         <w:rPr>
           <w:rFonts w:asciiTheme="minorHAnsi" w:hAnsiTheme="minorHAnsi"/>
@@ -3122,7 +2002,6 @@
           <w:sz w:val="28"/>
           <w:szCs w:val="28"/>
         </w:rPr>
-        <w:lastRenderedPageBreak/>
         <w:t>Project Overview</w:t>
       </w:r>
       <w:bookmarkEnd w:id="6"/>
@@ -3149,7 +2028,7 @@
         </w:rPr>
       </w:pPr>
       <w:bookmarkStart w:id="7" w:name="_Toc261333355"/>
-      <w:bookmarkStart w:id="8" w:name="_Toc332112089"/>
+      <w:bookmarkStart w:id="8" w:name="_Toc224909763"/>
       <w:r>
         <w:rPr>
           <w:rFonts w:asciiTheme="minorHAnsi" w:hAnsiTheme="minorHAnsi"/>
@@ -3204,7 +2083,7 @@
           <w:szCs w:val="24"/>
         </w:rPr>
       </w:pPr>
-      <w:bookmarkStart w:id="9" w:name="_Toc332112090"/>
+      <w:bookmarkStart w:id="9" w:name="_Toc224909764"/>
       <w:r>
         <w:rPr>
           <w:rFonts w:asciiTheme="minorHAnsi" w:hAnsiTheme="minorHAnsi"/>
@@ -3273,7 +2152,6 @@
           <w:szCs w:val="24"/>
         </w:rPr>
       </w:pPr>
-      <w:bookmarkStart w:id="10" w:name="_Toc332112092"/>
     </w:p>
     <w:p>
       <w:pPr>
@@ -3289,6 +2167,7 @@
           <w:szCs w:val="24"/>
         </w:rPr>
       </w:pPr>
+      <w:bookmarkStart w:id="10" w:name="_Toc224909765"/>
       <w:r>
         <w:rPr>
           <w:rFonts w:asciiTheme="minorHAnsi" w:hAnsiTheme="minorHAnsi"/>
@@ -3464,7 +2343,7 @@
           <w:szCs w:val="28"/>
         </w:rPr>
       </w:pPr>
-      <w:bookmarkStart w:id="11" w:name="_Toc332112095"/>
+      <w:bookmarkStart w:id="11" w:name="_Toc224909766"/>
       <w:r>
         <w:rPr>
           <w:rFonts w:asciiTheme="minorHAnsi" w:hAnsiTheme="minorHAnsi"/>
@@ -3472,7 +2351,6 @@
           <w:sz w:val="28"/>
           <w:szCs w:val="28"/>
         </w:rPr>
-        <w:lastRenderedPageBreak/>
         <w:t>Strategic Alignment</w:t>
       </w:r>
       <w:bookmarkEnd w:id="11"/>
@@ -3741,7 +2619,7 @@
           <w:szCs w:val="28"/>
         </w:rPr>
       </w:pPr>
-      <w:bookmarkStart w:id="12" w:name="_Toc332112096"/>
+      <w:bookmarkStart w:id="12" w:name="_Toc224909767"/>
       <w:r>
         <w:rPr>
           <w:rFonts w:asciiTheme="minorHAnsi" w:hAnsiTheme="minorHAnsi"/>
@@ -3751,7 +2629,6 @@
         </w:rPr>
         <w:t>Cost Benefit Analysis</w:t>
       </w:r>
-      <w:bookmarkEnd w:id="12"/>
       <w:r>
         <w:rPr>
           <w:rFonts w:asciiTheme="minorHAnsi" w:hAnsiTheme="minorHAnsi"/>
@@ -3761,6 +2638,7 @@
         </w:rPr>
         <w:t xml:space="preserve"> / Alternatives Analysis</w:t>
       </w:r>
+      <w:bookmarkEnd w:id="12"/>
     </w:p>
     <w:p>
       <w:pPr>
@@ -3800,8 +2678,8 @@
       </w:r>
     </w:p>
     <w:sectPr>
-      <w:headerReference w:type="default" r:id="rId8"/>
-      <w:footerReference w:type="default" r:id="rId9"/>
+      <w:headerReference w:type="default" r:id="rId7"/>
+      <w:footerReference w:type="default" r:id="rId8"/>
       <w:pgSz w:w="12240" w:h="15840"/>
       <w:pgMar w:top="2601" w:right="1440" w:bottom="1440" w:left="1440" w:header="720" w:footer="720" w:gutter="0"/>
       <w:cols w:space="720"/>
@@ -5893,6 +4771,7 @@
   <w:style w:type="character" w:default="1" w:styleId="DefaultParagraphFont">
     <w:name w:val="Default Paragraph Font"/>
     <w:uiPriority w:val="1"/>
+    <w:semiHidden/>
     <w:unhideWhenUsed/>
   </w:style>
   <w:style w:type="table" w:default="1" w:styleId="TableNormal">

--- a/doc/Business Case.docx
+++ b/doc/Business Case.docx
@@ -30,6 +30,7 @@
           <w:smallCaps/>
           <w:sz w:val="36"/>
           <w:szCs w:val="36"/>
+          <w:lang w:val="en-CA"/>
         </w:rPr>
       </w:pPr>
       <w:r>
@@ -38,9 +39,22 @@
           <w:smallCaps/>
           <w:sz w:val="36"/>
           <w:szCs w:val="36"/>
+          <w:lang w:val="en-CA"/>
         </w:rPr>
         <w:t>Business Case</w:t>
       </w:r>
+    </w:p>
+    <w:p>
+      <w:pPr>
+        <w:jc w:val="center"/>
+        <w:rPr>
+          <w:b/>
+          <w:smallCaps/>
+          <w:sz w:val="36"/>
+          <w:szCs w:val="36"/>
+          <w:lang w:val="en-CA"/>
+        </w:rPr>
+      </w:pPr>
     </w:p>
     <w:p>
       <w:pPr>
@@ -50,6 +64,7 @@
           <w:smallCaps/>
           <w:sz w:val="28"/>
           <w:szCs w:val="28"/>
+          <w:lang w:val="en-CA"/>
         </w:rPr>
       </w:pPr>
       <w:r>
@@ -58,6 +73,7 @@
           <w:smallCaps/>
           <w:sz w:val="28"/>
           <w:szCs w:val="28"/>
+          <w:lang w:val="en-CA"/>
         </w:rPr>
         <w:t>Data Warehousing Project</w:t>
       </w:r>
@@ -70,19 +86,19 @@
           <w:smallCaps/>
           <w:sz w:val="28"/>
           <w:szCs w:val="28"/>
-        </w:rPr>
-      </w:pPr>
-    </w:p>
-    <w:p>
-      <w:pPr>
-        <w:jc w:val="center"/>
+          <w:lang w:val="en-CA"/>
+        </w:rPr>
+      </w:pPr>
+      <w:r>
         <w:rPr>
           <w:b/>
           <w:smallCaps/>
           <w:sz w:val="28"/>
           <w:szCs w:val="28"/>
-        </w:rPr>
-      </w:pPr>
+          <w:lang w:val="en-CA"/>
+        </w:rPr>
+        <w:t>Data Warehousing Team</w:t>
+      </w:r>
     </w:p>
     <w:p>
       <w:pPr>
@@ -92,19 +108,30 @@
           <w:smallCaps/>
           <w:sz w:val="28"/>
           <w:szCs w:val="28"/>
-        </w:rPr>
-      </w:pPr>
-    </w:p>
-    <w:p>
-      <w:pPr>
-        <w:jc w:val="center"/>
+          <w:lang w:val="en-CA"/>
+        </w:rPr>
+      </w:pPr>
+      <w:r>
+        <w:rPr>
+          <w:b/>
+          <w:bCs/>
+          <w:smallCaps/>
+          <w:sz w:val="28"/>
+          <w:szCs w:val="28"/>
+          <w:lang w:val="en-CA"/>
+        </w:rPr>
+        <w:t>Organization:</w:t>
+      </w:r>
+      <w:r>
         <w:rPr>
           <w:b/>
           <w:smallCaps/>
           <w:sz w:val="28"/>
           <w:szCs w:val="28"/>
-        </w:rPr>
-      </w:pPr>
+          <w:lang w:val="en-CA"/>
+        </w:rPr>
+        <w:t xml:space="preserve"> Okanagan College</w:t>
+      </w:r>
     </w:p>
     <w:p>
       <w:pPr>
@@ -114,16 +141,29 @@
           <w:smallCaps/>
           <w:sz w:val="28"/>
           <w:szCs w:val="28"/>
-        </w:rPr>
-      </w:pPr>
+          <w:lang w:val="en-CA"/>
+        </w:rPr>
+      </w:pPr>
+      <w:r>
+        <w:rPr>
+          <w:b/>
+          <w:bCs/>
+          <w:smallCaps/>
+          <w:sz w:val="28"/>
+          <w:szCs w:val="28"/>
+          <w:lang w:val="en-CA"/>
+        </w:rPr>
+        <w:t>Course:</w:t>
+      </w:r>
       <w:r>
         <w:rPr>
           <w:b/>
           <w:smallCaps/>
           <w:sz w:val="28"/>
           <w:szCs w:val="28"/>
-        </w:rPr>
-        <w:t>Data Warehousing Team</w:t>
+          <w:lang w:val="en-CA"/>
+        </w:rPr>
+        <w:t xml:space="preserve"> COSC471</w:t>
       </w:r>
     </w:p>
     <w:p>
@@ -134,19 +174,30 @@
           <w:smallCaps/>
           <w:sz w:val="28"/>
           <w:szCs w:val="28"/>
-        </w:rPr>
-      </w:pPr>
-    </w:p>
-    <w:p>
-      <w:pPr>
-        <w:jc w:val="center"/>
+          <w:lang w:val="en-CA"/>
+        </w:rPr>
+      </w:pPr>
+      <w:r>
+        <w:rPr>
+          <w:b/>
+          <w:bCs/>
+          <w:smallCaps/>
+          <w:sz w:val="28"/>
+          <w:szCs w:val="28"/>
+          <w:lang w:val="en-CA"/>
+        </w:rPr>
+        <w:t>Team Members:</w:t>
+      </w:r>
+      <w:r>
         <w:rPr>
           <w:b/>
           <w:smallCaps/>
           <w:sz w:val="28"/>
           <w:szCs w:val="28"/>
-        </w:rPr>
-      </w:pPr>
+          <w:lang w:val="en-CA"/>
+        </w:rPr>
+        <w:t xml:space="preserve"> Alex Anthony, John Cortez, Daemon Lewis, Hayden Nikkel, Jackson Rosco</w:t>
+      </w:r>
     </w:p>
     <w:p>
       <w:pPr>
@@ -156,36 +207,74 @@
           <w:smallCaps/>
           <w:sz w:val="28"/>
           <w:szCs w:val="28"/>
-        </w:rPr>
-      </w:pPr>
+          <w:lang w:val="en-CA"/>
+        </w:rPr>
+      </w:pPr>
+      <w:r>
+        <w:rPr>
+          <w:b/>
+          <w:bCs/>
+          <w:smallCaps/>
+          <w:sz w:val="28"/>
+          <w:szCs w:val="28"/>
+          <w:lang w:val="en-CA"/>
+        </w:rPr>
+        <w:t>Year:</w:t>
+      </w:r>
       <w:r>
         <w:rPr>
           <w:b/>
           <w:smallCaps/>
           <w:sz w:val="28"/>
           <w:szCs w:val="28"/>
-        </w:rPr>
-        <w:t>February 11</w:t>
-      </w:r>
-      <w:r>
+          <w:lang w:val="en-CA"/>
+        </w:rPr>
+        <w:t xml:space="preserve"> 2026</w:t>
+      </w:r>
+    </w:p>
+    <w:p>
+      <w:pPr>
+        <w:jc w:val="center"/>
         <w:rPr>
           <w:b/>
           <w:smallCaps/>
           <w:sz w:val="28"/>
           <w:szCs w:val="28"/>
-          <w:vertAlign w:val="superscript"/>
-        </w:rPr>
-        <w:t>th</w:t>
-      </w:r>
-      <w:r>
+        </w:rPr>
+      </w:pPr>
+    </w:p>
+    <w:p>
+      <w:pPr>
+        <w:jc w:val="center"/>
         <w:rPr>
           <w:b/>
           <w:smallCaps/>
           <w:sz w:val="28"/>
           <w:szCs w:val="28"/>
         </w:rPr>
-        <w:t>, 2026</w:t>
-      </w:r>
+      </w:pPr>
+    </w:p>
+    <w:p>
+      <w:pPr>
+        <w:jc w:val="center"/>
+        <w:rPr>
+          <w:b/>
+          <w:smallCaps/>
+          <w:sz w:val="28"/>
+          <w:szCs w:val="28"/>
+        </w:rPr>
+      </w:pPr>
+    </w:p>
+    <w:p>
+      <w:pPr>
+        <w:jc w:val="center"/>
+        <w:rPr>
+          <w:b/>
+          <w:smallCaps/>
+          <w:sz w:val="28"/>
+          <w:szCs w:val="28"/>
+        </w:rPr>
+      </w:pPr>
     </w:p>
     <w:p>
       <w:r>
@@ -4771,7 +4860,6 @@
   <w:style w:type="character" w:default="1" w:styleId="DefaultParagraphFont">
     <w:name w:val="Default Paragraph Font"/>
     <w:uiPriority w:val="1"/>
-    <w:semiHidden/>
     <w:unhideWhenUsed/>
   </w:style>
   <w:style w:type="table" w:default="1" w:styleId="TableNormal">
@@ -4957,6 +5045,48 @@
       <w:ind w:left="720"/>
       <w:contextualSpacing/>
     </w:pPr>
+  </w:style>
+  <w:style w:type="paragraph" w:styleId="Subtitle">
+    <w:name w:val="Subtitle"/>
+    <w:basedOn w:val="Normal"/>
+    <w:next w:val="Normal"/>
+    <w:link w:val="SubtitleChar"/>
+    <w:uiPriority w:val="11"/>
+    <w:qFormat/>
+    <w:rsid w:val="00783930"/>
+    <w:pPr>
+      <w:numPr>
+        <w:ilvl w:val="1"/>
+      </w:numPr>
+      <w:spacing w:after="160" w:line="259" w:lineRule="auto"/>
+    </w:pPr>
+    <w:rPr>
+      <w:rFonts w:eastAsiaTheme="majorEastAsia" w:cstheme="majorBidi"/>
+      <w:color w:val="595959" w:themeColor="text1" w:themeTint="A6"/>
+      <w:spacing w:val="15"/>
+      <w:kern w:val="2"/>
+      <w:sz w:val="28"/>
+      <w:szCs w:val="28"/>
+      <w:lang w:val="en-CA"/>
+      <w14:ligatures w14:val="standardContextual"/>
+    </w:rPr>
+  </w:style>
+  <w:style w:type="character" w:customStyle="1" w:styleId="SubtitleChar">
+    <w:name w:val="Subtitle Char"/>
+    <w:basedOn w:val="DefaultParagraphFont"/>
+    <w:link w:val="Subtitle"/>
+    <w:uiPriority w:val="11"/>
+    <w:rsid w:val="00783930"/>
+    <w:rPr>
+      <w:rFonts w:eastAsiaTheme="majorEastAsia" w:cstheme="majorBidi"/>
+      <w:color w:val="595959" w:themeColor="text1" w:themeTint="A6"/>
+      <w:spacing w:val="15"/>
+      <w:kern w:val="2"/>
+      <w:sz w:val="28"/>
+      <w:szCs w:val="28"/>
+      <w:lang w:val="en-CA"/>
+      <w14:ligatures w14:val="standardContextual"/>
+    </w:rPr>
   </w:style>
 </w:styles>
 </file>

--- a/doc/Business Case.docx
+++ b/doc/Business Case.docx
@@ -281,1087 +281,1089 @@
         <w:br w:type="page"/>
       </w:r>
     </w:p>
-    <w:p/>
-    <w:p>
-      <w:pPr>
-        <w:rPr>
+    <w:sdt>
+      <w:sdtPr>
+        <w:id w:val="490983791"/>
+        <w:docPartObj>
+          <w:docPartGallery w:val="Table of Contents"/>
+          <w:docPartUnique/>
+        </w:docPartObj>
+      </w:sdtPr>
+      <w:sdtEndPr>
+        <w:rPr>
+          <w:rFonts w:asciiTheme="minorHAnsi" w:eastAsiaTheme="minorHAnsi" w:hAnsiTheme="minorHAnsi" w:cstheme="minorBidi"/>
           <w:b/>
-          <w:smallCaps/>
-          <w:sz w:val="28"/>
-          <w:szCs w:val="28"/>
-        </w:rPr>
-      </w:pPr>
-      <w:r>
-        <w:rPr>
-          <w:b/>
-          <w:smallCaps/>
-          <w:sz w:val="28"/>
-          <w:szCs w:val="28"/>
-        </w:rPr>
-        <w:t>Table of Contents</w:t>
-      </w:r>
-    </w:p>
-    <w:p>
-      <w:pPr>
-        <w:pStyle w:val="TOC1"/>
-        <w:tabs>
-          <w:tab w:val="left" w:pos="480"/>
-          <w:tab w:val="right" w:leader="dot" w:pos="9350"/>
-        </w:tabs>
-        <w:rPr>
-          <w:rFonts w:asciiTheme="minorHAnsi" w:eastAsiaTheme="minorEastAsia" w:hAnsiTheme="minorHAnsi" w:cstheme="minorBidi"/>
+          <w:bCs/>
           <w:noProof/>
-          <w:kern w:val="2"/>
-          <w:szCs w:val="24"/>
-          <w:lang w:val="en-CA" w:eastAsia="en-CA"/>
-          <w14:ligatures w14:val="standardContextual"/>
-        </w:rPr>
-      </w:pPr>
-      <w:r>
-        <w:rPr>
-          <w:rFonts w:asciiTheme="minorHAnsi" w:hAnsiTheme="minorHAnsi"/>
-        </w:rPr>
-        <w:fldChar w:fldCharType="begin"/>
-      </w:r>
-      <w:r>
-        <w:rPr>
-          <w:rFonts w:asciiTheme="minorHAnsi" w:hAnsiTheme="minorHAnsi"/>
-        </w:rPr>
-        <w:instrText xml:space="preserve"> TOC \o "1-3" \h \z \u </w:instrText>
-      </w:r>
-      <w:r>
-        <w:rPr>
-          <w:rFonts w:asciiTheme="minorHAnsi" w:hAnsiTheme="minorHAnsi"/>
-        </w:rPr>
-        <w:fldChar w:fldCharType="separate"/>
-      </w:r>
-      <w:hyperlink w:anchor="_Toc224909757" w:history="1">
-        <w:r>
-          <w:rPr>
-            <w:rStyle w:val="Hyperlink"/>
-            <w:smallCaps/>
-            <w:noProof/>
-          </w:rPr>
-          <w:t>1.</w:t>
-        </w:r>
-        <w:r>
-          <w:rPr>
-            <w:rFonts w:asciiTheme="minorHAnsi" w:eastAsiaTheme="minorEastAsia" w:hAnsiTheme="minorHAnsi" w:cstheme="minorBidi"/>
-            <w:noProof/>
-            <w:kern w:val="2"/>
-            <w:szCs w:val="24"/>
-            <w:lang w:val="en-CA" w:eastAsia="en-CA"/>
-            <w14:ligatures w14:val="standardContextual"/>
-          </w:rPr>
-          <w:tab/>
-        </w:r>
-        <w:r>
-          <w:rPr>
-            <w:rStyle w:val="Hyperlink"/>
-            <w:smallCaps/>
-            <w:noProof/>
-          </w:rPr>
-          <w:t>Executive Summary</w:t>
-        </w:r>
-        <w:r>
-          <w:rPr>
-            <w:noProof/>
-            <w:webHidden/>
-          </w:rPr>
-          <w:tab/>
-        </w:r>
-        <w:r>
-          <w:rPr>
-            <w:noProof/>
-            <w:webHidden/>
-          </w:rPr>
-          <w:fldChar w:fldCharType="begin"/>
-        </w:r>
-        <w:r>
-          <w:rPr>
-            <w:noProof/>
-            <w:webHidden/>
-          </w:rPr>
-          <w:instrText xml:space="preserve"> PAGEREF _Toc224909757 \h </w:instrText>
-        </w:r>
-        <w:r>
-          <w:rPr>
-            <w:noProof/>
-            <w:webHidden/>
-          </w:rPr>
-        </w:r>
-        <w:r>
-          <w:rPr>
-            <w:noProof/>
-            <w:webHidden/>
-          </w:rPr>
-          <w:fldChar w:fldCharType="separate"/>
-        </w:r>
-        <w:r>
-          <w:rPr>
-            <w:noProof/>
-            <w:webHidden/>
-          </w:rPr>
-          <w:t>3</w:t>
-        </w:r>
-        <w:r>
-          <w:rPr>
-            <w:noProof/>
-            <w:webHidden/>
-          </w:rPr>
-          <w:fldChar w:fldCharType="end"/>
-        </w:r>
-      </w:hyperlink>
-    </w:p>
-    <w:p>
-      <w:pPr>
-        <w:pStyle w:val="TOC2"/>
-        <w:tabs>
-          <w:tab w:val="left" w:pos="960"/>
-          <w:tab w:val="right" w:leader="dot" w:pos="9350"/>
-        </w:tabs>
-        <w:rPr>
-          <w:rFonts w:asciiTheme="minorHAnsi" w:eastAsiaTheme="minorEastAsia" w:hAnsiTheme="minorHAnsi" w:cstheme="minorBidi"/>
-          <w:noProof/>
-          <w:kern w:val="2"/>
+          <w:color w:val="auto"/>
           <w:sz w:val="24"/>
           <w:szCs w:val="24"/>
-          <w:lang w:val="en-CA" w:eastAsia="en-CA"/>
-          <w14:ligatures w14:val="standardContextual"/>
-        </w:rPr>
-      </w:pPr>
-      <w:hyperlink w:anchor="_Toc224909758" w:history="1">
-        <w:r>
-          <w:rPr>
-            <w:rStyle w:val="Hyperlink"/>
-            <w:noProof/>
-          </w:rPr>
-          <w:t>1.1.</w:t>
-        </w:r>
-        <w:r>
-          <w:rPr>
-            <w:rFonts w:asciiTheme="minorHAnsi" w:eastAsiaTheme="minorEastAsia" w:hAnsiTheme="minorHAnsi" w:cstheme="minorBidi"/>
-            <w:noProof/>
-            <w:kern w:val="2"/>
-            <w:sz w:val="24"/>
-            <w:szCs w:val="24"/>
-            <w:lang w:val="en-CA" w:eastAsia="en-CA"/>
-            <w14:ligatures w14:val="standardContextual"/>
-          </w:rPr>
-          <w:tab/>
-        </w:r>
-        <w:r>
-          <w:rPr>
-            <w:rStyle w:val="Hyperlink"/>
-            <w:noProof/>
-          </w:rPr>
-          <w:t>Issue</w:t>
-        </w:r>
-        <w:r>
-          <w:rPr>
-            <w:noProof/>
-            <w:webHidden/>
-          </w:rPr>
-          <w:tab/>
-        </w:r>
-        <w:r>
-          <w:rPr>
-            <w:noProof/>
-            <w:webHidden/>
-          </w:rPr>
-          <w:fldChar w:fldCharType="begin"/>
-        </w:r>
-        <w:r>
-          <w:rPr>
-            <w:noProof/>
-            <w:webHidden/>
-          </w:rPr>
-          <w:instrText xml:space="preserve"> PAGEREF _Toc224909758 \h </w:instrText>
-        </w:r>
-        <w:r>
-          <w:rPr>
-            <w:noProof/>
-            <w:webHidden/>
-          </w:rPr>
-        </w:r>
-        <w:r>
-          <w:rPr>
-            <w:noProof/>
-            <w:webHidden/>
-          </w:rPr>
-          <w:fldChar w:fldCharType="separate"/>
-        </w:r>
-        <w:r>
-          <w:rPr>
-            <w:noProof/>
-            <w:webHidden/>
-          </w:rPr>
-          <w:t>3</w:t>
-        </w:r>
-        <w:r>
-          <w:rPr>
-            <w:noProof/>
-            <w:webHidden/>
-          </w:rPr>
-          <w:fldChar w:fldCharType="end"/>
-        </w:r>
-      </w:hyperlink>
-    </w:p>
-    <w:p>
-      <w:pPr>
-        <w:pStyle w:val="TOC2"/>
-        <w:tabs>
-          <w:tab w:val="left" w:pos="960"/>
-          <w:tab w:val="right" w:leader="dot" w:pos="9350"/>
-        </w:tabs>
-        <w:rPr>
-          <w:rFonts w:asciiTheme="minorHAnsi" w:eastAsiaTheme="minorEastAsia" w:hAnsiTheme="minorHAnsi" w:cstheme="minorBidi"/>
-          <w:noProof/>
-          <w:kern w:val="2"/>
-          <w:sz w:val="24"/>
-          <w:szCs w:val="24"/>
-          <w:lang w:val="en-CA" w:eastAsia="en-CA"/>
-          <w14:ligatures w14:val="standardContextual"/>
-        </w:rPr>
-      </w:pPr>
-      <w:hyperlink w:anchor="_Toc224909759" w:history="1">
-        <w:r>
-          <w:rPr>
-            <w:rStyle w:val="Hyperlink"/>
-            <w:noProof/>
-          </w:rPr>
-          <w:t>1.2.</w:t>
-        </w:r>
-        <w:r>
-          <w:rPr>
-            <w:rFonts w:asciiTheme="minorHAnsi" w:eastAsiaTheme="minorEastAsia" w:hAnsiTheme="minorHAnsi" w:cstheme="minorBidi"/>
-            <w:noProof/>
-            <w:kern w:val="2"/>
-            <w:sz w:val="24"/>
-            <w:szCs w:val="24"/>
-            <w:lang w:val="en-CA" w:eastAsia="en-CA"/>
-            <w14:ligatures w14:val="standardContextual"/>
-          </w:rPr>
-          <w:tab/>
-        </w:r>
-        <w:r>
-          <w:rPr>
-            <w:rStyle w:val="Hyperlink"/>
-            <w:noProof/>
-          </w:rPr>
-          <w:t>Anticipated Outcomes</w:t>
-        </w:r>
-        <w:r>
-          <w:rPr>
-            <w:noProof/>
-            <w:webHidden/>
-          </w:rPr>
-          <w:tab/>
-        </w:r>
-        <w:r>
-          <w:rPr>
-            <w:noProof/>
-            <w:webHidden/>
-          </w:rPr>
-          <w:fldChar w:fldCharType="begin"/>
-        </w:r>
-        <w:r>
-          <w:rPr>
-            <w:noProof/>
-            <w:webHidden/>
-          </w:rPr>
-          <w:instrText xml:space="preserve"> PAGEREF _Toc224909759 \h </w:instrText>
-        </w:r>
-        <w:r>
-          <w:rPr>
-            <w:noProof/>
-            <w:webHidden/>
-          </w:rPr>
-        </w:r>
-        <w:r>
-          <w:rPr>
-            <w:noProof/>
-            <w:webHidden/>
-          </w:rPr>
-          <w:fldChar w:fldCharType="separate"/>
-        </w:r>
-        <w:r>
-          <w:rPr>
-            <w:noProof/>
-            <w:webHidden/>
-          </w:rPr>
-          <w:t>3</w:t>
-        </w:r>
-        <w:r>
-          <w:rPr>
-            <w:noProof/>
-            <w:webHidden/>
-          </w:rPr>
-          <w:fldChar w:fldCharType="end"/>
-        </w:r>
-      </w:hyperlink>
-    </w:p>
-    <w:p>
-      <w:pPr>
-        <w:pStyle w:val="TOC2"/>
-        <w:tabs>
-          <w:tab w:val="left" w:pos="960"/>
-          <w:tab w:val="right" w:leader="dot" w:pos="9350"/>
-        </w:tabs>
-        <w:rPr>
-          <w:rFonts w:asciiTheme="minorHAnsi" w:eastAsiaTheme="minorEastAsia" w:hAnsiTheme="minorHAnsi" w:cstheme="minorBidi"/>
-          <w:noProof/>
-          <w:kern w:val="2"/>
-          <w:sz w:val="24"/>
-          <w:szCs w:val="24"/>
-          <w:lang w:val="en-CA" w:eastAsia="en-CA"/>
-          <w14:ligatures w14:val="standardContextual"/>
-        </w:rPr>
-      </w:pPr>
-      <w:hyperlink w:anchor="_Toc224909760" w:history="1">
-        <w:r>
-          <w:rPr>
-            <w:rStyle w:val="Hyperlink"/>
-            <w:noProof/>
-          </w:rPr>
-          <w:t>1.3.</w:t>
-        </w:r>
-        <w:r>
-          <w:rPr>
-            <w:rFonts w:asciiTheme="minorHAnsi" w:eastAsiaTheme="minorEastAsia" w:hAnsiTheme="minorHAnsi" w:cstheme="minorBidi"/>
-            <w:noProof/>
-            <w:kern w:val="2"/>
-            <w:sz w:val="24"/>
-            <w:szCs w:val="24"/>
-            <w:lang w:val="en-CA" w:eastAsia="en-CA"/>
-            <w14:ligatures w14:val="standardContextual"/>
-          </w:rPr>
-          <w:tab/>
-        </w:r>
-        <w:r>
-          <w:rPr>
-            <w:rStyle w:val="Hyperlink"/>
-            <w:noProof/>
-          </w:rPr>
-          <w:t>Justification</w:t>
-        </w:r>
-        <w:r>
-          <w:rPr>
-            <w:noProof/>
-            <w:webHidden/>
-          </w:rPr>
-          <w:tab/>
-        </w:r>
-        <w:r>
-          <w:rPr>
-            <w:noProof/>
-            <w:webHidden/>
-          </w:rPr>
-          <w:fldChar w:fldCharType="begin"/>
-        </w:r>
-        <w:r>
-          <w:rPr>
-            <w:noProof/>
-            <w:webHidden/>
-          </w:rPr>
-          <w:instrText xml:space="preserve"> PAGEREF _Toc224909760 \h </w:instrText>
-        </w:r>
-        <w:r>
-          <w:rPr>
-            <w:noProof/>
-            <w:webHidden/>
-          </w:rPr>
-        </w:r>
-        <w:r>
-          <w:rPr>
-            <w:noProof/>
-            <w:webHidden/>
-          </w:rPr>
-          <w:fldChar w:fldCharType="separate"/>
-        </w:r>
-        <w:r>
-          <w:rPr>
-            <w:noProof/>
-            <w:webHidden/>
-          </w:rPr>
-          <w:t>3</w:t>
-        </w:r>
-        <w:r>
-          <w:rPr>
-            <w:noProof/>
-            <w:webHidden/>
-          </w:rPr>
-          <w:fldChar w:fldCharType="end"/>
-        </w:r>
-      </w:hyperlink>
-    </w:p>
-    <w:p>
-      <w:pPr>
-        <w:pStyle w:val="TOC1"/>
-        <w:tabs>
-          <w:tab w:val="left" w:pos="480"/>
-          <w:tab w:val="right" w:leader="dot" w:pos="9350"/>
-        </w:tabs>
-        <w:rPr>
-          <w:rFonts w:asciiTheme="minorHAnsi" w:eastAsiaTheme="minorEastAsia" w:hAnsiTheme="minorHAnsi" w:cstheme="minorBidi"/>
-          <w:noProof/>
-          <w:kern w:val="2"/>
-          <w:szCs w:val="24"/>
-          <w:lang w:val="en-CA" w:eastAsia="en-CA"/>
-          <w14:ligatures w14:val="standardContextual"/>
-        </w:rPr>
-      </w:pPr>
-      <w:hyperlink w:anchor="_Toc224909761" w:history="1">
-        <w:r>
-          <w:rPr>
-            <w:rStyle w:val="Hyperlink"/>
-            <w:smallCaps/>
-            <w:noProof/>
-          </w:rPr>
-          <w:t>2.</w:t>
-        </w:r>
-        <w:r>
-          <w:rPr>
-            <w:rFonts w:asciiTheme="minorHAnsi" w:eastAsiaTheme="minorEastAsia" w:hAnsiTheme="minorHAnsi" w:cstheme="minorBidi"/>
-            <w:noProof/>
-            <w:kern w:val="2"/>
-            <w:szCs w:val="24"/>
-            <w:lang w:val="en-CA" w:eastAsia="en-CA"/>
-            <w14:ligatures w14:val="standardContextual"/>
-          </w:rPr>
-          <w:tab/>
-        </w:r>
-        <w:r>
-          <w:rPr>
-            <w:rStyle w:val="Hyperlink"/>
-            <w:smallCaps/>
-            <w:noProof/>
-          </w:rPr>
-          <w:t>Business Case Analysis Team</w:t>
-        </w:r>
-        <w:r>
-          <w:rPr>
-            <w:noProof/>
-            <w:webHidden/>
-          </w:rPr>
-          <w:tab/>
-        </w:r>
-        <w:r>
-          <w:rPr>
-            <w:noProof/>
-            <w:webHidden/>
-          </w:rPr>
-          <w:fldChar w:fldCharType="begin"/>
-        </w:r>
-        <w:r>
-          <w:rPr>
-            <w:noProof/>
-            <w:webHidden/>
-          </w:rPr>
-          <w:instrText xml:space="preserve"> PAGEREF _Toc224909761 \h </w:instrText>
-        </w:r>
-        <w:r>
-          <w:rPr>
-            <w:noProof/>
-            <w:webHidden/>
-          </w:rPr>
-        </w:r>
-        <w:r>
-          <w:rPr>
-            <w:noProof/>
-            <w:webHidden/>
-          </w:rPr>
-          <w:fldChar w:fldCharType="separate"/>
-        </w:r>
-        <w:r>
-          <w:rPr>
-            <w:noProof/>
-            <w:webHidden/>
-          </w:rPr>
-          <w:t>3</w:t>
-        </w:r>
-        <w:r>
-          <w:rPr>
-            <w:noProof/>
-            <w:webHidden/>
-          </w:rPr>
-          <w:fldChar w:fldCharType="end"/>
-        </w:r>
-      </w:hyperlink>
-    </w:p>
-    <w:p>
-      <w:pPr>
-        <w:pStyle w:val="TOC1"/>
-        <w:tabs>
-          <w:tab w:val="left" w:pos="480"/>
-          <w:tab w:val="right" w:leader="dot" w:pos="9350"/>
-        </w:tabs>
-        <w:rPr>
-          <w:rFonts w:asciiTheme="minorHAnsi" w:eastAsiaTheme="minorEastAsia" w:hAnsiTheme="minorHAnsi" w:cstheme="minorBidi"/>
-          <w:noProof/>
-          <w:kern w:val="2"/>
-          <w:szCs w:val="24"/>
-          <w:lang w:val="en-CA" w:eastAsia="en-CA"/>
-          <w14:ligatures w14:val="standardContextual"/>
-        </w:rPr>
-      </w:pPr>
-      <w:hyperlink w:anchor="_Toc224909762" w:history="1">
-        <w:r>
-          <w:rPr>
-            <w:rStyle w:val="Hyperlink"/>
-            <w:smallCaps/>
-            <w:noProof/>
-          </w:rPr>
-          <w:t>3.</w:t>
-        </w:r>
-        <w:r>
-          <w:rPr>
-            <w:rFonts w:asciiTheme="minorHAnsi" w:eastAsiaTheme="minorEastAsia" w:hAnsiTheme="minorHAnsi" w:cstheme="minorBidi"/>
-            <w:noProof/>
-            <w:kern w:val="2"/>
-            <w:szCs w:val="24"/>
-            <w:lang w:val="en-CA" w:eastAsia="en-CA"/>
-            <w14:ligatures w14:val="standardContextual"/>
-          </w:rPr>
-          <w:tab/>
-        </w:r>
-        <w:r>
-          <w:rPr>
-            <w:rStyle w:val="Hyperlink"/>
-            <w:smallCaps/>
-            <w:noProof/>
-          </w:rPr>
-          <w:t>Project Overview</w:t>
-        </w:r>
-        <w:r>
-          <w:rPr>
-            <w:noProof/>
-            <w:webHidden/>
-          </w:rPr>
-          <w:tab/>
-        </w:r>
-        <w:r>
-          <w:rPr>
-            <w:noProof/>
-            <w:webHidden/>
-          </w:rPr>
-          <w:fldChar w:fldCharType="begin"/>
-        </w:r>
-        <w:r>
-          <w:rPr>
-            <w:noProof/>
-            <w:webHidden/>
-          </w:rPr>
-          <w:instrText xml:space="preserve"> PAGEREF _Toc224909762 \h </w:instrText>
-        </w:r>
-        <w:r>
-          <w:rPr>
-            <w:noProof/>
-            <w:webHidden/>
-          </w:rPr>
-        </w:r>
-        <w:r>
-          <w:rPr>
-            <w:noProof/>
-            <w:webHidden/>
-          </w:rPr>
-          <w:fldChar w:fldCharType="separate"/>
-        </w:r>
-        <w:r>
-          <w:rPr>
-            <w:noProof/>
-            <w:webHidden/>
-          </w:rPr>
-          <w:t>4</w:t>
-        </w:r>
-        <w:r>
-          <w:rPr>
-            <w:noProof/>
-            <w:webHidden/>
-          </w:rPr>
-          <w:fldChar w:fldCharType="end"/>
-        </w:r>
-      </w:hyperlink>
-    </w:p>
-    <w:p>
-      <w:pPr>
-        <w:pStyle w:val="TOC2"/>
-        <w:tabs>
-          <w:tab w:val="left" w:pos="960"/>
-          <w:tab w:val="right" w:leader="dot" w:pos="9350"/>
-        </w:tabs>
-        <w:rPr>
-          <w:rFonts w:asciiTheme="minorHAnsi" w:eastAsiaTheme="minorEastAsia" w:hAnsiTheme="minorHAnsi" w:cstheme="minorBidi"/>
-          <w:noProof/>
-          <w:kern w:val="2"/>
-          <w:sz w:val="24"/>
-          <w:szCs w:val="24"/>
-          <w:lang w:val="en-CA" w:eastAsia="en-CA"/>
-          <w14:ligatures w14:val="standardContextual"/>
-        </w:rPr>
-      </w:pPr>
-      <w:hyperlink w:anchor="_Toc224909763" w:history="1">
-        <w:r>
-          <w:rPr>
-            <w:rStyle w:val="Hyperlink"/>
-            <w:noProof/>
-          </w:rPr>
-          <w:t>3.1.</w:t>
-        </w:r>
-        <w:r>
-          <w:rPr>
-            <w:rFonts w:asciiTheme="minorHAnsi" w:eastAsiaTheme="minorEastAsia" w:hAnsiTheme="minorHAnsi" w:cstheme="minorBidi"/>
-            <w:noProof/>
-            <w:kern w:val="2"/>
-            <w:sz w:val="24"/>
-            <w:szCs w:val="24"/>
-            <w:lang w:val="en-CA" w:eastAsia="en-CA"/>
-            <w14:ligatures w14:val="standardContextual"/>
-          </w:rPr>
-          <w:tab/>
-        </w:r>
-        <w:r>
-          <w:rPr>
-            <w:rStyle w:val="Hyperlink"/>
-            <w:noProof/>
-          </w:rPr>
-          <w:t>Project Description</w:t>
-        </w:r>
-        <w:r>
-          <w:rPr>
-            <w:noProof/>
-            <w:webHidden/>
-          </w:rPr>
-          <w:tab/>
-        </w:r>
-        <w:r>
-          <w:rPr>
-            <w:noProof/>
-            <w:webHidden/>
-          </w:rPr>
-          <w:fldChar w:fldCharType="begin"/>
-        </w:r>
-        <w:r>
-          <w:rPr>
-            <w:noProof/>
-            <w:webHidden/>
-          </w:rPr>
-          <w:instrText xml:space="preserve"> PAGEREF _Toc224909763 \h </w:instrText>
-        </w:r>
-        <w:r>
-          <w:rPr>
-            <w:noProof/>
-            <w:webHidden/>
-          </w:rPr>
-        </w:r>
-        <w:r>
-          <w:rPr>
-            <w:noProof/>
-            <w:webHidden/>
-          </w:rPr>
-          <w:fldChar w:fldCharType="separate"/>
-        </w:r>
-        <w:r>
-          <w:rPr>
-            <w:noProof/>
-            <w:webHidden/>
-          </w:rPr>
-          <w:t>4</w:t>
-        </w:r>
-        <w:r>
-          <w:rPr>
-            <w:noProof/>
-            <w:webHidden/>
-          </w:rPr>
-          <w:fldChar w:fldCharType="end"/>
-        </w:r>
-      </w:hyperlink>
-    </w:p>
-    <w:p>
-      <w:pPr>
-        <w:pStyle w:val="TOC2"/>
-        <w:tabs>
-          <w:tab w:val="left" w:pos="960"/>
-          <w:tab w:val="right" w:leader="dot" w:pos="9350"/>
-        </w:tabs>
-        <w:rPr>
-          <w:rFonts w:asciiTheme="minorHAnsi" w:eastAsiaTheme="minorEastAsia" w:hAnsiTheme="minorHAnsi" w:cstheme="minorBidi"/>
-          <w:noProof/>
-          <w:kern w:val="2"/>
-          <w:sz w:val="24"/>
-          <w:szCs w:val="24"/>
-          <w:lang w:val="en-CA" w:eastAsia="en-CA"/>
-          <w14:ligatures w14:val="standardContextual"/>
-        </w:rPr>
-      </w:pPr>
-      <w:hyperlink w:anchor="_Toc224909764" w:history="1">
-        <w:r>
-          <w:rPr>
-            <w:rStyle w:val="Hyperlink"/>
-            <w:noProof/>
-          </w:rPr>
-          <w:t>3.2.</w:t>
-        </w:r>
-        <w:r>
-          <w:rPr>
-            <w:rFonts w:asciiTheme="minorHAnsi" w:eastAsiaTheme="minorEastAsia" w:hAnsiTheme="minorHAnsi" w:cstheme="minorBidi"/>
-            <w:noProof/>
-            <w:kern w:val="2"/>
-            <w:sz w:val="24"/>
-            <w:szCs w:val="24"/>
-            <w:lang w:val="en-CA" w:eastAsia="en-CA"/>
-            <w14:ligatures w14:val="standardContextual"/>
-          </w:rPr>
-          <w:tab/>
-        </w:r>
-        <w:r>
-          <w:rPr>
-            <w:rStyle w:val="Hyperlink"/>
-            <w:noProof/>
-          </w:rPr>
-          <w:t>Goals and Objectives</w:t>
-        </w:r>
-        <w:r>
-          <w:rPr>
-            <w:noProof/>
-            <w:webHidden/>
-          </w:rPr>
-          <w:tab/>
-        </w:r>
-        <w:r>
-          <w:rPr>
-            <w:noProof/>
-            <w:webHidden/>
-          </w:rPr>
-          <w:fldChar w:fldCharType="begin"/>
-        </w:r>
-        <w:r>
-          <w:rPr>
-            <w:noProof/>
-            <w:webHidden/>
-          </w:rPr>
-          <w:instrText xml:space="preserve"> PAGEREF _Toc224909764 \h </w:instrText>
-        </w:r>
-        <w:r>
-          <w:rPr>
-            <w:noProof/>
-            <w:webHidden/>
-          </w:rPr>
-        </w:r>
-        <w:r>
-          <w:rPr>
-            <w:noProof/>
-            <w:webHidden/>
-          </w:rPr>
-          <w:fldChar w:fldCharType="separate"/>
-        </w:r>
-        <w:r>
-          <w:rPr>
-            <w:noProof/>
-            <w:webHidden/>
-          </w:rPr>
-          <w:t>4</w:t>
-        </w:r>
-        <w:r>
-          <w:rPr>
-            <w:noProof/>
-            <w:webHidden/>
-          </w:rPr>
-          <w:fldChar w:fldCharType="end"/>
-        </w:r>
-      </w:hyperlink>
-    </w:p>
-    <w:p>
-      <w:pPr>
-        <w:pStyle w:val="TOC2"/>
-        <w:tabs>
-          <w:tab w:val="left" w:pos="960"/>
-          <w:tab w:val="right" w:leader="dot" w:pos="9350"/>
-        </w:tabs>
-        <w:rPr>
-          <w:rFonts w:asciiTheme="minorHAnsi" w:eastAsiaTheme="minorEastAsia" w:hAnsiTheme="minorHAnsi" w:cstheme="minorBidi"/>
-          <w:noProof/>
-          <w:kern w:val="2"/>
-          <w:sz w:val="24"/>
-          <w:szCs w:val="24"/>
-          <w:lang w:val="en-CA" w:eastAsia="en-CA"/>
-          <w14:ligatures w14:val="standardContextual"/>
-        </w:rPr>
-      </w:pPr>
-      <w:hyperlink w:anchor="_Toc224909765" w:history="1">
-        <w:r>
-          <w:rPr>
-            <w:rStyle w:val="Hyperlink"/>
-            <w:noProof/>
-          </w:rPr>
-          <w:t>3.3.</w:t>
-        </w:r>
-        <w:r>
-          <w:rPr>
-            <w:rFonts w:asciiTheme="minorHAnsi" w:eastAsiaTheme="minorEastAsia" w:hAnsiTheme="minorHAnsi" w:cstheme="minorBidi"/>
-            <w:noProof/>
-            <w:kern w:val="2"/>
-            <w:sz w:val="24"/>
-            <w:szCs w:val="24"/>
-            <w:lang w:val="en-CA" w:eastAsia="en-CA"/>
-            <w14:ligatures w14:val="standardContextual"/>
-          </w:rPr>
-          <w:tab/>
-        </w:r>
-        <w:r>
-          <w:rPr>
-            <w:rStyle w:val="Hyperlink"/>
-            <w:noProof/>
-          </w:rPr>
-          <w:t>Project Assumptions</w:t>
-        </w:r>
-        <w:r>
-          <w:rPr>
-            <w:noProof/>
-            <w:webHidden/>
-          </w:rPr>
-          <w:tab/>
-        </w:r>
-        <w:r>
-          <w:rPr>
-            <w:noProof/>
-            <w:webHidden/>
-          </w:rPr>
-          <w:fldChar w:fldCharType="begin"/>
-        </w:r>
-        <w:r>
-          <w:rPr>
-            <w:noProof/>
-            <w:webHidden/>
-          </w:rPr>
-          <w:instrText xml:space="preserve"> PAGEREF _Toc224909765 \h </w:instrText>
-        </w:r>
-        <w:r>
-          <w:rPr>
-            <w:noProof/>
-            <w:webHidden/>
-          </w:rPr>
-        </w:r>
-        <w:r>
-          <w:rPr>
-            <w:noProof/>
-            <w:webHidden/>
-          </w:rPr>
-          <w:fldChar w:fldCharType="separate"/>
-        </w:r>
-        <w:r>
-          <w:rPr>
-            <w:noProof/>
-            <w:webHidden/>
-          </w:rPr>
-          <w:t>4</w:t>
-        </w:r>
-        <w:r>
-          <w:rPr>
-            <w:noProof/>
-            <w:webHidden/>
-          </w:rPr>
-          <w:fldChar w:fldCharType="end"/>
-        </w:r>
-      </w:hyperlink>
-    </w:p>
-    <w:p>
-      <w:pPr>
-        <w:pStyle w:val="TOC1"/>
-        <w:tabs>
-          <w:tab w:val="left" w:pos="480"/>
-          <w:tab w:val="right" w:leader="dot" w:pos="9350"/>
-        </w:tabs>
-        <w:rPr>
-          <w:rFonts w:asciiTheme="minorHAnsi" w:eastAsiaTheme="minorEastAsia" w:hAnsiTheme="minorHAnsi" w:cstheme="minorBidi"/>
-          <w:noProof/>
-          <w:kern w:val="2"/>
-          <w:szCs w:val="24"/>
-          <w:lang w:val="en-CA" w:eastAsia="en-CA"/>
-          <w14:ligatures w14:val="standardContextual"/>
-        </w:rPr>
-      </w:pPr>
-      <w:hyperlink w:anchor="_Toc224909766" w:history="1">
-        <w:r>
-          <w:rPr>
-            <w:rStyle w:val="Hyperlink"/>
-            <w:smallCaps/>
-            <w:noProof/>
-          </w:rPr>
-          <w:t>4.</w:t>
-        </w:r>
-        <w:r>
-          <w:rPr>
-            <w:rFonts w:asciiTheme="minorHAnsi" w:eastAsiaTheme="minorEastAsia" w:hAnsiTheme="minorHAnsi" w:cstheme="minorBidi"/>
-            <w:noProof/>
-            <w:kern w:val="2"/>
-            <w:szCs w:val="24"/>
-            <w:lang w:val="en-CA" w:eastAsia="en-CA"/>
-            <w14:ligatures w14:val="standardContextual"/>
-          </w:rPr>
-          <w:tab/>
-        </w:r>
-        <w:r>
-          <w:rPr>
-            <w:rStyle w:val="Hyperlink"/>
-            <w:smallCaps/>
-            <w:noProof/>
-          </w:rPr>
-          <w:t>Strategic Alignment</w:t>
-        </w:r>
-        <w:r>
-          <w:rPr>
-            <w:noProof/>
-            <w:webHidden/>
-          </w:rPr>
-          <w:tab/>
-        </w:r>
-        <w:r>
-          <w:rPr>
-            <w:noProof/>
-            <w:webHidden/>
-          </w:rPr>
-          <w:fldChar w:fldCharType="begin"/>
-        </w:r>
-        <w:r>
-          <w:rPr>
-            <w:noProof/>
-            <w:webHidden/>
-          </w:rPr>
-          <w:instrText xml:space="preserve"> PAGEREF _Toc224909766 \h </w:instrText>
-        </w:r>
-        <w:r>
-          <w:rPr>
-            <w:noProof/>
-            <w:webHidden/>
-          </w:rPr>
-        </w:r>
-        <w:r>
-          <w:rPr>
-            <w:noProof/>
-            <w:webHidden/>
-          </w:rPr>
-          <w:fldChar w:fldCharType="separate"/>
-        </w:r>
-        <w:r>
-          <w:rPr>
-            <w:noProof/>
-            <w:webHidden/>
-          </w:rPr>
-          <w:t>5</w:t>
-        </w:r>
-        <w:r>
-          <w:rPr>
-            <w:noProof/>
-            <w:webHidden/>
-          </w:rPr>
-          <w:fldChar w:fldCharType="end"/>
-        </w:r>
-      </w:hyperlink>
-    </w:p>
-    <w:p>
-      <w:pPr>
-        <w:pStyle w:val="TOC1"/>
-        <w:tabs>
-          <w:tab w:val="left" w:pos="480"/>
-          <w:tab w:val="right" w:leader="dot" w:pos="9350"/>
-        </w:tabs>
-        <w:rPr>
-          <w:rFonts w:asciiTheme="minorHAnsi" w:eastAsiaTheme="minorEastAsia" w:hAnsiTheme="minorHAnsi" w:cstheme="minorBidi"/>
-          <w:noProof/>
-          <w:kern w:val="2"/>
-          <w:szCs w:val="24"/>
-          <w:lang w:val="en-CA" w:eastAsia="en-CA"/>
-          <w14:ligatures w14:val="standardContextual"/>
-        </w:rPr>
-      </w:pPr>
-      <w:hyperlink w:anchor="_Toc224909767" w:history="1">
-        <w:r>
-          <w:rPr>
-            <w:rStyle w:val="Hyperlink"/>
-            <w:smallCaps/>
-            <w:noProof/>
-          </w:rPr>
-          <w:t>5.</w:t>
-        </w:r>
-        <w:r>
-          <w:rPr>
-            <w:rFonts w:asciiTheme="minorHAnsi" w:eastAsiaTheme="minorEastAsia" w:hAnsiTheme="minorHAnsi" w:cstheme="minorBidi"/>
-            <w:noProof/>
-            <w:kern w:val="2"/>
-            <w:szCs w:val="24"/>
-            <w:lang w:val="en-CA" w:eastAsia="en-CA"/>
-            <w14:ligatures w14:val="standardContextual"/>
-          </w:rPr>
-          <w:tab/>
-        </w:r>
-        <w:r>
-          <w:rPr>
-            <w:rStyle w:val="Hyperlink"/>
-            <w:smallCaps/>
-            <w:noProof/>
-          </w:rPr>
-          <w:t>Cost Benefit Analysis / Alternatives Analysis</w:t>
-        </w:r>
-        <w:r>
-          <w:rPr>
-            <w:noProof/>
-            <w:webHidden/>
-          </w:rPr>
-          <w:tab/>
-        </w:r>
-        <w:r>
-          <w:rPr>
-            <w:noProof/>
-            <w:webHidden/>
-          </w:rPr>
-          <w:fldChar w:fldCharType="begin"/>
-        </w:r>
-        <w:r>
-          <w:rPr>
-            <w:noProof/>
-            <w:webHidden/>
-          </w:rPr>
-          <w:instrText xml:space="preserve"> PAGEREF _Toc224909767 \h </w:instrText>
-        </w:r>
-        <w:r>
-          <w:rPr>
-            <w:noProof/>
-            <w:webHidden/>
-          </w:rPr>
-        </w:r>
-        <w:r>
-          <w:rPr>
-            <w:noProof/>
-            <w:webHidden/>
-          </w:rPr>
-          <w:fldChar w:fldCharType="separate"/>
-        </w:r>
-        <w:r>
-          <w:rPr>
-            <w:noProof/>
-            <w:webHidden/>
-          </w:rPr>
-          <w:t>5</w:t>
-        </w:r>
-        <w:r>
-          <w:rPr>
-            <w:noProof/>
-            <w:webHidden/>
-          </w:rPr>
-          <w:fldChar w:fldCharType="end"/>
-        </w:r>
-      </w:hyperlink>
-    </w:p>
-    <w:p>
-      <w:pPr>
-        <w:ind w:left="720"/>
-      </w:pPr>
-      <w:r>
-        <w:fldChar w:fldCharType="end"/>
-      </w:r>
-    </w:p>
-    <w:p/>
+        </w:rPr>
+      </w:sdtEndPr>
+      <w:sdtContent>
+        <w:p>
+          <w:pPr>
+            <w:pStyle w:val="TOCHeading"/>
+          </w:pPr>
+          <w:r>
+            <w:t>Contents</w:t>
+          </w:r>
+        </w:p>
+        <w:p>
+          <w:pPr>
+            <w:pStyle w:val="TOC1"/>
+            <w:tabs>
+              <w:tab w:val="left" w:pos="480"/>
+              <w:tab w:val="right" w:leader="dot" w:pos="9350"/>
+            </w:tabs>
+            <w:rPr>
+              <w:rFonts w:asciiTheme="minorHAnsi" w:eastAsiaTheme="minorEastAsia" w:hAnsiTheme="minorHAnsi" w:cstheme="minorBidi"/>
+              <w:noProof/>
+              <w:kern w:val="2"/>
+              <w:szCs w:val="24"/>
+              <w:lang w:val="en-CA" w:eastAsia="en-CA"/>
+              <w14:ligatures w14:val="standardContextual"/>
+            </w:rPr>
+          </w:pPr>
+          <w:r>
+            <w:fldChar w:fldCharType="begin"/>
+          </w:r>
+          <w:r>
+            <w:instrText xml:space="preserve"> TOC \o "1-3" \h \z \u </w:instrText>
+          </w:r>
+          <w:r>
+            <w:fldChar w:fldCharType="separate"/>
+          </w:r>
+          <w:hyperlink w:anchor="_Toc226371956" w:history="1">
+            <w:r>
+              <w:rPr>
+                <w:rStyle w:val="Hyperlink"/>
+                <w:smallCaps/>
+                <w:noProof/>
+              </w:rPr>
+              <w:t>1.</w:t>
+            </w:r>
+            <w:r>
+              <w:rPr>
+                <w:rFonts w:asciiTheme="minorHAnsi" w:eastAsiaTheme="minorEastAsia" w:hAnsiTheme="minorHAnsi" w:cstheme="minorBidi"/>
+                <w:noProof/>
+                <w:kern w:val="2"/>
+                <w:szCs w:val="24"/>
+                <w:lang w:val="en-CA" w:eastAsia="en-CA"/>
+                <w14:ligatures w14:val="standardContextual"/>
+              </w:rPr>
+              <w:tab/>
+            </w:r>
+            <w:r>
+              <w:rPr>
+                <w:rStyle w:val="Hyperlink"/>
+                <w:smallCaps/>
+                <w:noProof/>
+              </w:rPr>
+              <w:t>Executive Summary</w:t>
+            </w:r>
+            <w:r>
+              <w:rPr>
+                <w:noProof/>
+                <w:webHidden/>
+              </w:rPr>
+              <w:tab/>
+            </w:r>
+            <w:r>
+              <w:rPr>
+                <w:noProof/>
+                <w:webHidden/>
+              </w:rPr>
+              <w:fldChar w:fldCharType="begin"/>
+            </w:r>
+            <w:r>
+              <w:rPr>
+                <w:noProof/>
+                <w:webHidden/>
+              </w:rPr>
+              <w:instrText xml:space="preserve"> PAGEREF _Toc226371956 \h </w:instrText>
+            </w:r>
+            <w:r>
+              <w:rPr>
+                <w:noProof/>
+                <w:webHidden/>
+              </w:rPr>
+            </w:r>
+            <w:r>
+              <w:rPr>
+                <w:noProof/>
+                <w:webHidden/>
+              </w:rPr>
+              <w:fldChar w:fldCharType="separate"/>
+            </w:r>
+            <w:r>
+              <w:rPr>
+                <w:noProof/>
+                <w:webHidden/>
+              </w:rPr>
+              <w:t>3</w:t>
+            </w:r>
+            <w:r>
+              <w:rPr>
+                <w:noProof/>
+                <w:webHidden/>
+              </w:rPr>
+              <w:fldChar w:fldCharType="end"/>
+            </w:r>
+          </w:hyperlink>
+        </w:p>
+        <w:p>
+          <w:pPr>
+            <w:pStyle w:val="TOC2"/>
+            <w:tabs>
+              <w:tab w:val="left" w:pos="960"/>
+              <w:tab w:val="right" w:leader="dot" w:pos="9350"/>
+            </w:tabs>
+            <w:rPr>
+              <w:rFonts w:asciiTheme="minorHAnsi" w:eastAsiaTheme="minorEastAsia" w:hAnsiTheme="minorHAnsi" w:cstheme="minorBidi"/>
+              <w:noProof/>
+              <w:kern w:val="2"/>
+              <w:sz w:val="24"/>
+              <w:szCs w:val="24"/>
+              <w:lang w:val="en-CA" w:eastAsia="en-CA"/>
+              <w14:ligatures w14:val="standardContextual"/>
+            </w:rPr>
+          </w:pPr>
+          <w:hyperlink w:anchor="_Toc226371957" w:history="1">
+            <w:r>
+              <w:rPr>
+                <w:rStyle w:val="Hyperlink"/>
+                <w:noProof/>
+              </w:rPr>
+              <w:t>1.1.</w:t>
+            </w:r>
+            <w:r>
+              <w:rPr>
+                <w:rFonts w:asciiTheme="minorHAnsi" w:eastAsiaTheme="minorEastAsia" w:hAnsiTheme="minorHAnsi" w:cstheme="minorBidi"/>
+                <w:noProof/>
+                <w:kern w:val="2"/>
+                <w:sz w:val="24"/>
+                <w:szCs w:val="24"/>
+                <w:lang w:val="en-CA" w:eastAsia="en-CA"/>
+                <w14:ligatures w14:val="standardContextual"/>
+              </w:rPr>
+              <w:tab/>
+            </w:r>
+            <w:r>
+              <w:rPr>
+                <w:rStyle w:val="Hyperlink"/>
+                <w:noProof/>
+              </w:rPr>
+              <w:t>Issue</w:t>
+            </w:r>
+            <w:r>
+              <w:rPr>
+                <w:noProof/>
+                <w:webHidden/>
+              </w:rPr>
+              <w:tab/>
+            </w:r>
+            <w:r>
+              <w:rPr>
+                <w:noProof/>
+                <w:webHidden/>
+              </w:rPr>
+              <w:fldChar w:fldCharType="begin"/>
+            </w:r>
+            <w:r>
+              <w:rPr>
+                <w:noProof/>
+                <w:webHidden/>
+              </w:rPr>
+              <w:instrText xml:space="preserve"> PAGEREF _Toc226371957 \h </w:instrText>
+            </w:r>
+            <w:r>
+              <w:rPr>
+                <w:noProof/>
+                <w:webHidden/>
+              </w:rPr>
+            </w:r>
+            <w:r>
+              <w:rPr>
+                <w:noProof/>
+                <w:webHidden/>
+              </w:rPr>
+              <w:fldChar w:fldCharType="separate"/>
+            </w:r>
+            <w:r>
+              <w:rPr>
+                <w:noProof/>
+                <w:webHidden/>
+              </w:rPr>
+              <w:t>3</w:t>
+            </w:r>
+            <w:r>
+              <w:rPr>
+                <w:noProof/>
+                <w:webHidden/>
+              </w:rPr>
+              <w:fldChar w:fldCharType="end"/>
+            </w:r>
+          </w:hyperlink>
+        </w:p>
+        <w:p>
+          <w:pPr>
+            <w:pStyle w:val="TOC2"/>
+            <w:tabs>
+              <w:tab w:val="left" w:pos="960"/>
+              <w:tab w:val="right" w:leader="dot" w:pos="9350"/>
+            </w:tabs>
+            <w:rPr>
+              <w:rFonts w:asciiTheme="minorHAnsi" w:eastAsiaTheme="minorEastAsia" w:hAnsiTheme="minorHAnsi" w:cstheme="minorBidi"/>
+              <w:noProof/>
+              <w:kern w:val="2"/>
+              <w:sz w:val="24"/>
+              <w:szCs w:val="24"/>
+              <w:lang w:val="en-CA" w:eastAsia="en-CA"/>
+              <w14:ligatures w14:val="standardContextual"/>
+            </w:rPr>
+          </w:pPr>
+          <w:hyperlink w:anchor="_Toc226371958" w:history="1">
+            <w:r>
+              <w:rPr>
+                <w:rStyle w:val="Hyperlink"/>
+                <w:noProof/>
+              </w:rPr>
+              <w:t>1.2.</w:t>
+            </w:r>
+            <w:r>
+              <w:rPr>
+                <w:rFonts w:asciiTheme="minorHAnsi" w:eastAsiaTheme="minorEastAsia" w:hAnsiTheme="minorHAnsi" w:cstheme="minorBidi"/>
+                <w:noProof/>
+                <w:kern w:val="2"/>
+                <w:sz w:val="24"/>
+                <w:szCs w:val="24"/>
+                <w:lang w:val="en-CA" w:eastAsia="en-CA"/>
+                <w14:ligatures w14:val="standardContextual"/>
+              </w:rPr>
+              <w:tab/>
+            </w:r>
+            <w:r>
+              <w:rPr>
+                <w:rStyle w:val="Hyperlink"/>
+                <w:noProof/>
+              </w:rPr>
+              <w:t>Anticipated Outcomes</w:t>
+            </w:r>
+            <w:r>
+              <w:rPr>
+                <w:noProof/>
+                <w:webHidden/>
+              </w:rPr>
+              <w:tab/>
+            </w:r>
+            <w:r>
+              <w:rPr>
+                <w:noProof/>
+                <w:webHidden/>
+              </w:rPr>
+              <w:fldChar w:fldCharType="begin"/>
+            </w:r>
+            <w:r>
+              <w:rPr>
+                <w:noProof/>
+                <w:webHidden/>
+              </w:rPr>
+              <w:instrText xml:space="preserve"> PAGEREF _Toc226371958 \h </w:instrText>
+            </w:r>
+            <w:r>
+              <w:rPr>
+                <w:noProof/>
+                <w:webHidden/>
+              </w:rPr>
+            </w:r>
+            <w:r>
+              <w:rPr>
+                <w:noProof/>
+                <w:webHidden/>
+              </w:rPr>
+              <w:fldChar w:fldCharType="separate"/>
+            </w:r>
+            <w:r>
+              <w:rPr>
+                <w:noProof/>
+                <w:webHidden/>
+              </w:rPr>
+              <w:t>3</w:t>
+            </w:r>
+            <w:r>
+              <w:rPr>
+                <w:noProof/>
+                <w:webHidden/>
+              </w:rPr>
+              <w:fldChar w:fldCharType="end"/>
+            </w:r>
+          </w:hyperlink>
+        </w:p>
+        <w:p>
+          <w:pPr>
+            <w:pStyle w:val="TOC2"/>
+            <w:tabs>
+              <w:tab w:val="left" w:pos="960"/>
+              <w:tab w:val="right" w:leader="dot" w:pos="9350"/>
+            </w:tabs>
+            <w:rPr>
+              <w:rFonts w:asciiTheme="minorHAnsi" w:eastAsiaTheme="minorEastAsia" w:hAnsiTheme="minorHAnsi" w:cstheme="minorBidi"/>
+              <w:noProof/>
+              <w:kern w:val="2"/>
+              <w:sz w:val="24"/>
+              <w:szCs w:val="24"/>
+              <w:lang w:val="en-CA" w:eastAsia="en-CA"/>
+              <w14:ligatures w14:val="standardContextual"/>
+            </w:rPr>
+          </w:pPr>
+          <w:hyperlink w:anchor="_Toc226371959" w:history="1">
+            <w:r>
+              <w:rPr>
+                <w:rStyle w:val="Hyperlink"/>
+                <w:noProof/>
+              </w:rPr>
+              <w:t>1.3.</w:t>
+            </w:r>
+            <w:r>
+              <w:rPr>
+                <w:rFonts w:asciiTheme="minorHAnsi" w:eastAsiaTheme="minorEastAsia" w:hAnsiTheme="minorHAnsi" w:cstheme="minorBidi"/>
+                <w:noProof/>
+                <w:kern w:val="2"/>
+                <w:sz w:val="24"/>
+                <w:szCs w:val="24"/>
+                <w:lang w:val="en-CA" w:eastAsia="en-CA"/>
+                <w14:ligatures w14:val="standardContextual"/>
+              </w:rPr>
+              <w:tab/>
+            </w:r>
+            <w:r>
+              <w:rPr>
+                <w:rStyle w:val="Hyperlink"/>
+                <w:noProof/>
+              </w:rPr>
+              <w:t>Justification</w:t>
+            </w:r>
+            <w:r>
+              <w:rPr>
+                <w:noProof/>
+                <w:webHidden/>
+              </w:rPr>
+              <w:tab/>
+            </w:r>
+            <w:r>
+              <w:rPr>
+                <w:noProof/>
+                <w:webHidden/>
+              </w:rPr>
+              <w:fldChar w:fldCharType="begin"/>
+            </w:r>
+            <w:r>
+              <w:rPr>
+                <w:noProof/>
+                <w:webHidden/>
+              </w:rPr>
+              <w:instrText xml:space="preserve"> PAGEREF _Toc226371959 \h </w:instrText>
+            </w:r>
+            <w:r>
+              <w:rPr>
+                <w:noProof/>
+                <w:webHidden/>
+              </w:rPr>
+            </w:r>
+            <w:r>
+              <w:rPr>
+                <w:noProof/>
+                <w:webHidden/>
+              </w:rPr>
+              <w:fldChar w:fldCharType="separate"/>
+            </w:r>
+            <w:r>
+              <w:rPr>
+                <w:noProof/>
+                <w:webHidden/>
+              </w:rPr>
+              <w:t>3</w:t>
+            </w:r>
+            <w:r>
+              <w:rPr>
+                <w:noProof/>
+                <w:webHidden/>
+              </w:rPr>
+              <w:fldChar w:fldCharType="end"/>
+            </w:r>
+          </w:hyperlink>
+        </w:p>
+        <w:p>
+          <w:pPr>
+            <w:pStyle w:val="TOC1"/>
+            <w:tabs>
+              <w:tab w:val="left" w:pos="480"/>
+              <w:tab w:val="right" w:leader="dot" w:pos="9350"/>
+            </w:tabs>
+            <w:rPr>
+              <w:rFonts w:asciiTheme="minorHAnsi" w:eastAsiaTheme="minorEastAsia" w:hAnsiTheme="minorHAnsi" w:cstheme="minorBidi"/>
+              <w:noProof/>
+              <w:kern w:val="2"/>
+              <w:szCs w:val="24"/>
+              <w:lang w:val="en-CA" w:eastAsia="en-CA"/>
+              <w14:ligatures w14:val="standardContextual"/>
+            </w:rPr>
+          </w:pPr>
+          <w:hyperlink w:anchor="_Toc226371960" w:history="1">
+            <w:r>
+              <w:rPr>
+                <w:rStyle w:val="Hyperlink"/>
+                <w:smallCaps/>
+                <w:noProof/>
+              </w:rPr>
+              <w:t>2.</w:t>
+            </w:r>
+            <w:r>
+              <w:rPr>
+                <w:rFonts w:asciiTheme="minorHAnsi" w:eastAsiaTheme="minorEastAsia" w:hAnsiTheme="minorHAnsi" w:cstheme="minorBidi"/>
+                <w:noProof/>
+                <w:kern w:val="2"/>
+                <w:szCs w:val="24"/>
+                <w:lang w:val="en-CA" w:eastAsia="en-CA"/>
+                <w14:ligatures w14:val="standardContextual"/>
+              </w:rPr>
+              <w:tab/>
+            </w:r>
+            <w:r>
+              <w:rPr>
+                <w:rStyle w:val="Hyperlink"/>
+                <w:smallCaps/>
+                <w:noProof/>
+              </w:rPr>
+              <w:t>Business Case Analysis Team</w:t>
+            </w:r>
+            <w:r>
+              <w:rPr>
+                <w:noProof/>
+                <w:webHidden/>
+              </w:rPr>
+              <w:tab/>
+            </w:r>
+            <w:r>
+              <w:rPr>
+                <w:noProof/>
+                <w:webHidden/>
+              </w:rPr>
+              <w:fldChar w:fldCharType="begin"/>
+            </w:r>
+            <w:r>
+              <w:rPr>
+                <w:noProof/>
+                <w:webHidden/>
+              </w:rPr>
+              <w:instrText xml:space="preserve"> PAGEREF _Toc226371960 \h </w:instrText>
+            </w:r>
+            <w:r>
+              <w:rPr>
+                <w:noProof/>
+                <w:webHidden/>
+              </w:rPr>
+            </w:r>
+            <w:r>
+              <w:rPr>
+                <w:noProof/>
+                <w:webHidden/>
+              </w:rPr>
+              <w:fldChar w:fldCharType="separate"/>
+            </w:r>
+            <w:r>
+              <w:rPr>
+                <w:noProof/>
+                <w:webHidden/>
+              </w:rPr>
+              <w:t>4</w:t>
+            </w:r>
+            <w:r>
+              <w:rPr>
+                <w:noProof/>
+                <w:webHidden/>
+              </w:rPr>
+              <w:fldChar w:fldCharType="end"/>
+            </w:r>
+          </w:hyperlink>
+        </w:p>
+        <w:p>
+          <w:pPr>
+            <w:pStyle w:val="TOC1"/>
+            <w:tabs>
+              <w:tab w:val="left" w:pos="480"/>
+              <w:tab w:val="right" w:leader="dot" w:pos="9350"/>
+            </w:tabs>
+            <w:rPr>
+              <w:rFonts w:asciiTheme="minorHAnsi" w:eastAsiaTheme="minorEastAsia" w:hAnsiTheme="minorHAnsi" w:cstheme="minorBidi"/>
+              <w:noProof/>
+              <w:kern w:val="2"/>
+              <w:szCs w:val="24"/>
+              <w:lang w:val="en-CA" w:eastAsia="en-CA"/>
+              <w14:ligatures w14:val="standardContextual"/>
+            </w:rPr>
+          </w:pPr>
+          <w:hyperlink w:anchor="_Toc226371961" w:history="1">
+            <w:r>
+              <w:rPr>
+                <w:rStyle w:val="Hyperlink"/>
+                <w:smallCaps/>
+                <w:noProof/>
+              </w:rPr>
+              <w:t>3.</w:t>
+            </w:r>
+            <w:r>
+              <w:rPr>
+                <w:rFonts w:asciiTheme="minorHAnsi" w:eastAsiaTheme="minorEastAsia" w:hAnsiTheme="minorHAnsi" w:cstheme="minorBidi"/>
+                <w:noProof/>
+                <w:kern w:val="2"/>
+                <w:szCs w:val="24"/>
+                <w:lang w:val="en-CA" w:eastAsia="en-CA"/>
+                <w14:ligatures w14:val="standardContextual"/>
+              </w:rPr>
+              <w:tab/>
+            </w:r>
+            <w:r>
+              <w:rPr>
+                <w:rStyle w:val="Hyperlink"/>
+                <w:smallCaps/>
+                <w:noProof/>
+              </w:rPr>
+              <w:t>Project Overview</w:t>
+            </w:r>
+            <w:r>
+              <w:rPr>
+                <w:noProof/>
+                <w:webHidden/>
+              </w:rPr>
+              <w:tab/>
+            </w:r>
+            <w:r>
+              <w:rPr>
+                <w:noProof/>
+                <w:webHidden/>
+              </w:rPr>
+              <w:fldChar w:fldCharType="begin"/>
+            </w:r>
+            <w:r>
+              <w:rPr>
+                <w:noProof/>
+                <w:webHidden/>
+              </w:rPr>
+              <w:instrText xml:space="preserve"> PAGEREF _Toc226371961 \h </w:instrText>
+            </w:r>
+            <w:r>
+              <w:rPr>
+                <w:noProof/>
+                <w:webHidden/>
+              </w:rPr>
+            </w:r>
+            <w:r>
+              <w:rPr>
+                <w:noProof/>
+                <w:webHidden/>
+              </w:rPr>
+              <w:fldChar w:fldCharType="separate"/>
+            </w:r>
+            <w:r>
+              <w:rPr>
+                <w:noProof/>
+                <w:webHidden/>
+              </w:rPr>
+              <w:t>4</w:t>
+            </w:r>
+            <w:r>
+              <w:rPr>
+                <w:noProof/>
+                <w:webHidden/>
+              </w:rPr>
+              <w:fldChar w:fldCharType="end"/>
+            </w:r>
+          </w:hyperlink>
+        </w:p>
+        <w:p>
+          <w:pPr>
+            <w:pStyle w:val="TOC2"/>
+            <w:tabs>
+              <w:tab w:val="left" w:pos="960"/>
+              <w:tab w:val="right" w:leader="dot" w:pos="9350"/>
+            </w:tabs>
+            <w:rPr>
+              <w:rFonts w:asciiTheme="minorHAnsi" w:eastAsiaTheme="minorEastAsia" w:hAnsiTheme="minorHAnsi" w:cstheme="minorBidi"/>
+              <w:noProof/>
+              <w:kern w:val="2"/>
+              <w:sz w:val="24"/>
+              <w:szCs w:val="24"/>
+              <w:lang w:val="en-CA" w:eastAsia="en-CA"/>
+              <w14:ligatures w14:val="standardContextual"/>
+            </w:rPr>
+          </w:pPr>
+          <w:hyperlink w:anchor="_Toc226371962" w:history="1">
+            <w:r>
+              <w:rPr>
+                <w:rStyle w:val="Hyperlink"/>
+                <w:noProof/>
+              </w:rPr>
+              <w:t>3.1.</w:t>
+            </w:r>
+            <w:r>
+              <w:rPr>
+                <w:rFonts w:asciiTheme="minorHAnsi" w:eastAsiaTheme="minorEastAsia" w:hAnsiTheme="minorHAnsi" w:cstheme="minorBidi"/>
+                <w:noProof/>
+                <w:kern w:val="2"/>
+                <w:sz w:val="24"/>
+                <w:szCs w:val="24"/>
+                <w:lang w:val="en-CA" w:eastAsia="en-CA"/>
+                <w14:ligatures w14:val="standardContextual"/>
+              </w:rPr>
+              <w:tab/>
+            </w:r>
+            <w:r>
+              <w:rPr>
+                <w:rStyle w:val="Hyperlink"/>
+                <w:noProof/>
+              </w:rPr>
+              <w:t>Project Description</w:t>
+            </w:r>
+            <w:r>
+              <w:rPr>
+                <w:noProof/>
+                <w:webHidden/>
+              </w:rPr>
+              <w:tab/>
+            </w:r>
+            <w:r>
+              <w:rPr>
+                <w:noProof/>
+                <w:webHidden/>
+              </w:rPr>
+              <w:fldChar w:fldCharType="begin"/>
+            </w:r>
+            <w:r>
+              <w:rPr>
+                <w:noProof/>
+                <w:webHidden/>
+              </w:rPr>
+              <w:instrText xml:space="preserve"> PAGEREF _Toc226371962 \h </w:instrText>
+            </w:r>
+            <w:r>
+              <w:rPr>
+                <w:noProof/>
+                <w:webHidden/>
+              </w:rPr>
+            </w:r>
+            <w:r>
+              <w:rPr>
+                <w:noProof/>
+                <w:webHidden/>
+              </w:rPr>
+              <w:fldChar w:fldCharType="separate"/>
+            </w:r>
+            <w:r>
+              <w:rPr>
+                <w:noProof/>
+                <w:webHidden/>
+              </w:rPr>
+              <w:t>4</w:t>
+            </w:r>
+            <w:r>
+              <w:rPr>
+                <w:noProof/>
+                <w:webHidden/>
+              </w:rPr>
+              <w:fldChar w:fldCharType="end"/>
+            </w:r>
+          </w:hyperlink>
+        </w:p>
+        <w:p>
+          <w:pPr>
+            <w:pStyle w:val="TOC2"/>
+            <w:tabs>
+              <w:tab w:val="left" w:pos="960"/>
+              <w:tab w:val="right" w:leader="dot" w:pos="9350"/>
+            </w:tabs>
+            <w:rPr>
+              <w:rFonts w:asciiTheme="minorHAnsi" w:eastAsiaTheme="minorEastAsia" w:hAnsiTheme="minorHAnsi" w:cstheme="minorBidi"/>
+              <w:noProof/>
+              <w:kern w:val="2"/>
+              <w:sz w:val="24"/>
+              <w:szCs w:val="24"/>
+              <w:lang w:val="en-CA" w:eastAsia="en-CA"/>
+              <w14:ligatures w14:val="standardContextual"/>
+            </w:rPr>
+          </w:pPr>
+          <w:hyperlink w:anchor="_Toc226371963" w:history="1">
+            <w:r>
+              <w:rPr>
+                <w:rStyle w:val="Hyperlink"/>
+                <w:noProof/>
+              </w:rPr>
+              <w:t>3.2.</w:t>
+            </w:r>
+            <w:r>
+              <w:rPr>
+                <w:rFonts w:asciiTheme="minorHAnsi" w:eastAsiaTheme="minorEastAsia" w:hAnsiTheme="minorHAnsi" w:cstheme="minorBidi"/>
+                <w:noProof/>
+                <w:kern w:val="2"/>
+                <w:sz w:val="24"/>
+                <w:szCs w:val="24"/>
+                <w:lang w:val="en-CA" w:eastAsia="en-CA"/>
+                <w14:ligatures w14:val="standardContextual"/>
+              </w:rPr>
+              <w:tab/>
+            </w:r>
+            <w:r>
+              <w:rPr>
+                <w:rStyle w:val="Hyperlink"/>
+                <w:noProof/>
+              </w:rPr>
+              <w:t>Goals and Objectives</w:t>
+            </w:r>
+            <w:r>
+              <w:rPr>
+                <w:noProof/>
+                <w:webHidden/>
+              </w:rPr>
+              <w:tab/>
+            </w:r>
+            <w:r>
+              <w:rPr>
+                <w:noProof/>
+                <w:webHidden/>
+              </w:rPr>
+              <w:fldChar w:fldCharType="begin"/>
+            </w:r>
+            <w:r>
+              <w:rPr>
+                <w:noProof/>
+                <w:webHidden/>
+              </w:rPr>
+              <w:instrText xml:space="preserve"> PAGEREF _Toc226371963 \h </w:instrText>
+            </w:r>
+            <w:r>
+              <w:rPr>
+                <w:noProof/>
+                <w:webHidden/>
+              </w:rPr>
+            </w:r>
+            <w:r>
+              <w:rPr>
+                <w:noProof/>
+                <w:webHidden/>
+              </w:rPr>
+              <w:fldChar w:fldCharType="separate"/>
+            </w:r>
+            <w:r>
+              <w:rPr>
+                <w:noProof/>
+                <w:webHidden/>
+              </w:rPr>
+              <w:t>4</w:t>
+            </w:r>
+            <w:r>
+              <w:rPr>
+                <w:noProof/>
+                <w:webHidden/>
+              </w:rPr>
+              <w:fldChar w:fldCharType="end"/>
+            </w:r>
+          </w:hyperlink>
+        </w:p>
+        <w:p>
+          <w:pPr>
+            <w:pStyle w:val="TOC2"/>
+            <w:tabs>
+              <w:tab w:val="left" w:pos="960"/>
+              <w:tab w:val="right" w:leader="dot" w:pos="9350"/>
+            </w:tabs>
+            <w:rPr>
+              <w:rFonts w:asciiTheme="minorHAnsi" w:eastAsiaTheme="minorEastAsia" w:hAnsiTheme="minorHAnsi" w:cstheme="minorBidi"/>
+              <w:noProof/>
+              <w:kern w:val="2"/>
+              <w:sz w:val="24"/>
+              <w:szCs w:val="24"/>
+              <w:lang w:val="en-CA" w:eastAsia="en-CA"/>
+              <w14:ligatures w14:val="standardContextual"/>
+            </w:rPr>
+          </w:pPr>
+          <w:hyperlink w:anchor="_Toc226371964" w:history="1">
+            <w:r>
+              <w:rPr>
+                <w:rStyle w:val="Hyperlink"/>
+                <w:noProof/>
+              </w:rPr>
+              <w:t>3.3.</w:t>
+            </w:r>
+            <w:r>
+              <w:rPr>
+                <w:rFonts w:asciiTheme="minorHAnsi" w:eastAsiaTheme="minorEastAsia" w:hAnsiTheme="minorHAnsi" w:cstheme="minorBidi"/>
+                <w:noProof/>
+                <w:kern w:val="2"/>
+                <w:sz w:val="24"/>
+                <w:szCs w:val="24"/>
+                <w:lang w:val="en-CA" w:eastAsia="en-CA"/>
+                <w14:ligatures w14:val="standardContextual"/>
+              </w:rPr>
+              <w:tab/>
+            </w:r>
+            <w:r>
+              <w:rPr>
+                <w:rStyle w:val="Hyperlink"/>
+                <w:noProof/>
+              </w:rPr>
+              <w:t>Project Assumptions</w:t>
+            </w:r>
+            <w:r>
+              <w:rPr>
+                <w:noProof/>
+                <w:webHidden/>
+              </w:rPr>
+              <w:tab/>
+            </w:r>
+            <w:r>
+              <w:rPr>
+                <w:noProof/>
+                <w:webHidden/>
+              </w:rPr>
+              <w:fldChar w:fldCharType="begin"/>
+            </w:r>
+            <w:r>
+              <w:rPr>
+                <w:noProof/>
+                <w:webHidden/>
+              </w:rPr>
+              <w:instrText xml:space="preserve"> PAGEREF _Toc226371964 \h </w:instrText>
+            </w:r>
+            <w:r>
+              <w:rPr>
+                <w:noProof/>
+                <w:webHidden/>
+              </w:rPr>
+            </w:r>
+            <w:r>
+              <w:rPr>
+                <w:noProof/>
+                <w:webHidden/>
+              </w:rPr>
+              <w:fldChar w:fldCharType="separate"/>
+            </w:r>
+            <w:r>
+              <w:rPr>
+                <w:noProof/>
+                <w:webHidden/>
+              </w:rPr>
+              <w:t>4</w:t>
+            </w:r>
+            <w:r>
+              <w:rPr>
+                <w:noProof/>
+                <w:webHidden/>
+              </w:rPr>
+              <w:fldChar w:fldCharType="end"/>
+            </w:r>
+          </w:hyperlink>
+        </w:p>
+        <w:p>
+          <w:pPr>
+            <w:pStyle w:val="TOC1"/>
+            <w:tabs>
+              <w:tab w:val="left" w:pos="480"/>
+              <w:tab w:val="right" w:leader="dot" w:pos="9350"/>
+            </w:tabs>
+            <w:rPr>
+              <w:rFonts w:asciiTheme="minorHAnsi" w:eastAsiaTheme="minorEastAsia" w:hAnsiTheme="minorHAnsi" w:cstheme="minorBidi"/>
+              <w:noProof/>
+              <w:kern w:val="2"/>
+              <w:szCs w:val="24"/>
+              <w:lang w:val="en-CA" w:eastAsia="en-CA"/>
+              <w14:ligatures w14:val="standardContextual"/>
+            </w:rPr>
+          </w:pPr>
+          <w:hyperlink w:anchor="_Toc226371965" w:history="1">
+            <w:r>
+              <w:rPr>
+                <w:rStyle w:val="Hyperlink"/>
+                <w:smallCaps/>
+                <w:noProof/>
+              </w:rPr>
+              <w:t>4.</w:t>
+            </w:r>
+            <w:r>
+              <w:rPr>
+                <w:rFonts w:asciiTheme="minorHAnsi" w:eastAsiaTheme="minorEastAsia" w:hAnsiTheme="minorHAnsi" w:cstheme="minorBidi"/>
+                <w:noProof/>
+                <w:kern w:val="2"/>
+                <w:szCs w:val="24"/>
+                <w:lang w:val="en-CA" w:eastAsia="en-CA"/>
+                <w14:ligatures w14:val="standardContextual"/>
+              </w:rPr>
+              <w:tab/>
+            </w:r>
+            <w:r>
+              <w:rPr>
+                <w:rStyle w:val="Hyperlink"/>
+                <w:smallCaps/>
+                <w:noProof/>
+              </w:rPr>
+              <w:t>Strategic Alignment</w:t>
+            </w:r>
+            <w:r>
+              <w:rPr>
+                <w:noProof/>
+                <w:webHidden/>
+              </w:rPr>
+              <w:tab/>
+            </w:r>
+            <w:r>
+              <w:rPr>
+                <w:noProof/>
+                <w:webHidden/>
+              </w:rPr>
+              <w:fldChar w:fldCharType="begin"/>
+            </w:r>
+            <w:r>
+              <w:rPr>
+                <w:noProof/>
+                <w:webHidden/>
+              </w:rPr>
+              <w:instrText xml:space="preserve"> PAGEREF _Toc226371965 \h </w:instrText>
+            </w:r>
+            <w:r>
+              <w:rPr>
+                <w:noProof/>
+                <w:webHidden/>
+              </w:rPr>
+            </w:r>
+            <w:r>
+              <w:rPr>
+                <w:noProof/>
+                <w:webHidden/>
+              </w:rPr>
+              <w:fldChar w:fldCharType="separate"/>
+            </w:r>
+            <w:r>
+              <w:rPr>
+                <w:noProof/>
+                <w:webHidden/>
+              </w:rPr>
+              <w:t>5</w:t>
+            </w:r>
+            <w:r>
+              <w:rPr>
+                <w:noProof/>
+                <w:webHidden/>
+              </w:rPr>
+              <w:fldChar w:fldCharType="end"/>
+            </w:r>
+          </w:hyperlink>
+        </w:p>
+        <w:p>
+          <w:pPr>
+            <w:pStyle w:val="TOC1"/>
+            <w:tabs>
+              <w:tab w:val="left" w:pos="480"/>
+              <w:tab w:val="right" w:leader="dot" w:pos="9350"/>
+            </w:tabs>
+            <w:rPr>
+              <w:rFonts w:asciiTheme="minorHAnsi" w:eastAsiaTheme="minorEastAsia" w:hAnsiTheme="minorHAnsi" w:cstheme="minorBidi"/>
+              <w:noProof/>
+              <w:kern w:val="2"/>
+              <w:szCs w:val="24"/>
+              <w:lang w:val="en-CA" w:eastAsia="en-CA"/>
+              <w14:ligatures w14:val="standardContextual"/>
+            </w:rPr>
+          </w:pPr>
+          <w:hyperlink w:anchor="_Toc226371966" w:history="1">
+            <w:r>
+              <w:rPr>
+                <w:rStyle w:val="Hyperlink"/>
+                <w:smallCaps/>
+                <w:noProof/>
+              </w:rPr>
+              <w:t>5.</w:t>
+            </w:r>
+            <w:r>
+              <w:rPr>
+                <w:rFonts w:asciiTheme="minorHAnsi" w:eastAsiaTheme="minorEastAsia" w:hAnsiTheme="minorHAnsi" w:cstheme="minorBidi"/>
+                <w:noProof/>
+                <w:kern w:val="2"/>
+                <w:szCs w:val="24"/>
+                <w:lang w:val="en-CA" w:eastAsia="en-CA"/>
+                <w14:ligatures w14:val="standardContextual"/>
+              </w:rPr>
+              <w:tab/>
+            </w:r>
+            <w:r>
+              <w:rPr>
+                <w:rStyle w:val="Hyperlink"/>
+                <w:smallCaps/>
+                <w:noProof/>
+              </w:rPr>
+              <w:t>Cost Benefit Analysis / Alternatives Analysis</w:t>
+            </w:r>
+            <w:r>
+              <w:rPr>
+                <w:noProof/>
+                <w:webHidden/>
+              </w:rPr>
+              <w:tab/>
+            </w:r>
+            <w:r>
+              <w:rPr>
+                <w:noProof/>
+                <w:webHidden/>
+              </w:rPr>
+              <w:fldChar w:fldCharType="begin"/>
+            </w:r>
+            <w:r>
+              <w:rPr>
+                <w:noProof/>
+                <w:webHidden/>
+              </w:rPr>
+              <w:instrText xml:space="preserve"> PAGEREF _Toc226371966 \h </w:instrText>
+            </w:r>
+            <w:r>
+              <w:rPr>
+                <w:noProof/>
+                <w:webHidden/>
+              </w:rPr>
+            </w:r>
+            <w:r>
+              <w:rPr>
+                <w:noProof/>
+                <w:webHidden/>
+              </w:rPr>
+              <w:fldChar w:fldCharType="separate"/>
+            </w:r>
+            <w:r>
+              <w:rPr>
+                <w:noProof/>
+                <w:webHidden/>
+              </w:rPr>
+              <w:t>5</w:t>
+            </w:r>
+            <w:r>
+              <w:rPr>
+                <w:noProof/>
+                <w:webHidden/>
+              </w:rPr>
+              <w:fldChar w:fldCharType="end"/>
+            </w:r>
+          </w:hyperlink>
+        </w:p>
+        <w:p>
+          <w:r>
+            <w:rPr>
+              <w:b/>
+              <w:bCs/>
+              <w:noProof/>
+            </w:rPr>
+            <w:fldChar w:fldCharType="end"/>
+          </w:r>
+        </w:p>
+      </w:sdtContent>
+    </w:sdt>
     <w:p/>
     <w:p>
       <w:pPr>
@@ -1386,6 +1388,7 @@
         <w:br w:type="page"/>
       </w:r>
       <w:bookmarkStart w:id="0" w:name="_Toc224909757"/>
+      <w:bookmarkStart w:id="1" w:name="_Toc226371956"/>
       <w:r>
         <w:rPr>
           <w:rFonts w:asciiTheme="minorHAnsi" w:hAnsiTheme="minorHAnsi"/>
@@ -1397,18 +1400,18 @@
         <w:t>Executive Summary</w:t>
       </w:r>
       <w:bookmarkEnd w:id="0"/>
-    </w:p>
+      <w:bookmarkEnd w:id="1"/>
+    </w:p>
+    <w:p/>
     <w:p>
       <w:pPr>
         <w:ind w:left="360"/>
       </w:pPr>
-    </w:p>
-    <w:p>
-      <w:pPr>
-        <w:ind w:left="360"/>
-      </w:pPr>
-      <w:r>
-        <w:t xml:space="preserve">This business case outlines how the Data Warehouse (DW) project will transfer real-time stock information from a Data Collection team to an </w:t>
+      <w:r>
+        <w:t xml:space="preserve">This business case outlines the deployment of </w:t>
+      </w:r>
+      <w:r>
+        <w:t xml:space="preserve">Data Warehouse (DW) architecture designed to transfer real-time stock information from a Data Collection team to an </w:t>
       </w:r>
       <w:proofErr w:type="spellStart"/>
       <w:r>
@@ -1416,7 +1419,22 @@
       </w:r>
       <w:proofErr w:type="spellEnd"/>
       <w:r>
-        <w:t xml:space="preserve"> system, designed to predict future stock values. The business case also discusses project goals, performance statistics, assumptions, constraints, and alternative options.</w:t>
+        <w:t xml:space="preserve"> system</w:t>
+      </w:r>
+      <w:r>
+        <w:t xml:space="preserve">, designed to predict future stock values. The project delivers a fully automated, high-performance pipeline that ingests, validates, and </w:t>
+      </w:r>
+      <w:r>
+        <w:t xml:space="preserve">engineers financial features, replacing legacy hardware with scalable </w:t>
+      </w:r>
+      <w:r>
+        <w:t xml:space="preserve">supercomputing infrastructure available on the Digital Research Alliance of Canada </w:t>
+      </w:r>
+      <w:r>
+        <w:t xml:space="preserve">(DRAC) </w:t>
+      </w:r>
+      <w:r>
+        <w:t>cluster.</w:t>
       </w:r>
     </w:p>
     <w:p>
@@ -1438,7 +1456,8 @@
           <w:szCs w:val="24"/>
         </w:rPr>
       </w:pPr>
-      <w:bookmarkStart w:id="1" w:name="_Toc224909758"/>
+      <w:bookmarkStart w:id="2" w:name="_Toc224909758"/>
+      <w:bookmarkStart w:id="3" w:name="_Toc226371957"/>
       <w:r>
         <w:rPr>
           <w:rFonts w:asciiTheme="minorHAnsi" w:hAnsiTheme="minorHAnsi"/>
@@ -1447,7 +1466,8 @@
         </w:rPr>
         <w:t>Issue</w:t>
       </w:r>
-      <w:bookmarkEnd w:id="1"/>
+      <w:bookmarkEnd w:id="2"/>
+      <w:bookmarkEnd w:id="3"/>
     </w:p>
     <w:p>
       <w:pPr>
@@ -1462,7 +1482,19 @@
       </w:r>
       <w:proofErr w:type="spellEnd"/>
       <w:r>
-        <w:t xml:space="preserve"> project requires a remotely accessible data warehouse service, that ingests real-time market data from the Data Collection team’s system and creates features and formats the data to be used for training in a </w:t>
+        <w:t xml:space="preserve"> project requires a remotely accessible data warehouse service, that ingests real-time market data from the Data Collection team’s </w:t>
+      </w:r>
+      <w:r>
+        <w:t xml:space="preserve">database, </w:t>
+      </w:r>
+      <w:r>
+        <w:t>creates features</w:t>
+      </w:r>
+      <w:r>
+        <w:t>,</w:t>
+      </w:r>
+      <w:r>
+        <w:t xml:space="preserve"> and formats the data to be used for training in a </w:t>
       </w:r>
       <w:proofErr w:type="spellStart"/>
       <w:r>
@@ -1471,6 +1503,12 @@
       <w:proofErr w:type="spellEnd"/>
       <w:r>
         <w:t xml:space="preserve"> machine learning model. The data warehouse system must be hosted on a remote server, with high system security, to prevent historical data loss.</w:t>
+      </w:r>
+      <w:r>
+        <w:t xml:space="preserve"> Previous iterations relying on local college (Okanagan College, Kelowna) </w:t>
+      </w:r>
+      <w:r>
+        <w:t>lab environments presented severe bottlenecks regarding network reliability, storage limitations, and hardware-level risks.</w:t>
       </w:r>
     </w:p>
     <w:p>
@@ -1492,7 +1530,8 @@
           <w:szCs w:val="24"/>
         </w:rPr>
       </w:pPr>
-      <w:bookmarkStart w:id="2" w:name="_Toc224909759"/>
+      <w:bookmarkStart w:id="4" w:name="_Toc224909759"/>
+      <w:bookmarkStart w:id="5" w:name="_Toc226371958"/>
       <w:r>
         <w:rPr>
           <w:rFonts w:asciiTheme="minorHAnsi" w:hAnsiTheme="minorHAnsi"/>
@@ -1501,14 +1540,24 @@
         </w:rPr>
         <w:t>Anticipated Outcomes</w:t>
       </w:r>
-      <w:bookmarkEnd w:id="2"/>
+      <w:bookmarkEnd w:id="4"/>
+      <w:bookmarkEnd w:id="5"/>
     </w:p>
     <w:p>
       <w:pPr>
         <w:ind w:left="810"/>
       </w:pPr>
       <w:r>
-        <w:t xml:space="preserve">The project will deliver a centralized ingestion pipeline on an Oracle Linux 8 VM. The end state is a fully automated system that validates OHLCV (Open, High, Low, Close, Volume) data and stores it in a PostgreSQL 16 database. This provides the </w:t>
+        <w:t xml:space="preserve">The project will deliver a centralized, </w:t>
+      </w:r>
+      <w:r>
+        <w:t>timing-based ingestion pipeline natively hosted on the DRAC High-Performance Computing (HPC)</w:t>
+      </w:r>
+      <w:r>
+        <w:t xml:space="preserve"> cluster. The end state is a fully automated system that validates OHLCV (Open, High, Low, Close, Volume) data and stores it in a PostgreSQL 16 database. By executing transformations directly in user-space via </w:t>
+      </w:r>
+      <w:r>
+        <w:t xml:space="preserve">optimized SQL procedures, this architecture provides the </w:t>
       </w:r>
       <w:proofErr w:type="spellStart"/>
       <w:r>
@@ -1516,7 +1565,7 @@
       </w:r>
       <w:proofErr w:type="spellEnd"/>
       <w:r>
-        <w:t xml:space="preserve"> system with a "source of truth" for training models to predict future stock values.</w:t>
+        <w:t xml:space="preserve"> system with a “source of truth” for training models to predict future stock values.</w:t>
       </w:r>
     </w:p>
     <w:p/>
@@ -1534,7 +1583,8 @@
           <w:szCs w:val="24"/>
         </w:rPr>
       </w:pPr>
-      <w:bookmarkStart w:id="3" w:name="_Toc224909760"/>
+      <w:bookmarkStart w:id="6" w:name="_Toc224909760"/>
+      <w:bookmarkStart w:id="7" w:name="_Toc226371959"/>
       <w:r>
         <w:rPr>
           <w:rFonts w:asciiTheme="minorHAnsi" w:hAnsiTheme="minorHAnsi"/>
@@ -1543,7 +1593,8 @@
         </w:rPr>
         <w:t>Justification</w:t>
       </w:r>
-      <w:bookmarkEnd w:id="3"/>
+      <w:bookmarkEnd w:id="6"/>
+      <w:bookmarkEnd w:id="7"/>
     </w:p>
     <w:p>
       <w:pPr>
@@ -1558,21 +1609,57 @@
       </w:r>
       <w:proofErr w:type="gramEnd"/>
       <w:r>
-        <w:t xml:space="preserve"> isolation (Development, Test, and Production) and data integrity. By implementing </w:t>
-      </w:r>
-      <w:proofErr w:type="spellStart"/>
-      <w:r>
-        <w:t>pgBackRest</w:t>
-      </w:r>
-      <w:proofErr w:type="spellEnd"/>
-      <w:r>
-        <w:t xml:space="preserve"> and a Raspberry Pi off-site backup, the team mitigates the risk of total data loss in the school lab environment.</w:t>
+        <w:t xml:space="preserve"> isolation (Development, Test, and Production) and data integrity.</w:t>
+      </w:r>
+      <w:r>
+        <w:t xml:space="preserve"> By pivoting from local school hardware to the DRAC supercomputing infrastructure, the project </w:t>
+      </w:r>
+      <w:r>
+        <w:t xml:space="preserve">mitigates the risk of total data loss in the school lab environment. </w:t>
+      </w:r>
+      <w:r>
+        <w:t xml:space="preserve">Additionally, </w:t>
+      </w:r>
+      <w:r>
+        <w:t xml:space="preserve">the implementation of </w:t>
+      </w:r>
+      <w:r>
+        <w:t xml:space="preserve">a three-tier Data Engineering Quality Assurance (QA) testing suite mathematically guarantees the integrity of the data before it reaches the </w:t>
+      </w:r>
+      <w:r>
+        <w:t xml:space="preserve">downstream </w:t>
+      </w:r>
+      <w:r>
+        <w:t>predictive models</w:t>
+      </w:r>
+      <w:r>
+        <w:t>.</w:t>
       </w:r>
     </w:p>
     <w:p>
       <w:pPr>
         <w:ind w:left="720"/>
       </w:pPr>
+    </w:p>
+    <w:p>
+      <w:pPr>
+        <w:rPr>
+          <w:rFonts w:eastAsia="Times New Roman" w:cs="Times New Roman"/>
+          <w:b/>
+          <w:smallCaps/>
+          <w:sz w:val="28"/>
+          <w:szCs w:val="28"/>
+        </w:rPr>
+      </w:pPr>
+      <w:bookmarkStart w:id="8" w:name="_Toc224909761"/>
+      <w:r>
+        <w:rPr>
+          <w:smallCaps/>
+          <w:sz w:val="28"/>
+          <w:szCs w:val="28"/>
+        </w:rPr>
+        <w:br w:type="page"/>
+      </w:r>
     </w:p>
     <w:p>
       <w:pPr>
@@ -1589,7 +1676,7 @@
           <w:szCs w:val="28"/>
         </w:rPr>
       </w:pPr>
-      <w:bookmarkStart w:id="4" w:name="_Toc224909761"/>
+      <w:bookmarkStart w:id="9" w:name="_Toc226371960"/>
       <w:r>
         <w:rPr>
           <w:rFonts w:asciiTheme="minorHAnsi" w:hAnsiTheme="minorHAnsi"/>
@@ -1597,15 +1684,17 @@
           <w:sz w:val="28"/>
           <w:szCs w:val="28"/>
         </w:rPr>
+        <w:lastRenderedPageBreak/>
         <w:t>Business Case Analysis Team</w:t>
       </w:r>
-      <w:bookmarkEnd w:id="4"/>
+      <w:bookmarkEnd w:id="8"/>
+      <w:bookmarkEnd w:id="9"/>
     </w:p>
     <w:p>
       <w:pPr>
         <w:ind w:left="360"/>
       </w:pPr>
-      <w:bookmarkStart w:id="5" w:name="_Toc261333351"/>
+      <w:bookmarkStart w:id="10" w:name="_Toc261333351"/>
     </w:p>
     <w:p>
       <w:pPr>
@@ -2019,7 +2108,6 @@
               <w:rPr>
                 <w:rFonts w:asciiTheme="minorHAnsi" w:hAnsiTheme="minorHAnsi"/>
               </w:rPr>
-              <w:lastRenderedPageBreak/>
               <w:t>Programmer</w:t>
             </w:r>
           </w:p>
@@ -2065,7 +2153,7 @@
           </w:p>
         </w:tc>
       </w:tr>
-      <w:bookmarkEnd w:id="5"/>
+      <w:bookmarkEnd w:id="10"/>
     </w:tbl>
     <w:p/>
     <w:p>
@@ -2083,7 +2171,8 @@
           <w:szCs w:val="28"/>
         </w:rPr>
       </w:pPr>
-      <w:bookmarkStart w:id="6" w:name="_Toc224909762"/>
+      <w:bookmarkStart w:id="11" w:name="_Toc224909762"/>
+      <w:bookmarkStart w:id="12" w:name="_Toc226371961"/>
       <w:r>
         <w:rPr>
           <w:rFonts w:asciiTheme="minorHAnsi" w:hAnsiTheme="minorHAnsi"/>
@@ -2093,7 +2182,8 @@
         </w:rPr>
         <w:t>Project Overview</w:t>
       </w:r>
-      <w:bookmarkEnd w:id="6"/>
+      <w:bookmarkEnd w:id="11"/>
+      <w:bookmarkEnd w:id="12"/>
     </w:p>
     <w:p>
       <w:pPr>
@@ -2116,8 +2206,9 @@
           <w:szCs w:val="24"/>
         </w:rPr>
       </w:pPr>
-      <w:bookmarkStart w:id="7" w:name="_Toc261333355"/>
-      <w:bookmarkStart w:id="8" w:name="_Toc224909763"/>
+      <w:bookmarkStart w:id="13" w:name="_Toc261333355"/>
+      <w:bookmarkStart w:id="14" w:name="_Toc224909763"/>
+      <w:bookmarkStart w:id="15" w:name="_Toc226371962"/>
       <w:r>
         <w:rPr>
           <w:rFonts w:asciiTheme="minorHAnsi" w:hAnsiTheme="minorHAnsi"/>
@@ -2126,7 +2217,7 @@
         </w:rPr>
         <w:t xml:space="preserve">Project </w:t>
       </w:r>
-      <w:bookmarkEnd w:id="7"/>
+      <w:bookmarkEnd w:id="13"/>
       <w:r>
         <w:rPr>
           <w:rFonts w:asciiTheme="minorHAnsi" w:hAnsiTheme="minorHAnsi"/>
@@ -2135,7 +2226,8 @@
         </w:rPr>
         <w:t>Description</w:t>
       </w:r>
-      <w:bookmarkEnd w:id="8"/>
+      <w:bookmarkEnd w:id="14"/>
+      <w:bookmarkEnd w:id="15"/>
     </w:p>
     <w:p>
       <w:pPr>
@@ -2144,13 +2236,11 @@
       <w:r>
         <w:t xml:space="preserve">The project involves a </w:t>
       </w:r>
-      <w:proofErr w:type="spellStart"/>
-      <w:r>
-        <w:t>FastAPI</w:t>
-      </w:r>
-      <w:proofErr w:type="spellEnd"/>
-      <w:r>
-        <w:t>-based ingestion service that processes POST requests from the Data Collection team. It utilizes a PostgreSQL 16 backend with a Star Schema (Fact/Dimension tables) to organize financial data and economic proxies.</w:t>
+      <w:r>
+        <w:t xml:space="preserve">database-centric pipeline utilizing Bash scripting and native PostgreSQL 16 stored procedures. Operating directly within the user-space of the DRAC HPC cluster, the system executes high-performance SQL transformations to ingest, validate, and engineer market data. It organizes this data into a Star Schema (Fact/Dimension tables), providing an optimized, query-ready foundation of financial data </w:t>
+      </w:r>
+      <w:r>
+        <w:t>without the latency of intermediate API layers.</w:t>
       </w:r>
     </w:p>
     <w:p>
@@ -2172,7 +2262,8 @@
           <w:szCs w:val="24"/>
         </w:rPr>
       </w:pPr>
-      <w:bookmarkStart w:id="9" w:name="_Toc224909764"/>
+      <w:bookmarkStart w:id="16" w:name="_Toc224909764"/>
+      <w:bookmarkStart w:id="17" w:name="_Toc226371963"/>
       <w:r>
         <w:rPr>
           <w:rFonts w:asciiTheme="minorHAnsi" w:hAnsiTheme="minorHAnsi"/>
@@ -2181,7 +2272,8 @@
         </w:rPr>
         <w:t>Goals and Objectives</w:t>
       </w:r>
-      <w:bookmarkEnd w:id="9"/>
+      <w:bookmarkEnd w:id="16"/>
+      <w:bookmarkEnd w:id="17"/>
     </w:p>
     <w:p>
       <w:pPr>
@@ -2204,19 +2296,7 @@
         </w:numPr>
       </w:pPr>
       <w:r>
-        <w:t>Data Transformation: Transform raw data into pre-calculated features for ML queries.</w:t>
-      </w:r>
-    </w:p>
-    <w:p>
-      <w:pPr>
-        <w:pStyle w:val="ListParagraph"/>
-        <w:numPr>
-          <w:ilvl w:val="0"/>
-          <w:numId w:val="10"/>
-        </w:numPr>
-      </w:pPr>
-      <w:r>
-        <w:t>Resilience: Automate local and off-site backups with Point-In-Time Recovery (PITR).</w:t>
+        <w:t>Data Transformation: Transform raw data into calculated features for ML queries.</w:t>
       </w:r>
     </w:p>
     <w:p>
@@ -2256,7 +2336,8 @@
           <w:szCs w:val="24"/>
         </w:rPr>
       </w:pPr>
-      <w:bookmarkStart w:id="10" w:name="_Toc224909765"/>
+      <w:bookmarkStart w:id="18" w:name="_Toc224909765"/>
+      <w:bookmarkStart w:id="19" w:name="_Toc226371964"/>
       <w:r>
         <w:rPr>
           <w:rFonts w:asciiTheme="minorHAnsi" w:hAnsiTheme="minorHAnsi"/>
@@ -2265,7 +2346,8 @@
         </w:rPr>
         <w:t>Project Assumptions</w:t>
       </w:r>
-      <w:bookmarkEnd w:id="10"/>
+      <w:bookmarkEnd w:id="18"/>
+      <w:bookmarkEnd w:id="19"/>
     </w:p>
     <w:p>
       <w:pPr>
@@ -2298,15 +2380,17 @@
         </w:tabs>
       </w:pPr>
       <w:r>
-        <w:t xml:space="preserve">Training and Competency: All project staff and maintainers are assumed to be trained in their respective tasks, including data entry, </w:t>
-      </w:r>
-      <w:proofErr w:type="spellStart"/>
-      <w:r>
-        <w:t>FastAPI</w:t>
-      </w:r>
-      <w:proofErr w:type="spellEnd"/>
-      <w:r>
-        <w:t xml:space="preserve"> management, and PostgreSQL reporting.</w:t>
+        <w:rPr>
+          <w:b/>
+          <w:bCs/>
+        </w:rPr>
+        <w:t>Computer Availability:</w:t>
+      </w:r>
+      <w:r>
+        <w:t xml:space="preserve"> The project assumes consistent uptime and </w:t>
+      </w:r>
+      <w:r>
+        <w:t>job-scheduling availability within the DRAC HPC environment.</w:t>
       </w:r>
     </w:p>
     <w:p>
@@ -2321,7 +2405,15 @@
         </w:tabs>
       </w:pPr>
       <w:r>
-        <w:t>Funding Availability: It is assumed that necessary funding is secured for the procurement of required hardware (such as the Raspberry Pi 5 and 2TB storage) and any software licensing.</w:t>
+        <w:rPr>
+          <w:b/>
+          <w:bCs/>
+        </w:rPr>
+        <w:lastRenderedPageBreak/>
+        <w:t>Storage Quotas:</w:t>
+      </w:r>
+      <w:r>
+        <w:t xml:space="preserve"> It is assumed that the data warehouse will remain within the allocated user-space storage limits provided by the cluster, and that these academic quotas will not be unexpectedly reduced.</w:t>
       </w:r>
     </w:p>
     <w:p>
@@ -2336,7 +2428,17 @@
         </w:tabs>
       </w:pPr>
       <w:r>
-        <w:t>Infrastructure Support: Department heads and lab technicians will provide the necessary network and infrastructure support, particularly regarding VPN configurations and subnet adjustments.</w:t>
+        <w:rPr>
+          <w:b/>
+          <w:bCs/>
+        </w:rPr>
+        <w:t>Data Consistency:</w:t>
+      </w:r>
+      <w:r>
+        <w:t xml:space="preserve"> It is assumed</w:t>
+      </w:r>
+      <w:r>
+        <w:t xml:space="preserve"> that the Data Collection team will provide a consistent “source of truth” for OHLCV data that conforms to the expected schemas processed by the staging environment.</w:t>
       </w:r>
     </w:p>
     <w:p>
@@ -2351,7 +2453,17 @@
         </w:tabs>
       </w:pPr>
       <w:r>
-        <w:t>Executive Backing: The project operates under the assumption of continued executive-level support and approval from the project sponsors.</w:t>
+        <w:rPr>
+          <w:b/>
+          <w:bCs/>
+        </w:rPr>
+        <w:t>Training and Competency:</w:t>
+      </w:r>
+      <w:r>
+        <w:t xml:space="preserve"> All project staff and maintainers are assumed to be trained in their respective tasks, </w:t>
+      </w:r>
+      <w:r>
+        <w:t>particularly regarding PostgreSQL database administration, SQL optimization, and Bash scripting within an HPC environment.</w:t>
       </w:r>
     </w:p>
     <w:p>
@@ -2366,15 +2478,14 @@
         </w:tabs>
       </w:pPr>
       <w:r>
-        <w:t xml:space="preserve">Data Consistency: It is assumed that the Data Collection team will provide a consistent "source of truth" for OHLCV data that matches the validation logic within the </w:t>
-      </w:r>
-      <w:proofErr w:type="spellStart"/>
-      <w:r>
-        <w:t>FastAPI</w:t>
-      </w:r>
-      <w:proofErr w:type="spellEnd"/>
-      <w:r>
-        <w:t xml:space="preserve"> ingestion services.</w:t>
+        <w:rPr>
+          <w:b/>
+          <w:bCs/>
+        </w:rPr>
+        <w:t>Funding Availability:</w:t>
+      </w:r>
+      <w:r>
+        <w:t xml:space="preserve"> It is assumed that necessary funding is secured for the procurement of required hardware (such as the Raspberry Pi 5 and 2TB storage) and any software licensing.</w:t>
       </w:r>
     </w:p>
     <w:p>
@@ -2389,18 +2500,55 @@
         </w:tabs>
       </w:pPr>
       <w:r>
-        <w:t>Connectivity: The off-site backup strategy assumes a persistent and reliable OpenVPN connection between the Oracle Linux VM and the Raspberry Pi.</w:t>
-      </w:r>
-    </w:p>
-    <w:p>
-      <w:pPr>
-        <w:ind w:left="810"/>
-      </w:pPr>
-    </w:p>
-    <w:p>
-      <w:pPr>
-        <w:ind w:left="810"/>
-      </w:pPr>
+        <w:rPr>
+          <w:b/>
+          <w:bCs/>
+        </w:rPr>
+        <w:t>Infrastructure Support:</w:t>
+      </w:r>
+      <w:r>
+        <w:t xml:space="preserve"> </w:t>
+      </w:r>
+      <w:r>
+        <w:t>It is assumed that d</w:t>
+      </w:r>
+      <w:r>
+        <w:t>epartment heads and lab technicians will provide the necessary network and infrastructure support</w:t>
+      </w:r>
+      <w:r>
+        <w:t xml:space="preserve"> during development</w:t>
+      </w:r>
+      <w:r>
+        <w:t>.</w:t>
+      </w:r>
+    </w:p>
+    <w:p>
+      <w:pPr>
+        <w:pStyle w:val="ListParagraph"/>
+        <w:numPr>
+          <w:ilvl w:val="0"/>
+          <w:numId w:val="10"/>
+        </w:numPr>
+        <w:tabs>
+          <w:tab w:val="left" w:pos="90"/>
+        </w:tabs>
+      </w:pPr>
+      <w:r>
+        <w:rPr>
+          <w:b/>
+          <w:bCs/>
+        </w:rPr>
+        <w:t>Executive Backing:</w:t>
+      </w:r>
+      <w:r>
+        <w:t xml:space="preserve"> The project operates under the assumption of continued executive-level support and approval from the project sponsors</w:t>
+      </w:r>
+      <w:r>
+        <w:t xml:space="preserve"> and college faculty</w:t>
+      </w:r>
+      <w:r>
+        <w:t>.</w:t>
+      </w:r>
     </w:p>
     <w:p>
       <w:pPr>
@@ -2432,7 +2580,8 @@
           <w:szCs w:val="28"/>
         </w:rPr>
       </w:pPr>
-      <w:bookmarkStart w:id="11" w:name="_Toc224909766"/>
+      <w:bookmarkStart w:id="20" w:name="_Toc224909766"/>
+      <w:bookmarkStart w:id="21" w:name="_Toc226371965"/>
       <w:r>
         <w:rPr>
           <w:rFonts w:asciiTheme="minorHAnsi" w:hAnsiTheme="minorHAnsi"/>
@@ -2442,7 +2591,8 @@
         </w:rPr>
         <w:t>Strategic Alignment</w:t>
       </w:r>
-      <w:bookmarkEnd w:id="11"/>
+      <w:bookmarkEnd w:id="20"/>
+      <w:bookmarkEnd w:id="21"/>
     </w:p>
     <w:p>
       <w:pPr>
@@ -2574,7 +2724,39 @@
               <w:rPr>
                 <w:lang w:val="en-CA"/>
               </w:rPr>
-              <w:t>Separate prod, dev, and test databases ensure stability during updates.</w:t>
+              <w:t xml:space="preserve">Schema separation (staging, </w:t>
+            </w:r>
+            <w:proofErr w:type="spellStart"/>
+            <w:r>
+              <w:rPr>
+                <w:lang w:val="en-CA"/>
+              </w:rPr>
+              <w:t>dw</w:t>
+            </w:r>
+            <w:proofErr w:type="spellEnd"/>
+            <w:r>
+              <w:rPr>
+                <w:lang w:val="en-CA"/>
+              </w:rPr>
+              <w:t>, star, ml) and transactional</w:t>
+            </w:r>
+            <w:r>
+              <w:rPr>
+                <w:lang w:val="en-CA"/>
+              </w:rPr>
+              <w:t xml:space="preserve"> black-box</w:t>
+            </w:r>
+            <w:r>
+              <w:rPr>
+                <w:lang w:val="en-CA"/>
+              </w:rPr>
+              <w:t xml:space="preserve"> </w:t>
+            </w:r>
+            <w:r>
+              <w:rPr>
+                <w:lang w:val="en-CA"/>
+              </w:rPr>
+              <w:t>testing ensure that pipeline logic can be developed and tested without ever threatening the stability of the production database.</w:t>
             </w:r>
           </w:p>
         </w:tc>
@@ -2599,7 +2781,7 @@
               <w:rPr>
                 <w:rFonts w:asciiTheme="minorHAnsi" w:hAnsiTheme="minorHAnsi"/>
               </w:rPr>
-              <w:t>Automated Recovery</w:t>
+              <w:t>Enterprise Reliability &amp; Data Integrity</w:t>
             </w:r>
           </w:p>
         </w:tc>
@@ -2615,19 +2797,17 @@
                 <w:lang w:val="en-CA"/>
               </w:rPr>
             </w:pPr>
-            <w:proofErr w:type="spellStart"/>
             <w:r>
               <w:rPr>
                 <w:lang w:val="en-CA"/>
               </w:rPr>
-              <w:t>pgBackRest</w:t>
-            </w:r>
-            <w:proofErr w:type="spellEnd"/>
+              <w:t xml:space="preserve">By leveraging DRAC’s infrastructure, hardware failure risks are </w:t>
+            </w:r>
             <w:r>
               <w:rPr>
                 <w:lang w:val="en-CA"/>
               </w:rPr>
-              <w:t xml:space="preserve"> manages WAL archiving and daily incremental backups.</w:t>
+              <w:t>drastically reduced. Additionally, the automated QA test suite physically blocks mathematically impossible or orphaned data from ever entering the warehouse.</w:t>
             </w:r>
           </w:p>
         </w:tc>
@@ -2672,27 +2852,82 @@
               <w:rPr>
                 <w:lang w:val="en-CA"/>
               </w:rPr>
-              <w:t xml:space="preserve">The </w:t>
+              <w:t xml:space="preserve">Time-series features (rolling SMAs, price lags, overnight gaps) are engineered natively within PostgreSQL. The pipeline enforces </w:t>
+            </w:r>
+            <w:r>
+              <w:rPr>
+                <w:lang w:val="en-CA"/>
+              </w:rPr>
+              <w:t xml:space="preserve">strict data “warmup” rules, providing the </w:t>
             </w:r>
             <w:proofErr w:type="spellStart"/>
             <w:r>
               <w:rPr>
                 <w:lang w:val="en-CA"/>
               </w:rPr>
-              <w:t>fact_model_features</w:t>
+              <w:t>downstread</w:t>
             </w:r>
             <w:proofErr w:type="spellEnd"/>
             <w:r>
               <w:rPr>
                 <w:lang w:val="en-CA"/>
               </w:rPr>
-              <w:t xml:space="preserve"> table stores one-hot encoded temporal and sector data for immediate ML use</w:t>
+              <w:t xml:space="preserve"> </w:t>
+            </w:r>
+            <w:proofErr w:type="spellStart"/>
+            <w:r>
+              <w:rPr>
+                <w:lang w:val="en-CA"/>
+              </w:rPr>
+              <w:t>XGBoost</w:t>
+            </w:r>
+            <w:proofErr w:type="spellEnd"/>
+            <w:r>
+              <w:rPr>
+                <w:lang w:val="en-CA"/>
+              </w:rPr>
+              <w:t xml:space="preserve"> models with a formatted feature matrix without </w:t>
+            </w:r>
+            <w:proofErr w:type="gramStart"/>
+            <w:r>
+              <w:rPr>
+                <w:lang w:val="en-CA"/>
+              </w:rPr>
+              <w:t>null-poisoning</w:t>
+            </w:r>
+            <w:proofErr w:type="gramEnd"/>
+            <w:r>
+              <w:rPr>
+                <w:lang w:val="en-CA"/>
+              </w:rPr>
+              <w:t>.</w:t>
             </w:r>
           </w:p>
         </w:tc>
       </w:tr>
     </w:tbl>
     <w:p/>
+    <w:p>
+      <w:pPr>
+        <w:rPr>
+          <w:rFonts w:eastAsia="Times New Roman" w:cs="Times New Roman"/>
+          <w:b/>
+          <w:smallCaps/>
+          <w:sz w:val="28"/>
+          <w:szCs w:val="28"/>
+        </w:rPr>
+      </w:pPr>
+      <w:bookmarkStart w:id="22" w:name="_Toc224909767"/>
+      <w:bookmarkStart w:id="23" w:name="_Toc226371966"/>
+      <w:r>
+        <w:rPr>
+          <w:smallCaps/>
+          <w:sz w:val="28"/>
+          <w:szCs w:val="28"/>
+        </w:rPr>
+        <w:br w:type="page"/>
+      </w:r>
+    </w:p>
     <w:p>
       <w:pPr>
         <w:pStyle w:val="Heading1"/>
@@ -2708,7 +2943,6 @@
           <w:szCs w:val="28"/>
         </w:rPr>
       </w:pPr>
-      <w:bookmarkStart w:id="12" w:name="_Toc224909767"/>
       <w:r>
         <w:rPr>
           <w:rFonts w:asciiTheme="minorHAnsi" w:hAnsiTheme="minorHAnsi"/>
@@ -2716,6 +2950,7 @@
           <w:sz w:val="28"/>
           <w:szCs w:val="28"/>
         </w:rPr>
+        <w:lastRenderedPageBreak/>
         <w:t>Cost Benefit Analysis</w:t>
       </w:r>
       <w:r>
@@ -2727,7 +2962,8 @@
         </w:rPr>
         <w:t xml:space="preserve"> / Alternatives Analysis</w:t>
       </w:r>
-      <w:bookmarkEnd w:id="12"/>
+      <w:bookmarkEnd w:id="22"/>
+      <w:bookmarkEnd w:id="23"/>
     </w:p>
     <w:p>
       <w:pPr>
@@ -2738,7 +2974,16 @@
         </w:numPr>
       </w:pPr>
       <w:r>
-        <w:t xml:space="preserve">Status Quo: Doing nothing results in a high risk of data loss and lacks the structured formatting required for </w:t>
+        <w:t>Status Quo: Doing nothing results in a high risk of data loss</w:t>
+      </w:r>
+      <w:r>
+        <w:t xml:space="preserve">, relies on </w:t>
+      </w:r>
+      <w:r>
+        <w:t>local college lab networks,</w:t>
+      </w:r>
+      <w:r>
+        <w:t xml:space="preserve"> and lacks the structured formatting required for </w:t>
       </w:r>
       <w:proofErr w:type="spellStart"/>
       <w:r>
@@ -2748,11 +2993,6 @@
       <w:r>
         <w:t xml:space="preserve"> training.</w:t>
       </w:r>
-    </w:p>
-    <w:p>
-      <w:pPr>
-        <w:ind w:left="360"/>
-      </w:pPr>
     </w:p>
     <w:p>
       <w:pPr>
@@ -2763,12 +3003,63 @@
         </w:numPr>
       </w:pPr>
       <w:r>
-        <w:t>Internal Development: Selected because expertise exists in-house and allows for custom integration with the Raspberry Pi off-site storage solution.</w:t>
+        <w:t xml:space="preserve">Bare-Metal HPC Migration (Selected): </w:t>
+      </w:r>
+      <w:r>
+        <w:t xml:space="preserve">By migrating to the DRAC cluster, the project secured enterprise-grade compute power and storage. This eliminates physical hardware procurement and maintenance while providing </w:t>
+      </w:r>
+      <w:r>
+        <w:t>exceptional processing speed and industrial-grade data security.</w:t>
+      </w:r>
+    </w:p>
+    <w:p>
+      <w:pPr>
+        <w:pStyle w:val="ListParagraph"/>
+        <w:numPr>
+          <w:ilvl w:val="0"/>
+          <w:numId w:val="10"/>
+        </w:numPr>
+      </w:pPr>
+      <w:r>
+        <w:t>Commercial Cloud Deployment (Alternative</w:t>
+      </w:r>
+      <w:r>
+        <w:t>): Hosting the data warehouse on cloud computing was considered but ultimately rejected due to the prohibitive recurring monthly costs for resources.</w:t>
+      </w:r>
+    </w:p>
+    <w:p>
+      <w:pPr>
+        <w:pStyle w:val="ListParagraph"/>
+        <w:numPr>
+          <w:ilvl w:val="0"/>
+          <w:numId w:val="10"/>
+        </w:numPr>
+      </w:pPr>
+      <w:r>
+        <w:t>Loca</w:t>
+      </w:r>
+      <w:r>
+        <w:t>l</w:t>
+      </w:r>
+      <w:r>
+        <w:t xml:space="preserve"> Hardware Development (Alternative): </w:t>
+      </w:r>
+      <w:r>
+        <w:t>The original plan to build a custom off-site backup network utilizing Raspberry Pi hardware and OpenVPN tunnels was rejected due to the high single-points-of-failure</w:t>
+      </w:r>
+      <w:r>
+        <w:t xml:space="preserve"> and</w:t>
+      </w:r>
+      <w:r>
+        <w:t xml:space="preserve"> lab network latency</w:t>
+      </w:r>
+      <w:r>
+        <w:t>.</w:t>
       </w:r>
     </w:p>
     <w:sectPr>
-      <w:headerReference w:type="default" r:id="rId7"/>
-      <w:footerReference w:type="default" r:id="rId8"/>
+      <w:headerReference w:type="default" r:id="rId8"/>
+      <w:footerReference w:type="default" r:id="rId9"/>
       <w:pgSz w:w="12240" w:h="15840"/>
       <w:pgMar w:top="2601" w:right="1440" w:bottom="1440" w:left="1440" w:header="720" w:footer="720" w:gutter="0"/>
       <w:cols w:space="720"/>
@@ -2817,73 +3108,6 @@
         <w:pPr>
           <w:pStyle w:val="Footer"/>
         </w:pPr>
-        <w:r>
-          <w:rPr>
-            <w:noProof/>
-          </w:rPr>
-          <w:drawing>
-            <wp:anchor distT="0" distB="0" distL="114300" distR="114300" simplePos="0" relativeHeight="251660288" behindDoc="1" locked="0" layoutInCell="1" allowOverlap="1" wp14:anchorId="54C5CD0E" wp14:editId="01BED793">
-              <wp:simplePos x="0" y="0"/>
-              <wp:positionH relativeFrom="column">
-                <wp:posOffset>4218305</wp:posOffset>
-              </wp:positionH>
-              <wp:positionV relativeFrom="paragraph">
-                <wp:posOffset>-3000375</wp:posOffset>
-              </wp:positionV>
-              <wp:extent cx="2640194" cy="3829633"/>
-              <wp:effectExtent l="0" t="0" r="8255" b="0"/>
-              <wp:wrapNone/>
-              <wp:docPr id="2" name="Picture 2" descr="../Desktop/WorkFiles/Project%20Management%20Docs/Branding/PMD-Branding-1217-Logo-Icon-SingleColor-WaterMark.png"/>
-              <wp:cNvGraphicFramePr>
-                <a:graphicFrameLocks xmlns:a="http://schemas.openxmlformats.org/drawingml/2006/main" noChangeAspect="1"/>
-              </wp:cNvGraphicFramePr>
-              <a:graphic xmlns:a="http://schemas.openxmlformats.org/drawingml/2006/main">
-                <a:graphicData uri="http://schemas.openxmlformats.org/drawingml/2006/picture">
-                  <pic:pic xmlns:pic="http://schemas.openxmlformats.org/drawingml/2006/picture">
-                    <pic:nvPicPr>
-                      <pic:cNvPr id="0" name="Picture 1" descr="../Desktop/WorkFiles/Project%20Management%20Docs/Branding/PMD-Branding-1217-Logo-Icon-SingleColor-WaterMark.png"/>
-                      <pic:cNvPicPr>
-                        <a:picLocks noChangeAspect="1" noChangeArrowheads="1"/>
-                      </pic:cNvPicPr>
-                    </pic:nvPicPr>
-                    <pic:blipFill>
-                      <a:blip r:embed="rId1">
-                        <a:extLst>
-                          <a:ext uri="{28A0092B-C50C-407E-A947-70E740481C1C}">
-                            <a14:useLocalDpi xmlns:a14="http://schemas.microsoft.com/office/drawing/2010/main" val="0"/>
-                          </a:ext>
-                        </a:extLst>
-                      </a:blip>
-                      <a:srcRect/>
-                      <a:stretch>
-                        <a:fillRect/>
-                      </a:stretch>
-                    </pic:blipFill>
-                    <pic:spPr bwMode="auto">
-                      <a:xfrm>
-                        <a:off x="0" y="0"/>
-                        <a:ext cx="2640194" cy="3829633"/>
-                      </a:xfrm>
-                      <a:prstGeom prst="rect">
-                        <a:avLst/>
-                      </a:prstGeom>
-                      <a:noFill/>
-                      <a:ln>
-                        <a:noFill/>
-                      </a:ln>
-                    </pic:spPr>
-                  </pic:pic>
-                </a:graphicData>
-              </a:graphic>
-              <wp14:sizeRelH relativeFrom="page">
-                <wp14:pctWidth>0</wp14:pctWidth>
-              </wp14:sizeRelH>
-              <wp14:sizeRelV relativeFrom="page">
-                <wp14:pctHeight>0</wp14:pctHeight>
-              </wp14:sizeRelV>
-            </wp:anchor>
-          </w:drawing>
-        </w:r>
         <w:r>
           <w:fldChar w:fldCharType="begin"/>
         </w:r>
@@ -4860,6 +5084,7 @@
   <w:style w:type="character" w:default="1" w:styleId="DefaultParagraphFont">
     <w:name w:val="Default Paragraph Font"/>
     <w:uiPriority w:val="1"/>
+    <w:semiHidden/>
     <w:unhideWhenUsed/>
   </w:style>
   <w:style w:type="table" w:default="1" w:styleId="TableNormal">
@@ -5086,6 +5311,28 @@
       <w:szCs w:val="28"/>
       <w:lang w:val="en-CA"/>
       <w14:ligatures w14:val="standardContextual"/>
+    </w:rPr>
+  </w:style>
+  <w:style w:type="paragraph" w:styleId="TOCHeading">
+    <w:name w:val="TOC Heading"/>
+    <w:basedOn w:val="Heading1"/>
+    <w:next w:val="Normal"/>
+    <w:uiPriority w:val="39"/>
+    <w:unhideWhenUsed/>
+    <w:qFormat/>
+    <w:rsid w:val="004A1B37"/>
+    <w:pPr>
+      <w:keepLines/>
+      <w:spacing w:before="240" w:line="259" w:lineRule="auto"/>
+      <w:jc w:val="left"/>
+      <w:outlineLvl w:val="9"/>
+    </w:pPr>
+    <w:rPr>
+      <w:rFonts w:asciiTheme="majorHAnsi" w:eastAsiaTheme="majorEastAsia" w:hAnsiTheme="majorHAnsi" w:cstheme="majorBidi"/>
+      <w:b w:val="0"/>
+      <w:color w:val="2F5496" w:themeColor="accent1" w:themeShade="BF"/>
+      <w:sz w:val="32"/>
+      <w:szCs w:val="32"/>
     </w:rPr>
   </w:style>
 </w:styles>
@@ -5350,4 +5597,16 @@
     </a:ext>
   </a:extLst>
 </a:theme>
+</file>
+
+<file path=customXml/item1.xml><?xml version="1.0" encoding="utf-8"?>
+<b:Sources xmlns:b="http://schemas.openxmlformats.org/officeDocument/2006/bibliography" xmlns="http://schemas.openxmlformats.org/officeDocument/2006/bibliography" SelectedStyle="\APASixthEditionOfficeOnline.xsl" StyleName="APA" Version="6"/>
+</file>
+
+<file path=customXml/itemProps1.xml><?xml version="1.0" encoding="utf-8"?>
+<ds:datastoreItem xmlns:ds="http://schemas.openxmlformats.org/officeDocument/2006/customXml" ds:itemID="{000D37A2-F167-4355-9996-1F045E7C8CCF}">
+  <ds:schemaRefs>
+    <ds:schemaRef ds:uri="http://schemas.openxmlformats.org/officeDocument/2006/bibliography"/>
+  </ds:schemaRefs>
+</ds:datastoreItem>
 </file>